--- a/pr-preview/pr-111/exploratory-descriptive-handout-tracked-changes.docx
+++ b/pr-preview/pr-111/exploratory-descriptive-handout-tracked-changes.docx
@@ -26,11 +26,11 @@
       </w:pPr>
       <w:ins w:id="2" w:author="PR Preview" w:date="2026-01-01T00:00:00Z">
         <w:r>
-          <w:t xml:space="preserve">Last modified: 2026-10-12 15:11:40 (PDT)</w:t>
+          <w:t xml:space="preserve">Last modified: 2026-10-12 15:52:53 (PDT)</w:t>
         </w:r>
       </w:ins>
     </w:p>
-    <w:bookmarkStart w:id="20" w:name="introduction"/>
+    <w:bookmarkStart w:id="24" w:name="introduction"/>
     <w:p>
       <w:pPr>
         <w:pStyle w:val="Heading2"/>
@@ -1924,7 +1924,7 @@
       </w:r>
     </w:p>
     <w:bookmarkEnd w:id="14"/>
-    <w:bookmarkStart w:id="19" w:name="sec-populations-samples"/>
+    <w:bookmarkStart w:id="23" w:name="sec-populations-samples"/>
     <w:p>
       <w:pPr>
         <w:pStyle w:val="Heading3"/>
@@ -1946,7 +1946,7 @@
             <w:b/>
             <w:bCs/>
           </w:rPr>
-          <w:t xml:space="preserve">Definition 1 (Population and population distribution)</w:t>
+          <w:t xml:space="preserve">Definition 1 (Population)</w:t>
         </w:r>
       </w:ins>
       <w:ins w:id="5" w:author="PR Preview" w:date="2026-01-01T00:00:00Z">
@@ -1993,22 +1993,38 @@
           <w:t xml:space="preserve">(people, animals, objects, or events) that a study aims to learn about.</w:t>
         </w:r>
       </w:ins>
+    </w:p>
+    <w:bookmarkEnd w:id="15"/>
+    <w:bookmarkStart w:id="18" w:name="def-population-distribution"/>
+    <w:p>
+      <w:pPr>
+        <w:pStyle w:val="BodyText"/>
+      </w:pPr>
       <w:ins w:id="13" w:author="PR Preview" w:date="2026-01-01T00:00:00Z">
         <w:r>
+          <w:rPr>
+            <w:b/>
+            <w:bCs/>
+          </w:rPr>
+          <w:t xml:space="preserve">Definition 2 (Population distribution)</w:t>
+        </w:r>
+      </w:ins>
+      <w:ins w:id="14" w:author="PR Preview" w:date="2026-01-01T00:00:00Z">
+        <w:r>
           <w:t xml:space="preserve"> </w:t>
         </w:r>
       </w:ins>
-      <w:ins w:id="14" w:author="PR Preview" w:date="2026-01-01T00:00:00Z">
+      <w:ins w:id="15" w:author="PR Preview" w:date="2026-01-01T00:00:00Z">
         <w:r>
           <w:t xml:space="preserve">The</w:t>
         </w:r>
       </w:ins>
-      <w:ins w:id="15" w:author="PR Preview" w:date="2026-01-01T00:00:00Z">
+      <w:ins w:id="16" w:author="PR Preview" w:date="2026-01-01T00:00:00Z">
         <w:r>
           <w:t xml:space="preserve"> </w:t>
         </w:r>
       </w:ins>
-      <w:ins w:id="16" w:author="PR Preview" w:date="2026-01-01T00:00:00Z">
+      <w:ins w:id="17" w:author="PR Preview" w:date="2026-01-01T00:00:00Z">
         <w:r>
           <w:rPr>
             <w:b/>
@@ -2017,17 +2033,17 @@
           <w:t xml:space="preserve">population distribution</w:t>
         </w:r>
       </w:ins>
-      <w:ins w:id="17" w:author="PR Preview" w:date="2026-01-01T00:00:00Z">
+      <w:ins w:id="18" w:author="PR Preview" w:date="2026-01-01T00:00:00Z">
         <w:r>
           <w:t xml:space="preserve"> </w:t>
         </w:r>
       </w:ins>
-      <w:ins w:id="18" w:author="PR Preview" w:date="2026-01-01T00:00:00Z">
+      <w:ins w:id="19" w:author="PR Preview" w:date="2026-01-01T00:00:00Z">
         <w:r>
           <w:t xml:space="preserve">of a variable</w:t>
         </w:r>
       </w:ins>
-      <w:ins w:id="19" w:author="PR Preview" w:date="2026-01-01T00:00:00Z">
+      <w:ins w:id="20" w:author="PR Preview" w:date="2026-01-01T00:00:00Z">
         <w:r>
           <w:t xml:space="preserve"> </w:t>
         </w:r>
@@ -2037,54 +2053,149 @@
           <m:t>X</m:t>
         </m:r>
       </m:oMath>
-      <w:ins w:id="20" w:author="PR Preview" w:date="2026-01-01T00:00:00Z">
+      <w:ins w:id="21" w:author="PR Preview" w:date="2026-01-01T00:00:00Z">
         <w:r>
           <w:t xml:space="preserve"> </w:t>
         </w:r>
       </w:ins>
-      <w:ins w:id="21" w:author="PR Preview" w:date="2026-01-01T00:00:00Z">
-        <w:r>
-          <w:t xml:space="preserve">is its distribution</w:t>
-        </w:r>
-      </w:ins>
       <w:ins w:id="22" w:author="PR Preview" w:date="2026-01-01T00:00:00Z">
         <w:r>
-          <w:t xml:space="preserve"> </w:t>
+          <w:t xml:space="preserve">is the distribution of</w:t>
         </w:r>
       </w:ins>
       <w:ins w:id="23" w:author="PR Preview" w:date="2026-01-01T00:00:00Z">
-        <w:r>
-          <w:t xml:space="preserve">across the units of the population:</w:t>
-        </w:r>
-      </w:ins>
-      <w:ins w:id="24" w:author="PR Preview" w:date="2026-01-01T00:00:00Z">
-        <w:r>
-          <w:t xml:space="preserve"> </w:t>
-        </w:r>
-      </w:ins>
-      <w:ins w:id="25" w:author="PR Preview" w:date="2026-01-01T00:00:00Z">
-        <w:r>
-          <w:t xml:space="preserve">for a unit chosen at random from a finite population of</w:t>
-        </w:r>
-      </w:ins>
-      <w:ins w:id="26" w:author="PR Preview" w:date="2026-01-01T00:00:00Z">
         <w:r>
           <w:t xml:space="preserve"> </w:t>
         </w:r>
       </w:ins>
       <m:oMath>
         <m:r>
-          <m:t>N</m:t>
+          <m:t>X</m:t>
         </m:r>
       </m:oMath>
-      <w:ins w:id="27" w:author="PR Preview" w:date="2026-01-01T00:00:00Z">
+      <w:ins w:id="24" w:author="PR Preview" w:date="2026-01-01T00:00:00Z">
         <w:r>
           <w:t xml:space="preserve"> </w:t>
         </w:r>
       </w:ins>
+      <w:ins w:id="25" w:author="PR Preview" w:date="2026-01-01T00:00:00Z">
+        <w:r>
+          <w:t xml:space="preserve">for a unit</w:t>
+        </w:r>
+      </w:ins>
+      <w:ins w:id="26" w:author="PR Preview" w:date="2026-01-01T00:00:00Z">
+        <w:r>
+          <w:t xml:space="preserve"> </w:t>
+        </w:r>
+      </w:ins>
+      <w:hyperlink r:id="rId16">
+        <w:ins w:id="27" w:author="PR Preview" w:date="2026-01-01T00:00:00Z">
+          <w:r>
+            <w:rPr>
+              <w:rStyle w:val="Hyperlink"/>
+            </w:rPr>
+            <w:t xml:space="preserve">chosen at random</w:t>
+          </w:r>
+        </w:ins>
+      </w:hyperlink>
       <w:ins w:id="28" w:author="PR Preview" w:date="2026-01-01T00:00:00Z">
         <w:r>
-          <w:t xml:space="preserve">units,</w:t>
+          <w:t xml:space="preserve"> </w:t>
+        </w:r>
+      </w:ins>
+      <w:ins w:id="29" w:author="PR Preview" w:date="2026-01-01T00:00:00Z">
+        <w:r>
+          <w:t xml:space="preserve">from a population (</w:t>
+        </w:r>
+      </w:ins>
+      <w:hyperlink w:anchor="def-population">
+        <w:ins w:id="30" w:author="PR Preview" w:date="2026-01-01T00:00:00Z">
+          <w:r>
+            <w:rPr>
+              <w:rStyle w:val="Hyperlink"/>
+            </w:rPr>
+            <w:t xml:space="preserve">Definition 1</w:t>
+          </w:r>
+        </w:ins>
+      </w:hyperlink>
+      <w:ins w:id="31" w:author="PR Preview" w:date="2026-01-01T00:00:00Z">
+        <w:r>
+          <w:t xml:space="preserve">):</w:t>
+        </w:r>
+      </w:ins>
+      <w:ins w:id="32" w:author="PR Preview" w:date="2026-01-01T00:00:00Z">
+        <w:r>
+          <w:t xml:space="preserve"> </w:t>
+        </w:r>
+      </w:ins>
+      <w:ins w:id="33" w:author="PR Preview" w:date="2026-01-01T00:00:00Z">
+        <w:r>
+          <w:t xml:space="preserve">the</w:t>
+        </w:r>
+      </w:ins>
+      <w:ins w:id="34" w:author="PR Preview" w:date="2026-01-01T00:00:00Z">
+        <w:r>
+          <w:t xml:space="preserve"> </w:t>
+        </w:r>
+      </w:ins>
+      <w:hyperlink r:id="rId17">
+        <w:ins w:id="35" w:author="PR Preview" w:date="2026-01-01T00:00:00Z">
+          <w:r>
+            <w:rPr>
+              <w:rStyle w:val="Hyperlink"/>
+            </w:rPr>
+            <w:t xml:space="preserve">probability</w:t>
+          </w:r>
+        </w:ins>
+      </w:hyperlink>
+      <w:ins w:id="36" w:author="PR Preview" w:date="2026-01-01T00:00:00Z">
+        <w:r>
+          <w:t xml:space="preserve"> </w:t>
+        </w:r>
+      </w:ins>
+      <w:ins w:id="37" w:author="PR Preview" w:date="2026-01-01T00:00:00Z">
+        <w:r>
+          <w:t xml:space="preserve">that</w:t>
+        </w:r>
+      </w:ins>
+      <w:ins w:id="38" w:author="PR Preview" w:date="2026-01-01T00:00:00Z">
+        <w:r>
+          <w:t xml:space="preserve"> </w:t>
+        </w:r>
+      </w:ins>
+      <m:oMath>
+        <m:r>
+          <m:t>X</m:t>
+        </m:r>
+      </m:oMath>
+      <w:ins w:id="39" w:author="PR Preview" w:date="2026-01-01T00:00:00Z">
+        <w:r>
+          <w:t xml:space="preserve"> </w:t>
+        </w:r>
+      </w:ins>
+      <w:ins w:id="40" w:author="PR Preview" w:date="2026-01-01T00:00:00Z">
+        <w:r>
+          <w:t xml:space="preserve">falls in a set</w:t>
+        </w:r>
+      </w:ins>
+      <w:ins w:id="41" w:author="PR Preview" w:date="2026-01-01T00:00:00Z">
+        <w:r>
+          <w:t xml:space="preserve"> </w:t>
+        </w:r>
+      </w:ins>
+      <m:oMath>
+        <m:r>
+          <m:t>A</m:t>
+        </m:r>
+      </m:oMath>
+      <w:ins w:id="42" w:author="PR Preview" w:date="2026-01-01T00:00:00Z">
+        <w:r>
+          <w:t xml:space="preserve"> </w:t>
+        </w:r>
+      </w:ins>
+      <w:ins w:id="43" w:author="PR Preview" w:date="2026-01-01T00:00:00Z">
+        <w:r>
+          <w:t xml:space="preserve">is</w:t>
         </w:r>
       </w:ins>
     </w:p>
@@ -2097,6 +2208,43 @@
           <m:jc m:val="center"/>
         </m:oMathParaPr>
         <m:oMath>
+          <m:r>
+            <m:t>P</m:t>
+          </m:r>
+          <m:r>
+            <m:rPr>
+              <m:sty m:val="p"/>
+            </m:rPr>
+            <m:t>(</m:t>
+          </m:r>
+          <m:r>
+            <m:t>A</m:t>
+          </m:r>
+          <m:r>
+            <m:rPr>
+              <m:sty m:val="p"/>
+            </m:rPr>
+            <m:t>)</m:t>
+          </m:r>
+          <m:limUpp>
+            <m:e>
+              <m:r>
+                <m:rPr>
+                  <m:sty m:val="p"/>
+                </m:rPr>
+                <m:t>=</m:t>
+              </m:r>
+            </m:e>
+            <m:lim>
+              <m:r>
+                <m:rPr>
+                  <m:nor/>
+                  <m:sty m:val="p"/>
+                </m:rPr>
+                <m:t>def</m:t>
+              </m:r>
+            </m:lim>
+          </m:limUpp>
           <m:r>
             <m:rPr>
               <m:sty m:val="p"/>
@@ -2127,25 +2275,137 @@
             </m:rPr>
             <m:t>)</m:t>
           </m:r>
-          <m:limUpp>
-            <m:e>
-              <m:r>
-                <m:rPr>
-                  <m:sty m:val="p"/>
-                </m:rPr>
-                <m:t>=</m:t>
-              </m:r>
-            </m:e>
-            <m:lim>
-              <m:r>
-                <m:rPr>
-                  <m:nor/>
-                  <m:sty m:val="p"/>
-                </m:rPr>
-                <m:t>def</m:t>
-              </m:r>
-            </m:lim>
-          </m:limUpp>
+          <m:r>
+            <m:rPr>
+              <m:sty m:val="p"/>
+            </m:rPr>
+            <m:t>,</m:t>
+          </m:r>
+        </m:oMath>
+      </m:oMathPara>
+    </w:p>
+    <w:p>
+      <w:pPr>
+        <w:pStyle w:val="FirstParagraph"/>
+      </w:pPr>
+      <w:ins w:id="44" w:author="PR Preview" w:date="2026-01-01T00:00:00Z">
+        <w:r>
+          <w:t xml:space="preserve">where the probability refers to the random choice of the unit.</w:t>
+        </w:r>
+      </w:ins>
+    </w:p>
+    <w:bookmarkEnd w:id="18"/>
+    <w:p>
+      <w:pPr>
+        <w:pStyle w:val="BodyText"/>
+      </w:pPr>
+      <w:ins w:id="45" w:author="PR Preview" w:date="2026-01-01T00:00:00Z">
+        <w:r>
+          <w:rPr>
+            <w:i/>
+            <w:iCs/>
+          </w:rPr>
+          <w:t xml:space="preserve">Remark</w:t>
+        </w:r>
+      </w:ins>
+      <w:ins w:id="46" w:author="PR Preview" w:date="2026-01-01T00:00:00Z">
+        <w:r>
+          <w:t xml:space="preserve">. </w:t>
+        </w:r>
+      </w:ins>
+      <w:ins w:id="47" w:author="PR Preview" w:date="2026-01-01T00:00:00Z">
+        <w:r>
+          <w:t xml:space="preserve">A population may be finite or infinite.</w:t>
+        </w:r>
+      </w:ins>
+      <w:ins w:id="48" w:author="PR Preview" w:date="2026-01-01T00:00:00Z">
+        <w:r>
+          <w:t xml:space="preserve"> </w:t>
+        </w:r>
+      </w:ins>
+      <w:ins w:id="49" w:author="PR Preview" w:date="2026-01-01T00:00:00Z">
+        <w:r>
+          <w:t xml:space="preserve">For a finite population of</w:t>
+        </w:r>
+      </w:ins>
+      <w:ins w:id="50" w:author="PR Preview" w:date="2026-01-01T00:00:00Z">
+        <w:r>
+          <w:t xml:space="preserve"> </w:t>
+        </w:r>
+      </w:ins>
+      <m:oMath>
+        <m:r>
+          <m:t>N</m:t>
+        </m:r>
+      </m:oMath>
+      <w:ins w:id="51" w:author="PR Preview" w:date="2026-01-01T00:00:00Z">
+        <w:r>
+          <w:t xml:space="preserve"> </w:t>
+        </w:r>
+      </w:ins>
+      <w:ins w:id="52" w:author="PR Preview" w:date="2026-01-01T00:00:00Z">
+        <w:r>
+          <w:t xml:space="preserve">units, the random choice gives each unit probability</w:t>
+        </w:r>
+      </w:ins>
+      <w:ins w:id="53" w:author="PR Preview" w:date="2026-01-01T00:00:00Z">
+        <w:r>
+          <w:t xml:space="preserve"> </w:t>
+        </w:r>
+      </w:ins>
+      <m:oMath>
+        <m:r>
+          <m:t>1</m:t>
+        </m:r>
+        <m:r>
+          <m:rPr>
+            <m:sty m:val="p"/>
+          </m:rPr>
+          <m:t>/</m:t>
+        </m:r>
+        <m:r>
+          <m:t>N</m:t>
+        </m:r>
+      </m:oMath>
+      <w:ins w:id="54" w:author="PR Preview" w:date="2026-01-01T00:00:00Z">
+        <w:r>
+          <w:t xml:space="preserve">, so</w:t>
+        </w:r>
+      </w:ins>
+    </w:p>
+    <w:p>
+      <w:pPr>
+        <w:pStyle w:val="BodyText"/>
+      </w:pPr>
+      <m:oMathPara>
+        <m:oMathParaPr>
+          <m:jc m:val="center"/>
+        </m:oMathParaPr>
+        <m:oMath>
+          <m:r>
+            <m:t>P</m:t>
+          </m:r>
+          <m:r>
+            <m:rPr>
+              <m:sty m:val="p"/>
+            </m:rPr>
+            <m:t>(</m:t>
+          </m:r>
+          <m:r>
+            <m:t>A</m:t>
+          </m:r>
+          <m:r>
+            <m:rPr>
+              <m:sty m:val="p"/>
+            </m:rPr>
+            <m:t>)</m:t>
+          </m:r>
+          <m:r>
+            <m:rPr>
+              <m:sty m:val="p"/>
+            </m:rPr>
+            <m:t>=</m:t>
+          </m:r>
           <m:f>
             <m:fPr>
               <m:type m:val="bar"/>
@@ -2186,37 +2446,169 @@
         </m:oMath>
       </m:oMathPara>
     </w:p>
-    <w:bookmarkEnd w:id="15"/>
-    <w:bookmarkStart w:id="17" w:name="def-sample"/>
     <w:p>
       <w:pPr>
         <w:pStyle w:val="FirstParagraph"/>
       </w:pPr>
-      <w:ins w:id="29" w:author="PR Preview" w:date="2026-01-01T00:00:00Z">
+      <w:ins w:id="55" w:author="PR Preview" w:date="2026-01-01T00:00:00Z">
+        <w:r>
+          <w:t xml:space="preserve">An infinite population, such as all the coin flips a coin could ever produce,</w:t>
+        </w:r>
+      </w:ins>
+      <w:ins w:id="56" w:author="PR Preview" w:date="2026-01-01T00:00:00Z">
+        <w:r>
+          <w:t xml:space="preserve"> </w:t>
+        </w:r>
+      </w:ins>
+      <w:ins w:id="57" w:author="PR Preview" w:date="2026-01-01T00:00:00Z">
+        <w:r>
+          <w:t xml:space="preserve">is described directly by a distribution.</w:t>
+        </w:r>
+      </w:ins>
+      <w:ins w:id="58" w:author="PR Preview" w:date="2026-01-01T00:00:00Z">
+        <w:r>
+          <w:t xml:space="preserve"> </w:t>
+        </w:r>
+      </w:ins>
+      <w:ins w:id="59" w:author="PR Preview" w:date="2026-01-01T00:00:00Z">
+        <w:r>
+          <w:t xml:space="preserve">The population distribution can equally be described by its</w:t>
+        </w:r>
+      </w:ins>
+      <w:ins w:id="60" w:author="PR Preview" w:date="2026-01-01T00:00:00Z">
+        <w:r>
+          <w:t xml:space="preserve"> </w:t>
+        </w:r>
+      </w:ins>
+      <w:ins w:id="61" w:author="PR Preview" w:date="2026-01-01T00:00:00Z">
+        <w:r>
+          <w:t xml:space="preserve">cumulative distribution function</w:t>
+        </w:r>
+      </w:ins>
+      <w:ins w:id="62" w:author="PR Preview" w:date="2026-01-01T00:00:00Z">
+        <w:r>
+          <w:t xml:space="preserve"> </w:t>
+        </w:r>
+      </w:ins>
+      <m:oMath>
+        <m:r>
+          <m:t>F</m:t>
+        </m:r>
+        <m:r>
+          <m:rPr>
+            <m:sty m:val="p"/>
+          </m:rPr>
+          <m:t>(</m:t>
+        </m:r>
+        <m:r>
+          <m:t>t</m:t>
+        </m:r>
+        <m:r>
+          <m:rPr>
+            <m:sty m:val="p"/>
+          </m:rPr>
+          <m:t>)</m:t>
+        </m:r>
+        <m:r>
+          <m:rPr>
+            <m:sty m:val="p"/>
+          </m:rPr>
+          <m:t>=</m:t>
+        </m:r>
+        <m:r>
+          <m:t>P</m:t>
+        </m:r>
+        <m:r>
+          <m:t>​</m:t>
+        </m:r>
+        <m:d>
+          <m:dPr>
+            <m:begChr m:val="("/>
+            <m:sepChr m:val=""/>
+            <m:endChr m:val=")"/>
+            <m:grow/>
+          </m:dPr>
+          <m:e>
+            <m:r>
+              <m:rPr>
+                <m:sty m:val="p"/>
+              </m:rPr>
+              <m:t>(</m:t>
+            </m:r>
+            <m:r>
+              <m:rPr>
+                <m:sty m:val="p"/>
+              </m:rPr>
+              <m:t>−</m:t>
+            </m:r>
+            <m:r>
+              <m:rPr>
+                <m:sty m:val="p"/>
+              </m:rPr>
+              <m:t>∞</m:t>
+            </m:r>
+            <m:r>
+              <m:rPr>
+                <m:sty m:val="p"/>
+              </m:rPr>
+              <m:t>,</m:t>
+            </m:r>
+            <m:r>
+              <m:t>t</m:t>
+            </m:r>
+            <m:r>
+              <m:rPr>
+                <m:sty m:val="p"/>
+              </m:rPr>
+              <m:t>]</m:t>
+            </m:r>
+          </m:e>
+        </m:d>
+        <m:r>
+          <m:t>​</m:t>
+        </m:r>
+      </m:oMath>
+      <w:ins w:id="63" w:author="PR Preview" w:date="2026-01-01T00:00:00Z">
+        <w:r>
+          <w:t xml:space="preserve"> </w:t>
+        </w:r>
+      </w:ins>
+      <w:ins w:id="64" w:author="PR Preview" w:date="2026-01-01T00:00:00Z">
+        <w:r>
+          <w:t xml:space="preserve">or, when it has one, by its probability mass or density function.</w:t>
+        </w:r>
+      </w:ins>
+    </w:p>
+    <w:bookmarkStart w:id="19" w:name="def-sample"/>
+    <w:p>
+      <w:pPr>
+        <w:pStyle w:val="BodyText"/>
+      </w:pPr>
+      <w:ins w:id="65" w:author="PR Preview" w:date="2026-01-01T00:00:00Z">
         <w:r>
           <w:rPr>
             <w:b/>
             <w:bCs/>
           </w:rPr>
-          <w:t xml:space="preserve">Definition 2 (Sample and random sample)</w:t>
-        </w:r>
-      </w:ins>
-      <w:ins w:id="30" w:author="PR Preview" w:date="2026-01-01T00:00:00Z">
+          <w:t xml:space="preserve">Definition 3 (Sample)</w:t>
+        </w:r>
+      </w:ins>
+      <w:ins w:id="66" w:author="PR Preview" w:date="2026-01-01T00:00:00Z">
         <w:r>
           <w:t xml:space="preserve"> </w:t>
         </w:r>
       </w:ins>
-      <w:ins w:id="31" w:author="PR Preview" w:date="2026-01-01T00:00:00Z">
+      <w:ins w:id="67" w:author="PR Preview" w:date="2026-01-01T00:00:00Z">
         <w:r>
           <w:t xml:space="preserve">A</w:t>
         </w:r>
       </w:ins>
-      <w:ins w:id="32" w:author="PR Preview" w:date="2026-01-01T00:00:00Z">
+      <w:ins w:id="68" w:author="PR Preview" w:date="2026-01-01T00:00:00Z">
         <w:r>
           <w:t xml:space="preserve"> </w:t>
         </w:r>
       </w:ins>
-      <w:ins w:id="33" w:author="PR Preview" w:date="2026-01-01T00:00:00Z">
+      <w:ins w:id="69" w:author="PR Preview" w:date="2026-01-01T00:00:00Z">
         <w:r>
           <w:rPr>
             <w:b/>
@@ -2225,17 +2617,17 @@
           <w:t xml:space="preserve">sample</w:t>
         </w:r>
       </w:ins>
-      <w:ins w:id="34" w:author="PR Preview" w:date="2026-01-01T00:00:00Z">
+      <w:ins w:id="70" w:author="PR Preview" w:date="2026-01-01T00:00:00Z">
         <w:r>
           <w:t xml:space="preserve"> </w:t>
         </w:r>
       </w:ins>
-      <w:ins w:id="35" w:author="PR Preview" w:date="2026-01-01T00:00:00Z">
+      <w:ins w:id="71" w:author="PR Preview" w:date="2026-01-01T00:00:00Z">
         <w:r>
           <w:t xml:space="preserve">of size</w:t>
         </w:r>
       </w:ins>
-      <w:ins w:id="36" w:author="PR Preview" w:date="2026-01-01T00:00:00Z">
+      <w:ins w:id="72" w:author="PR Preview" w:date="2026-01-01T00:00:00Z">
         <w:r>
           <w:t xml:space="preserve"> </w:t>
         </w:r>
@@ -2245,17 +2637,17 @@
           <m:t>n</m:t>
         </m:r>
       </m:oMath>
-      <w:ins w:id="37" w:author="PR Preview" w:date="2026-01-01T00:00:00Z">
+      <w:ins w:id="73" w:author="PR Preview" w:date="2026-01-01T00:00:00Z">
         <w:r>
           <w:t xml:space="preserve"> </w:t>
         </w:r>
       </w:ins>
-      <w:ins w:id="38" w:author="PR Preview" w:date="2026-01-01T00:00:00Z">
+      <w:ins w:id="74" w:author="PR Preview" w:date="2026-01-01T00:00:00Z">
         <w:r>
           <w:t xml:space="preserve">is the data</w:t>
         </w:r>
       </w:ins>
-      <w:ins w:id="39" w:author="PR Preview" w:date="2026-01-01T00:00:00Z">
+      <w:ins w:id="75" w:author="PR Preview" w:date="2026-01-01T00:00:00Z">
         <w:r>
           <w:t xml:space="preserve"> </w:t>
         </w:r>
@@ -2304,17 +2696,17 @@
           </m:sub>
         </m:sSub>
       </m:oMath>
-      <w:ins w:id="40" w:author="PR Preview" w:date="2026-01-01T00:00:00Z">
+      <w:ins w:id="76" w:author="PR Preview" w:date="2026-01-01T00:00:00Z">
         <w:r>
           <w:t xml:space="preserve"> </w:t>
         </w:r>
       </w:ins>
-      <w:ins w:id="41" w:author="PR Preview" w:date="2026-01-01T00:00:00Z">
+      <w:ins w:id="77" w:author="PR Preview" w:date="2026-01-01T00:00:00Z">
         <w:r>
           <w:t xml:space="preserve">observed on</w:t>
         </w:r>
       </w:ins>
-      <w:ins w:id="42" w:author="PR Preview" w:date="2026-01-01T00:00:00Z">
+      <w:ins w:id="78" w:author="PR Preview" w:date="2026-01-01T00:00:00Z">
         <w:r>
           <w:t xml:space="preserve"> </w:t>
         </w:r>
@@ -2324,18 +2716,18 @@
           <m:t>n</m:t>
         </m:r>
       </m:oMath>
-      <w:ins w:id="43" w:author="PR Preview" w:date="2026-01-01T00:00:00Z">
+      <w:ins w:id="79" w:author="PR Preview" w:date="2026-01-01T00:00:00Z">
         <w:r>
           <w:t xml:space="preserve"> </w:t>
         </w:r>
       </w:ins>
-      <w:ins w:id="44" w:author="PR Preview" w:date="2026-01-01T00:00:00Z">
+      <w:ins w:id="80" w:author="PR Preview" w:date="2026-01-01T00:00:00Z">
         <w:r>
           <w:t xml:space="preserve">units drawn from a population (</w:t>
         </w:r>
       </w:ins>
       <w:hyperlink w:anchor="def-population">
-        <w:ins w:id="45" w:author="PR Preview" w:date="2026-01-01T00:00:00Z">
+        <w:ins w:id="81" w:author="PR Preview" w:date="2026-01-01T00:00:00Z">
           <w:r>
             <w:rPr>
               <w:rStyle w:val="Hyperlink"/>
@@ -2344,27 +2736,58 @@
           </w:r>
         </w:ins>
       </w:hyperlink>
-      <w:ins w:id="46" w:author="PR Preview" w:date="2026-01-01T00:00:00Z">
+      <w:ins w:id="82" w:author="PR Preview" w:date="2026-01-01T00:00:00Z">
         <w:r>
           <w:t xml:space="preserve">).</w:t>
         </w:r>
       </w:ins>
-      <w:ins w:id="47" w:author="PR Preview" w:date="2026-01-01T00:00:00Z">
+    </w:p>
+    <w:bookmarkEnd w:id="19"/>
+    <w:bookmarkStart w:id="21" w:name="def-random-sample"/>
+    <w:p>
+      <w:pPr>
+        <w:pStyle w:val="BodyText"/>
+      </w:pPr>
+      <w:ins w:id="83" w:author="PR Preview" w:date="2026-01-01T00:00:00Z">
+        <w:r>
+          <w:rPr>
+            <w:b/>
+            <w:bCs/>
+          </w:rPr>
+          <w:t xml:space="preserve">Definition 4 (Random sample)</w:t>
+        </w:r>
+      </w:ins>
+      <w:ins w:id="84" w:author="PR Preview" w:date="2026-01-01T00:00:00Z">
         <w:r>
           <w:t xml:space="preserve"> </w:t>
         </w:r>
       </w:ins>
-      <w:ins w:id="48" w:author="PR Preview" w:date="2026-01-01T00:00:00Z">
-        <w:r>
-          <w:t xml:space="preserve">A sample is a</w:t>
-        </w:r>
-      </w:ins>
-      <w:ins w:id="49" w:author="PR Preview" w:date="2026-01-01T00:00:00Z">
+      <w:ins w:id="85" w:author="PR Preview" w:date="2026-01-01T00:00:00Z">
+        <w:r>
+          <w:t xml:space="preserve">A sample (</w:t>
+        </w:r>
+      </w:ins>
+      <w:hyperlink w:anchor="def-sample">
+        <w:ins w:id="86" w:author="PR Preview" w:date="2026-01-01T00:00:00Z">
+          <w:r>
+            <w:rPr>
+              <w:rStyle w:val="Hyperlink"/>
+            </w:rPr>
+            <w:t xml:space="preserve">Definition 3</w:t>
+          </w:r>
+        </w:ins>
+      </w:hyperlink>
+      <w:ins w:id="87" w:author="PR Preview" w:date="2026-01-01T00:00:00Z">
+        <w:r>
+          <w:t xml:space="preserve">) is a</w:t>
+        </w:r>
+      </w:ins>
+      <w:ins w:id="88" w:author="PR Preview" w:date="2026-01-01T00:00:00Z">
         <w:r>
           <w:t xml:space="preserve"> </w:t>
         </w:r>
       </w:ins>
-      <w:ins w:id="50" w:author="PR Preview" w:date="2026-01-01T00:00:00Z">
+      <w:ins w:id="89" w:author="PR Preview" w:date="2026-01-01T00:00:00Z">
         <w:r>
           <w:rPr>
             <w:b/>
@@ -2373,33 +2796,33 @@
           <w:t xml:space="preserve">random sample</w:t>
         </w:r>
       </w:ins>
-      <w:ins w:id="51" w:author="PR Preview" w:date="2026-01-01T00:00:00Z">
+      <w:ins w:id="90" w:author="PR Preview" w:date="2026-01-01T00:00:00Z">
         <w:r>
           <w:t xml:space="preserve"> </w:t>
         </w:r>
       </w:ins>
-      <w:ins w:id="52" w:author="PR Preview" w:date="2026-01-01T00:00:00Z">
+      <w:ins w:id="91" w:author="PR Preview" w:date="2026-01-01T00:00:00Z">
         <w:r>
           <w:t xml:space="preserve">when the units are chosen by a chance mechanism</w:t>
         </w:r>
       </w:ins>
-      <w:ins w:id="53" w:author="PR Preview" w:date="2026-01-01T00:00:00Z">
+      <w:ins w:id="92" w:author="PR Preview" w:date="2026-01-01T00:00:00Z">
         <w:r>
           <w:t xml:space="preserve"> </w:t>
         </w:r>
       </w:ins>
-      <w:ins w:id="54" w:author="PR Preview" w:date="2026-01-01T00:00:00Z">
+      <w:ins w:id="93" w:author="PR Preview" w:date="2026-01-01T00:00:00Z">
         <w:r>
           <w:t xml:space="preserve">such that the observations are</w:t>
         </w:r>
       </w:ins>
-      <w:ins w:id="55" w:author="PR Preview" w:date="2026-01-01T00:00:00Z">
+      <w:ins w:id="94" w:author="PR Preview" w:date="2026-01-01T00:00:00Z">
         <w:r>
           <w:t xml:space="preserve"> </w:t>
         </w:r>
       </w:ins>
-      <w:hyperlink r:id="rId16">
-        <w:ins w:id="56" w:author="PR Preview" w:date="2026-01-01T00:00:00Z">
+      <w:hyperlink r:id="rId20">
+        <w:ins w:id="95" w:author="PR Preview" w:date="2026-01-01T00:00:00Z">
           <w:r>
             <w:rPr>
               <w:rStyle w:val="Hyperlink"/>
@@ -2408,14 +2831,29 @@
           </w:r>
         </w:ins>
       </w:hyperlink>
-      <w:ins w:id="57" w:author="PR Preview" w:date="2026-01-01T00:00:00Z">
+      <w:ins w:id="96" w:author="PR Preview" w:date="2026-01-01T00:00:00Z">
         <w:r>
           <w:t xml:space="preserve"> </w:t>
         </w:r>
       </w:ins>
-      <w:ins w:id="58" w:author="PR Preview" w:date="2026-01-01T00:00:00Z">
-        <w:r>
-          <w:t xml:space="preserve">draws from the population distribution:</w:t>
+      <w:ins w:id="97" w:author="PR Preview" w:date="2026-01-01T00:00:00Z">
+        <w:r>
+          <w:t xml:space="preserve">draws from the population distribution (</w:t>
+        </w:r>
+      </w:ins>
+      <w:hyperlink w:anchor="def-population-distribution">
+        <w:ins w:id="98" w:author="PR Preview" w:date="2026-01-01T00:00:00Z">
+          <w:r>
+            <w:rPr>
+              <w:rStyle w:val="Hyperlink"/>
+            </w:rPr>
+            <w:t xml:space="preserve">Definition 2</w:t>
+          </w:r>
+        </w:ins>
+      </w:hyperlink>
+      <w:ins w:id="99" w:author="PR Preview" w:date="2026-01-01T00:00:00Z">
+        <w:r>
+          <w:t xml:space="preserve">):</w:t>
         </w:r>
       </w:ins>
     </w:p>
@@ -2480,7 +2918,7 @@
             <m:t> </m:t>
           </m:r>
           <m:r>
-            <m:t>F</m:t>
+            <m:t>P</m:t>
           </m:r>
           <m:r>
             <m:rPr>
@@ -2495,38 +2933,38 @@
       <w:pPr>
         <w:pStyle w:val="FirstParagraph"/>
       </w:pPr>
-      <w:ins w:id="59" w:author="PR Preview" w:date="2026-01-01T00:00:00Z">
+      <w:ins w:id="100" w:author="PR Preview" w:date="2026-01-01T00:00:00Z">
         <w:r>
           <w:t xml:space="preserve">where</w:t>
         </w:r>
       </w:ins>
-      <w:ins w:id="60" w:author="PR Preview" w:date="2026-01-01T00:00:00Z">
+      <w:ins w:id="101" w:author="PR Preview" w:date="2026-01-01T00:00:00Z">
         <w:r>
           <w:t xml:space="preserve"> </w:t>
         </w:r>
       </w:ins>
       <m:oMath>
         <m:r>
-          <m:t>F</m:t>
+          <m:t>P</m:t>
         </m:r>
       </m:oMath>
-      <w:ins w:id="61" w:author="PR Preview" w:date="2026-01-01T00:00:00Z">
+      <w:ins w:id="102" w:author="PR Preview" w:date="2026-01-01T00:00:00Z">
         <w:r>
           <w:t xml:space="preserve"> </w:t>
         </w:r>
       </w:ins>
-      <w:ins w:id="62" w:author="PR Preview" w:date="2026-01-01T00:00:00Z">
-        <w:r>
-          <w:t xml:space="preserve">is the distribution function of the population distribution.</w:t>
+      <w:ins w:id="103" w:author="PR Preview" w:date="2026-01-01T00:00:00Z">
+        <w:r>
+          <w:t xml:space="preserve">is the population distribution.</w:t>
         </w:r>
       </w:ins>
     </w:p>
-    <w:bookmarkEnd w:id="17"/>
+    <w:bookmarkEnd w:id="21"/>
     <w:p>
       <w:pPr>
         <w:pStyle w:val="BodyText"/>
       </w:pPr>
-      <w:ins w:id="63" w:author="PR Preview" w:date="2026-01-01T00:00:00Z">
+      <w:ins w:id="104" w:author="PR Preview" w:date="2026-01-01T00:00:00Z">
         <w:r>
           <w:rPr>
             <w:i/>
@@ -2535,43 +2973,63 @@
           <w:t xml:space="preserve">Remark</w:t>
         </w:r>
       </w:ins>
-      <w:ins w:id="64" w:author="PR Preview" w:date="2026-01-01T00:00:00Z">
+      <w:ins w:id="105" w:author="PR Preview" w:date="2026-01-01T00:00:00Z">
         <w:r>
           <w:t xml:space="preserve">. </w:t>
         </w:r>
       </w:ins>
-      <w:ins w:id="65" w:author="PR Preview" w:date="2026-01-01T00:00:00Z">
+      <w:ins w:id="106" w:author="PR Preview" w:date="2026-01-01T00:00:00Z">
+        <w:r>
+          <w:t xml:space="preserve">Drawing without replacement from a finite population gives observations that are only approximately independent,</w:t>
+        </w:r>
+      </w:ins>
+      <w:ins w:id="107" w:author="PR Preview" w:date="2026-01-01T00:00:00Z">
+        <w:r>
+          <w:t xml:space="preserve"> </w:t>
+        </w:r>
+      </w:ins>
+      <w:ins w:id="108" w:author="PR Preview" w:date="2026-01-01T00:00:00Z">
+        <w:r>
+          <w:t xml:space="preserve">and nearly so when the population is much larger than the sample.</w:t>
+        </w:r>
+      </w:ins>
+      <w:ins w:id="109" w:author="PR Preview" w:date="2026-01-01T00:00:00Z">
+        <w:r>
+          <w:t xml:space="preserve"> </w:t>
+        </w:r>
+      </w:ins>
+      <w:ins w:id="110" w:author="PR Preview" w:date="2026-01-01T00:00:00Z">
         <w:r>
           <w:t xml:space="preserve">Few real studies draw a perfectly random sample,</w:t>
         </w:r>
       </w:ins>
-      <w:ins w:id="66" w:author="PR Preview" w:date="2026-01-01T00:00:00Z">
+      <w:ins w:id="111" w:author="PR Preview" w:date="2026-01-01T00:00:00Z">
         <w:r>
           <w:t xml:space="preserve"> </w:t>
         </w:r>
       </w:ins>
-      <w:ins w:id="67" w:author="PR Preview" w:date="2026-01-01T00:00:00Z">
+      <w:ins w:id="112" w:author="PR Preview" w:date="2026-01-01T00:00:00Z">
         <w:r>
           <w:t xml:space="preserve">so conclusions about the population rest on how well the sampling mechanism</w:t>
         </w:r>
       </w:ins>
-      <w:ins w:id="68" w:author="PR Preview" w:date="2026-01-01T00:00:00Z">
+      <w:ins w:id="113" w:author="PR Preview" w:date="2026-01-01T00:00:00Z">
         <w:r>
           <w:t xml:space="preserve"> </w:t>
         </w:r>
       </w:ins>
-      <w:ins w:id="69" w:author="PR Preview" w:date="2026-01-01T00:00:00Z">
+      <w:ins w:id="114" w:author="PR Preview" w:date="2026-01-01T00:00:00Z">
         <w:r>
           <w:t xml:space="preserve">approximates one.</w:t>
         </w:r>
       </w:ins>
     </w:p>
-    <w:bookmarkStart w:id="18" w:name="exm-population-sample-wcgs"/>
+    <w:bookmarkStart w:id="22" w:name="exm-population-sample-wcgs"/>
     <w:p>
       <w:pPr>
         <w:pStyle w:val="BodyText"/>
       </w:pPr>
-      <w:ins w:id="70" w:author="PR Preview" w:date="2026-01-01T00:00:00Z">
+      <w:ins w:id="115" w:author="PR Preview" w:date="2026-01-01T00:00:00Z">
         <w:r>
           <w:rPr>
             <w:b/>
@@ -2580,28 +3038,28 @@
           <w:t xml:space="preserve">Example 1 (Population and sample in the WCGS)</w:t>
         </w:r>
       </w:ins>
-      <w:ins w:id="71" w:author="PR Preview" w:date="2026-01-01T00:00:00Z">
+      <w:ins w:id="116" w:author="PR Preview" w:date="2026-01-01T00:00:00Z">
         <w:r>
           <w:t xml:space="preserve"> </w:t>
         </w:r>
       </w:ins>
-      <w:ins w:id="72" w:author="PR Preview" w:date="2026-01-01T00:00:00Z">
-        <w:r>
-          <w:t xml:space="preserve">The WCGS recruited employed men aged 39 to 59 years in California.</w:t>
-        </w:r>
-      </w:ins>
-      <w:ins w:id="73" w:author="PR Preview" w:date="2026-01-01T00:00:00Z">
+      <w:ins w:id="117" w:author="PR Preview" w:date="2026-01-01T00:00:00Z">
+        <w:r>
+          <w:t xml:space="preserve">In 1960, the WCGS recruited employed men aged 39 to 59 years in California.</w:t>
+        </w:r>
+      </w:ins>
+      <w:ins w:id="118" w:author="PR Preview" w:date="2026-01-01T00:00:00Z">
         <w:r>
           <w:t xml:space="preserve"> </w:t>
         </w:r>
       </w:ins>
-      <w:ins w:id="74" w:author="PR Preview" w:date="2026-01-01T00:00:00Z">
+      <w:ins w:id="119" w:author="PR Preview" w:date="2026-01-01T00:00:00Z">
         <w:r>
           <w:t xml:space="preserve">Take that group of men as the study’s population (</w:t>
         </w:r>
       </w:ins>
       <w:hyperlink w:anchor="def-population">
-        <w:ins w:id="75" w:author="PR Preview" w:date="2026-01-01T00:00:00Z">
+        <w:ins w:id="120" w:author="PR Preview" w:date="2026-01-01T00:00:00Z">
           <w:r>
             <w:rPr>
               <w:rStyle w:val="Hyperlink"/>
@@ -2610,56 +3068,23 @@
           </w:r>
         </w:ins>
       </w:hyperlink>
-      <w:ins w:id="76" w:author="PR Preview" w:date="2026-01-01T00:00:00Z">
+      <w:ins w:id="121" w:author="PR Preview" w:date="2026-01-01T00:00:00Z">
         <w:r>
           <w:t xml:space="preserve">),</w:t>
         </w:r>
       </w:ins>
-      <w:ins w:id="77" w:author="PR Preview" w:date="2026-01-01T00:00:00Z">
+      <w:ins w:id="122" w:author="PR Preview" w:date="2026-01-01T00:00:00Z">
         <w:r>
           <w:t xml:space="preserve"> </w:t>
         </w:r>
       </w:ins>
-      <w:ins w:id="78" w:author="PR Preview" w:date="2026-01-01T00:00:00Z">
-        <w:r>
-          <w:t xml:space="preserve">so the population distribution of cholesterol is its distribution among those men.</w:t>
-        </w:r>
-      </w:ins>
-      <w:ins w:id="79" w:author="PR Preview" w:date="2026-01-01T00:00:00Z">
-        <w:r>
-          <w:t xml:space="preserve"> </w:t>
-        </w:r>
-      </w:ins>
-      <w:ins w:id="80" w:author="PR Preview" w:date="2026-01-01T00:00:00Z">
-        <w:r>
-          <w:t xml:space="preserve">The</w:t>
-        </w:r>
-      </w:ins>
-      <w:ins w:id="81" w:author="PR Preview" w:date="2026-01-01T00:00:00Z">
-        <w:r>
-          <w:t xml:space="preserve"> </w:t>
-        </w:r>
-      </w:ins>
-      <w:ins w:id="82" w:author="PR Preview" w:date="2026-01-01T00:00:00Z">
-        <w:r>
-          <w:rPr>
-            <w:rStyle w:val="VerbatimChar"/>
-          </w:rPr>
-          <w:t xml:space="preserve">wcgs</w:t>
-        </w:r>
-      </w:ins>
-      <w:ins w:id="83" w:author="PR Preview" w:date="2026-01-01T00:00:00Z">
-        <w:r>
-          <w:t xml:space="preserve"> </w:t>
-        </w:r>
-      </w:ins>
-      <w:ins w:id="84" w:author="PR Preview" w:date="2026-01-01T00:00:00Z">
-        <w:r>
-          <w:t xml:space="preserve">data frame is the sample (</w:t>
-        </w:r>
-      </w:ins>
-      <w:hyperlink w:anchor="def-sample">
-        <w:ins w:id="85" w:author="PR Preview" w:date="2026-01-01T00:00:00Z">
+      <w:ins w:id="123" w:author="PR Preview" w:date="2026-01-01T00:00:00Z">
+        <w:r>
+          <w:t xml:space="preserve">so the population distribution (</w:t>
+        </w:r>
+      </w:ins>
+      <w:hyperlink w:anchor="def-population-distribution">
+        <w:ins w:id="124" w:author="PR Preview" w:date="2026-01-01T00:00:00Z">
           <w:r>
             <w:rPr>
               <w:rStyle w:val="Hyperlink"/>
@@ -2668,86 +3093,149 @@
           </w:r>
         </w:ins>
       </w:hyperlink>
-      <w:ins w:id="86" w:author="PR Preview" w:date="2026-01-01T00:00:00Z">
+      <w:ins w:id="125" w:author="PR Preview" w:date="2026-01-01T00:00:00Z">
+        <w:r>
+          <w:t xml:space="preserve">) of cholesterol is its distribution among those men.</w:t>
+        </w:r>
+      </w:ins>
+      <w:ins w:id="126" w:author="PR Preview" w:date="2026-01-01T00:00:00Z">
+        <w:r>
+          <w:t xml:space="preserve"> </w:t>
+        </w:r>
+      </w:ins>
+      <w:ins w:id="127" w:author="PR Preview" w:date="2026-01-01T00:00:00Z">
+        <w:r>
+          <w:t xml:space="preserve">The</w:t>
+        </w:r>
+      </w:ins>
+      <w:ins w:id="128" w:author="PR Preview" w:date="2026-01-01T00:00:00Z">
+        <w:r>
+          <w:t xml:space="preserve"> </w:t>
+        </w:r>
+      </w:ins>
+      <w:ins w:id="129" w:author="PR Preview" w:date="2026-01-01T00:00:00Z">
+        <w:r>
+          <w:rPr>
+            <w:rStyle w:val="VerbatimChar"/>
+          </w:rPr>
+          <w:t xml:space="preserve">wcgs</w:t>
+        </w:r>
+      </w:ins>
+      <w:ins w:id="130" w:author="PR Preview" w:date="2026-01-01T00:00:00Z">
+        <w:r>
+          <w:t xml:space="preserve"> </w:t>
+        </w:r>
+      </w:ins>
+      <w:ins w:id="131" w:author="PR Preview" w:date="2026-01-01T00:00:00Z">
+        <w:r>
+          <w:t xml:space="preserve">data frame is the sample (</w:t>
+        </w:r>
+      </w:ins>
+      <w:hyperlink w:anchor="def-sample">
+        <w:ins w:id="132" w:author="PR Preview" w:date="2026-01-01T00:00:00Z">
+          <w:r>
+            <w:rPr>
+              <w:rStyle w:val="Hyperlink"/>
+            </w:rPr>
+            <w:t xml:space="preserve">Definition 3</w:t>
+          </w:r>
+        </w:ins>
+      </w:hyperlink>
+      <w:ins w:id="133" w:author="PR Preview" w:date="2026-01-01T00:00:00Z">
         <w:r>
           <w:t xml:space="preserve">):</w:t>
         </w:r>
       </w:ins>
-      <w:ins w:id="87" w:author="PR Preview" w:date="2026-01-01T00:00:00Z">
+      <w:ins w:id="134" w:author="PR Preview" w:date="2026-01-01T00:00:00Z">
         <w:r>
           <w:t xml:space="preserve"> </w:t>
         </w:r>
       </w:ins>
-      <w:ins w:id="88" w:author="PR Preview" w:date="2026-01-01T00:00:00Z">
+      <w:ins w:id="135" w:author="PR Preview" w:date="2026-01-01T00:00:00Z">
         <w:r>
           <w:t xml:space="preserve">it holds 3154 of the men in that population.</w:t>
         </w:r>
       </w:ins>
-      <w:ins w:id="89" w:author="PR Preview" w:date="2026-01-01T00:00:00Z">
+      <w:ins w:id="136" w:author="PR Preview" w:date="2026-01-01T00:00:00Z">
         <w:r>
           <w:t xml:space="preserve"> </w:t>
         </w:r>
       </w:ins>
-      <w:ins w:id="90" w:author="PR Preview" w:date="2026-01-01T00:00:00Z">
+      <w:ins w:id="137" w:author="PR Preview" w:date="2026-01-01T00:00:00Z">
         <w:r>
           <w:t xml:space="preserve">The men volunteered, through 10 companies,</w:t>
         </w:r>
       </w:ins>
-      <w:ins w:id="91" w:author="PR Preview" w:date="2026-01-01T00:00:00Z">
+      <w:ins w:id="138" w:author="PR Preview" w:date="2026-01-01T00:00:00Z">
         <w:r>
           <w:t xml:space="preserve"> </w:t>
         </w:r>
       </w:ins>
-      <w:ins w:id="92" w:author="PR Preview" w:date="2026-01-01T00:00:00Z">
-        <w:r>
-          <w:t xml:space="preserve">so the sample is not a random sample of the population.</w:t>
-        </w:r>
-      </w:ins>
-      <w:ins w:id="93" w:author="PR Preview" w:date="2026-01-01T00:00:00Z">
+      <w:ins w:id="139" w:author="PR Preview" w:date="2026-01-01T00:00:00Z">
+        <w:r>
+          <w:t xml:space="preserve">so the sample is not a random sample (</w:t>
+        </w:r>
+      </w:ins>
+      <w:hyperlink w:anchor="def-random-sample">
+        <w:ins w:id="140" w:author="PR Preview" w:date="2026-01-01T00:00:00Z">
+          <w:r>
+            <w:rPr>
+              <w:rStyle w:val="Hyperlink"/>
+            </w:rPr>
+            <w:t xml:space="preserve">Definition 4</w:t>
+          </w:r>
+        </w:ins>
+      </w:hyperlink>
+      <w:ins w:id="141" w:author="PR Preview" w:date="2026-01-01T00:00:00Z">
+        <w:r>
+          <w:t xml:space="preserve">) of the population.</w:t>
+        </w:r>
+      </w:ins>
+      <w:ins w:id="142" w:author="PR Preview" w:date="2026-01-01T00:00:00Z">
         <w:r>
           <w:t xml:space="preserve"> </w:t>
         </w:r>
       </w:ins>
-      <w:ins w:id="94" w:author="PR Preview" w:date="2026-01-01T00:00:00Z">
+      <w:ins w:id="143" w:author="PR Preview" w:date="2026-01-01T00:00:00Z">
         <w:r>
           <w:t xml:space="preserve">Its mean cholesterol, 226.4 mg/dL,</w:t>
         </w:r>
       </w:ins>
-      <w:ins w:id="95" w:author="PR Preview" w:date="2026-01-01T00:00:00Z">
+      <w:ins w:id="144" w:author="PR Preview" w:date="2026-01-01T00:00:00Z">
         <w:r>
           <w:t xml:space="preserve"> </w:t>
         </w:r>
       </w:ins>
-      <w:ins w:id="96" w:author="PR Preview" w:date="2026-01-01T00:00:00Z">
+      <w:ins w:id="145" w:author="PR Preview" w:date="2026-01-01T00:00:00Z">
         <w:r>
           <w:t xml:space="preserve">describes these 3154 men exactly,</w:t>
         </w:r>
       </w:ins>
-      <w:ins w:id="97" w:author="PR Preview" w:date="2026-01-01T00:00:00Z">
+      <w:ins w:id="146" w:author="PR Preview" w:date="2026-01-01T00:00:00Z">
         <w:r>
           <w:t xml:space="preserve"> </w:t>
         </w:r>
       </w:ins>
-      <w:ins w:id="98" w:author="PR Preview" w:date="2026-01-01T00:00:00Z">
+      <w:ins w:id="147" w:author="PR Preview" w:date="2026-01-01T00:00:00Z">
         <w:r>
           <w:t xml:space="preserve">but it estimates the population mean well</w:t>
         </w:r>
       </w:ins>
-      <w:ins w:id="99" w:author="PR Preview" w:date="2026-01-01T00:00:00Z">
+      <w:ins w:id="148" w:author="PR Preview" w:date="2026-01-01T00:00:00Z">
         <w:r>
           <w:t xml:space="preserve"> </w:t>
         </w:r>
       </w:ins>
-      <w:ins w:id="100" w:author="PR Preview" w:date="2026-01-01T00:00:00Z">
+      <w:ins w:id="149" w:author="PR Preview" w:date="2026-01-01T00:00:00Z">
         <w:r>
           <w:t xml:space="preserve">only to the extent that the volunteers resemble the rest of the population.</w:t>
         </w:r>
       </w:ins>
     </w:p>
-    <w:bookmarkEnd w:id="18"/>
-    <w:bookmarkEnd w:id="19"/>
-    <w:bookmarkEnd w:id="20"/>
-    <w:bookmarkStart w:id="44" w:name="summarizing-a-single-variable"/>
+    <w:bookmarkEnd w:id="22"/>
+    <w:bookmarkEnd w:id="23"/>
+    <w:bookmarkEnd w:id="24"/>
+    <w:bookmarkStart w:id="48" w:name="summarizing-a-single-variable"/>
     <w:p>
       <w:pPr>
         <w:pStyle w:val="Heading2"/>
@@ -2756,7 +3244,7 @@
         <w:t xml:space="preserve">2 Summarizing a single variable</w:t>
       </w:r>
     </w:p>
-    <w:bookmarkStart w:id="26" w:name="measures-of-center"/>
+    <w:bookmarkStart w:id="30" w:name="measures-of-center"/>
     <w:p>
       <w:pPr>
         <w:pStyle w:val="Heading3"/>
@@ -2765,12 +3253,12 @@
         <w:t xml:space="preserve">2.1 Measures of center</w:t>
       </w:r>
     </w:p>
-    <w:bookmarkStart w:id="21" w:name="def-sample-mean"/>
+    <w:bookmarkStart w:id="25" w:name="def-sample-mean"/>
     <w:p>
       <w:pPr>
         <w:pStyle w:val="FirstParagraph"/>
       </w:pPr>
-      <w:del w:id="101" w:author="PR Preview" w:date="2026-01-01T00:00:00Z">
+      <w:del w:id="150" w:author="PR Preview" w:date="2026-01-01T00:00:00Z">
         <w:r>
           <w:rPr>
             <w:b/>
@@ -2779,22 +3267,22 @@
           <w:delText xml:space="preserve">Definition 1 (Sample mean)</w:delText>
         </w:r>
       </w:del>
-      <w:del w:id="102" w:author="PR Preview" w:date="2026-01-01T00:00:00Z">
+      <w:del w:id="151" w:author="PR Preview" w:date="2026-01-01T00:00:00Z">
         <w:r>
           <w:delText xml:space="preserve"> </w:delText>
         </w:r>
       </w:del>
-      <w:del w:id="103" w:author="PR Preview" w:date="2026-01-01T00:00:00Z">
+      <w:del w:id="152" w:author="PR Preview" w:date="2026-01-01T00:00:00Z">
         <w:r>
           <w:delText xml:space="preserve">The</w:delText>
         </w:r>
       </w:del>
-      <w:del w:id="104" w:author="PR Preview" w:date="2026-01-01T00:00:00Z">
+      <w:del w:id="153" w:author="PR Preview" w:date="2026-01-01T00:00:00Z">
         <w:r>
           <w:delText xml:space="preserve"> </w:delText>
         </w:r>
       </w:del>
-      <w:del w:id="105" w:author="PR Preview" w:date="2026-01-01T00:00:00Z">
+      <w:del w:id="154" w:author="PR Preview" w:date="2026-01-01T00:00:00Z">
         <w:r>
           <w:rPr>
             <w:b/>
@@ -2803,17 +3291,17 @@
           <w:delText xml:space="preserve">sample mean</w:delText>
         </w:r>
       </w:del>
-      <w:del w:id="106" w:author="PR Preview" w:date="2026-01-01T00:00:00Z">
+      <w:del w:id="155" w:author="PR Preview" w:date="2026-01-01T00:00:00Z">
         <w:r>
           <w:delText xml:space="preserve"> </w:delText>
         </w:r>
       </w:del>
-      <w:del w:id="107" w:author="PR Preview" w:date="2026-01-01T00:00:00Z">
+      <w:del w:id="156" w:author="PR Preview" w:date="2026-01-01T00:00:00Z">
         <w:r>
           <w:delText xml:space="preserve">of</w:delText>
         </w:r>
       </w:del>
-      <w:del w:id="108" w:author="PR Preview" w:date="2026-01-01T00:00:00Z">
+      <w:del w:id="157" w:author="PR Preview" w:date="2026-01-01T00:00:00Z">
         <w:r>
           <w:delText xml:space="preserve"> </w:delText>
         </w:r>
@@ -2823,17 +3311,17 @@
           <m:t>n</m:t>
         </m:r>
       </m:oMath>
-      <w:del w:id="109" w:author="PR Preview" w:date="2026-01-01T00:00:00Z">
+      <w:del w:id="158" w:author="PR Preview" w:date="2026-01-01T00:00:00Z">
         <w:r>
           <w:delText xml:space="preserve"> </w:delText>
         </w:r>
       </w:del>
-      <w:del w:id="110" w:author="PR Preview" w:date="2026-01-01T00:00:00Z">
+      <w:del w:id="159" w:author="PR Preview" w:date="2026-01-01T00:00:00Z">
         <w:r>
           <w:delText xml:space="preserve">observations</w:delText>
         </w:r>
       </w:del>
-      <w:del w:id="111" w:author="PR Preview" w:date="2026-01-01T00:00:00Z">
+      <w:del w:id="160" w:author="PR Preview" w:date="2026-01-01T00:00:00Z">
         <w:r>
           <w:delText xml:space="preserve"> </w:delText>
         </w:r>
@@ -2882,12 +3370,12 @@
           </m:sub>
         </m:sSub>
       </m:oMath>
-      <w:del w:id="112" w:author="PR Preview" w:date="2026-01-01T00:00:00Z">
+      <w:del w:id="161" w:author="PR Preview" w:date="2026-01-01T00:00:00Z">
         <w:r>
           <w:delText xml:space="preserve"> </w:delText>
         </w:r>
       </w:del>
-      <w:del w:id="113" w:author="PR Preview" w:date="2026-01-01T00:00:00Z">
+      <w:del w:id="162" w:author="PR Preview" w:date="2026-01-01T00:00:00Z">
         <w:r>
           <w:delText xml:space="preserve">is:</w:delText>
         </w:r>
@@ -2897,31 +3385,31 @@
       <w:pPr>
         <w:pStyle w:val="FirstParagraph"/>
       </w:pPr>
-      <w:ins w:id="114" w:author="PR Preview" w:date="2026-01-01T00:00:00Z">
+      <w:ins w:id="163" w:author="PR Preview" w:date="2026-01-01T00:00:00Z">
         <w:r>
           <w:rPr>
             <w:b/>
             <w:bCs/>
           </w:rPr>
-          <w:t xml:space="preserve">Definition 3 (Sample mean)</w:t>
-        </w:r>
-      </w:ins>
-      <w:ins w:id="115" w:author="PR Preview" w:date="2026-01-01T00:00:00Z">
+          <w:t xml:space="preserve">Definition 5 (Sample mean)</w:t>
+        </w:r>
+      </w:ins>
+      <w:ins w:id="164" w:author="PR Preview" w:date="2026-01-01T00:00:00Z">
         <w:r>
           <w:t xml:space="preserve"> </w:t>
         </w:r>
       </w:ins>
-      <w:ins w:id="116" w:author="PR Preview" w:date="2026-01-01T00:00:00Z">
+      <w:ins w:id="165" w:author="PR Preview" w:date="2026-01-01T00:00:00Z">
         <w:r>
           <w:t xml:space="preserve">The</w:t>
         </w:r>
       </w:ins>
-      <w:ins w:id="117" w:author="PR Preview" w:date="2026-01-01T00:00:00Z">
+      <w:ins w:id="166" w:author="PR Preview" w:date="2026-01-01T00:00:00Z">
         <w:r>
           <w:t xml:space="preserve"> </w:t>
         </w:r>
       </w:ins>
-      <w:ins w:id="118" w:author="PR Preview" w:date="2026-01-01T00:00:00Z">
+      <w:ins w:id="167" w:author="PR Preview" w:date="2026-01-01T00:00:00Z">
         <w:r>
           <w:rPr>
             <w:b/>
@@ -2930,17 +3418,17 @@
           <w:t xml:space="preserve">sample mean</w:t>
         </w:r>
       </w:ins>
-      <w:ins w:id="119" w:author="PR Preview" w:date="2026-01-01T00:00:00Z">
+      <w:ins w:id="168" w:author="PR Preview" w:date="2026-01-01T00:00:00Z">
         <w:r>
           <w:t xml:space="preserve"> </w:t>
         </w:r>
       </w:ins>
-      <w:ins w:id="120" w:author="PR Preview" w:date="2026-01-01T00:00:00Z">
+      <w:ins w:id="169" w:author="PR Preview" w:date="2026-01-01T00:00:00Z">
         <w:r>
           <w:t xml:space="preserve">of</w:t>
         </w:r>
       </w:ins>
-      <w:ins w:id="121" w:author="PR Preview" w:date="2026-01-01T00:00:00Z">
+      <w:ins w:id="170" w:author="PR Preview" w:date="2026-01-01T00:00:00Z">
         <w:r>
           <w:t xml:space="preserve"> </w:t>
         </w:r>
@@ -2950,17 +3438,17 @@
           <m:t>n</m:t>
         </m:r>
       </m:oMath>
-      <w:ins w:id="122" w:author="PR Preview" w:date="2026-01-01T00:00:00Z">
+      <w:ins w:id="171" w:author="PR Preview" w:date="2026-01-01T00:00:00Z">
         <w:r>
           <w:t xml:space="preserve"> </w:t>
         </w:r>
       </w:ins>
-      <w:ins w:id="123" w:author="PR Preview" w:date="2026-01-01T00:00:00Z">
+      <w:ins w:id="172" w:author="PR Preview" w:date="2026-01-01T00:00:00Z">
         <w:r>
           <w:t xml:space="preserve">observations</w:t>
         </w:r>
       </w:ins>
-      <w:ins w:id="124" w:author="PR Preview" w:date="2026-01-01T00:00:00Z">
+      <w:ins w:id="173" w:author="PR Preview" w:date="2026-01-01T00:00:00Z">
         <w:r>
           <w:t xml:space="preserve"> </w:t>
         </w:r>
@@ -3009,12 +3497,12 @@
           </m:sub>
         </m:sSub>
       </m:oMath>
-      <w:ins w:id="125" w:author="PR Preview" w:date="2026-01-01T00:00:00Z">
+      <w:ins w:id="174" w:author="PR Preview" w:date="2026-01-01T00:00:00Z">
         <w:r>
           <w:t xml:space="preserve"> </w:t>
         </w:r>
       </w:ins>
-      <w:ins w:id="126" w:author="PR Preview" w:date="2026-01-01T00:00:00Z">
+      <w:ins w:id="175" w:author="PR Preview" w:date="2026-01-01T00:00:00Z">
         <w:r>
           <w:t xml:space="preserve">is:</w:t>
         </w:r>
@@ -3117,13 +3605,13 @@
         </m:oMath>
       </m:oMathPara>
     </w:p>
-    <w:bookmarkEnd w:id="21"/>
-    <w:bookmarkStart w:id="22" w:name="exm-sample-mean"/>
+    <w:bookmarkEnd w:id="25"/>
+    <w:bookmarkStart w:id="26" w:name="exm-sample-mean"/>
     <w:p>
       <w:pPr>
         <w:pStyle w:val="FirstParagraph"/>
       </w:pPr>
-      <w:del w:id="127" w:author="PR Preview" w:date="2026-01-01T00:00:00Z">
+      <w:del w:id="176" w:author="PR Preview" w:date="2026-01-01T00:00:00Z">
         <w:r>
           <w:rPr>
             <w:b/>
@@ -3132,17 +3620,17 @@
           <w:delText xml:space="preserve">Example 1 (Mean cholesterol in the WCGS)</w:delText>
         </w:r>
       </w:del>
-      <w:del w:id="128" w:author="PR Preview" w:date="2026-01-01T00:00:00Z">
+      <w:del w:id="177" w:author="PR Preview" w:date="2026-01-01T00:00:00Z">
         <w:r>
           <w:delText xml:space="preserve"> </w:delText>
         </w:r>
       </w:del>
-      <w:del w:id="129" w:author="PR Preview" w:date="2026-01-01T00:00:00Z">
+      <w:del w:id="178" w:author="PR Preview" w:date="2026-01-01T00:00:00Z">
         <w:r>
           <w:delText xml:space="preserve">Total cholesterol (</w:delText>
         </w:r>
       </w:del>
-      <w:del w:id="130" w:author="PR Preview" w:date="2026-01-01T00:00:00Z">
+      <w:del w:id="179" w:author="PR Preview" w:date="2026-01-01T00:00:00Z">
         <w:r>
           <w:rPr>
             <w:rStyle w:val="VerbatimChar"/>
@@ -3150,37 +3638,37 @@
           <w:delText xml:space="preserve">chol</w:delText>
         </w:r>
       </w:del>
-      <w:del w:id="131" w:author="PR Preview" w:date="2026-01-01T00:00:00Z">
+      <w:del w:id="180" w:author="PR Preview" w:date="2026-01-01T00:00:00Z">
         <w:r>
           <w:delText xml:space="preserve">) is missing for</w:delText>
         </w:r>
       </w:del>
-      <w:del w:id="132" w:author="PR Preview" w:date="2026-01-01T00:00:00Z">
+      <w:del w:id="181" w:author="PR Preview" w:date="2026-01-01T00:00:00Z">
         <w:r>
           <w:delText xml:space="preserve"> </w:delText>
         </w:r>
       </w:del>
-      <w:del w:id="133" w:author="PR Preview" w:date="2026-01-01T00:00:00Z">
+      <w:del w:id="182" w:author="PR Preview" w:date="2026-01-01T00:00:00Z">
         <w:r>
           <w:delText xml:space="preserve">12 of the 3154 WCGS participants.</w:delText>
         </w:r>
       </w:del>
-      <w:del w:id="134" w:author="PR Preview" w:date="2026-01-01T00:00:00Z">
+      <w:del w:id="183" w:author="PR Preview" w:date="2026-01-01T00:00:00Z">
         <w:r>
           <w:delText xml:space="preserve"> </w:delText>
         </w:r>
       </w:del>
-      <w:del w:id="135" w:author="PR Preview" w:date="2026-01-01T00:00:00Z">
+      <w:del w:id="184" w:author="PR Preview" w:date="2026-01-01T00:00:00Z">
         <w:r>
           <w:delText xml:space="preserve">The sample mean of the remaining</w:delText>
         </w:r>
       </w:del>
-      <w:del w:id="136" w:author="PR Preview" w:date="2026-01-01T00:00:00Z">
+      <w:del w:id="185" w:author="PR Preview" w:date="2026-01-01T00:00:00Z">
         <w:r>
           <w:delText xml:space="preserve"> </w:delText>
         </w:r>
       </w:del>
-      <w:del w:id="137" w:author="PR Preview" w:date="2026-01-01T00:00:00Z">
+      <w:del w:id="186" w:author="PR Preview" w:date="2026-01-01T00:00:00Z">
         <w:r>
           <w:delText xml:space="preserve">3142 values is:</w:delText>
         </w:r>
@@ -3190,7 +3678,7 @@
       <w:pPr>
         <w:pStyle w:val="FirstParagraph"/>
       </w:pPr>
-      <w:ins w:id="138" w:author="PR Preview" w:date="2026-01-01T00:00:00Z">
+      <w:ins w:id="187" w:author="PR Preview" w:date="2026-01-01T00:00:00Z">
         <w:r>
           <w:rPr>
             <w:b/>
@@ -3199,17 +3687,17 @@
           <w:t xml:space="preserve">Example 2 (Mean cholesterol in the WCGS)</w:t>
         </w:r>
       </w:ins>
-      <w:ins w:id="139" w:author="PR Preview" w:date="2026-01-01T00:00:00Z">
+      <w:ins w:id="188" w:author="PR Preview" w:date="2026-01-01T00:00:00Z">
         <w:r>
           <w:t xml:space="preserve"> </w:t>
         </w:r>
       </w:ins>
-      <w:ins w:id="140" w:author="PR Preview" w:date="2026-01-01T00:00:00Z">
+      <w:ins w:id="189" w:author="PR Preview" w:date="2026-01-01T00:00:00Z">
         <w:r>
           <w:t xml:space="preserve">Total cholesterol (</w:t>
         </w:r>
       </w:ins>
-      <w:ins w:id="141" w:author="PR Preview" w:date="2026-01-01T00:00:00Z">
+      <w:ins w:id="190" w:author="PR Preview" w:date="2026-01-01T00:00:00Z">
         <w:r>
           <w:rPr>
             <w:rStyle w:val="VerbatimChar"/>
@@ -3217,37 +3705,37 @@
           <w:t xml:space="preserve">chol</w:t>
         </w:r>
       </w:ins>
-      <w:ins w:id="142" w:author="PR Preview" w:date="2026-01-01T00:00:00Z">
+      <w:ins w:id="191" w:author="PR Preview" w:date="2026-01-01T00:00:00Z">
         <w:r>
           <w:t xml:space="preserve">) is missing for</w:t>
         </w:r>
       </w:ins>
-      <w:ins w:id="143" w:author="PR Preview" w:date="2026-01-01T00:00:00Z">
+      <w:ins w:id="192" w:author="PR Preview" w:date="2026-01-01T00:00:00Z">
         <w:r>
           <w:t xml:space="preserve"> </w:t>
         </w:r>
       </w:ins>
-      <w:ins w:id="144" w:author="PR Preview" w:date="2026-01-01T00:00:00Z">
+      <w:ins w:id="193" w:author="PR Preview" w:date="2026-01-01T00:00:00Z">
         <w:r>
           <w:t xml:space="preserve">12 of the 3154 WCGS participants.</w:t>
         </w:r>
       </w:ins>
-      <w:ins w:id="145" w:author="PR Preview" w:date="2026-01-01T00:00:00Z">
+      <w:ins w:id="194" w:author="PR Preview" w:date="2026-01-01T00:00:00Z">
         <w:r>
           <w:t xml:space="preserve"> </w:t>
         </w:r>
       </w:ins>
-      <w:ins w:id="146" w:author="PR Preview" w:date="2026-01-01T00:00:00Z">
+      <w:ins w:id="195" w:author="PR Preview" w:date="2026-01-01T00:00:00Z">
         <w:r>
           <w:t xml:space="preserve">The sample mean of the remaining</w:t>
         </w:r>
       </w:ins>
-      <w:ins w:id="147" w:author="PR Preview" w:date="2026-01-01T00:00:00Z">
+      <w:ins w:id="196" w:author="PR Preview" w:date="2026-01-01T00:00:00Z">
         <w:r>
           <w:t xml:space="preserve"> </w:t>
         </w:r>
       </w:ins>
-      <w:ins w:id="148" w:author="PR Preview" w:date="2026-01-01T00:00:00Z">
+      <w:ins w:id="197" w:author="PR Preview" w:date="2026-01-01T00:00:00Z">
         <w:r>
           <w:t xml:space="preserve">3142 values is:</w:t>
         </w:r>
@@ -3315,13 +3803,13 @@
         <w:t xml:space="preserve">#&gt; [1] 226.372</w:t>
       </w:r>
     </w:p>
-    <w:bookmarkEnd w:id="22"/>
-    <w:bookmarkStart w:id="24" w:name="def-sample-median"/>
+    <w:bookmarkEnd w:id="26"/>
+    <w:bookmarkStart w:id="28" w:name="def-sample-median"/>
     <w:p>
       <w:pPr>
         <w:pStyle w:val="FirstParagraph"/>
       </w:pPr>
-      <w:del w:id="149" w:author="PR Preview" w:date="2026-01-01T00:00:00Z">
+      <w:del w:id="198" w:author="PR Preview" w:date="2026-01-01T00:00:00Z">
         <w:r>
           <w:rPr>
             <w:b/>
@@ -3330,22 +3818,22 @@
           <w:delText xml:space="preserve">Definition 2 (Sample median)</w:delText>
         </w:r>
       </w:del>
-      <w:del w:id="150" w:author="PR Preview" w:date="2026-01-01T00:00:00Z">
+      <w:del w:id="199" w:author="PR Preview" w:date="2026-01-01T00:00:00Z">
         <w:r>
           <w:delText xml:space="preserve"> </w:delText>
         </w:r>
       </w:del>
-      <w:del w:id="151" w:author="PR Preview" w:date="2026-01-01T00:00:00Z">
+      <w:del w:id="200" w:author="PR Preview" w:date="2026-01-01T00:00:00Z">
         <w:r>
           <w:delText xml:space="preserve">The</w:delText>
         </w:r>
       </w:del>
-      <w:del w:id="152" w:author="PR Preview" w:date="2026-01-01T00:00:00Z">
+      <w:del w:id="201" w:author="PR Preview" w:date="2026-01-01T00:00:00Z">
         <w:r>
           <w:delText xml:space="preserve"> </w:delText>
         </w:r>
       </w:del>
-      <w:del w:id="153" w:author="PR Preview" w:date="2026-01-01T00:00:00Z">
+      <w:del w:id="202" w:author="PR Preview" w:date="2026-01-01T00:00:00Z">
         <w:r>
           <w:rPr>
             <w:b/>
@@ -3354,43 +3842,43 @@
           <w:delText xml:space="preserve">sample median</w:delText>
         </w:r>
       </w:del>
-      <w:del w:id="154" w:author="PR Preview" w:date="2026-01-01T00:00:00Z">
+      <w:del w:id="203" w:author="PR Preview" w:date="2026-01-01T00:00:00Z">
         <w:r>
           <w:delText xml:space="preserve"> </w:delText>
         </w:r>
       </w:del>
-      <w:del w:id="155" w:author="PR Preview" w:date="2026-01-01T00:00:00Z">
+      <w:del w:id="204" w:author="PR Preview" w:date="2026-01-01T00:00:00Z">
         <w:r>
           <w:delText xml:space="preserve">is the middle value</w:delText>
         </w:r>
       </w:del>
-      <w:del w:id="156" w:author="PR Preview" w:date="2026-01-01T00:00:00Z">
+      <w:del w:id="205" w:author="PR Preview" w:date="2026-01-01T00:00:00Z">
         <w:r>
           <w:delText xml:space="preserve"> </w:delText>
         </w:r>
       </w:del>
-      <w:del w:id="157" w:author="PR Preview" w:date="2026-01-01T00:00:00Z">
+      <w:del w:id="206" w:author="PR Preview" w:date="2026-01-01T00:00:00Z">
         <w:r>
           <w:delText xml:space="preserve">when the observations are sorted in increasing order.</w:delText>
         </w:r>
       </w:del>
-      <w:del w:id="158" w:author="PR Preview" w:date="2026-01-01T00:00:00Z">
+      <w:del w:id="207" w:author="PR Preview" w:date="2026-01-01T00:00:00Z">
         <w:r>
           <w:delText xml:space="preserve"> </w:delText>
         </w:r>
       </w:del>
-      <w:del w:id="159" w:author="PR Preview" w:date="2026-01-01T00:00:00Z">
+      <w:del w:id="208" w:author="PR Preview" w:date="2026-01-01T00:00:00Z">
         <w:r>
           <w:delText xml:space="preserve">In terms of the</w:delText>
         </w:r>
       </w:del>
-      <w:del w:id="160" w:author="PR Preview" w:date="2026-01-01T00:00:00Z">
+      <w:del w:id="209" w:author="PR Preview" w:date="2026-01-01T00:00:00Z">
         <w:r>
           <w:delText xml:space="preserve"> </w:delText>
         </w:r>
       </w:del>
-      <w:hyperlink r:id="rId23">
-        <w:del w:id="161" w:author="PR Preview" w:date="2026-01-01T00:00:00Z">
+      <w:hyperlink r:id="rId27">
+        <w:del w:id="210" w:author="PR Preview" w:date="2026-01-01T00:00:00Z">
           <w:r>
             <w:rPr>
               <w:rStyle w:val="Hyperlink"/>
@@ -3399,7 +3887,7 @@
           </w:r>
         </w:del>
       </w:hyperlink>
-      <w:del w:id="162" w:author="PR Preview" w:date="2026-01-01T00:00:00Z">
+      <w:del w:id="211" w:author="PR Preview" w:date="2026-01-01T00:00:00Z">
         <w:r>
           <w:delText xml:space="preserve"> </w:delText>
         </w:r>
@@ -3472,7 +3960,7 @@
           </m:sub>
         </m:sSub>
       </m:oMath>
-      <w:del w:id="163" w:author="PR Preview" w:date="2026-01-01T00:00:00Z">
+      <w:del w:id="212" w:author="PR Preview" w:date="2026-01-01T00:00:00Z">
         <w:r>
           <w:delText xml:space="preserve">:</w:delText>
         </w:r>
@@ -3482,31 +3970,31 @@
       <w:pPr>
         <w:pStyle w:val="FirstParagraph"/>
       </w:pPr>
-      <w:ins w:id="164" w:author="PR Preview" w:date="2026-01-01T00:00:00Z">
+      <w:ins w:id="213" w:author="PR Preview" w:date="2026-01-01T00:00:00Z">
         <w:r>
           <w:rPr>
             <w:b/>
             <w:bCs/>
           </w:rPr>
-          <w:t xml:space="preserve">Definition 4 (Sample median)</w:t>
-        </w:r>
-      </w:ins>
-      <w:ins w:id="165" w:author="PR Preview" w:date="2026-01-01T00:00:00Z">
+          <w:t xml:space="preserve">Definition 6 (Sample median)</w:t>
+        </w:r>
+      </w:ins>
+      <w:ins w:id="214" w:author="PR Preview" w:date="2026-01-01T00:00:00Z">
         <w:r>
           <w:t xml:space="preserve"> </w:t>
         </w:r>
       </w:ins>
-      <w:ins w:id="166" w:author="PR Preview" w:date="2026-01-01T00:00:00Z">
+      <w:ins w:id="215" w:author="PR Preview" w:date="2026-01-01T00:00:00Z">
         <w:r>
           <w:t xml:space="preserve">The</w:t>
         </w:r>
       </w:ins>
-      <w:ins w:id="167" w:author="PR Preview" w:date="2026-01-01T00:00:00Z">
+      <w:ins w:id="216" w:author="PR Preview" w:date="2026-01-01T00:00:00Z">
         <w:r>
           <w:t xml:space="preserve"> </w:t>
         </w:r>
       </w:ins>
-      <w:ins w:id="168" w:author="PR Preview" w:date="2026-01-01T00:00:00Z">
+      <w:ins w:id="217" w:author="PR Preview" w:date="2026-01-01T00:00:00Z">
         <w:r>
           <w:rPr>
             <w:b/>
@@ -3515,43 +4003,43 @@
           <w:t xml:space="preserve">sample median</w:t>
         </w:r>
       </w:ins>
-      <w:ins w:id="169" w:author="PR Preview" w:date="2026-01-01T00:00:00Z">
+      <w:ins w:id="218" w:author="PR Preview" w:date="2026-01-01T00:00:00Z">
         <w:r>
           <w:t xml:space="preserve"> </w:t>
         </w:r>
       </w:ins>
-      <w:ins w:id="170" w:author="PR Preview" w:date="2026-01-01T00:00:00Z">
+      <w:ins w:id="219" w:author="PR Preview" w:date="2026-01-01T00:00:00Z">
         <w:r>
           <w:t xml:space="preserve">is the middle value</w:t>
         </w:r>
       </w:ins>
-      <w:ins w:id="171" w:author="PR Preview" w:date="2026-01-01T00:00:00Z">
+      <w:ins w:id="220" w:author="PR Preview" w:date="2026-01-01T00:00:00Z">
         <w:r>
           <w:t xml:space="preserve"> </w:t>
         </w:r>
       </w:ins>
-      <w:ins w:id="172" w:author="PR Preview" w:date="2026-01-01T00:00:00Z">
+      <w:ins w:id="221" w:author="PR Preview" w:date="2026-01-01T00:00:00Z">
         <w:r>
           <w:t xml:space="preserve">when the observations are sorted in increasing order.</w:t>
         </w:r>
       </w:ins>
-      <w:ins w:id="173" w:author="PR Preview" w:date="2026-01-01T00:00:00Z">
+      <w:ins w:id="222" w:author="PR Preview" w:date="2026-01-01T00:00:00Z">
         <w:r>
           <w:t xml:space="preserve"> </w:t>
         </w:r>
       </w:ins>
-      <w:ins w:id="174" w:author="PR Preview" w:date="2026-01-01T00:00:00Z">
+      <w:ins w:id="223" w:author="PR Preview" w:date="2026-01-01T00:00:00Z">
         <w:r>
           <w:t xml:space="preserve">In terms of the</w:t>
         </w:r>
       </w:ins>
-      <w:ins w:id="175" w:author="PR Preview" w:date="2026-01-01T00:00:00Z">
+      <w:ins w:id="224" w:author="PR Preview" w:date="2026-01-01T00:00:00Z">
         <w:r>
           <w:t xml:space="preserve"> </w:t>
         </w:r>
       </w:ins>
-      <w:hyperlink r:id="rId23">
-        <w:ins w:id="176" w:author="PR Preview" w:date="2026-01-01T00:00:00Z">
+      <w:hyperlink r:id="rId27">
+        <w:ins w:id="225" w:author="PR Preview" w:date="2026-01-01T00:00:00Z">
           <w:r>
             <w:rPr>
               <w:rStyle w:val="Hyperlink"/>
@@ -3560,7 +4048,7 @@
           </w:r>
         </w:ins>
       </w:hyperlink>
-      <w:ins w:id="177" w:author="PR Preview" w:date="2026-01-01T00:00:00Z">
+      <w:ins w:id="226" w:author="PR Preview" w:date="2026-01-01T00:00:00Z">
         <w:r>
           <w:t xml:space="preserve"> </w:t>
         </w:r>
@@ -3633,7 +4121,7 @@
           </m:sub>
         </m:sSub>
       </m:oMath>
-      <w:ins w:id="178" w:author="PR Preview" w:date="2026-01-01T00:00:00Z">
+      <w:ins w:id="227" w:author="PR Preview" w:date="2026-01-01T00:00:00Z">
         <w:r>
           <w:t xml:space="preserve">:</w:t>
         </w:r>
@@ -3873,13 +4361,13 @@
         <w:t xml:space="preserve">.</w:t>
       </w:r>
     </w:p>
-    <w:bookmarkEnd w:id="24"/>
-    <w:bookmarkStart w:id="25" w:name="exm-sample-median"/>
+    <w:bookmarkEnd w:id="28"/>
+    <w:bookmarkStart w:id="29" w:name="exm-sample-median"/>
     <w:p>
       <w:pPr>
         <w:pStyle w:val="FirstParagraph"/>
       </w:pPr>
-      <w:del w:id="179" w:author="PR Preview" w:date="2026-01-01T00:00:00Z">
+      <w:del w:id="228" w:author="PR Preview" w:date="2026-01-01T00:00:00Z">
         <w:r>
           <w:rPr>
             <w:b/>
@@ -3888,12 +4376,12 @@
           <w:delText xml:space="preserve">Example 2 (Median cholesterol in the WCGS)</w:delText>
         </w:r>
       </w:del>
-      <w:del w:id="180" w:author="PR Preview" w:date="2026-01-01T00:00:00Z">
+      <w:del w:id="229" w:author="PR Preview" w:date="2026-01-01T00:00:00Z">
         <w:r>
           <w:delText xml:space="preserve"> </w:delText>
         </w:r>
       </w:del>
-      <w:del w:id="181" w:author="PR Preview" w:date="2026-01-01T00:00:00Z">
+      <w:del w:id="230" w:author="PR Preview" w:date="2026-01-01T00:00:00Z">
         <w:r>
           <w:delText xml:space="preserve"> </w:delText>
         </w:r>
@@ -3903,7 +4391,7 @@
       <w:pPr>
         <w:pStyle w:val="FirstParagraph"/>
       </w:pPr>
-      <w:ins w:id="182" w:author="PR Preview" w:date="2026-01-01T00:00:00Z">
+      <w:ins w:id="231" w:author="PR Preview" w:date="2026-01-01T00:00:00Z">
         <w:r>
           <w:rPr>
             <w:b/>
@@ -3912,12 +4400,12 @@
           <w:t xml:space="preserve">Example 3 (Median cholesterol in the WCGS)</w:t>
         </w:r>
       </w:ins>
-      <w:ins w:id="183" w:author="PR Preview" w:date="2026-01-01T00:00:00Z">
+      <w:ins w:id="232" w:author="PR Preview" w:date="2026-01-01T00:00:00Z">
         <w:r>
           <w:t xml:space="preserve"> </w:t>
         </w:r>
       </w:ins>
-      <w:ins w:id="184" w:author="PR Preview" w:date="2026-01-01T00:00:00Z">
+      <w:ins w:id="233" w:author="PR Preview" w:date="2026-01-01T00:00:00Z">
         <w:r>
           <w:t xml:space="preserve"> </w:t>
         </w:r>
@@ -3989,23 +4477,23 @@
       <w:pPr>
         <w:pStyle w:val="FirstParagraph"/>
       </w:pPr>
-      <w:del w:id="185" w:author="PR Preview" w:date="2026-01-01T00:00:00Z">
+      <w:del w:id="234" w:author="PR Preview" w:date="2026-01-01T00:00:00Z">
         <w:r>
           <w:delText xml:space="preserve">The median cholesterol is a little lower than the mean</w:delText>
         </w:r>
       </w:del>
-      <w:del w:id="186" w:author="PR Preview" w:date="2026-01-01T00:00:00Z">
+      <w:del w:id="235" w:author="PR Preview" w:date="2026-01-01T00:00:00Z">
         <w:r>
           <w:delText xml:space="preserve"> </w:delText>
         </w:r>
       </w:del>
-      <w:del w:id="187" w:author="PR Preview" w:date="2026-01-01T00:00:00Z">
+      <w:del w:id="236" w:author="PR Preview" w:date="2026-01-01T00:00:00Z">
         <w:r>
           <w:delText xml:space="preserve">(</w:delText>
         </w:r>
       </w:del>
       <w:hyperlink w:anchor="exm-sample-mean">
-        <w:del w:id="188" w:author="PR Preview" w:date="2026-01-01T00:00:00Z">
+        <w:del w:id="237" w:author="PR Preview" w:date="2026-01-01T00:00:00Z">
           <w:r>
             <w:rPr>
               <w:rStyle w:val="Hyperlink"/>
@@ -4014,57 +4502,57 @@
           </w:r>
         </w:del>
       </w:hyperlink>
-      <w:del w:id="189" w:author="PR Preview" w:date="2026-01-01T00:00:00Z">
+      <w:del w:id="238" w:author="PR Preview" w:date="2026-01-01T00:00:00Z">
         <w:r>
           <w:delText xml:space="preserve">).</w:delText>
         </w:r>
       </w:del>
-      <w:del w:id="190" w:author="PR Preview" w:date="2026-01-01T00:00:00Z">
+      <w:del w:id="239" w:author="PR Preview" w:date="2026-01-01T00:00:00Z">
         <w:r>
           <w:delText xml:space="preserve"> </w:delText>
         </w:r>
       </w:del>
-      <w:del w:id="191" w:author="PR Preview" w:date="2026-01-01T00:00:00Z">
+      <w:del w:id="240" w:author="PR Preview" w:date="2026-01-01T00:00:00Z">
         <w:r>
           <w:delText xml:space="preserve">Cholesterol has a longer right tail than left tail</w:delText>
         </w:r>
       </w:del>
-      <w:del w:id="192" w:author="PR Preview" w:date="2026-01-01T00:00:00Z">
+      <w:del w:id="241" w:author="PR Preview" w:date="2026-01-01T00:00:00Z">
         <w:r>
           <w:delText xml:space="preserve"> </w:delText>
         </w:r>
       </w:del>
-      <w:del w:id="193" w:author="PR Preview" w:date="2026-01-01T00:00:00Z">
+      <w:del w:id="242" w:author="PR Preview" w:date="2026-01-01T00:00:00Z">
         <w:r>
           <w:delText xml:space="preserve">(the maximum is 645 mg/dL),</w:delText>
         </w:r>
       </w:del>
-      <w:del w:id="194" w:author="PR Preview" w:date="2026-01-01T00:00:00Z">
+      <w:del w:id="243" w:author="PR Preview" w:date="2026-01-01T00:00:00Z">
         <w:r>
           <w:delText xml:space="preserve"> </w:delText>
         </w:r>
       </w:del>
-      <w:del w:id="195" w:author="PR Preview" w:date="2026-01-01T00:00:00Z">
+      <w:del w:id="244" w:author="PR Preview" w:date="2026-01-01T00:00:00Z">
         <w:r>
           <w:delText xml:space="preserve">and the large values in that tail pull the mean upward</w:delText>
         </w:r>
       </w:del>
-      <w:del w:id="196" w:author="PR Preview" w:date="2026-01-01T00:00:00Z">
+      <w:del w:id="245" w:author="PR Preview" w:date="2026-01-01T00:00:00Z">
         <w:r>
           <w:delText xml:space="preserve"> </w:delText>
         </w:r>
       </w:del>
-      <w:del w:id="197" w:author="PR Preview" w:date="2026-01-01T00:00:00Z">
+      <w:del w:id="246" w:author="PR Preview" w:date="2026-01-01T00:00:00Z">
         <w:r>
           <w:delText xml:space="preserve">but barely change which value is in the middle.</w:delText>
         </w:r>
       </w:del>
-      <w:del w:id="198" w:author="PR Preview" w:date="2026-01-01T00:00:00Z">
+      <w:del w:id="247" w:author="PR Preview" w:date="2026-01-01T00:00:00Z">
         <w:r>
           <w:delText xml:space="preserve"> </w:delText>
         </w:r>
       </w:del>
-      <w:del w:id="199" w:author="PR Preview" w:date="2026-01-01T00:00:00Z">
+      <w:del w:id="248" w:author="PR Preview" w:date="2026-01-01T00:00:00Z">
         <w:r>
           <w:delText xml:space="preserve">A median is less sensitive to extreme values than a mean.</w:delText>
         </w:r>
@@ -4074,23 +4562,23 @@
       <w:pPr>
         <w:pStyle w:val="FirstParagraph"/>
       </w:pPr>
-      <w:ins w:id="200" w:author="PR Preview" w:date="2026-01-01T00:00:00Z">
+      <w:ins w:id="249" w:author="PR Preview" w:date="2026-01-01T00:00:00Z">
         <w:r>
           <w:t xml:space="preserve">The median cholesterol is a little lower than the mean</w:t>
         </w:r>
       </w:ins>
-      <w:ins w:id="201" w:author="PR Preview" w:date="2026-01-01T00:00:00Z">
+      <w:ins w:id="250" w:author="PR Preview" w:date="2026-01-01T00:00:00Z">
         <w:r>
           <w:t xml:space="preserve"> </w:t>
         </w:r>
       </w:ins>
-      <w:ins w:id="202" w:author="PR Preview" w:date="2026-01-01T00:00:00Z">
+      <w:ins w:id="251" w:author="PR Preview" w:date="2026-01-01T00:00:00Z">
         <w:r>
           <w:t xml:space="preserve">(</w:t>
         </w:r>
       </w:ins>
       <w:hyperlink w:anchor="exm-sample-mean">
-        <w:ins w:id="203" w:author="PR Preview" w:date="2026-01-01T00:00:00Z">
+        <w:ins w:id="252" w:author="PR Preview" w:date="2026-01-01T00:00:00Z">
           <w:r>
             <w:rPr>
               <w:rStyle w:val="Hyperlink"/>
@@ -4099,65 +4587,65 @@
           </w:r>
         </w:ins>
       </w:hyperlink>
-      <w:ins w:id="204" w:author="PR Preview" w:date="2026-01-01T00:00:00Z">
+      <w:ins w:id="253" w:author="PR Preview" w:date="2026-01-01T00:00:00Z">
         <w:r>
           <w:t xml:space="preserve">).</w:t>
         </w:r>
       </w:ins>
-      <w:ins w:id="205" w:author="PR Preview" w:date="2026-01-01T00:00:00Z">
+      <w:ins w:id="254" w:author="PR Preview" w:date="2026-01-01T00:00:00Z">
         <w:r>
           <w:t xml:space="preserve"> </w:t>
         </w:r>
       </w:ins>
-      <w:ins w:id="206" w:author="PR Preview" w:date="2026-01-01T00:00:00Z">
+      <w:ins w:id="255" w:author="PR Preview" w:date="2026-01-01T00:00:00Z">
         <w:r>
           <w:t xml:space="preserve">Cholesterol has a longer right tail than left tail</w:t>
         </w:r>
       </w:ins>
-      <w:ins w:id="207" w:author="PR Preview" w:date="2026-01-01T00:00:00Z">
+      <w:ins w:id="256" w:author="PR Preview" w:date="2026-01-01T00:00:00Z">
         <w:r>
           <w:t xml:space="preserve"> </w:t>
         </w:r>
       </w:ins>
-      <w:ins w:id="208" w:author="PR Preview" w:date="2026-01-01T00:00:00Z">
+      <w:ins w:id="257" w:author="PR Preview" w:date="2026-01-01T00:00:00Z">
         <w:r>
           <w:t xml:space="preserve">(the maximum is 645 mg/dL),</w:t>
         </w:r>
       </w:ins>
-      <w:ins w:id="209" w:author="PR Preview" w:date="2026-01-01T00:00:00Z">
+      <w:ins w:id="258" w:author="PR Preview" w:date="2026-01-01T00:00:00Z">
         <w:r>
           <w:t xml:space="preserve"> </w:t>
         </w:r>
       </w:ins>
-      <w:ins w:id="210" w:author="PR Preview" w:date="2026-01-01T00:00:00Z">
+      <w:ins w:id="259" w:author="PR Preview" w:date="2026-01-01T00:00:00Z">
         <w:r>
           <w:t xml:space="preserve">and the large values in that tail pull the mean upward</w:t>
         </w:r>
       </w:ins>
-      <w:ins w:id="211" w:author="PR Preview" w:date="2026-01-01T00:00:00Z">
+      <w:ins w:id="260" w:author="PR Preview" w:date="2026-01-01T00:00:00Z">
         <w:r>
           <w:t xml:space="preserve"> </w:t>
         </w:r>
       </w:ins>
-      <w:ins w:id="212" w:author="PR Preview" w:date="2026-01-01T00:00:00Z">
+      <w:ins w:id="261" w:author="PR Preview" w:date="2026-01-01T00:00:00Z">
         <w:r>
           <w:t xml:space="preserve">but barely change which value is in the middle.</w:t>
         </w:r>
       </w:ins>
-      <w:ins w:id="213" w:author="PR Preview" w:date="2026-01-01T00:00:00Z">
+      <w:ins w:id="262" w:author="PR Preview" w:date="2026-01-01T00:00:00Z">
         <w:r>
           <w:t xml:space="preserve"> </w:t>
         </w:r>
       </w:ins>
-      <w:ins w:id="214" w:author="PR Preview" w:date="2026-01-01T00:00:00Z">
+      <w:ins w:id="263" w:author="PR Preview" w:date="2026-01-01T00:00:00Z">
         <w:r>
           <w:t xml:space="preserve">A median is less sensitive to extreme values than a mean.</w:t>
         </w:r>
       </w:ins>
     </w:p>
-    <w:bookmarkEnd w:id="25"/>
-    <w:bookmarkEnd w:id="26"/>
-    <w:bookmarkStart w:id="37" w:name="measures-of-spread"/>
+    <w:bookmarkEnd w:id="29"/>
+    <w:bookmarkEnd w:id="30"/>
+    <w:bookmarkStart w:id="41" w:name="measures-of-spread"/>
     <w:p>
       <w:pPr>
         <w:pStyle w:val="Heading3"/>
@@ -4166,12 +4654,12 @@
         <w:t xml:space="preserve">2.2 Measures of spread</w:t>
       </w:r>
     </w:p>
-    <w:bookmarkStart w:id="27" w:name="def-sample-variance"/>
+    <w:bookmarkStart w:id="31" w:name="def-sample-variance"/>
     <w:p>
       <w:pPr>
         <w:pStyle w:val="FirstParagraph"/>
       </w:pPr>
-      <w:del w:id="215" w:author="PR Preview" w:date="2026-01-01T00:00:00Z">
+      <w:del w:id="264" w:author="PR Preview" w:date="2026-01-01T00:00:00Z">
         <w:r>
           <w:rPr>
             <w:b/>
@@ -4180,22 +4668,22 @@
           <w:delText xml:space="preserve">Definition 3 (Sample variance)</w:delText>
         </w:r>
       </w:del>
-      <w:del w:id="216" w:author="PR Preview" w:date="2026-01-01T00:00:00Z">
+      <w:del w:id="265" w:author="PR Preview" w:date="2026-01-01T00:00:00Z">
         <w:r>
           <w:delText xml:space="preserve"> </w:delText>
         </w:r>
       </w:del>
-      <w:del w:id="217" w:author="PR Preview" w:date="2026-01-01T00:00:00Z">
+      <w:del w:id="266" w:author="PR Preview" w:date="2026-01-01T00:00:00Z">
         <w:r>
           <w:delText xml:space="preserve">The</w:delText>
         </w:r>
       </w:del>
-      <w:del w:id="218" w:author="PR Preview" w:date="2026-01-01T00:00:00Z">
+      <w:del w:id="267" w:author="PR Preview" w:date="2026-01-01T00:00:00Z">
         <w:r>
           <w:delText xml:space="preserve"> </w:delText>
         </w:r>
       </w:del>
-      <w:del w:id="219" w:author="PR Preview" w:date="2026-01-01T00:00:00Z">
+      <w:del w:id="268" w:author="PR Preview" w:date="2026-01-01T00:00:00Z">
         <w:r>
           <w:rPr>
             <w:b/>
@@ -4204,17 +4692,17 @@
           <w:delText xml:space="preserve">sample variance</w:delText>
         </w:r>
       </w:del>
-      <w:del w:id="220" w:author="PR Preview" w:date="2026-01-01T00:00:00Z">
+      <w:del w:id="269" w:author="PR Preview" w:date="2026-01-01T00:00:00Z">
         <w:r>
           <w:delText xml:space="preserve"> </w:delText>
         </w:r>
       </w:del>
-      <w:del w:id="221" w:author="PR Preview" w:date="2026-01-01T00:00:00Z">
+      <w:del w:id="270" w:author="PR Preview" w:date="2026-01-01T00:00:00Z">
         <w:r>
           <w:delText xml:space="preserve">of</w:delText>
         </w:r>
       </w:del>
-      <w:del w:id="222" w:author="PR Preview" w:date="2026-01-01T00:00:00Z">
+      <w:del w:id="271" w:author="PR Preview" w:date="2026-01-01T00:00:00Z">
         <w:r>
           <w:delText xml:space="preserve"> </w:delText>
         </w:r>
@@ -4233,12 +4721,12 @@
           <m:t>2</m:t>
         </m:r>
       </m:oMath>
-      <w:del w:id="223" w:author="PR Preview" w:date="2026-01-01T00:00:00Z">
+      <w:del w:id="272" w:author="PR Preview" w:date="2026-01-01T00:00:00Z">
         <w:r>
           <w:delText xml:space="preserve"> </w:delText>
         </w:r>
       </w:del>
-      <w:del w:id="224" w:author="PR Preview" w:date="2026-01-01T00:00:00Z">
+      <w:del w:id="273" w:author="PR Preview" w:date="2026-01-01T00:00:00Z">
         <w:r>
           <w:delText xml:space="preserve">observations is:</w:delText>
         </w:r>
@@ -4248,31 +4736,31 @@
       <w:pPr>
         <w:pStyle w:val="FirstParagraph"/>
       </w:pPr>
-      <w:ins w:id="225" w:author="PR Preview" w:date="2026-01-01T00:00:00Z">
+      <w:ins w:id="274" w:author="PR Preview" w:date="2026-01-01T00:00:00Z">
         <w:r>
           <w:rPr>
             <w:b/>
             <w:bCs/>
           </w:rPr>
-          <w:t xml:space="preserve">Definition 5 (Sample variance)</w:t>
-        </w:r>
-      </w:ins>
-      <w:ins w:id="226" w:author="PR Preview" w:date="2026-01-01T00:00:00Z">
+          <w:t xml:space="preserve">Definition 7 (Sample variance)</w:t>
+        </w:r>
+      </w:ins>
+      <w:ins w:id="275" w:author="PR Preview" w:date="2026-01-01T00:00:00Z">
         <w:r>
           <w:t xml:space="preserve"> </w:t>
         </w:r>
       </w:ins>
-      <w:ins w:id="227" w:author="PR Preview" w:date="2026-01-01T00:00:00Z">
+      <w:ins w:id="276" w:author="PR Preview" w:date="2026-01-01T00:00:00Z">
         <w:r>
           <w:t xml:space="preserve">The</w:t>
         </w:r>
       </w:ins>
-      <w:ins w:id="228" w:author="PR Preview" w:date="2026-01-01T00:00:00Z">
+      <w:ins w:id="277" w:author="PR Preview" w:date="2026-01-01T00:00:00Z">
         <w:r>
           <w:t xml:space="preserve"> </w:t>
         </w:r>
       </w:ins>
-      <w:ins w:id="229" w:author="PR Preview" w:date="2026-01-01T00:00:00Z">
+      <w:ins w:id="278" w:author="PR Preview" w:date="2026-01-01T00:00:00Z">
         <w:r>
           <w:rPr>
             <w:b/>
@@ -4281,17 +4769,17 @@
           <w:t xml:space="preserve">sample variance</w:t>
         </w:r>
       </w:ins>
-      <w:ins w:id="230" w:author="PR Preview" w:date="2026-01-01T00:00:00Z">
+      <w:ins w:id="279" w:author="PR Preview" w:date="2026-01-01T00:00:00Z">
         <w:r>
           <w:t xml:space="preserve"> </w:t>
         </w:r>
       </w:ins>
-      <w:ins w:id="231" w:author="PR Preview" w:date="2026-01-01T00:00:00Z">
+      <w:ins w:id="280" w:author="PR Preview" w:date="2026-01-01T00:00:00Z">
         <w:r>
           <w:t xml:space="preserve">of</w:t>
         </w:r>
       </w:ins>
-      <w:ins w:id="232" w:author="PR Preview" w:date="2026-01-01T00:00:00Z">
+      <w:ins w:id="281" w:author="PR Preview" w:date="2026-01-01T00:00:00Z">
         <w:r>
           <w:t xml:space="preserve"> </w:t>
         </w:r>
@@ -4310,12 +4798,12 @@
           <m:t>2</m:t>
         </m:r>
       </m:oMath>
-      <w:ins w:id="233" w:author="PR Preview" w:date="2026-01-01T00:00:00Z">
+      <w:ins w:id="282" w:author="PR Preview" w:date="2026-01-01T00:00:00Z">
         <w:r>
           <w:t xml:space="preserve"> </w:t>
         </w:r>
       </w:ins>
-      <w:ins w:id="234" w:author="PR Preview" w:date="2026-01-01T00:00:00Z">
+      <w:ins w:id="283" w:author="PR Preview" w:date="2026-01-01T00:00:00Z">
         <w:r>
           <w:t xml:space="preserve">observations is:</w:t>
         </w:r>
@@ -4466,13 +4954,13 @@
         </m:oMath>
       </m:oMathPara>
     </w:p>
-    <w:bookmarkEnd w:id="27"/>
-    <w:bookmarkStart w:id="28" w:name="def-sample-sd"/>
+    <w:bookmarkEnd w:id="31"/>
+    <w:bookmarkStart w:id="32" w:name="def-sample-sd"/>
     <w:p>
       <w:pPr>
         <w:pStyle w:val="FirstParagraph"/>
       </w:pPr>
-      <w:del w:id="235" w:author="PR Preview" w:date="2026-01-01T00:00:00Z">
+      <w:del w:id="284" w:author="PR Preview" w:date="2026-01-01T00:00:00Z">
         <w:r>
           <w:rPr>
             <w:b/>
@@ -4481,22 +4969,22 @@
           <w:delText xml:space="preserve">Definition 4 (Sample standard deviation)</w:delText>
         </w:r>
       </w:del>
-      <w:del w:id="236" w:author="PR Preview" w:date="2026-01-01T00:00:00Z">
+      <w:del w:id="285" w:author="PR Preview" w:date="2026-01-01T00:00:00Z">
         <w:r>
           <w:delText xml:space="preserve"> </w:delText>
         </w:r>
       </w:del>
-      <w:del w:id="237" w:author="PR Preview" w:date="2026-01-01T00:00:00Z">
+      <w:del w:id="286" w:author="PR Preview" w:date="2026-01-01T00:00:00Z">
         <w:r>
           <w:delText xml:space="preserve">The</w:delText>
         </w:r>
       </w:del>
-      <w:del w:id="238" w:author="PR Preview" w:date="2026-01-01T00:00:00Z">
+      <w:del w:id="287" w:author="PR Preview" w:date="2026-01-01T00:00:00Z">
         <w:r>
           <w:delText xml:space="preserve"> </w:delText>
         </w:r>
       </w:del>
-      <w:del w:id="239" w:author="PR Preview" w:date="2026-01-01T00:00:00Z">
+      <w:del w:id="288" w:author="PR Preview" w:date="2026-01-01T00:00:00Z">
         <w:r>
           <w:rPr>
             <w:b/>
@@ -4505,23 +4993,23 @@
           <w:delText xml:space="preserve">sample standard deviation</w:delText>
         </w:r>
       </w:del>
-      <w:del w:id="240" w:author="PR Preview" w:date="2026-01-01T00:00:00Z">
+      <w:del w:id="289" w:author="PR Preview" w:date="2026-01-01T00:00:00Z">
         <w:r>
           <w:delText xml:space="preserve"> </w:delText>
         </w:r>
       </w:del>
-      <w:del w:id="241" w:author="PR Preview" w:date="2026-01-01T00:00:00Z">
+      <w:del w:id="290" w:author="PR Preview" w:date="2026-01-01T00:00:00Z">
         <w:r>
           <w:delText xml:space="preserve">is the square root of the</w:delText>
         </w:r>
       </w:del>
-      <w:del w:id="242" w:author="PR Preview" w:date="2026-01-01T00:00:00Z">
+      <w:del w:id="291" w:author="PR Preview" w:date="2026-01-01T00:00:00Z">
         <w:r>
           <w:delText xml:space="preserve"> </w:delText>
         </w:r>
       </w:del>
       <w:hyperlink w:anchor="def-sample-variance">
-        <w:del w:id="243" w:author="PR Preview" w:date="2026-01-01T00:00:00Z">
+        <w:del w:id="292" w:author="PR Preview" w:date="2026-01-01T00:00:00Z">
           <w:r>
             <w:rPr>
               <w:rStyle w:val="Hyperlink"/>
@@ -4530,7 +5018,7 @@
           </w:r>
         </w:del>
       </w:hyperlink>
-      <w:del w:id="244" w:author="PR Preview" w:date="2026-01-01T00:00:00Z">
+      <w:del w:id="293" w:author="PR Preview" w:date="2026-01-01T00:00:00Z">
         <w:r>
           <w:delText xml:space="preserve">:</w:delText>
         </w:r>
@@ -4540,31 +5028,31 @@
       <w:pPr>
         <w:pStyle w:val="FirstParagraph"/>
       </w:pPr>
-      <w:ins w:id="245" w:author="PR Preview" w:date="2026-01-01T00:00:00Z">
+      <w:ins w:id="294" w:author="PR Preview" w:date="2026-01-01T00:00:00Z">
         <w:r>
           <w:rPr>
             <w:b/>
             <w:bCs/>
           </w:rPr>
-          <w:t xml:space="preserve">Definition 6 (Sample standard deviation)</w:t>
-        </w:r>
-      </w:ins>
-      <w:ins w:id="246" w:author="PR Preview" w:date="2026-01-01T00:00:00Z">
+          <w:t xml:space="preserve">Definition 8 (Sample standard deviation)</w:t>
+        </w:r>
+      </w:ins>
+      <w:ins w:id="295" w:author="PR Preview" w:date="2026-01-01T00:00:00Z">
         <w:r>
           <w:t xml:space="preserve"> </w:t>
         </w:r>
       </w:ins>
-      <w:ins w:id="247" w:author="PR Preview" w:date="2026-01-01T00:00:00Z">
+      <w:ins w:id="296" w:author="PR Preview" w:date="2026-01-01T00:00:00Z">
         <w:r>
           <w:t xml:space="preserve">The</w:t>
         </w:r>
       </w:ins>
-      <w:ins w:id="248" w:author="PR Preview" w:date="2026-01-01T00:00:00Z">
+      <w:ins w:id="297" w:author="PR Preview" w:date="2026-01-01T00:00:00Z">
         <w:r>
           <w:t xml:space="preserve"> </w:t>
         </w:r>
       </w:ins>
-      <w:ins w:id="249" w:author="PR Preview" w:date="2026-01-01T00:00:00Z">
+      <w:ins w:id="298" w:author="PR Preview" w:date="2026-01-01T00:00:00Z">
         <w:r>
           <w:rPr>
             <w:b/>
@@ -4573,23 +5061,23 @@
           <w:t xml:space="preserve">sample standard deviation</w:t>
         </w:r>
       </w:ins>
-      <w:ins w:id="250" w:author="PR Preview" w:date="2026-01-01T00:00:00Z">
+      <w:ins w:id="299" w:author="PR Preview" w:date="2026-01-01T00:00:00Z">
         <w:r>
           <w:t xml:space="preserve"> </w:t>
         </w:r>
       </w:ins>
-      <w:ins w:id="251" w:author="PR Preview" w:date="2026-01-01T00:00:00Z">
+      <w:ins w:id="300" w:author="PR Preview" w:date="2026-01-01T00:00:00Z">
         <w:r>
           <w:t xml:space="preserve">is the square root of the</w:t>
         </w:r>
       </w:ins>
-      <w:ins w:id="252" w:author="PR Preview" w:date="2026-01-01T00:00:00Z">
+      <w:ins w:id="301" w:author="PR Preview" w:date="2026-01-01T00:00:00Z">
         <w:r>
           <w:t xml:space="preserve"> </w:t>
         </w:r>
       </w:ins>
       <w:hyperlink w:anchor="def-sample-variance">
-        <w:ins w:id="253" w:author="PR Preview" w:date="2026-01-01T00:00:00Z">
+        <w:ins w:id="302" w:author="PR Preview" w:date="2026-01-01T00:00:00Z">
           <w:r>
             <w:rPr>
               <w:rStyle w:val="Hyperlink"/>
@@ -4598,7 +5086,7 @@
           </w:r>
         </w:ins>
       </w:hyperlink>
-      <w:ins w:id="254" w:author="PR Preview" w:date="2026-01-01T00:00:00Z">
+      <w:ins w:id="303" w:author="PR Preview" w:date="2026-01-01T00:00:00Z">
         <w:r>
           <w:t xml:space="preserve">:</w:t>
         </w:r>
@@ -4658,8 +5146,8 @@
         </m:oMath>
       </m:oMathPara>
     </w:p>
-    <w:bookmarkEnd w:id="28"/>
-    <w:bookmarkStart w:id="29" w:name="rem-sd-units"/>
+    <w:bookmarkEnd w:id="32"/>
+    <w:bookmarkStart w:id="33" w:name="rem-sd-units"/>
     <w:p>
       <w:pPr>
         <w:pStyle w:val="FirstParagraph"/>
@@ -4690,13 +5178,13 @@
         <w:t xml:space="preserve">whose units are squared.</w:t>
       </w:r>
     </w:p>
-    <w:bookmarkEnd w:id="29"/>
-    <w:bookmarkStart w:id="30" w:name="exm-sample-sd"/>
+    <w:bookmarkEnd w:id="33"/>
+    <w:bookmarkStart w:id="34" w:name="exm-sample-sd"/>
     <w:p>
       <w:pPr>
         <w:pStyle w:val="BodyText"/>
       </w:pPr>
-      <w:del w:id="255" w:author="PR Preview" w:date="2026-01-01T00:00:00Z">
+      <w:del w:id="304" w:author="PR Preview" w:date="2026-01-01T00:00:00Z">
         <w:r>
           <w:rPr>
             <w:b/>
@@ -4705,12 +5193,12 @@
           <w:delText xml:space="preserve">Example 3 (Variance and standard deviation of cholesterol in the WCGS)</w:delText>
         </w:r>
       </w:del>
-      <w:del w:id="256" w:author="PR Preview" w:date="2026-01-01T00:00:00Z">
+      <w:del w:id="305" w:author="PR Preview" w:date="2026-01-01T00:00:00Z">
         <w:r>
           <w:delText xml:space="preserve"> </w:delText>
         </w:r>
       </w:del>
-      <w:del w:id="257" w:author="PR Preview" w:date="2026-01-01T00:00:00Z">
+      <w:del w:id="306" w:author="PR Preview" w:date="2026-01-01T00:00:00Z">
         <w:r>
           <w:delText xml:space="preserve"> </w:delText>
         </w:r>
@@ -4720,7 +5208,7 @@
       <w:pPr>
         <w:pStyle w:val="BodyText"/>
       </w:pPr>
-      <w:ins w:id="258" w:author="PR Preview" w:date="2026-01-01T00:00:00Z">
+      <w:ins w:id="307" w:author="PR Preview" w:date="2026-01-01T00:00:00Z">
         <w:r>
           <w:rPr>
             <w:b/>
@@ -4729,12 +5217,12 @@
           <w:t xml:space="preserve">Example 4 (Variance and standard deviation of cholesterol in the WCGS)</w:t>
         </w:r>
       </w:ins>
-      <w:ins w:id="259" w:author="PR Preview" w:date="2026-01-01T00:00:00Z">
+      <w:ins w:id="308" w:author="PR Preview" w:date="2026-01-01T00:00:00Z">
         <w:r>
           <w:t xml:space="preserve"> </w:t>
         </w:r>
       </w:ins>
-      <w:ins w:id="260" w:author="PR Preview" w:date="2026-01-01T00:00:00Z">
+      <w:ins w:id="309" w:author="PR Preview" w:date="2026-01-01T00:00:00Z">
         <w:r>
           <w:t xml:space="preserve"> </w:t>
         </w:r>
@@ -4891,13 +5379,13 @@
         <w:t xml:space="preserve">like the cholesterol values themselves.</w:t>
       </w:r>
     </w:p>
-    <w:bookmarkEnd w:id="30"/>
-    <w:bookmarkStart w:id="32" w:name="def-quartiles"/>
+    <w:bookmarkEnd w:id="34"/>
+    <w:bookmarkStart w:id="36" w:name="def-quartiles"/>
     <w:p>
       <w:pPr>
         <w:pStyle w:val="BodyText"/>
       </w:pPr>
-      <w:del w:id="261" w:author="PR Preview" w:date="2026-01-01T00:00:00Z">
+      <w:del w:id="310" w:author="PR Preview" w:date="2026-01-01T00:00:00Z">
         <w:r>
           <w:rPr>
             <w:b/>
@@ -4906,22 +5394,22 @@
           <w:delText xml:space="preserve">Definition 5 (Quartiles)</w:delText>
         </w:r>
       </w:del>
-      <w:del w:id="262" w:author="PR Preview" w:date="2026-01-01T00:00:00Z">
+      <w:del w:id="311" w:author="PR Preview" w:date="2026-01-01T00:00:00Z">
         <w:r>
           <w:delText xml:space="preserve"> </w:delText>
         </w:r>
       </w:del>
-      <w:del w:id="263" w:author="PR Preview" w:date="2026-01-01T00:00:00Z">
+      <w:del w:id="312" w:author="PR Preview" w:date="2026-01-01T00:00:00Z">
         <w:r>
           <w:delText xml:space="preserve">The</w:delText>
         </w:r>
       </w:del>
-      <w:del w:id="264" w:author="PR Preview" w:date="2026-01-01T00:00:00Z">
+      <w:del w:id="313" w:author="PR Preview" w:date="2026-01-01T00:00:00Z">
         <w:r>
           <w:delText xml:space="preserve"> </w:delText>
         </w:r>
       </w:del>
-      <w:del w:id="265" w:author="PR Preview" w:date="2026-01-01T00:00:00Z">
+      <w:del w:id="314" w:author="PR Preview" w:date="2026-01-01T00:00:00Z">
         <w:r>
           <w:rPr>
             <w:b/>
@@ -4930,7 +5418,7 @@
           <w:delText xml:space="preserve">first quartile</w:delText>
         </w:r>
       </w:del>
-      <w:del w:id="266" w:author="PR Preview" w:date="2026-01-01T00:00:00Z">
+      <w:del w:id="315" w:author="PR Preview" w:date="2026-01-01T00:00:00Z">
         <w:r>
           <w:delText xml:space="preserve"> </w:delText>
         </w:r>
@@ -4949,22 +5437,22 @@
           </m:sub>
         </m:sSub>
       </m:oMath>
-      <w:del w:id="267" w:author="PR Preview" w:date="2026-01-01T00:00:00Z">
+      <w:del w:id="316" w:author="PR Preview" w:date="2026-01-01T00:00:00Z">
         <w:r>
           <w:delText xml:space="preserve"> </w:delText>
         </w:r>
       </w:del>
-      <w:del w:id="268" w:author="PR Preview" w:date="2026-01-01T00:00:00Z">
+      <w:del w:id="317" w:author="PR Preview" w:date="2026-01-01T00:00:00Z">
         <w:r>
           <w:delText xml:space="preserve">and the</w:delText>
         </w:r>
       </w:del>
-      <w:del w:id="269" w:author="PR Preview" w:date="2026-01-01T00:00:00Z">
+      <w:del w:id="318" w:author="PR Preview" w:date="2026-01-01T00:00:00Z">
         <w:r>
           <w:delText xml:space="preserve"> </w:delText>
         </w:r>
       </w:del>
-      <w:del w:id="270" w:author="PR Preview" w:date="2026-01-01T00:00:00Z">
+      <w:del w:id="319" w:author="PR Preview" w:date="2026-01-01T00:00:00Z">
         <w:r>
           <w:rPr>
             <w:b/>
@@ -4973,7 +5461,7 @@
           <w:delText xml:space="preserve">third quartile</w:delText>
         </w:r>
       </w:del>
-      <w:del w:id="271" w:author="PR Preview" w:date="2026-01-01T00:00:00Z">
+      <w:del w:id="320" w:author="PR Preview" w:date="2026-01-01T00:00:00Z">
         <w:r>
           <w:delText xml:space="preserve"> </w:delText>
         </w:r>
@@ -4992,28 +5480,28 @@
           </m:sub>
         </m:sSub>
       </m:oMath>
-      <w:del w:id="272" w:author="PR Preview" w:date="2026-01-01T00:00:00Z">
+      <w:del w:id="321" w:author="PR Preview" w:date="2026-01-01T00:00:00Z">
         <w:r>
           <w:delText xml:space="preserve"> </w:delText>
         </w:r>
       </w:del>
-      <w:del w:id="273" w:author="PR Preview" w:date="2026-01-01T00:00:00Z">
+      <w:del w:id="322" w:author="PR Preview" w:date="2026-01-01T00:00:00Z">
         <w:r>
           <w:delText xml:space="preserve">are the sample 0.25 and 0.75 quantiles</w:delText>
         </w:r>
       </w:del>
-      <w:del w:id="274" w:author="PR Preview" w:date="2026-01-01T00:00:00Z">
+      <w:del w:id="323" w:author="PR Preview" w:date="2026-01-01T00:00:00Z">
         <w:r>
           <w:delText xml:space="preserve"> </w:delText>
         </w:r>
       </w:del>
-      <w:del w:id="275" w:author="PR Preview" w:date="2026-01-01T00:00:00Z">
+      <w:del w:id="324" w:author="PR Preview" w:date="2026-01-01T00:00:00Z">
         <w:r>
           <w:delText xml:space="preserve">(</w:delText>
         </w:r>
       </w:del>
-      <w:hyperlink r:id="rId31">
-        <w:del w:id="276" w:author="PR Preview" w:date="2026-01-01T00:00:00Z">
+      <w:hyperlink r:id="rId35">
+        <w:del w:id="325" w:author="PR Preview" w:date="2026-01-01T00:00:00Z">
           <w:r>
             <w:rPr>
               <w:rStyle w:val="Hyperlink"/>
@@ -5022,17 +5510,17 @@
           </w:r>
         </w:del>
       </w:hyperlink>
-      <w:del w:id="277" w:author="PR Preview" w:date="2026-01-01T00:00:00Z">
+      <w:del w:id="326" w:author="PR Preview" w:date="2026-01-01T00:00:00Z">
         <w:r>
           <w:delText xml:space="preserve">),</w:delText>
         </w:r>
       </w:del>
-      <w:del w:id="278" w:author="PR Preview" w:date="2026-01-01T00:00:00Z">
+      <w:del w:id="327" w:author="PR Preview" w:date="2026-01-01T00:00:00Z">
         <w:r>
           <w:delText xml:space="preserve"> </w:delText>
         </w:r>
       </w:del>
-      <w:del w:id="279" w:author="PR Preview" w:date="2026-01-01T00:00:00Z">
+      <w:del w:id="328" w:author="PR Preview" w:date="2026-01-01T00:00:00Z">
         <w:r>
           <w:delText xml:space="preserve">also called the 25th and 75th percentiles.</w:delText>
         </w:r>
@@ -5042,31 +5530,31 @@
       <w:pPr>
         <w:pStyle w:val="BodyText"/>
       </w:pPr>
-      <w:ins w:id="280" w:author="PR Preview" w:date="2026-01-01T00:00:00Z">
+      <w:ins w:id="329" w:author="PR Preview" w:date="2026-01-01T00:00:00Z">
         <w:r>
           <w:rPr>
             <w:b/>
             <w:bCs/>
           </w:rPr>
-          <w:t xml:space="preserve">Definition 7 (Quartiles)</w:t>
-        </w:r>
-      </w:ins>
-      <w:ins w:id="281" w:author="PR Preview" w:date="2026-01-01T00:00:00Z">
+          <w:t xml:space="preserve">Definition 9 (Quartiles)</w:t>
+        </w:r>
+      </w:ins>
+      <w:ins w:id="330" w:author="PR Preview" w:date="2026-01-01T00:00:00Z">
         <w:r>
           <w:t xml:space="preserve"> </w:t>
         </w:r>
       </w:ins>
-      <w:ins w:id="282" w:author="PR Preview" w:date="2026-01-01T00:00:00Z">
+      <w:ins w:id="331" w:author="PR Preview" w:date="2026-01-01T00:00:00Z">
         <w:r>
           <w:t xml:space="preserve">The</w:t>
         </w:r>
       </w:ins>
-      <w:ins w:id="283" w:author="PR Preview" w:date="2026-01-01T00:00:00Z">
+      <w:ins w:id="332" w:author="PR Preview" w:date="2026-01-01T00:00:00Z">
         <w:r>
           <w:t xml:space="preserve"> </w:t>
         </w:r>
       </w:ins>
-      <w:ins w:id="284" w:author="PR Preview" w:date="2026-01-01T00:00:00Z">
+      <w:ins w:id="333" w:author="PR Preview" w:date="2026-01-01T00:00:00Z">
         <w:r>
           <w:rPr>
             <w:b/>
@@ -5075,7 +5563,7 @@
           <w:t xml:space="preserve">first quartile</w:t>
         </w:r>
       </w:ins>
-      <w:ins w:id="285" w:author="PR Preview" w:date="2026-01-01T00:00:00Z">
+      <w:ins w:id="334" w:author="PR Preview" w:date="2026-01-01T00:00:00Z">
         <w:r>
           <w:t xml:space="preserve"> </w:t>
         </w:r>
@@ -5094,22 +5582,22 @@
           </m:sub>
         </m:sSub>
       </m:oMath>
-      <w:ins w:id="286" w:author="PR Preview" w:date="2026-01-01T00:00:00Z">
+      <w:ins w:id="335" w:author="PR Preview" w:date="2026-01-01T00:00:00Z">
         <w:r>
           <w:t xml:space="preserve"> </w:t>
         </w:r>
       </w:ins>
-      <w:ins w:id="287" w:author="PR Preview" w:date="2026-01-01T00:00:00Z">
+      <w:ins w:id="336" w:author="PR Preview" w:date="2026-01-01T00:00:00Z">
         <w:r>
           <w:t xml:space="preserve">and the</w:t>
         </w:r>
       </w:ins>
-      <w:ins w:id="288" w:author="PR Preview" w:date="2026-01-01T00:00:00Z">
+      <w:ins w:id="337" w:author="PR Preview" w:date="2026-01-01T00:00:00Z">
         <w:r>
           <w:t xml:space="preserve"> </w:t>
         </w:r>
       </w:ins>
-      <w:ins w:id="289" w:author="PR Preview" w:date="2026-01-01T00:00:00Z">
+      <w:ins w:id="338" w:author="PR Preview" w:date="2026-01-01T00:00:00Z">
         <w:r>
           <w:rPr>
             <w:b/>
@@ -5118,7 +5606,7 @@
           <w:t xml:space="preserve">third quartile</w:t>
         </w:r>
       </w:ins>
-      <w:ins w:id="290" w:author="PR Preview" w:date="2026-01-01T00:00:00Z">
+      <w:ins w:id="339" w:author="PR Preview" w:date="2026-01-01T00:00:00Z">
         <w:r>
           <w:t xml:space="preserve"> </w:t>
         </w:r>
@@ -5137,28 +5625,28 @@
           </m:sub>
         </m:sSub>
       </m:oMath>
-      <w:ins w:id="291" w:author="PR Preview" w:date="2026-01-01T00:00:00Z">
+      <w:ins w:id="340" w:author="PR Preview" w:date="2026-01-01T00:00:00Z">
         <w:r>
           <w:t xml:space="preserve"> </w:t>
         </w:r>
       </w:ins>
-      <w:ins w:id="292" w:author="PR Preview" w:date="2026-01-01T00:00:00Z">
+      <w:ins w:id="341" w:author="PR Preview" w:date="2026-01-01T00:00:00Z">
         <w:r>
           <w:t xml:space="preserve">are the sample 0.25 and 0.75 quantiles</w:t>
         </w:r>
       </w:ins>
-      <w:ins w:id="293" w:author="PR Preview" w:date="2026-01-01T00:00:00Z">
+      <w:ins w:id="342" w:author="PR Preview" w:date="2026-01-01T00:00:00Z">
         <w:r>
           <w:t xml:space="preserve"> </w:t>
         </w:r>
       </w:ins>
-      <w:ins w:id="294" w:author="PR Preview" w:date="2026-01-01T00:00:00Z">
+      <w:ins w:id="343" w:author="PR Preview" w:date="2026-01-01T00:00:00Z">
         <w:r>
           <w:t xml:space="preserve">(</w:t>
         </w:r>
       </w:ins>
-      <w:hyperlink r:id="rId31">
-        <w:ins w:id="295" w:author="PR Preview" w:date="2026-01-01T00:00:00Z">
+      <w:hyperlink r:id="rId35">
+        <w:ins w:id="344" w:author="PR Preview" w:date="2026-01-01T00:00:00Z">
           <w:r>
             <w:rPr>
               <w:rStyle w:val="Hyperlink"/>
@@ -5167,24 +5655,24 @@
           </w:r>
         </w:ins>
       </w:hyperlink>
-      <w:ins w:id="296" w:author="PR Preview" w:date="2026-01-01T00:00:00Z">
+      <w:ins w:id="345" w:author="PR Preview" w:date="2026-01-01T00:00:00Z">
         <w:r>
           <w:t xml:space="preserve">),</w:t>
         </w:r>
       </w:ins>
-      <w:ins w:id="297" w:author="PR Preview" w:date="2026-01-01T00:00:00Z">
+      <w:ins w:id="346" w:author="PR Preview" w:date="2026-01-01T00:00:00Z">
         <w:r>
           <w:t xml:space="preserve"> </w:t>
         </w:r>
       </w:ins>
-      <w:ins w:id="298" w:author="PR Preview" w:date="2026-01-01T00:00:00Z">
+      <w:ins w:id="347" w:author="PR Preview" w:date="2026-01-01T00:00:00Z">
         <w:r>
           <w:t xml:space="preserve">also called the 25th and 75th percentiles.</w:t>
         </w:r>
       </w:ins>
     </w:p>
-    <w:bookmarkEnd w:id="32"/>
-    <w:bookmarkStart w:id="34" w:name="rem-quartile-software"/>
+    <w:bookmarkEnd w:id="36"/>
+    <w:bookmarkStart w:id="38" w:name="rem-quartile-software"/>
     <w:p>
       <w:pPr>
         <w:pStyle w:val="BodyText"/>
@@ -5252,7 +5740,7 @@
       <w:r>
         <w:t xml:space="preserve">(</w:t>
       </w:r>
-      <w:hyperlink r:id="rId33">
+      <w:hyperlink r:id="rId37">
         <w:r>
           <w:rPr>
             <w:rStyle w:val="Hyperlink"/>
@@ -5303,13 +5791,13 @@
         <w:t xml:space="preserve">, interpolates.</w:t>
       </w:r>
     </w:p>
-    <w:bookmarkEnd w:id="34"/>
-    <w:bookmarkStart w:id="35" w:name="def-IQR"/>
+    <w:bookmarkEnd w:id="38"/>
+    <w:bookmarkStart w:id="39" w:name="def-IQR"/>
     <w:p>
       <w:pPr>
         <w:pStyle w:val="BodyText"/>
       </w:pPr>
-      <w:del w:id="299" w:author="PR Preview" w:date="2026-01-01T00:00:00Z">
+      <w:del w:id="348" w:author="PR Preview" w:date="2026-01-01T00:00:00Z">
         <w:r>
           <w:rPr>
             <w:b/>
@@ -5318,22 +5806,22 @@
           <w:delText xml:space="preserve">Definition 6 (Interquartile range)</w:delText>
         </w:r>
       </w:del>
-      <w:del w:id="300" w:author="PR Preview" w:date="2026-01-01T00:00:00Z">
+      <w:del w:id="349" w:author="PR Preview" w:date="2026-01-01T00:00:00Z">
         <w:r>
           <w:delText xml:space="preserve"> </w:delText>
         </w:r>
       </w:del>
-      <w:del w:id="301" w:author="PR Preview" w:date="2026-01-01T00:00:00Z">
+      <w:del w:id="350" w:author="PR Preview" w:date="2026-01-01T00:00:00Z">
         <w:r>
           <w:delText xml:space="preserve">The</w:delText>
         </w:r>
       </w:del>
-      <w:del w:id="302" w:author="PR Preview" w:date="2026-01-01T00:00:00Z">
+      <w:del w:id="351" w:author="PR Preview" w:date="2026-01-01T00:00:00Z">
         <w:r>
           <w:delText xml:space="preserve"> </w:delText>
         </w:r>
       </w:del>
-      <w:del w:id="303" w:author="PR Preview" w:date="2026-01-01T00:00:00Z">
+      <w:del w:id="352" w:author="PR Preview" w:date="2026-01-01T00:00:00Z">
         <w:r>
           <w:rPr>
             <w:b/>
@@ -5342,33 +5830,33 @@
           <w:delText xml:space="preserve">interquartile range</w:delText>
         </w:r>
       </w:del>
-      <w:del w:id="304" w:author="PR Preview" w:date="2026-01-01T00:00:00Z">
+      <w:del w:id="353" w:author="PR Preview" w:date="2026-01-01T00:00:00Z">
         <w:r>
           <w:delText xml:space="preserve"> </w:delText>
         </w:r>
       </w:del>
-      <w:del w:id="305" w:author="PR Preview" w:date="2026-01-01T00:00:00Z">
+      <w:del w:id="354" w:author="PR Preview" w:date="2026-01-01T00:00:00Z">
         <w:r>
           <w:delText xml:space="preserve">(IQR) is the difference between the</w:delText>
         </w:r>
       </w:del>
-      <w:del w:id="306" w:author="PR Preview" w:date="2026-01-01T00:00:00Z">
+      <w:del w:id="355" w:author="PR Preview" w:date="2026-01-01T00:00:00Z">
         <w:r>
           <w:delText xml:space="preserve"> </w:delText>
         </w:r>
       </w:del>
-      <w:del w:id="307" w:author="PR Preview" w:date="2026-01-01T00:00:00Z">
+      <w:del w:id="356" w:author="PR Preview" w:date="2026-01-01T00:00:00Z">
         <w:r>
           <w:delText xml:space="preserve">third and first</w:delText>
         </w:r>
       </w:del>
-      <w:del w:id="308" w:author="PR Preview" w:date="2026-01-01T00:00:00Z">
+      <w:del w:id="357" w:author="PR Preview" w:date="2026-01-01T00:00:00Z">
         <w:r>
           <w:delText xml:space="preserve"> </w:delText>
         </w:r>
       </w:del>
       <w:hyperlink w:anchor="def-quartiles">
-        <w:del w:id="309" w:author="PR Preview" w:date="2026-01-01T00:00:00Z">
+        <w:del w:id="358" w:author="PR Preview" w:date="2026-01-01T00:00:00Z">
           <w:r>
             <w:rPr>
               <w:rStyle w:val="Hyperlink"/>
@@ -5377,7 +5865,7 @@
           </w:r>
         </w:del>
       </w:hyperlink>
-      <w:del w:id="310" w:author="PR Preview" w:date="2026-01-01T00:00:00Z">
+      <w:del w:id="359" w:author="PR Preview" w:date="2026-01-01T00:00:00Z">
         <w:r>
           <w:delText xml:space="preserve">:</w:delText>
         </w:r>
@@ -5387,31 +5875,31 @@
       <w:pPr>
         <w:pStyle w:val="BodyText"/>
       </w:pPr>
-      <w:ins w:id="311" w:author="PR Preview" w:date="2026-01-01T00:00:00Z">
+      <w:ins w:id="360" w:author="PR Preview" w:date="2026-01-01T00:00:00Z">
         <w:r>
           <w:rPr>
             <w:b/>
             <w:bCs/>
           </w:rPr>
-          <w:t xml:space="preserve">Definition 8 (Interquartile range)</w:t>
-        </w:r>
-      </w:ins>
-      <w:ins w:id="312" w:author="PR Preview" w:date="2026-01-01T00:00:00Z">
+          <w:t xml:space="preserve">Definition 10 (Interquartile range)</w:t>
+        </w:r>
+      </w:ins>
+      <w:ins w:id="361" w:author="PR Preview" w:date="2026-01-01T00:00:00Z">
         <w:r>
           <w:t xml:space="preserve"> </w:t>
         </w:r>
       </w:ins>
-      <w:ins w:id="313" w:author="PR Preview" w:date="2026-01-01T00:00:00Z">
+      <w:ins w:id="362" w:author="PR Preview" w:date="2026-01-01T00:00:00Z">
         <w:r>
           <w:t xml:space="preserve">The</w:t>
         </w:r>
       </w:ins>
-      <w:ins w:id="314" w:author="PR Preview" w:date="2026-01-01T00:00:00Z">
+      <w:ins w:id="363" w:author="PR Preview" w:date="2026-01-01T00:00:00Z">
         <w:r>
           <w:t xml:space="preserve"> </w:t>
         </w:r>
       </w:ins>
-      <w:ins w:id="315" w:author="PR Preview" w:date="2026-01-01T00:00:00Z">
+      <w:ins w:id="364" w:author="PR Preview" w:date="2026-01-01T00:00:00Z">
         <w:r>
           <w:rPr>
             <w:b/>
@@ -5420,33 +5908,33 @@
           <w:t xml:space="preserve">interquartile range</w:t>
         </w:r>
       </w:ins>
-      <w:ins w:id="316" w:author="PR Preview" w:date="2026-01-01T00:00:00Z">
+      <w:ins w:id="365" w:author="PR Preview" w:date="2026-01-01T00:00:00Z">
         <w:r>
           <w:t xml:space="preserve"> </w:t>
         </w:r>
       </w:ins>
-      <w:ins w:id="317" w:author="PR Preview" w:date="2026-01-01T00:00:00Z">
+      <w:ins w:id="366" w:author="PR Preview" w:date="2026-01-01T00:00:00Z">
         <w:r>
           <w:t xml:space="preserve">(IQR) is the difference between the</w:t>
         </w:r>
       </w:ins>
-      <w:ins w:id="318" w:author="PR Preview" w:date="2026-01-01T00:00:00Z">
+      <w:ins w:id="367" w:author="PR Preview" w:date="2026-01-01T00:00:00Z">
         <w:r>
           <w:t xml:space="preserve"> </w:t>
         </w:r>
       </w:ins>
-      <w:ins w:id="319" w:author="PR Preview" w:date="2026-01-01T00:00:00Z">
+      <w:ins w:id="368" w:author="PR Preview" w:date="2026-01-01T00:00:00Z">
         <w:r>
           <w:t xml:space="preserve">third and first</w:t>
         </w:r>
       </w:ins>
-      <w:ins w:id="320" w:author="PR Preview" w:date="2026-01-01T00:00:00Z">
+      <w:ins w:id="369" w:author="PR Preview" w:date="2026-01-01T00:00:00Z">
         <w:r>
           <w:t xml:space="preserve"> </w:t>
         </w:r>
       </w:ins>
       <w:hyperlink w:anchor="def-quartiles">
-        <w:ins w:id="321" w:author="PR Preview" w:date="2026-01-01T00:00:00Z">
+        <w:ins w:id="370" w:author="PR Preview" w:date="2026-01-01T00:00:00Z">
           <w:r>
             <w:rPr>
               <w:rStyle w:val="Hyperlink"/>
@@ -5455,7 +5943,7 @@
           </w:r>
         </w:ins>
       </w:hyperlink>
-      <w:ins w:id="322" w:author="PR Preview" w:date="2026-01-01T00:00:00Z">
+      <w:ins w:id="371" w:author="PR Preview" w:date="2026-01-01T00:00:00Z">
         <w:r>
           <w:t xml:space="preserve">:</w:t>
         </w:r>
@@ -5529,13 +6017,13 @@
         </m:oMath>
       </m:oMathPara>
     </w:p>
-    <w:bookmarkEnd w:id="35"/>
-    <w:bookmarkStart w:id="36" w:name="exm-IQR"/>
+    <w:bookmarkEnd w:id="39"/>
+    <w:bookmarkStart w:id="40" w:name="exm-IQR"/>
     <w:p>
       <w:pPr>
         <w:pStyle w:val="FirstParagraph"/>
       </w:pPr>
-      <w:del w:id="323" w:author="PR Preview" w:date="2026-01-01T00:00:00Z">
+      <w:del w:id="372" w:author="PR Preview" w:date="2026-01-01T00:00:00Z">
         <w:r>
           <w:rPr>
             <w:b/>
@@ -5544,12 +6032,12 @@
           <w:delText xml:space="preserve">Example 4 (Quartiles and IQR of cholesterol in the WCGS)</w:delText>
         </w:r>
       </w:del>
-      <w:del w:id="324" w:author="PR Preview" w:date="2026-01-01T00:00:00Z">
+      <w:del w:id="373" w:author="PR Preview" w:date="2026-01-01T00:00:00Z">
         <w:r>
           <w:delText xml:space="preserve"> </w:delText>
         </w:r>
       </w:del>
-      <w:del w:id="325" w:author="PR Preview" w:date="2026-01-01T00:00:00Z">
+      <w:del w:id="374" w:author="PR Preview" w:date="2026-01-01T00:00:00Z">
         <w:r>
           <w:delText xml:space="preserve"> </w:delText>
         </w:r>
@@ -5559,7 +6047,7 @@
       <w:pPr>
         <w:pStyle w:val="FirstParagraph"/>
       </w:pPr>
-      <w:ins w:id="326" w:author="PR Preview" w:date="2026-01-01T00:00:00Z">
+      <w:ins w:id="375" w:author="PR Preview" w:date="2026-01-01T00:00:00Z">
         <w:r>
           <w:rPr>
             <w:b/>
@@ -5568,12 +6056,12 @@
           <w:t xml:space="preserve">Example 5 (Quartiles and IQR of cholesterol in the WCGS)</w:t>
         </w:r>
       </w:ins>
-      <w:ins w:id="327" w:author="PR Preview" w:date="2026-01-01T00:00:00Z">
+      <w:ins w:id="376" w:author="PR Preview" w:date="2026-01-01T00:00:00Z">
         <w:r>
           <w:t xml:space="preserve"> </w:t>
         </w:r>
       </w:ins>
-      <w:ins w:id="328" w:author="PR Preview" w:date="2026-01-01T00:00:00Z">
+      <w:ins w:id="377" w:author="PR Preview" w:date="2026-01-01T00:00:00Z">
         <w:r>
           <w:t xml:space="preserve"> </w:t>
         </w:r>
@@ -5832,9 +6320,9 @@
         <w:t xml:space="preserve">so it is less sensitive to outliers than the standard deviation.</w:t>
       </w:r>
     </w:p>
-    <w:bookmarkEnd w:id="36"/>
-    <w:bookmarkEnd w:id="37"/>
-    <w:bookmarkStart w:id="39" w:name="summary-statistics-in-r"/>
+    <w:bookmarkEnd w:id="40"/>
+    <w:bookmarkEnd w:id="41"/>
+    <w:bookmarkStart w:id="43" w:name="summary-statistics-in-r"/>
     <w:p>
       <w:pPr>
         <w:pStyle w:val="Heading3"/>
@@ -5847,17 +6335,17 @@
       <w:pPr>
         <w:pStyle w:val="FirstParagraph"/>
       </w:pPr>
-      <w:del w:id="329" w:author="PR Preview" w:date="2026-01-01T00:00:00Z">
+      <w:del w:id="378" w:author="PR Preview" w:date="2026-01-01T00:00:00Z">
         <w:r>
           <w:delText xml:space="preserve">The</w:delText>
         </w:r>
       </w:del>
-      <w:del w:id="330" w:author="PR Preview" w:date="2026-01-01T00:00:00Z">
+      <w:del w:id="379" w:author="PR Preview" w:date="2026-01-01T00:00:00Z">
         <w:r>
           <w:delText xml:space="preserve"> </w:delText>
         </w:r>
       </w:del>
-      <w:del w:id="331" w:author="PR Preview" w:date="2026-01-01T00:00:00Z">
+      <w:del w:id="380" w:author="PR Preview" w:date="2026-01-01T00:00:00Z">
         <w:r>
           <w:rPr>
             <w:rStyle w:val="VerbatimChar"/>
@@ -5865,37 +6353,37 @@
           <w:delText xml:space="preserve">summary()</w:delText>
         </w:r>
       </w:del>
-      <w:del w:id="332" w:author="PR Preview" w:date="2026-01-01T00:00:00Z">
+      <w:del w:id="381" w:author="PR Preview" w:date="2026-01-01T00:00:00Z">
         <w:r>
           <w:delText xml:space="preserve"> </w:delText>
         </w:r>
       </w:del>
-      <w:del w:id="333" w:author="PR Preview" w:date="2026-01-01T00:00:00Z">
+      <w:del w:id="382" w:author="PR Preview" w:date="2026-01-01T00:00:00Z">
         <w:r>
           <w:delText xml:space="preserve">function reports the minimum, quartiles, mean, maximum,</w:delText>
         </w:r>
       </w:del>
-      <w:del w:id="334" w:author="PR Preview" w:date="2026-01-01T00:00:00Z">
+      <w:del w:id="383" w:author="PR Preview" w:date="2026-01-01T00:00:00Z">
         <w:r>
           <w:delText xml:space="preserve"> </w:delText>
         </w:r>
       </w:del>
-      <w:del w:id="335" w:author="PR Preview" w:date="2026-01-01T00:00:00Z">
+      <w:del w:id="384" w:author="PR Preview" w:date="2026-01-01T00:00:00Z">
         <w:r>
           <w:delText xml:space="preserve">and number of missing values in one call;</w:delText>
         </w:r>
       </w:del>
-      <w:del w:id="336" w:author="PR Preview" w:date="2026-01-01T00:00:00Z">
+      <w:del w:id="385" w:author="PR Preview" w:date="2026-01-01T00:00:00Z">
         <w:r>
           <w:delText xml:space="preserve"> </w:delText>
         </w:r>
       </w:del>
-      <w:del w:id="337" w:author="PR Preview" w:date="2026-01-01T00:00:00Z">
+      <w:del w:id="386" w:author="PR Preview" w:date="2026-01-01T00:00:00Z">
         <w:r>
           <w:delText xml:space="preserve">its quartiles use R’s default interpolating quantile rule (</w:delText>
         </w:r>
       </w:del>
-      <w:del w:id="338" w:author="PR Preview" w:date="2026-01-01T00:00:00Z">
+      <w:del w:id="387" w:author="PR Preview" w:date="2026-01-01T00:00:00Z">
         <w:r>
           <w:rPr>
             <w:rStyle w:val="VerbatimChar"/>
@@ -5903,28 +6391,28 @@
           <w:delText xml:space="preserve">type = 7</w:delText>
         </w:r>
       </w:del>
-      <w:del w:id="339" w:author="PR Preview" w:date="2026-01-01T00:00:00Z">
+      <w:del w:id="388" w:author="PR Preview" w:date="2026-01-01T00:00:00Z">
         <w:r>
           <w:delText xml:space="preserve">),</w:delText>
         </w:r>
       </w:del>
-      <w:del w:id="340" w:author="PR Preview" w:date="2026-01-01T00:00:00Z">
+      <w:del w:id="389" w:author="PR Preview" w:date="2026-01-01T00:00:00Z">
         <w:r>
           <w:delText xml:space="preserve"> </w:delText>
         </w:r>
       </w:del>
-      <w:del w:id="341" w:author="PR Preview" w:date="2026-01-01T00:00:00Z">
+      <w:del w:id="390" w:author="PR Preview" w:date="2026-01-01T00:00:00Z">
         <w:r>
           <w:delText xml:space="preserve">so they can differ slightly from</w:delText>
         </w:r>
       </w:del>
-      <w:del w:id="342" w:author="PR Preview" w:date="2026-01-01T00:00:00Z">
+      <w:del w:id="391" w:author="PR Preview" w:date="2026-01-01T00:00:00Z">
         <w:r>
           <w:delText xml:space="preserve"> </w:delText>
         </w:r>
       </w:del>
       <w:hyperlink w:anchor="def-quartiles">
-        <w:del w:id="343" w:author="PR Preview" w:date="2026-01-01T00:00:00Z">
+        <w:del w:id="392" w:author="PR Preview" w:date="2026-01-01T00:00:00Z">
           <w:r>
             <w:rPr>
               <w:rStyle w:val="Hyperlink"/>
@@ -5933,7 +6421,7 @@
           </w:r>
         </w:del>
       </w:hyperlink>
-      <w:del w:id="344" w:author="PR Preview" w:date="2026-01-01T00:00:00Z">
+      <w:del w:id="393" w:author="PR Preview" w:date="2026-01-01T00:00:00Z">
         <w:r>
           <w:delText xml:space="preserve">:</w:delText>
         </w:r>
@@ -5943,17 +6431,17 @@
       <w:pPr>
         <w:pStyle w:val="FirstParagraph"/>
       </w:pPr>
-      <w:ins w:id="345" w:author="PR Preview" w:date="2026-01-01T00:00:00Z">
+      <w:ins w:id="394" w:author="PR Preview" w:date="2026-01-01T00:00:00Z">
         <w:r>
           <w:t xml:space="preserve">The</w:t>
         </w:r>
       </w:ins>
-      <w:ins w:id="346" w:author="PR Preview" w:date="2026-01-01T00:00:00Z">
+      <w:ins w:id="395" w:author="PR Preview" w:date="2026-01-01T00:00:00Z">
         <w:r>
           <w:t xml:space="preserve"> </w:t>
         </w:r>
       </w:ins>
-      <w:ins w:id="347" w:author="PR Preview" w:date="2026-01-01T00:00:00Z">
+      <w:ins w:id="396" w:author="PR Preview" w:date="2026-01-01T00:00:00Z">
         <w:r>
           <w:rPr>
             <w:rStyle w:val="VerbatimChar"/>
@@ -5961,37 +6449,37 @@
           <w:t xml:space="preserve">summary()</w:t>
         </w:r>
       </w:ins>
-      <w:ins w:id="348" w:author="PR Preview" w:date="2026-01-01T00:00:00Z">
+      <w:ins w:id="397" w:author="PR Preview" w:date="2026-01-01T00:00:00Z">
         <w:r>
           <w:t xml:space="preserve"> </w:t>
         </w:r>
       </w:ins>
-      <w:ins w:id="349" w:author="PR Preview" w:date="2026-01-01T00:00:00Z">
+      <w:ins w:id="398" w:author="PR Preview" w:date="2026-01-01T00:00:00Z">
         <w:r>
           <w:t xml:space="preserve">function reports the minimum, quartiles, mean, maximum,</w:t>
         </w:r>
       </w:ins>
-      <w:ins w:id="350" w:author="PR Preview" w:date="2026-01-01T00:00:00Z">
+      <w:ins w:id="399" w:author="PR Preview" w:date="2026-01-01T00:00:00Z">
         <w:r>
           <w:t xml:space="preserve"> </w:t>
         </w:r>
       </w:ins>
-      <w:ins w:id="351" w:author="PR Preview" w:date="2026-01-01T00:00:00Z">
+      <w:ins w:id="400" w:author="PR Preview" w:date="2026-01-01T00:00:00Z">
         <w:r>
           <w:t xml:space="preserve">and number of missing values in one call;</w:t>
         </w:r>
       </w:ins>
-      <w:ins w:id="352" w:author="PR Preview" w:date="2026-01-01T00:00:00Z">
+      <w:ins w:id="401" w:author="PR Preview" w:date="2026-01-01T00:00:00Z">
         <w:r>
           <w:t xml:space="preserve"> </w:t>
         </w:r>
       </w:ins>
-      <w:ins w:id="353" w:author="PR Preview" w:date="2026-01-01T00:00:00Z">
+      <w:ins w:id="402" w:author="PR Preview" w:date="2026-01-01T00:00:00Z">
         <w:r>
           <w:t xml:space="preserve">its quartiles use R’s default interpolating quantile rule (</w:t>
         </w:r>
       </w:ins>
-      <w:ins w:id="354" w:author="PR Preview" w:date="2026-01-01T00:00:00Z">
+      <w:ins w:id="403" w:author="PR Preview" w:date="2026-01-01T00:00:00Z">
         <w:r>
           <w:rPr>
             <w:rStyle w:val="VerbatimChar"/>
@@ -5999,37 +6487,37 @@
           <w:t xml:space="preserve">type = 7</w:t>
         </w:r>
       </w:ins>
-      <w:ins w:id="355" w:author="PR Preview" w:date="2026-01-01T00:00:00Z">
+      <w:ins w:id="404" w:author="PR Preview" w:date="2026-01-01T00:00:00Z">
         <w:r>
           <w:t xml:space="preserve">),</w:t>
         </w:r>
       </w:ins>
-      <w:ins w:id="356" w:author="PR Preview" w:date="2026-01-01T00:00:00Z">
+      <w:ins w:id="405" w:author="PR Preview" w:date="2026-01-01T00:00:00Z">
         <w:r>
           <w:t xml:space="preserve"> </w:t>
         </w:r>
       </w:ins>
-      <w:ins w:id="357" w:author="PR Preview" w:date="2026-01-01T00:00:00Z">
+      <w:ins w:id="406" w:author="PR Preview" w:date="2026-01-01T00:00:00Z">
         <w:r>
           <w:t xml:space="preserve">so they can differ slightly from</w:t>
         </w:r>
       </w:ins>
-      <w:ins w:id="358" w:author="PR Preview" w:date="2026-01-01T00:00:00Z">
+      <w:ins w:id="407" w:author="PR Preview" w:date="2026-01-01T00:00:00Z">
         <w:r>
           <w:t xml:space="preserve"> </w:t>
         </w:r>
       </w:ins>
       <w:hyperlink w:anchor="def-quartiles">
-        <w:ins w:id="359" w:author="PR Preview" w:date="2026-01-01T00:00:00Z">
+        <w:ins w:id="408" w:author="PR Preview" w:date="2026-01-01T00:00:00Z">
           <w:r>
             <w:rPr>
               <w:rStyle w:val="Hyperlink"/>
             </w:rPr>
-            <w:t xml:space="preserve">Definition 7</w:t>
+            <w:t xml:space="preserve">Definition 9</w:t>
           </w:r>
         </w:ins>
       </w:hyperlink>
-      <w:ins w:id="360" w:author="PR Preview" w:date="2026-01-01T00:00:00Z">
+      <w:ins w:id="409" w:author="PR Preview" w:date="2026-01-01T00:00:00Z">
         <w:r>
           <w:t xml:space="preserve">:</w:t>
         </w:r>
@@ -6129,7 +6617,7 @@
       <w:tr>
         <w:tc>
           <w:tcPr/>
-          <w:bookmarkStart w:id="38" w:name="tbl-wcgs-summary-continuous"/>
+          <w:bookmarkStart w:id="42" w:name="tbl-wcgs-summary-continuous"/>
           <w:p>
             <w:pPr>
               <w:jc w:val="center"/>
@@ -6856,12 +7344,12 @@
               </w:tc>
             </w:tr>
           </w:tbl>
-          <w:bookmarkEnd w:id="38"/>
+          <w:bookmarkEnd w:id="42"/>
         </w:tc>
       </w:tr>
     </w:tbl>
-    <w:bookmarkEnd w:id="39"/>
-    <w:bookmarkStart w:id="43" w:name="binary-and-categorical-variables"/>
+    <w:bookmarkEnd w:id="43"/>
+    <w:bookmarkStart w:id="47" w:name="binary-and-categorical-variables"/>
     <w:p>
       <w:pPr>
         <w:pStyle w:val="Heading3"/>
@@ -6870,12 +7358,12 @@
         <w:t xml:space="preserve">2.4 Binary and categorical variables</w:t>
       </w:r>
     </w:p>
-    <w:bookmarkStart w:id="40" w:name="def-sample-proportion"/>
+    <w:bookmarkStart w:id="44" w:name="def-sample-proportion"/>
     <w:p>
       <w:pPr>
         <w:pStyle w:val="FirstParagraph"/>
       </w:pPr>
-      <w:del w:id="361" w:author="PR Preview" w:date="2026-01-01T00:00:00Z">
+      <w:del w:id="410" w:author="PR Preview" w:date="2026-01-01T00:00:00Z">
         <w:r>
           <w:rPr>
             <w:b/>
@@ -6884,42 +7372,42 @@
           <w:delText xml:space="preserve">Definition 7 (Sample proportion)</w:delText>
         </w:r>
       </w:del>
-      <w:del w:id="362" w:author="PR Preview" w:date="2026-01-01T00:00:00Z">
+      <w:del w:id="411" w:author="PR Preview" w:date="2026-01-01T00:00:00Z">
         <w:r>
           <w:delText xml:space="preserve"> </w:delText>
         </w:r>
       </w:del>
-      <w:del w:id="363" w:author="PR Preview" w:date="2026-01-01T00:00:00Z">
+      <w:del w:id="412" w:author="PR Preview" w:date="2026-01-01T00:00:00Z">
         <w:r>
           <w:delText xml:space="preserve">For a binary variable with values coded 1 (</w:delText>
         </w:r>
       </w:del>
-      <w:del w:id="364" w:author="PR Preview" w:date="2026-01-01T00:00:00Z">
+      <w:del w:id="413" w:author="PR Preview" w:date="2026-01-01T00:00:00Z">
         <w:r>
           <w:delText xml:space="preserve">“success”</w:delText>
         </w:r>
       </w:del>
-      <w:del w:id="365" w:author="PR Preview" w:date="2026-01-01T00:00:00Z">
+      <w:del w:id="414" w:author="PR Preview" w:date="2026-01-01T00:00:00Z">
         <w:r>
           <w:delText xml:space="preserve">) and 0,</w:delText>
         </w:r>
       </w:del>
-      <w:del w:id="366" w:author="PR Preview" w:date="2026-01-01T00:00:00Z">
+      <w:del w:id="415" w:author="PR Preview" w:date="2026-01-01T00:00:00Z">
         <w:r>
           <w:delText xml:space="preserve"> </w:delText>
         </w:r>
       </w:del>
-      <w:del w:id="367" w:author="PR Preview" w:date="2026-01-01T00:00:00Z">
+      <w:del w:id="416" w:author="PR Preview" w:date="2026-01-01T00:00:00Z">
         <w:r>
           <w:delText xml:space="preserve">the</w:delText>
         </w:r>
       </w:del>
-      <w:del w:id="368" w:author="PR Preview" w:date="2026-01-01T00:00:00Z">
+      <w:del w:id="417" w:author="PR Preview" w:date="2026-01-01T00:00:00Z">
         <w:r>
           <w:delText xml:space="preserve"> </w:delText>
         </w:r>
       </w:del>
-      <w:del w:id="369" w:author="PR Preview" w:date="2026-01-01T00:00:00Z">
+      <w:del w:id="418" w:author="PR Preview" w:date="2026-01-01T00:00:00Z">
         <w:r>
           <w:rPr>
             <w:b/>
@@ -6928,12 +7416,12 @@
           <w:delText xml:space="preserve">sample proportion</w:delText>
         </w:r>
       </w:del>
-      <w:del w:id="370" w:author="PR Preview" w:date="2026-01-01T00:00:00Z">
+      <w:del w:id="419" w:author="PR Preview" w:date="2026-01-01T00:00:00Z">
         <w:r>
           <w:delText xml:space="preserve"> </w:delText>
         </w:r>
       </w:del>
-      <w:del w:id="371" w:author="PR Preview" w:date="2026-01-01T00:00:00Z">
+      <w:del w:id="420" w:author="PR Preview" w:date="2026-01-01T00:00:00Z">
         <w:r>
           <w:delText xml:space="preserve">of successes is:</w:delText>
         </w:r>
@@ -6943,51 +7431,51 @@
       <w:pPr>
         <w:pStyle w:val="FirstParagraph"/>
       </w:pPr>
-      <w:ins w:id="372" w:author="PR Preview" w:date="2026-01-01T00:00:00Z">
+      <w:ins w:id="421" w:author="PR Preview" w:date="2026-01-01T00:00:00Z">
         <w:r>
           <w:rPr>
             <w:b/>
             <w:bCs/>
           </w:rPr>
-          <w:t xml:space="preserve">Definition 9 (Sample proportion)</w:t>
-        </w:r>
-      </w:ins>
-      <w:ins w:id="373" w:author="PR Preview" w:date="2026-01-01T00:00:00Z">
+          <w:t xml:space="preserve">Definition 11 (Sample proportion)</w:t>
+        </w:r>
+      </w:ins>
+      <w:ins w:id="422" w:author="PR Preview" w:date="2026-01-01T00:00:00Z">
         <w:r>
           <w:t xml:space="preserve"> </w:t>
         </w:r>
       </w:ins>
-      <w:ins w:id="374" w:author="PR Preview" w:date="2026-01-01T00:00:00Z">
+      <w:ins w:id="423" w:author="PR Preview" w:date="2026-01-01T00:00:00Z">
         <w:r>
           <w:t xml:space="preserve">For a binary variable with values coded 1 (</w:t>
         </w:r>
       </w:ins>
-      <w:ins w:id="375" w:author="PR Preview" w:date="2026-01-01T00:00:00Z">
+      <w:ins w:id="424" w:author="PR Preview" w:date="2026-01-01T00:00:00Z">
         <w:r>
           <w:t xml:space="preserve">“success”</w:t>
         </w:r>
       </w:ins>
-      <w:ins w:id="376" w:author="PR Preview" w:date="2026-01-01T00:00:00Z">
+      <w:ins w:id="425" w:author="PR Preview" w:date="2026-01-01T00:00:00Z">
         <w:r>
           <w:t xml:space="preserve">) and 0,</w:t>
         </w:r>
       </w:ins>
-      <w:ins w:id="377" w:author="PR Preview" w:date="2026-01-01T00:00:00Z">
+      <w:ins w:id="426" w:author="PR Preview" w:date="2026-01-01T00:00:00Z">
         <w:r>
           <w:t xml:space="preserve"> </w:t>
         </w:r>
       </w:ins>
-      <w:ins w:id="378" w:author="PR Preview" w:date="2026-01-01T00:00:00Z">
+      <w:ins w:id="427" w:author="PR Preview" w:date="2026-01-01T00:00:00Z">
         <w:r>
           <w:t xml:space="preserve">the</w:t>
         </w:r>
       </w:ins>
-      <w:ins w:id="379" w:author="PR Preview" w:date="2026-01-01T00:00:00Z">
+      <w:ins w:id="428" w:author="PR Preview" w:date="2026-01-01T00:00:00Z">
         <w:r>
           <w:t xml:space="preserve"> </w:t>
         </w:r>
       </w:ins>
-      <w:ins w:id="380" w:author="PR Preview" w:date="2026-01-01T00:00:00Z">
+      <w:ins w:id="429" w:author="PR Preview" w:date="2026-01-01T00:00:00Z">
         <w:r>
           <w:rPr>
             <w:b/>
@@ -6996,12 +7484,12 @@
           <w:t xml:space="preserve">sample proportion</w:t>
         </w:r>
       </w:ins>
-      <w:ins w:id="381" w:author="PR Preview" w:date="2026-01-01T00:00:00Z">
+      <w:ins w:id="430" w:author="PR Preview" w:date="2026-01-01T00:00:00Z">
         <w:r>
           <w:t xml:space="preserve"> </w:t>
         </w:r>
       </w:ins>
-      <w:ins w:id="382" w:author="PR Preview" w:date="2026-01-01T00:00:00Z">
+      <w:ins w:id="431" w:author="PR Preview" w:date="2026-01-01T00:00:00Z">
         <w:r>
           <w:t xml:space="preserve">of successes is:</w:t>
         </w:r>
@@ -7099,13 +7587,13 @@
         <w:t xml:space="preserve">is the number of observations.</w:t>
       </w:r>
     </w:p>
-    <w:bookmarkEnd w:id="40"/>
-    <w:bookmarkStart w:id="41" w:name="exm-sample-proportion"/>
+    <w:bookmarkEnd w:id="44"/>
+    <w:bookmarkStart w:id="45" w:name="exm-sample-proportion"/>
     <w:p>
       <w:pPr>
         <w:pStyle w:val="BodyText"/>
       </w:pPr>
-      <w:del w:id="383" w:author="PR Preview" w:date="2026-01-01T00:00:00Z">
+      <w:del w:id="432" w:author="PR Preview" w:date="2026-01-01T00:00:00Z">
         <w:r>
           <w:rPr>
             <w:b/>
@@ -7114,12 +7602,12 @@
           <w:delText xml:space="preserve">Example 5 (Proportion of WCGS participants with a CHD event)</w:delText>
         </w:r>
       </w:del>
-      <w:del w:id="384" w:author="PR Preview" w:date="2026-01-01T00:00:00Z">
+      <w:del w:id="433" w:author="PR Preview" w:date="2026-01-01T00:00:00Z">
         <w:r>
           <w:delText xml:space="preserve"> </w:delText>
         </w:r>
       </w:del>
-      <w:del w:id="385" w:author="PR Preview" w:date="2026-01-01T00:00:00Z">
+      <w:del w:id="434" w:author="PR Preview" w:date="2026-01-01T00:00:00Z">
         <w:r>
           <w:delText xml:space="preserve"> </w:delText>
         </w:r>
@@ -7129,7 +7617,7 @@
       <w:pPr>
         <w:pStyle w:val="BodyText"/>
       </w:pPr>
-      <w:ins w:id="386" w:author="PR Preview" w:date="2026-01-01T00:00:00Z">
+      <w:ins w:id="435" w:author="PR Preview" w:date="2026-01-01T00:00:00Z">
         <w:r>
           <w:rPr>
             <w:b/>
@@ -7138,12 +7626,12 @@
           <w:t xml:space="preserve">Example 6 (Proportion of WCGS participants with a CHD event)</w:t>
         </w:r>
       </w:ins>
-      <w:ins w:id="387" w:author="PR Preview" w:date="2026-01-01T00:00:00Z">
+      <w:ins w:id="436" w:author="PR Preview" w:date="2026-01-01T00:00:00Z">
         <w:r>
           <w:t xml:space="preserve"> </w:t>
         </w:r>
       </w:ins>
-      <w:ins w:id="388" w:author="PR Preview" w:date="2026-01-01T00:00:00Z">
+      <w:ins w:id="437" w:author="PR Preview" w:date="2026-01-01T00:00:00Z">
         <w:r>
           <w:t xml:space="preserve"> </w:t>
         </w:r>
@@ -7291,7 +7779,7 @@
         <w:t xml:space="preserve">0.081.</w:t>
       </w:r>
     </w:p>
-    <w:bookmarkEnd w:id="41"/>
+    <w:bookmarkEnd w:id="45"/>
     <w:p>
       <w:pPr>
         <w:pStyle w:val="BodyText"/>
@@ -7342,7 +7830,7 @@
       <w:tr>
         <w:tc>
           <w:tcPr/>
-          <w:bookmarkStart w:id="42" w:name="tbl-wcgs-summary-cat"/>
+          <w:bookmarkStart w:id="46" w:name="tbl-wcgs-summary-cat"/>
           <w:p>
             <w:pPr>
               <w:jc w:val="center"/>
@@ -8337,13 +8825,13 @@
               </w:tc>
             </w:tr>
           </w:tbl>
-          <w:bookmarkEnd w:id="42"/>
+          <w:bookmarkEnd w:id="46"/>
         </w:tc>
       </w:tr>
     </w:tbl>
-    <w:bookmarkEnd w:id="43"/>
-    <w:bookmarkEnd w:id="44"/>
-    <w:bookmarkStart w:id="77" w:name="graphical-methods"/>
+    <w:bookmarkEnd w:id="47"/>
+    <w:bookmarkEnd w:id="48"/>
+    <w:bookmarkStart w:id="81" w:name="graphical-methods"/>
     <w:p>
       <w:pPr>
         <w:pStyle w:val="Heading2"/>
@@ -8378,7 +8866,7 @@
         <w:t xml:space="preserve">Different types of graph suit different types of variable.</w:t>
       </w:r>
     </w:p>
-    <w:bookmarkStart w:id="51" w:name="histograms"/>
+    <w:bookmarkStart w:id="55" w:name="histograms"/>
     <w:p>
       <w:pPr>
         <w:pStyle w:val="Heading3"/>
@@ -8387,12 +8875,12 @@
         <w:t xml:space="preserve">3.1 Histograms</w:t>
       </w:r>
     </w:p>
-    <w:bookmarkStart w:id="45" w:name="def-histogram"/>
+    <w:bookmarkStart w:id="49" w:name="def-histogram"/>
     <w:p>
       <w:pPr>
         <w:pStyle w:val="FirstParagraph"/>
       </w:pPr>
-      <w:del w:id="389" w:author="PR Preview" w:date="2026-01-01T00:00:00Z">
+      <w:del w:id="438" w:author="PR Preview" w:date="2026-01-01T00:00:00Z">
         <w:r>
           <w:rPr>
             <w:b/>
@@ -8401,22 +8889,22 @@
           <w:delText xml:space="preserve">Definition 8 (Histogram)</w:delText>
         </w:r>
       </w:del>
-      <w:del w:id="390" w:author="PR Preview" w:date="2026-01-01T00:00:00Z">
+      <w:del w:id="439" w:author="PR Preview" w:date="2026-01-01T00:00:00Z">
         <w:r>
           <w:delText xml:space="preserve"> </w:delText>
         </w:r>
       </w:del>
-      <w:del w:id="391" w:author="PR Preview" w:date="2026-01-01T00:00:00Z">
+      <w:del w:id="440" w:author="PR Preview" w:date="2026-01-01T00:00:00Z">
         <w:r>
           <w:delText xml:space="preserve">A</w:delText>
         </w:r>
       </w:del>
-      <w:del w:id="392" w:author="PR Preview" w:date="2026-01-01T00:00:00Z">
+      <w:del w:id="441" w:author="PR Preview" w:date="2026-01-01T00:00:00Z">
         <w:r>
           <w:delText xml:space="preserve"> </w:delText>
         </w:r>
       </w:del>
-      <w:del w:id="393" w:author="PR Preview" w:date="2026-01-01T00:00:00Z">
+      <w:del w:id="442" w:author="PR Preview" w:date="2026-01-01T00:00:00Z">
         <w:r>
           <w:rPr>
             <w:b/>
@@ -8425,42 +8913,42 @@
           <w:delText xml:space="preserve">histogram</w:delText>
         </w:r>
       </w:del>
-      <w:del w:id="394" w:author="PR Preview" w:date="2026-01-01T00:00:00Z">
+      <w:del w:id="443" w:author="PR Preview" w:date="2026-01-01T00:00:00Z">
         <w:r>
           <w:delText xml:space="preserve"> </w:delText>
         </w:r>
       </w:del>
-      <w:del w:id="395" w:author="PR Preview" w:date="2026-01-01T00:00:00Z">
+      <w:del w:id="444" w:author="PR Preview" w:date="2026-01-01T00:00:00Z">
         <w:r>
           <w:delText xml:space="preserve">displays the distribution of a continuous variable</w:delText>
         </w:r>
       </w:del>
-      <w:del w:id="396" w:author="PR Preview" w:date="2026-01-01T00:00:00Z">
+      <w:del w:id="445" w:author="PR Preview" w:date="2026-01-01T00:00:00Z">
         <w:r>
           <w:delText xml:space="preserve"> </w:delText>
         </w:r>
       </w:del>
-      <w:del w:id="397" w:author="PR Preview" w:date="2026-01-01T00:00:00Z">
+      <w:del w:id="446" w:author="PR Preview" w:date="2026-01-01T00:00:00Z">
         <w:r>
           <w:delText xml:space="preserve">by dividing the variable’s range into intervals</w:delText>
         </w:r>
       </w:del>
-      <w:del w:id="398" w:author="PR Preview" w:date="2026-01-01T00:00:00Z">
+      <w:del w:id="447" w:author="PR Preview" w:date="2026-01-01T00:00:00Z">
         <w:r>
           <w:delText xml:space="preserve"> </w:delText>
         </w:r>
       </w:del>
-      <w:del w:id="399" w:author="PR Preview" w:date="2026-01-01T00:00:00Z">
+      <w:del w:id="448" w:author="PR Preview" w:date="2026-01-01T00:00:00Z">
         <w:r>
           <w:delText xml:space="preserve">and drawing a bar over each interval</w:delText>
         </w:r>
       </w:del>
-      <w:del w:id="400" w:author="PR Preview" w:date="2026-01-01T00:00:00Z">
+      <w:del w:id="449" w:author="PR Preview" w:date="2026-01-01T00:00:00Z">
         <w:r>
           <w:delText xml:space="preserve"> </w:delText>
         </w:r>
       </w:del>
-      <w:del w:id="401" w:author="PR Preview" w:date="2026-01-01T00:00:00Z">
+      <w:del w:id="450" w:author="PR Preview" w:date="2026-01-01T00:00:00Z">
         <w:r>
           <w:delText xml:space="preserve">whose height is the number (or proportion) of observations in that interval.</w:delText>
         </w:r>
@@ -8470,7 +8958,7 @@
       <w:pPr>
         <w:pStyle w:val="BodyText"/>
       </w:pPr>
-      <w:del w:id="402" w:author="PR Preview" w:date="2026-01-01T00:00:00Z">
+      <w:del w:id="451" w:author="PR Preview" w:date="2026-01-01T00:00:00Z">
         <w:r>
           <w:rPr>
             <w:b/>
@@ -8479,22 +8967,22 @@
           <w:delText xml:space="preserve">Definition 9 (Bin)</w:delText>
         </w:r>
       </w:del>
-      <w:del w:id="403" w:author="PR Preview" w:date="2026-01-01T00:00:00Z">
+      <w:del w:id="452" w:author="PR Preview" w:date="2026-01-01T00:00:00Z">
         <w:r>
           <w:delText xml:space="preserve"> </w:delText>
         </w:r>
       </w:del>
-      <w:del w:id="404" w:author="PR Preview" w:date="2026-01-01T00:00:00Z">
+      <w:del w:id="453" w:author="PR Preview" w:date="2026-01-01T00:00:00Z">
         <w:r>
           <w:delText xml:space="preserve">A</w:delText>
         </w:r>
       </w:del>
-      <w:del w:id="405" w:author="PR Preview" w:date="2026-01-01T00:00:00Z">
+      <w:del w:id="454" w:author="PR Preview" w:date="2026-01-01T00:00:00Z">
         <w:r>
           <w:delText xml:space="preserve"> </w:delText>
         </w:r>
       </w:del>
-      <w:del w:id="406" w:author="PR Preview" w:date="2026-01-01T00:00:00Z">
+      <w:del w:id="455" w:author="PR Preview" w:date="2026-01-01T00:00:00Z">
         <w:r>
           <w:rPr>
             <w:b/>
@@ -8503,12 +8991,12 @@
           <w:delText xml:space="preserve">bin</w:delText>
         </w:r>
       </w:del>
-      <w:del w:id="407" w:author="PR Preview" w:date="2026-01-01T00:00:00Z">
+      <w:del w:id="456" w:author="PR Preview" w:date="2026-01-01T00:00:00Z">
         <w:r>
           <w:delText xml:space="preserve"> </w:delText>
         </w:r>
       </w:del>
-      <w:del w:id="408" w:author="PR Preview" w:date="2026-01-01T00:00:00Z">
+      <w:del w:id="457" w:author="PR Preview" w:date="2026-01-01T00:00:00Z">
         <w:r>
           <w:delText xml:space="preserve">of a histogram is one of its intervals.</w:delText>
         </w:r>
@@ -8518,31 +9006,31 @@
       <w:pPr>
         <w:pStyle w:val="FirstParagraph"/>
       </w:pPr>
-      <w:ins w:id="409" w:author="PR Preview" w:date="2026-01-01T00:00:00Z">
+      <w:ins w:id="458" w:author="PR Preview" w:date="2026-01-01T00:00:00Z">
         <w:r>
           <w:rPr>
             <w:b/>
             <w:bCs/>
           </w:rPr>
-          <w:t xml:space="preserve">Definition 10 (Histogram)</w:t>
-        </w:r>
-      </w:ins>
-      <w:ins w:id="410" w:author="PR Preview" w:date="2026-01-01T00:00:00Z">
+          <w:t xml:space="preserve">Definition 12 (Histogram)</w:t>
+        </w:r>
+      </w:ins>
+      <w:ins w:id="459" w:author="PR Preview" w:date="2026-01-01T00:00:00Z">
         <w:r>
           <w:t xml:space="preserve"> </w:t>
         </w:r>
       </w:ins>
-      <w:ins w:id="411" w:author="PR Preview" w:date="2026-01-01T00:00:00Z">
+      <w:ins w:id="460" w:author="PR Preview" w:date="2026-01-01T00:00:00Z">
         <w:r>
           <w:t xml:space="preserve">A</w:t>
         </w:r>
       </w:ins>
-      <w:ins w:id="412" w:author="PR Preview" w:date="2026-01-01T00:00:00Z">
+      <w:ins w:id="461" w:author="PR Preview" w:date="2026-01-01T00:00:00Z">
         <w:r>
           <w:t xml:space="preserve"> </w:t>
         </w:r>
       </w:ins>
-      <w:ins w:id="413" w:author="PR Preview" w:date="2026-01-01T00:00:00Z">
+      <w:ins w:id="462" w:author="PR Preview" w:date="2026-01-01T00:00:00Z">
         <w:r>
           <w:rPr>
             <w:b/>
@@ -8551,78 +9039,78 @@
           <w:t xml:space="preserve">histogram</w:t>
         </w:r>
       </w:ins>
-      <w:ins w:id="414" w:author="PR Preview" w:date="2026-01-01T00:00:00Z">
+      <w:ins w:id="463" w:author="PR Preview" w:date="2026-01-01T00:00:00Z">
         <w:r>
           <w:t xml:space="preserve"> </w:t>
         </w:r>
       </w:ins>
-      <w:ins w:id="415" w:author="PR Preview" w:date="2026-01-01T00:00:00Z">
+      <w:ins w:id="464" w:author="PR Preview" w:date="2026-01-01T00:00:00Z">
         <w:r>
           <w:t xml:space="preserve">displays the distribution of a continuous variable</w:t>
         </w:r>
       </w:ins>
-      <w:ins w:id="416" w:author="PR Preview" w:date="2026-01-01T00:00:00Z">
+      <w:ins w:id="465" w:author="PR Preview" w:date="2026-01-01T00:00:00Z">
         <w:r>
           <w:t xml:space="preserve"> </w:t>
         </w:r>
       </w:ins>
-      <w:ins w:id="417" w:author="PR Preview" w:date="2026-01-01T00:00:00Z">
+      <w:ins w:id="466" w:author="PR Preview" w:date="2026-01-01T00:00:00Z">
         <w:r>
           <w:t xml:space="preserve">by dividing the variable’s range into intervals</w:t>
         </w:r>
       </w:ins>
-      <w:ins w:id="418" w:author="PR Preview" w:date="2026-01-01T00:00:00Z">
+      <w:ins w:id="467" w:author="PR Preview" w:date="2026-01-01T00:00:00Z">
         <w:r>
           <w:t xml:space="preserve"> </w:t>
         </w:r>
       </w:ins>
-      <w:ins w:id="419" w:author="PR Preview" w:date="2026-01-01T00:00:00Z">
+      <w:ins w:id="468" w:author="PR Preview" w:date="2026-01-01T00:00:00Z">
         <w:r>
           <w:t xml:space="preserve">and drawing a bar over each interval</w:t>
         </w:r>
       </w:ins>
-      <w:ins w:id="420" w:author="PR Preview" w:date="2026-01-01T00:00:00Z">
+      <w:ins w:id="469" w:author="PR Preview" w:date="2026-01-01T00:00:00Z">
         <w:r>
           <w:t xml:space="preserve"> </w:t>
         </w:r>
       </w:ins>
-      <w:ins w:id="421" w:author="PR Preview" w:date="2026-01-01T00:00:00Z">
+      <w:ins w:id="470" w:author="PR Preview" w:date="2026-01-01T00:00:00Z">
         <w:r>
           <w:t xml:space="preserve">whose height is the number (or proportion) of observations in that interval.</w:t>
         </w:r>
       </w:ins>
     </w:p>
-    <w:bookmarkEnd w:id="45"/>
-    <w:bookmarkStart w:id="46" w:name="def-bin"/>
+    <w:bookmarkEnd w:id="49"/>
+    <w:bookmarkStart w:id="50" w:name="def-bin"/>
     <w:p>
       <w:pPr>
         <w:pStyle w:val="BodyText"/>
       </w:pPr>
-      <w:ins w:id="422" w:author="PR Preview" w:date="2026-01-01T00:00:00Z">
+      <w:ins w:id="471" w:author="PR Preview" w:date="2026-01-01T00:00:00Z">
         <w:r>
           <w:rPr>
             <w:b/>
             <w:bCs/>
           </w:rPr>
-          <w:t xml:space="preserve">Definition 11 (Bin)</w:t>
-        </w:r>
-      </w:ins>
-      <w:ins w:id="423" w:author="PR Preview" w:date="2026-01-01T00:00:00Z">
+          <w:t xml:space="preserve">Definition 13 (Bin)</w:t>
+        </w:r>
+      </w:ins>
+      <w:ins w:id="472" w:author="PR Preview" w:date="2026-01-01T00:00:00Z">
         <w:r>
           <w:t xml:space="preserve"> </w:t>
         </w:r>
       </w:ins>
-      <w:ins w:id="424" w:author="PR Preview" w:date="2026-01-01T00:00:00Z">
+      <w:ins w:id="473" w:author="PR Preview" w:date="2026-01-01T00:00:00Z">
         <w:r>
           <w:t xml:space="preserve">A</w:t>
         </w:r>
       </w:ins>
-      <w:ins w:id="425" w:author="PR Preview" w:date="2026-01-01T00:00:00Z">
+      <w:ins w:id="474" w:author="PR Preview" w:date="2026-01-01T00:00:00Z">
         <w:r>
           <w:t xml:space="preserve"> </w:t>
         </w:r>
       </w:ins>
-      <w:ins w:id="426" w:author="PR Preview" w:date="2026-01-01T00:00:00Z">
+      <w:ins w:id="475" w:author="PR Preview" w:date="2026-01-01T00:00:00Z">
         <w:r>
           <w:rPr>
             <w:b/>
@@ -8631,18 +9119,18 @@
           <w:t xml:space="preserve">bin</w:t>
         </w:r>
       </w:ins>
-      <w:ins w:id="427" w:author="PR Preview" w:date="2026-01-01T00:00:00Z">
+      <w:ins w:id="476" w:author="PR Preview" w:date="2026-01-01T00:00:00Z">
         <w:r>
           <w:t xml:space="preserve"> </w:t>
         </w:r>
       </w:ins>
-      <w:ins w:id="428" w:author="PR Preview" w:date="2026-01-01T00:00:00Z">
+      <w:ins w:id="477" w:author="PR Preview" w:date="2026-01-01T00:00:00Z">
         <w:r>
           <w:t xml:space="preserve">of a histogram is one of its intervals.</w:t>
         </w:r>
       </w:ins>
     </w:p>
-    <w:bookmarkEnd w:id="46"/>
+    <w:bookmarkEnd w:id="50"/>
     <w:tbl>
       <w:tblPr>
         <w:tblStyle w:val="Table"/>
@@ -8656,7 +9144,7 @@
       <w:tr>
         <w:tc>
           <w:tcPr/>
-          <w:bookmarkStart w:id="50" w:name="fig-hist-chol"/>
+          <w:bookmarkStart w:id="54" w:name="fig-hist-chol"/>
           <w:p>
             <w:pPr>
               <w:pStyle w:val="SourceCode"/>
@@ -8942,18 +9430,18 @@
                 <wp:inline>
                   <wp:extent cx="4620126" cy="3696101"/>
                   <wp:effectExtent b="0" l="0" r="0" t="0"/>
-                  <wp:docPr descr="" title="" id="48" name="Picture"/>
+                  <wp:docPr descr="" title="" id="52" name="Picture"/>
                   <a:graphic>
                     <a:graphicData uri="http://schemas.openxmlformats.org/drawingml/2006/picture">
                       <pic:pic>
                         <pic:nvPicPr>
-                          <pic:cNvPr descr="exploratory-descriptive_files/figure-docx/unnamed-chunk-8-1.png" id="49" name="Picture"/>
+                          <pic:cNvPr descr="exploratory-descriptive_files/figure-docx/unnamed-chunk-8-1.png" id="53" name="Picture"/>
                           <pic:cNvPicPr>
                             <a:picLocks noChangeArrowheads="1" noChangeAspect="1"/>
                           </pic:cNvPicPr>
                         </pic:nvPicPr>
                         <pic:blipFill>
-                          <a:blip r:embed="rId47"/>
+                          <a:blip r:embed="rId51"/>
                           <a:stretch>
                             <a:fillRect/>
                           </a:stretch>
@@ -8993,7 +9481,7 @@
               <w:t xml:space="preserve">Figure 1: Histogram of total cholesterol in the WCGS dataset</w:t>
             </w:r>
           </w:p>
-          <w:bookmarkEnd w:id="50"/>
+          <w:bookmarkEnd w:id="54"/>
         </w:tc>
       </w:tr>
     </w:tbl>
@@ -9040,8 +9528,8 @@
         <w:t xml:space="preserve">but the largest value is 645 mg/dL.</w:t>
       </w:r>
     </w:p>
-    <w:bookmarkEnd w:id="51"/>
-    <w:bookmarkStart w:id="57" w:name="density-plots"/>
+    <w:bookmarkEnd w:id="55"/>
+    <w:bookmarkStart w:id="61" w:name="density-plots"/>
     <w:p>
       <w:pPr>
         <w:pStyle w:val="Heading3"/>
@@ -9050,12 +9538,12 @@
         <w:t xml:space="preserve">3.2 Density plots</w:t>
       </w:r>
     </w:p>
-    <w:bookmarkStart w:id="52" w:name="def-density-plot"/>
+    <w:bookmarkStart w:id="56" w:name="def-density-plot"/>
     <w:p>
       <w:pPr>
         <w:pStyle w:val="FirstParagraph"/>
       </w:pPr>
-      <w:del w:id="429" w:author="PR Preview" w:date="2026-01-01T00:00:00Z">
+      <w:del w:id="478" w:author="PR Preview" w:date="2026-01-01T00:00:00Z">
         <w:r>
           <w:rPr>
             <w:b/>
@@ -9064,22 +9552,22 @@
           <w:delText xml:space="preserve">Definition 10 (Density plot)</w:delText>
         </w:r>
       </w:del>
-      <w:del w:id="430" w:author="PR Preview" w:date="2026-01-01T00:00:00Z">
+      <w:del w:id="479" w:author="PR Preview" w:date="2026-01-01T00:00:00Z">
         <w:r>
           <w:delText xml:space="preserve"> </w:delText>
         </w:r>
       </w:del>
-      <w:del w:id="431" w:author="PR Preview" w:date="2026-01-01T00:00:00Z">
+      <w:del w:id="480" w:author="PR Preview" w:date="2026-01-01T00:00:00Z">
         <w:r>
           <w:delText xml:space="preserve">A</w:delText>
         </w:r>
       </w:del>
-      <w:del w:id="432" w:author="PR Preview" w:date="2026-01-01T00:00:00Z">
+      <w:del w:id="481" w:author="PR Preview" w:date="2026-01-01T00:00:00Z">
         <w:r>
           <w:delText xml:space="preserve"> </w:delText>
         </w:r>
       </w:del>
-      <w:del w:id="433" w:author="PR Preview" w:date="2026-01-01T00:00:00Z">
+      <w:del w:id="482" w:author="PR Preview" w:date="2026-01-01T00:00:00Z">
         <w:r>
           <w:rPr>
             <w:b/>
@@ -9088,32 +9576,32 @@
           <w:delText xml:space="preserve">density plot</w:delText>
         </w:r>
       </w:del>
-      <w:del w:id="434" w:author="PR Preview" w:date="2026-01-01T00:00:00Z">
+      <w:del w:id="483" w:author="PR Preview" w:date="2026-01-01T00:00:00Z">
         <w:r>
           <w:delText xml:space="preserve"> </w:delText>
         </w:r>
       </w:del>
-      <w:del w:id="435" w:author="PR Preview" w:date="2026-01-01T00:00:00Z">
+      <w:del w:id="484" w:author="PR Preview" w:date="2026-01-01T00:00:00Z">
         <w:r>
           <w:delText xml:space="preserve">draws a smooth curve</w:delText>
         </w:r>
       </w:del>
-      <w:del w:id="436" w:author="PR Preview" w:date="2026-01-01T00:00:00Z">
+      <w:del w:id="485" w:author="PR Preview" w:date="2026-01-01T00:00:00Z">
         <w:r>
           <w:delText xml:space="preserve"> </w:delText>
         </w:r>
       </w:del>
-      <w:del w:id="437" w:author="PR Preview" w:date="2026-01-01T00:00:00Z">
+      <w:del w:id="486" w:author="PR Preview" w:date="2026-01-01T00:00:00Z">
         <w:r>
           <w:delText xml:space="preserve">that estimates the probability density of a continuous variable,</w:delText>
         </w:r>
       </w:del>
-      <w:del w:id="438" w:author="PR Preview" w:date="2026-01-01T00:00:00Z">
+      <w:del w:id="487" w:author="PR Preview" w:date="2026-01-01T00:00:00Z">
         <w:r>
           <w:delText xml:space="preserve"> </w:delText>
         </w:r>
       </w:del>
-      <w:del w:id="439" w:author="PR Preview" w:date="2026-01-01T00:00:00Z">
+      <w:del w:id="488" w:author="PR Preview" w:date="2026-01-01T00:00:00Z">
         <w:r>
           <w:delText xml:space="preserve">scaled so that the area under the curve is 1.</w:delText>
         </w:r>
@@ -9123,31 +9611,31 @@
       <w:pPr>
         <w:pStyle w:val="FirstParagraph"/>
       </w:pPr>
-      <w:ins w:id="440" w:author="PR Preview" w:date="2026-01-01T00:00:00Z">
+      <w:ins w:id="489" w:author="PR Preview" w:date="2026-01-01T00:00:00Z">
         <w:r>
           <w:rPr>
             <w:b/>
             <w:bCs/>
           </w:rPr>
-          <w:t xml:space="preserve">Definition 12 (Density plot)</w:t>
-        </w:r>
-      </w:ins>
-      <w:ins w:id="441" w:author="PR Preview" w:date="2026-01-01T00:00:00Z">
+          <w:t xml:space="preserve">Definition 14 (Density plot)</w:t>
+        </w:r>
+      </w:ins>
+      <w:ins w:id="490" w:author="PR Preview" w:date="2026-01-01T00:00:00Z">
         <w:r>
           <w:t xml:space="preserve"> </w:t>
         </w:r>
       </w:ins>
-      <w:ins w:id="442" w:author="PR Preview" w:date="2026-01-01T00:00:00Z">
+      <w:ins w:id="491" w:author="PR Preview" w:date="2026-01-01T00:00:00Z">
         <w:r>
           <w:t xml:space="preserve">A</w:t>
         </w:r>
       </w:ins>
-      <w:ins w:id="443" w:author="PR Preview" w:date="2026-01-01T00:00:00Z">
+      <w:ins w:id="492" w:author="PR Preview" w:date="2026-01-01T00:00:00Z">
         <w:r>
           <w:t xml:space="preserve"> </w:t>
         </w:r>
       </w:ins>
-      <w:ins w:id="444" w:author="PR Preview" w:date="2026-01-01T00:00:00Z">
+      <w:ins w:id="493" w:author="PR Preview" w:date="2026-01-01T00:00:00Z">
         <w:r>
           <w:rPr>
             <w:b/>
@@ -9156,38 +9644,38 @@
           <w:t xml:space="preserve">density plot</w:t>
         </w:r>
       </w:ins>
-      <w:ins w:id="445" w:author="PR Preview" w:date="2026-01-01T00:00:00Z">
+      <w:ins w:id="494" w:author="PR Preview" w:date="2026-01-01T00:00:00Z">
         <w:r>
           <w:t xml:space="preserve"> </w:t>
         </w:r>
       </w:ins>
-      <w:ins w:id="446" w:author="PR Preview" w:date="2026-01-01T00:00:00Z">
+      <w:ins w:id="495" w:author="PR Preview" w:date="2026-01-01T00:00:00Z">
         <w:r>
           <w:t xml:space="preserve">draws a smooth curve</w:t>
         </w:r>
       </w:ins>
-      <w:ins w:id="447" w:author="PR Preview" w:date="2026-01-01T00:00:00Z">
+      <w:ins w:id="496" w:author="PR Preview" w:date="2026-01-01T00:00:00Z">
         <w:r>
           <w:t xml:space="preserve"> </w:t>
         </w:r>
       </w:ins>
-      <w:ins w:id="448" w:author="PR Preview" w:date="2026-01-01T00:00:00Z">
+      <w:ins w:id="497" w:author="PR Preview" w:date="2026-01-01T00:00:00Z">
         <w:r>
           <w:t xml:space="preserve">that estimates the probability density of a continuous variable,</w:t>
         </w:r>
       </w:ins>
-      <w:ins w:id="449" w:author="PR Preview" w:date="2026-01-01T00:00:00Z">
+      <w:ins w:id="498" w:author="PR Preview" w:date="2026-01-01T00:00:00Z">
         <w:r>
           <w:t xml:space="preserve"> </w:t>
         </w:r>
       </w:ins>
-      <w:ins w:id="450" w:author="PR Preview" w:date="2026-01-01T00:00:00Z">
+      <w:ins w:id="499" w:author="PR Preview" w:date="2026-01-01T00:00:00Z">
         <w:r>
           <w:t xml:space="preserve">scaled so that the area under the curve is 1.</w:t>
         </w:r>
       </w:ins>
     </w:p>
-    <w:bookmarkEnd w:id="52"/>
+    <w:bookmarkEnd w:id="56"/>
     <w:tbl>
       <w:tblPr>
         <w:tblStyle w:val="Table"/>
@@ -9201,7 +9689,7 @@
       <w:tr>
         <w:tc>
           <w:tcPr/>
-          <w:bookmarkStart w:id="56" w:name="fig-density-chol"/>
+          <w:bookmarkStart w:id="60" w:name="fig-density-chol"/>
           <w:p>
             <w:pPr>
               <w:pStyle w:val="SourceCode"/>
@@ -9463,18 +9951,18 @@
                 <wp:inline>
                   <wp:extent cx="4620126" cy="3696101"/>
                   <wp:effectExtent b="0" l="0" r="0" t="0"/>
-                  <wp:docPr descr="" title="" id="54" name="Picture"/>
+                  <wp:docPr descr="" title="" id="58" name="Picture"/>
                   <a:graphic>
                     <a:graphicData uri="http://schemas.openxmlformats.org/drawingml/2006/picture">
                       <pic:pic>
                         <pic:nvPicPr>
-                          <pic:cNvPr descr="exploratory-descriptive_files/figure-docx/unnamed-chunk-9-1.png" id="55" name="Picture"/>
+                          <pic:cNvPr descr="exploratory-descriptive_files/figure-docx/unnamed-chunk-9-1.png" id="59" name="Picture"/>
                           <pic:cNvPicPr>
                             <a:picLocks noChangeArrowheads="1" noChangeAspect="1"/>
                           </pic:cNvPicPr>
                         </pic:nvPicPr>
                         <pic:blipFill>
-                          <a:blip r:embed="rId53"/>
+                          <a:blip r:embed="rId57"/>
                           <a:stretch>
                             <a:fillRect/>
                           </a:stretch>
@@ -9514,12 +10002,12 @@
               <w:t xml:space="preserve">Figure 2: Density plot of total cholesterol in the WCGS dataset</w:t>
             </w:r>
           </w:p>
-          <w:bookmarkEnd w:id="56"/>
+          <w:bookmarkEnd w:id="60"/>
         </w:tc>
       </w:tr>
     </w:tbl>
-    <w:bookmarkEnd w:id="57"/>
-    <w:bookmarkStart w:id="64" w:name="box-plots"/>
+    <w:bookmarkEnd w:id="61"/>
+    <w:bookmarkStart w:id="68" w:name="box-plots"/>
     <w:p>
       <w:pPr>
         <w:pStyle w:val="Heading3"/>
@@ -9528,12 +10016,12 @@
         <w:t xml:space="preserve">3.3 Box plots</w:t>
       </w:r>
     </w:p>
-    <w:bookmarkStart w:id="58" w:name="def-boxplot"/>
+    <w:bookmarkStart w:id="62" w:name="def-boxplot"/>
     <w:p>
       <w:pPr>
         <w:pStyle w:val="FirstParagraph"/>
       </w:pPr>
-      <w:del w:id="451" w:author="PR Preview" w:date="2026-01-01T00:00:00Z">
+      <w:del w:id="500" w:author="PR Preview" w:date="2026-01-01T00:00:00Z">
         <w:r>
           <w:rPr>
             <w:b/>
@@ -9542,22 +10030,22 @@
           <w:delText xml:space="preserve">Definition 11 (Box plot)</w:delText>
         </w:r>
       </w:del>
-      <w:del w:id="452" w:author="PR Preview" w:date="2026-01-01T00:00:00Z">
+      <w:del w:id="501" w:author="PR Preview" w:date="2026-01-01T00:00:00Z">
         <w:r>
           <w:delText xml:space="preserve"> </w:delText>
         </w:r>
       </w:del>
-      <w:del w:id="453" w:author="PR Preview" w:date="2026-01-01T00:00:00Z">
+      <w:del w:id="502" w:author="PR Preview" w:date="2026-01-01T00:00:00Z">
         <w:r>
           <w:delText xml:space="preserve">A</w:delText>
         </w:r>
       </w:del>
-      <w:del w:id="454" w:author="PR Preview" w:date="2026-01-01T00:00:00Z">
+      <w:del w:id="503" w:author="PR Preview" w:date="2026-01-01T00:00:00Z">
         <w:r>
           <w:delText xml:space="preserve"> </w:delText>
         </w:r>
       </w:del>
-      <w:del w:id="455" w:author="PR Preview" w:date="2026-01-01T00:00:00Z">
+      <w:del w:id="504" w:author="PR Preview" w:date="2026-01-01T00:00:00Z">
         <w:r>
           <w:rPr>
             <w:b/>
@@ -9566,22 +10054,22 @@
           <w:delText xml:space="preserve">box plot</w:delText>
         </w:r>
       </w:del>
-      <w:del w:id="456" w:author="PR Preview" w:date="2026-01-01T00:00:00Z">
+      <w:del w:id="505" w:author="PR Preview" w:date="2026-01-01T00:00:00Z">
         <w:r>
           <w:delText xml:space="preserve"> </w:delText>
         </w:r>
       </w:del>
-      <w:del w:id="457" w:author="PR Preview" w:date="2026-01-01T00:00:00Z">
+      <w:del w:id="506" w:author="PR Preview" w:date="2026-01-01T00:00:00Z">
         <w:r>
           <w:delText xml:space="preserve">(or box-and-whisker plot) summarizes the distribution</w:delText>
         </w:r>
       </w:del>
-      <w:del w:id="458" w:author="PR Preview" w:date="2026-01-01T00:00:00Z">
+      <w:del w:id="507" w:author="PR Preview" w:date="2026-01-01T00:00:00Z">
         <w:r>
           <w:delText xml:space="preserve"> </w:delText>
         </w:r>
       </w:del>
-      <w:del w:id="459" w:author="PR Preview" w:date="2026-01-01T00:00:00Z">
+      <w:del w:id="508" w:author="PR Preview" w:date="2026-01-01T00:00:00Z">
         <w:r>
           <w:delText xml:space="preserve">of a continuous variable:</w:delText>
         </w:r>
@@ -9591,31 +10079,31 @@
       <w:pPr>
         <w:pStyle w:val="FirstParagraph"/>
       </w:pPr>
-      <w:ins w:id="460" w:author="PR Preview" w:date="2026-01-01T00:00:00Z">
+      <w:ins w:id="509" w:author="PR Preview" w:date="2026-01-01T00:00:00Z">
         <w:r>
           <w:rPr>
             <w:b/>
             <w:bCs/>
           </w:rPr>
-          <w:t xml:space="preserve">Definition 13 (Box plot)</w:t>
-        </w:r>
-      </w:ins>
-      <w:ins w:id="461" w:author="PR Preview" w:date="2026-01-01T00:00:00Z">
+          <w:t xml:space="preserve">Definition 15 (Box plot)</w:t>
+        </w:r>
+      </w:ins>
+      <w:ins w:id="510" w:author="PR Preview" w:date="2026-01-01T00:00:00Z">
         <w:r>
           <w:t xml:space="preserve"> </w:t>
         </w:r>
       </w:ins>
-      <w:ins w:id="462" w:author="PR Preview" w:date="2026-01-01T00:00:00Z">
+      <w:ins w:id="511" w:author="PR Preview" w:date="2026-01-01T00:00:00Z">
         <w:r>
           <w:t xml:space="preserve">A</w:t>
         </w:r>
       </w:ins>
-      <w:ins w:id="463" w:author="PR Preview" w:date="2026-01-01T00:00:00Z">
+      <w:ins w:id="512" w:author="PR Preview" w:date="2026-01-01T00:00:00Z">
         <w:r>
           <w:t xml:space="preserve"> </w:t>
         </w:r>
       </w:ins>
-      <w:ins w:id="464" w:author="PR Preview" w:date="2026-01-01T00:00:00Z">
+      <w:ins w:id="513" w:author="PR Preview" w:date="2026-01-01T00:00:00Z">
         <w:r>
           <w:rPr>
             <w:b/>
@@ -9624,22 +10112,22 @@
           <w:t xml:space="preserve">box plot</w:t>
         </w:r>
       </w:ins>
-      <w:ins w:id="465" w:author="PR Preview" w:date="2026-01-01T00:00:00Z">
+      <w:ins w:id="514" w:author="PR Preview" w:date="2026-01-01T00:00:00Z">
         <w:r>
           <w:t xml:space="preserve"> </w:t>
         </w:r>
       </w:ins>
-      <w:ins w:id="466" w:author="PR Preview" w:date="2026-01-01T00:00:00Z">
+      <w:ins w:id="515" w:author="PR Preview" w:date="2026-01-01T00:00:00Z">
         <w:r>
           <w:t xml:space="preserve">(or box-and-whisker plot) summarizes the distribution</w:t>
         </w:r>
       </w:ins>
-      <w:ins w:id="467" w:author="PR Preview" w:date="2026-01-01T00:00:00Z">
+      <w:ins w:id="516" w:author="PR Preview" w:date="2026-01-01T00:00:00Z">
         <w:r>
           <w:t xml:space="preserve"> </w:t>
         </w:r>
       </w:ins>
-      <w:ins w:id="468" w:author="PR Preview" w:date="2026-01-01T00:00:00Z">
+      <w:ins w:id="517" w:author="PR Preview" w:date="2026-01-01T00:00:00Z">
         <w:r>
           <w:t xml:space="preserve">of a continuous variable:</w:t>
         </w:r>
@@ -9780,8 +10268,8 @@
         <w:t xml:space="preserve">as potential outliers.</w:t>
       </w:r>
     </w:p>
-    <w:bookmarkEnd w:id="58"/>
-    <w:bookmarkStart w:id="59" w:name="rem-whisker-rule"/>
+    <w:bookmarkEnd w:id="62"/>
+    <w:bookmarkStart w:id="63" w:name="rem-whisker-rule"/>
     <w:p>
       <w:pPr>
         <w:pStyle w:val="FirstParagraph"/>
@@ -9866,7 +10354,7 @@
         <w:t xml:space="preserve">such as whiskers that run to the minimum and maximum.</w:t>
       </w:r>
     </w:p>
-    <w:bookmarkEnd w:id="59"/>
+    <w:bookmarkEnd w:id="63"/>
     <w:tbl>
       <w:tblPr>
         <w:tblStyle w:val="Table"/>
@@ -9880,7 +10368,7 @@
       <w:tr>
         <w:tc>
           <w:tcPr/>
-          <w:bookmarkStart w:id="63" w:name="fig-box-chol"/>
+          <w:bookmarkStart w:id="67" w:name="fig-box-chol"/>
           <w:p>
             <w:pPr>
               <w:pStyle w:val="SourceCode"/>
@@ -10157,18 +10645,18 @@
                 <wp:inline>
                   <wp:extent cx="4620126" cy="3696101"/>
                   <wp:effectExtent b="0" l="0" r="0" t="0"/>
-                  <wp:docPr descr="" title="" id="61" name="Picture"/>
+                  <wp:docPr descr="" title="" id="65" name="Picture"/>
                   <a:graphic>
                     <a:graphicData uri="http://schemas.openxmlformats.org/drawingml/2006/picture">
                       <pic:pic>
                         <pic:nvPicPr>
-                          <pic:cNvPr descr="exploratory-descriptive_files/figure-docx/unnamed-chunk-10-1.png" id="62" name="Picture"/>
+                          <pic:cNvPr descr="exploratory-descriptive_files/figure-docx/unnamed-chunk-10-1.png" id="66" name="Picture"/>
                           <pic:cNvPicPr>
                             <a:picLocks noChangeArrowheads="1" noChangeAspect="1"/>
                           </pic:cNvPicPr>
                         </pic:nvPicPr>
                         <pic:blipFill>
-                          <a:blip r:embed="rId60"/>
+                          <a:blip r:embed="rId64"/>
                           <a:stretch>
                             <a:fillRect/>
                           </a:stretch>
@@ -10208,12 +10696,12 @@
               <w:t xml:space="preserve">Figure 3: Box plot of total cholesterol in the WCGS dataset</w:t>
             </w:r>
           </w:p>
-          <w:bookmarkEnd w:id="63"/>
+          <w:bookmarkEnd w:id="67"/>
         </w:tc>
       </w:tr>
     </w:tbl>
-    <w:bookmarkEnd w:id="64"/>
-    <w:bookmarkStart w:id="70" w:name="bar-charts"/>
+    <w:bookmarkEnd w:id="68"/>
+    <w:bookmarkStart w:id="74" w:name="bar-charts"/>
     <w:p>
       <w:pPr>
         <w:pStyle w:val="Heading3"/>
@@ -10222,12 +10710,12 @@
         <w:t xml:space="preserve">3.4 Bar charts</w:t>
       </w:r>
     </w:p>
-    <w:bookmarkStart w:id="65" w:name="def-bar-chart"/>
+    <w:bookmarkStart w:id="69" w:name="def-bar-chart"/>
     <w:p>
       <w:pPr>
         <w:pStyle w:val="FirstParagraph"/>
       </w:pPr>
-      <w:del w:id="469" w:author="PR Preview" w:date="2026-01-01T00:00:00Z">
+      <w:del w:id="518" w:author="PR Preview" w:date="2026-01-01T00:00:00Z">
         <w:r>
           <w:rPr>
             <w:b/>
@@ -10236,22 +10724,22 @@
           <w:delText xml:space="preserve">Definition 12 (Bar chart)</w:delText>
         </w:r>
       </w:del>
-      <w:del w:id="470" w:author="PR Preview" w:date="2026-01-01T00:00:00Z">
+      <w:del w:id="519" w:author="PR Preview" w:date="2026-01-01T00:00:00Z">
         <w:r>
           <w:delText xml:space="preserve"> </w:delText>
         </w:r>
       </w:del>
-      <w:del w:id="471" w:author="PR Preview" w:date="2026-01-01T00:00:00Z">
+      <w:del w:id="520" w:author="PR Preview" w:date="2026-01-01T00:00:00Z">
         <w:r>
           <w:delText xml:space="preserve">A</w:delText>
         </w:r>
       </w:del>
-      <w:del w:id="472" w:author="PR Preview" w:date="2026-01-01T00:00:00Z">
+      <w:del w:id="521" w:author="PR Preview" w:date="2026-01-01T00:00:00Z">
         <w:r>
           <w:delText xml:space="preserve"> </w:delText>
         </w:r>
       </w:del>
-      <w:del w:id="473" w:author="PR Preview" w:date="2026-01-01T00:00:00Z">
+      <w:del w:id="522" w:author="PR Preview" w:date="2026-01-01T00:00:00Z">
         <w:r>
           <w:rPr>
             <w:b/>
@@ -10260,32 +10748,32 @@
           <w:delText xml:space="preserve">bar chart</w:delText>
         </w:r>
       </w:del>
-      <w:del w:id="474" w:author="PR Preview" w:date="2026-01-01T00:00:00Z">
+      <w:del w:id="523" w:author="PR Preview" w:date="2026-01-01T00:00:00Z">
         <w:r>
           <w:delText xml:space="preserve"> </w:delText>
         </w:r>
       </w:del>
-      <w:del w:id="475" w:author="PR Preview" w:date="2026-01-01T00:00:00Z">
+      <w:del w:id="524" w:author="PR Preview" w:date="2026-01-01T00:00:00Z">
         <w:r>
           <w:delText xml:space="preserve">displays the number or proportion of observations</w:delText>
         </w:r>
       </w:del>
-      <w:del w:id="476" w:author="PR Preview" w:date="2026-01-01T00:00:00Z">
+      <w:del w:id="525" w:author="PR Preview" w:date="2026-01-01T00:00:00Z">
         <w:r>
           <w:delText xml:space="preserve"> </w:delText>
         </w:r>
       </w:del>
-      <w:del w:id="477" w:author="PR Preview" w:date="2026-01-01T00:00:00Z">
+      <w:del w:id="526" w:author="PR Preview" w:date="2026-01-01T00:00:00Z">
         <w:r>
           <w:delText xml:space="preserve">in each category of a categorical variable,</w:delText>
         </w:r>
       </w:del>
-      <w:del w:id="478" w:author="PR Preview" w:date="2026-01-01T00:00:00Z">
+      <w:del w:id="527" w:author="PR Preview" w:date="2026-01-01T00:00:00Z">
         <w:r>
           <w:delText xml:space="preserve"> </w:delText>
         </w:r>
       </w:del>
-      <w:del w:id="479" w:author="PR Preview" w:date="2026-01-01T00:00:00Z">
+      <w:del w:id="528" w:author="PR Preview" w:date="2026-01-01T00:00:00Z">
         <w:r>
           <w:delText xml:space="preserve">as one bar per category.</w:delText>
         </w:r>
@@ -10295,31 +10783,31 @@
       <w:pPr>
         <w:pStyle w:val="FirstParagraph"/>
       </w:pPr>
-      <w:ins w:id="480" w:author="PR Preview" w:date="2026-01-01T00:00:00Z">
+      <w:ins w:id="529" w:author="PR Preview" w:date="2026-01-01T00:00:00Z">
         <w:r>
           <w:rPr>
             <w:b/>
             <w:bCs/>
           </w:rPr>
-          <w:t xml:space="preserve">Definition 14 (Bar chart)</w:t>
-        </w:r>
-      </w:ins>
-      <w:ins w:id="481" w:author="PR Preview" w:date="2026-01-01T00:00:00Z">
+          <w:t xml:space="preserve">Definition 16 (Bar chart)</w:t>
+        </w:r>
+      </w:ins>
+      <w:ins w:id="530" w:author="PR Preview" w:date="2026-01-01T00:00:00Z">
         <w:r>
           <w:t xml:space="preserve"> </w:t>
         </w:r>
       </w:ins>
-      <w:ins w:id="482" w:author="PR Preview" w:date="2026-01-01T00:00:00Z">
+      <w:ins w:id="531" w:author="PR Preview" w:date="2026-01-01T00:00:00Z">
         <w:r>
           <w:t xml:space="preserve">A</w:t>
         </w:r>
       </w:ins>
-      <w:ins w:id="483" w:author="PR Preview" w:date="2026-01-01T00:00:00Z">
+      <w:ins w:id="532" w:author="PR Preview" w:date="2026-01-01T00:00:00Z">
         <w:r>
           <w:t xml:space="preserve"> </w:t>
         </w:r>
       </w:ins>
-      <w:ins w:id="484" w:author="PR Preview" w:date="2026-01-01T00:00:00Z">
+      <w:ins w:id="533" w:author="PR Preview" w:date="2026-01-01T00:00:00Z">
         <w:r>
           <w:rPr>
             <w:b/>
@@ -10328,38 +10816,38 @@
           <w:t xml:space="preserve">bar chart</w:t>
         </w:r>
       </w:ins>
-      <w:ins w:id="485" w:author="PR Preview" w:date="2026-01-01T00:00:00Z">
+      <w:ins w:id="534" w:author="PR Preview" w:date="2026-01-01T00:00:00Z">
         <w:r>
           <w:t xml:space="preserve"> </w:t>
         </w:r>
       </w:ins>
-      <w:ins w:id="486" w:author="PR Preview" w:date="2026-01-01T00:00:00Z">
+      <w:ins w:id="535" w:author="PR Preview" w:date="2026-01-01T00:00:00Z">
         <w:r>
           <w:t xml:space="preserve">displays the number or proportion of observations</w:t>
         </w:r>
       </w:ins>
-      <w:ins w:id="487" w:author="PR Preview" w:date="2026-01-01T00:00:00Z">
+      <w:ins w:id="536" w:author="PR Preview" w:date="2026-01-01T00:00:00Z">
         <w:r>
           <w:t xml:space="preserve"> </w:t>
         </w:r>
       </w:ins>
-      <w:ins w:id="488" w:author="PR Preview" w:date="2026-01-01T00:00:00Z">
+      <w:ins w:id="537" w:author="PR Preview" w:date="2026-01-01T00:00:00Z">
         <w:r>
           <w:t xml:space="preserve">in each category of a categorical variable,</w:t>
         </w:r>
       </w:ins>
-      <w:ins w:id="489" w:author="PR Preview" w:date="2026-01-01T00:00:00Z">
+      <w:ins w:id="538" w:author="PR Preview" w:date="2026-01-01T00:00:00Z">
         <w:r>
           <w:t xml:space="preserve"> </w:t>
         </w:r>
       </w:ins>
-      <w:ins w:id="490" w:author="PR Preview" w:date="2026-01-01T00:00:00Z">
+      <w:ins w:id="539" w:author="PR Preview" w:date="2026-01-01T00:00:00Z">
         <w:r>
           <w:t xml:space="preserve">as one bar per category.</w:t>
         </w:r>
       </w:ins>
     </w:p>
-    <w:bookmarkEnd w:id="65"/>
+    <w:bookmarkEnd w:id="69"/>
     <w:tbl>
       <w:tblPr>
         <w:tblStyle w:val="Table"/>
@@ -10373,7 +10861,7 @@
       <w:tr>
         <w:tc>
           <w:tcPr/>
-          <w:bookmarkStart w:id="69" w:name="fig-bar-behpat"/>
+          <w:bookmarkStart w:id="73" w:name="fig-bar-behpat"/>
           <w:p>
             <w:pPr>
               <w:pStyle w:val="SourceCode"/>
@@ -10611,18 +11099,18 @@
                 <wp:inline>
                   <wp:extent cx="4620126" cy="3696101"/>
                   <wp:effectExtent b="0" l="0" r="0" t="0"/>
-                  <wp:docPr descr="" title="" id="67" name="Picture"/>
+                  <wp:docPr descr="" title="" id="71" name="Picture"/>
                   <a:graphic>
                     <a:graphicData uri="http://schemas.openxmlformats.org/drawingml/2006/picture">
                       <pic:pic>
                         <pic:nvPicPr>
-                          <pic:cNvPr descr="exploratory-descriptive_files/figure-docx/unnamed-chunk-11-1.png" id="68" name="Picture"/>
+                          <pic:cNvPr descr="exploratory-descriptive_files/figure-docx/unnamed-chunk-11-1.png" id="72" name="Picture"/>
                           <pic:cNvPicPr>
                             <a:picLocks noChangeArrowheads="1" noChangeAspect="1"/>
                           </pic:cNvPicPr>
                         </pic:nvPicPr>
                         <pic:blipFill>
-                          <a:blip r:embed="rId66"/>
+                          <a:blip r:embed="rId70"/>
                           <a:stretch>
                             <a:fillRect/>
                           </a:stretch>
@@ -10662,12 +11150,12 @@
               <w:t xml:space="preserve">Figure 4: Bar chart of behavioral pattern in the WCGS dataset</w:t>
             </w:r>
           </w:p>
-          <w:bookmarkEnd w:id="69"/>
+          <w:bookmarkEnd w:id="73"/>
         </w:tc>
       </w:tr>
     </w:tbl>
-    <w:bookmarkEnd w:id="70"/>
-    <w:bookmarkStart w:id="76" w:name="normal-quantile-quantile-plots"/>
+    <w:bookmarkEnd w:id="74"/>
+    <w:bookmarkStart w:id="80" w:name="normal-quantile-quantile-plots"/>
     <w:p>
       <w:pPr>
         <w:pStyle w:val="Heading3"/>
@@ -10676,12 +11164,12 @@
         <w:t xml:space="preserve">3.5 Normal quantile-quantile plots</w:t>
       </w:r>
     </w:p>
-    <w:bookmarkStart w:id="71" w:name="def-qq-plot"/>
+    <w:bookmarkStart w:id="75" w:name="def-qq-plot"/>
     <w:p>
       <w:pPr>
         <w:pStyle w:val="FirstParagraph"/>
       </w:pPr>
-      <w:del w:id="491" w:author="PR Preview" w:date="2026-01-01T00:00:00Z">
+      <w:del w:id="540" w:author="PR Preview" w:date="2026-01-01T00:00:00Z">
         <w:r>
           <w:rPr>
             <w:b/>
@@ -10690,22 +11178,22 @@
           <w:delText xml:space="preserve">Definition 13 (Normal quantile-quantile plot)</w:delText>
         </w:r>
       </w:del>
-      <w:del w:id="492" w:author="PR Preview" w:date="2026-01-01T00:00:00Z">
+      <w:del w:id="541" w:author="PR Preview" w:date="2026-01-01T00:00:00Z">
         <w:r>
           <w:delText xml:space="preserve"> </w:delText>
         </w:r>
       </w:del>
-      <w:del w:id="493" w:author="PR Preview" w:date="2026-01-01T00:00:00Z">
+      <w:del w:id="542" w:author="PR Preview" w:date="2026-01-01T00:00:00Z">
         <w:r>
           <w:delText xml:space="preserve">A</w:delText>
         </w:r>
       </w:del>
-      <w:del w:id="494" w:author="PR Preview" w:date="2026-01-01T00:00:00Z">
+      <w:del w:id="543" w:author="PR Preview" w:date="2026-01-01T00:00:00Z">
         <w:r>
           <w:delText xml:space="preserve"> </w:delText>
         </w:r>
       </w:del>
-      <w:del w:id="495" w:author="PR Preview" w:date="2026-01-01T00:00:00Z">
+      <w:del w:id="544" w:author="PR Preview" w:date="2026-01-01T00:00:00Z">
         <w:r>
           <w:rPr>
             <w:b/>
@@ -10714,28 +11202,28 @@
           <w:delText xml:space="preserve">normal quantile-quantile (Q-Q) plot</w:delText>
         </w:r>
       </w:del>
-      <w:del w:id="496" w:author="PR Preview" w:date="2026-01-01T00:00:00Z">
+      <w:del w:id="545" w:author="PR Preview" w:date="2026-01-01T00:00:00Z">
         <w:r>
           <w:delText xml:space="preserve"> </w:delText>
         </w:r>
       </w:del>
-      <w:del w:id="497" w:author="PR Preview" w:date="2026-01-01T00:00:00Z">
+      <w:del w:id="546" w:author="PR Preview" w:date="2026-01-01T00:00:00Z">
         <w:r>
           <w:delText xml:space="preserve">plots the sorted observations</w:delText>
         </w:r>
       </w:del>
-      <w:del w:id="498" w:author="PR Preview" w:date="2026-01-01T00:00:00Z">
+      <w:del w:id="547" w:author="PR Preview" w:date="2026-01-01T00:00:00Z">
         <w:r>
           <w:delText xml:space="preserve"> </w:delText>
         </w:r>
       </w:del>
-      <w:del w:id="499" w:author="PR Preview" w:date="2026-01-01T00:00:00Z">
+      <w:del w:id="548" w:author="PR Preview" w:date="2026-01-01T00:00:00Z">
         <w:r>
           <w:delText xml:space="preserve">(</w:delText>
         </w:r>
       </w:del>
-      <w:hyperlink r:id="rId23">
-        <w:del w:id="500" w:author="PR Preview" w:date="2026-01-01T00:00:00Z">
+      <w:hyperlink r:id="rId27">
+        <w:del w:id="549" w:author="PR Preview" w:date="2026-01-01T00:00:00Z">
           <w:r>
             <w:rPr>
               <w:rStyle w:val="Hyperlink"/>
@@ -10744,37 +11232,37 @@
           </w:r>
         </w:del>
       </w:hyperlink>
-      <w:del w:id="501" w:author="PR Preview" w:date="2026-01-01T00:00:00Z">
+      <w:del w:id="550" w:author="PR Preview" w:date="2026-01-01T00:00:00Z">
         <w:r>
           <w:delText xml:space="preserve">)</w:delText>
         </w:r>
       </w:del>
-      <w:del w:id="502" w:author="PR Preview" w:date="2026-01-01T00:00:00Z">
+      <w:del w:id="551" w:author="PR Preview" w:date="2026-01-01T00:00:00Z">
         <w:r>
           <w:delText xml:space="preserve"> </w:delText>
         </w:r>
       </w:del>
-      <w:del w:id="503" w:author="PR Preview" w:date="2026-01-01T00:00:00Z">
+      <w:del w:id="552" w:author="PR Preview" w:date="2026-01-01T00:00:00Z">
         <w:r>
           <w:delText xml:space="preserve">against the corresponding quantiles of a standard Gaussian distribution.</w:delText>
         </w:r>
       </w:del>
-      <w:del w:id="504" w:author="PR Preview" w:date="2026-01-01T00:00:00Z">
+      <w:del w:id="553" w:author="PR Preview" w:date="2026-01-01T00:00:00Z">
         <w:r>
           <w:delText xml:space="preserve"> </w:delText>
         </w:r>
       </w:del>
-      <w:del w:id="505" w:author="PR Preview" w:date="2026-01-01T00:00:00Z">
+      <w:del w:id="554" w:author="PR Preview" w:date="2026-01-01T00:00:00Z">
         <w:r>
           <w:delText xml:space="preserve">If the variable is approximately Gaussian,</w:delText>
         </w:r>
       </w:del>
-      <w:del w:id="506" w:author="PR Preview" w:date="2026-01-01T00:00:00Z">
+      <w:del w:id="555" w:author="PR Preview" w:date="2026-01-01T00:00:00Z">
         <w:r>
           <w:delText xml:space="preserve"> </w:delText>
         </w:r>
       </w:del>
-      <w:del w:id="507" w:author="PR Preview" w:date="2026-01-01T00:00:00Z">
+      <w:del w:id="556" w:author="PR Preview" w:date="2026-01-01T00:00:00Z">
         <w:r>
           <w:delText xml:space="preserve">the points fall close to a straight line.</w:delText>
         </w:r>
@@ -10784,31 +11272,31 @@
       <w:pPr>
         <w:pStyle w:val="FirstParagraph"/>
       </w:pPr>
-      <w:ins w:id="508" w:author="PR Preview" w:date="2026-01-01T00:00:00Z">
+      <w:ins w:id="557" w:author="PR Preview" w:date="2026-01-01T00:00:00Z">
         <w:r>
           <w:rPr>
             <w:b/>
             <w:bCs/>
           </w:rPr>
-          <w:t xml:space="preserve">Definition 15 (Normal quantile-quantile plot)</w:t>
-        </w:r>
-      </w:ins>
-      <w:ins w:id="509" w:author="PR Preview" w:date="2026-01-01T00:00:00Z">
+          <w:t xml:space="preserve">Definition 17 (Normal quantile-quantile plot)</w:t>
+        </w:r>
+      </w:ins>
+      <w:ins w:id="558" w:author="PR Preview" w:date="2026-01-01T00:00:00Z">
         <w:r>
           <w:t xml:space="preserve"> </w:t>
         </w:r>
       </w:ins>
-      <w:ins w:id="510" w:author="PR Preview" w:date="2026-01-01T00:00:00Z">
+      <w:ins w:id="559" w:author="PR Preview" w:date="2026-01-01T00:00:00Z">
         <w:r>
           <w:t xml:space="preserve">A</w:t>
         </w:r>
       </w:ins>
-      <w:ins w:id="511" w:author="PR Preview" w:date="2026-01-01T00:00:00Z">
+      <w:ins w:id="560" w:author="PR Preview" w:date="2026-01-01T00:00:00Z">
         <w:r>
           <w:t xml:space="preserve"> </w:t>
         </w:r>
       </w:ins>
-      <w:ins w:id="512" w:author="PR Preview" w:date="2026-01-01T00:00:00Z">
+      <w:ins w:id="561" w:author="PR Preview" w:date="2026-01-01T00:00:00Z">
         <w:r>
           <w:rPr>
             <w:b/>
@@ -10817,28 +11305,28 @@
           <w:t xml:space="preserve">normal quantile-quantile (Q-Q) plot</w:t>
         </w:r>
       </w:ins>
-      <w:ins w:id="513" w:author="PR Preview" w:date="2026-01-01T00:00:00Z">
+      <w:ins w:id="562" w:author="PR Preview" w:date="2026-01-01T00:00:00Z">
         <w:r>
           <w:t xml:space="preserve"> </w:t>
         </w:r>
       </w:ins>
-      <w:ins w:id="514" w:author="PR Preview" w:date="2026-01-01T00:00:00Z">
+      <w:ins w:id="563" w:author="PR Preview" w:date="2026-01-01T00:00:00Z">
         <w:r>
           <w:t xml:space="preserve">plots the sorted observations</w:t>
         </w:r>
       </w:ins>
-      <w:ins w:id="515" w:author="PR Preview" w:date="2026-01-01T00:00:00Z">
+      <w:ins w:id="564" w:author="PR Preview" w:date="2026-01-01T00:00:00Z">
         <w:r>
           <w:t xml:space="preserve"> </w:t>
         </w:r>
       </w:ins>
-      <w:ins w:id="516" w:author="PR Preview" w:date="2026-01-01T00:00:00Z">
+      <w:ins w:id="565" w:author="PR Preview" w:date="2026-01-01T00:00:00Z">
         <w:r>
           <w:t xml:space="preserve">(</w:t>
         </w:r>
       </w:ins>
-      <w:hyperlink r:id="rId23">
-        <w:ins w:id="517" w:author="PR Preview" w:date="2026-01-01T00:00:00Z">
+      <w:hyperlink r:id="rId27">
+        <w:ins w:id="566" w:author="PR Preview" w:date="2026-01-01T00:00:00Z">
           <w:r>
             <w:rPr>
               <w:rStyle w:val="Hyperlink"/>
@@ -10847,43 +11335,43 @@
           </w:r>
         </w:ins>
       </w:hyperlink>
-      <w:ins w:id="518" w:author="PR Preview" w:date="2026-01-01T00:00:00Z">
+      <w:ins w:id="567" w:author="PR Preview" w:date="2026-01-01T00:00:00Z">
         <w:r>
           <w:t xml:space="preserve">)</w:t>
         </w:r>
       </w:ins>
-      <w:ins w:id="519" w:author="PR Preview" w:date="2026-01-01T00:00:00Z">
+      <w:ins w:id="568" w:author="PR Preview" w:date="2026-01-01T00:00:00Z">
         <w:r>
           <w:t xml:space="preserve"> </w:t>
         </w:r>
       </w:ins>
-      <w:ins w:id="520" w:author="PR Preview" w:date="2026-01-01T00:00:00Z">
+      <w:ins w:id="569" w:author="PR Preview" w:date="2026-01-01T00:00:00Z">
         <w:r>
           <w:t xml:space="preserve">against the corresponding quantiles of a standard Gaussian distribution.</w:t>
         </w:r>
       </w:ins>
-      <w:ins w:id="521" w:author="PR Preview" w:date="2026-01-01T00:00:00Z">
+      <w:ins w:id="570" w:author="PR Preview" w:date="2026-01-01T00:00:00Z">
         <w:r>
           <w:t xml:space="preserve"> </w:t>
         </w:r>
       </w:ins>
-      <w:ins w:id="522" w:author="PR Preview" w:date="2026-01-01T00:00:00Z">
+      <w:ins w:id="571" w:author="PR Preview" w:date="2026-01-01T00:00:00Z">
         <w:r>
           <w:t xml:space="preserve">If the variable is approximately Gaussian,</w:t>
         </w:r>
       </w:ins>
-      <w:ins w:id="523" w:author="PR Preview" w:date="2026-01-01T00:00:00Z">
+      <w:ins w:id="572" w:author="PR Preview" w:date="2026-01-01T00:00:00Z">
         <w:r>
           <w:t xml:space="preserve"> </w:t>
         </w:r>
       </w:ins>
-      <w:ins w:id="524" w:author="PR Preview" w:date="2026-01-01T00:00:00Z">
+      <w:ins w:id="573" w:author="PR Preview" w:date="2026-01-01T00:00:00Z">
         <w:r>
           <w:t xml:space="preserve">the points fall close to a straight line.</w:t>
         </w:r>
       </w:ins>
     </w:p>
-    <w:bookmarkEnd w:id="71"/>
+    <w:bookmarkEnd w:id="75"/>
     <w:tbl>
       <w:tblPr>
         <w:tblStyle w:val="Table"/>
@@ -10897,7 +11385,7 @@
       <w:tr>
         <w:tc>
           <w:tcPr/>
-          <w:bookmarkStart w:id="75" w:name="fig-qq-chol"/>
+          <w:bookmarkStart w:id="79" w:name="fig-qq-chol"/>
           <w:p>
             <w:pPr>
               <w:pStyle w:val="SourceCode"/>
@@ -11168,18 +11656,18 @@
                 <wp:inline>
                   <wp:extent cx="4620126" cy="3696101"/>
                   <wp:effectExtent b="0" l="0" r="0" t="0"/>
-                  <wp:docPr descr="" title="" id="73" name="Picture"/>
+                  <wp:docPr descr="" title="" id="77" name="Picture"/>
                   <a:graphic>
                     <a:graphicData uri="http://schemas.openxmlformats.org/drawingml/2006/picture">
                       <pic:pic>
                         <pic:nvPicPr>
-                          <pic:cNvPr descr="exploratory-descriptive_files/figure-docx/unnamed-chunk-12-1.png" id="74" name="Picture"/>
+                          <pic:cNvPr descr="exploratory-descriptive_files/figure-docx/unnamed-chunk-12-1.png" id="78" name="Picture"/>
                           <pic:cNvPicPr>
                             <a:picLocks noChangeArrowheads="1" noChangeAspect="1"/>
                           </pic:cNvPicPr>
                         </pic:nvPicPr>
                         <pic:blipFill>
-                          <a:blip r:embed="rId72"/>
+                          <a:blip r:embed="rId76"/>
                           <a:stretch>
                             <a:fillRect/>
                           </a:stretch>
@@ -11219,7 +11707,7 @@
               <w:t xml:space="preserve">Figure 5: Normal Q-Q plot for total cholesterol in the WCGS dataset</w:t>
             </w:r>
           </w:p>
-          <w:bookmarkEnd w:id="75"/>
+          <w:bookmarkEnd w:id="79"/>
         </w:tc>
       </w:tr>
     </w:tbl>
@@ -11265,9 +11753,9 @@
         <w:t xml:space="preserve">.</w:t>
       </w:r>
     </w:p>
-    <w:bookmarkEnd w:id="76"/>
-    <w:bookmarkEnd w:id="77"/>
-    <w:bookmarkStart w:id="104" w:name="bivariate-relationships"/>
+    <w:bookmarkEnd w:id="80"/>
+    <w:bookmarkEnd w:id="81"/>
+    <w:bookmarkStart w:id="108" w:name="bivariate-relationships"/>
     <w:p>
       <w:pPr>
         <w:pStyle w:val="Heading2"/>
@@ -11276,7 +11764,7 @@
         <w:t xml:space="preserve">4 Bivariate relationships</w:t>
       </w:r>
     </w:p>
-    <w:bookmarkStart w:id="89" w:name="two-continuous-variables"/>
+    <w:bookmarkStart w:id="93" w:name="two-continuous-variables"/>
     <w:p>
       <w:pPr>
         <w:pStyle w:val="Heading3"/>
@@ -11285,12 +11773,12 @@
         <w:t xml:space="preserve">4.1 Two continuous variables</w:t>
       </w:r>
     </w:p>
-    <w:bookmarkStart w:id="78" w:name="def-scatterplot"/>
+    <w:bookmarkStart w:id="82" w:name="def-scatterplot"/>
     <w:p>
       <w:pPr>
         <w:pStyle w:val="FirstParagraph"/>
       </w:pPr>
-      <w:del w:id="525" w:author="PR Preview" w:date="2026-01-01T00:00:00Z">
+      <w:del w:id="574" w:author="PR Preview" w:date="2026-01-01T00:00:00Z">
         <w:r>
           <w:rPr>
             <w:b/>
@@ -11299,22 +11787,22 @@
           <w:delText xml:space="preserve">Definition 14 (Scatter plot)</w:delText>
         </w:r>
       </w:del>
-      <w:del w:id="526" w:author="PR Preview" w:date="2026-01-01T00:00:00Z">
+      <w:del w:id="575" w:author="PR Preview" w:date="2026-01-01T00:00:00Z">
         <w:r>
           <w:delText xml:space="preserve"> </w:delText>
         </w:r>
       </w:del>
-      <w:del w:id="527" w:author="PR Preview" w:date="2026-01-01T00:00:00Z">
+      <w:del w:id="576" w:author="PR Preview" w:date="2026-01-01T00:00:00Z">
         <w:r>
           <w:delText xml:space="preserve">A</w:delText>
         </w:r>
       </w:del>
-      <w:del w:id="528" w:author="PR Preview" w:date="2026-01-01T00:00:00Z">
+      <w:del w:id="577" w:author="PR Preview" w:date="2026-01-01T00:00:00Z">
         <w:r>
           <w:delText xml:space="preserve"> </w:delText>
         </w:r>
       </w:del>
-      <w:del w:id="529" w:author="PR Preview" w:date="2026-01-01T00:00:00Z">
+      <w:del w:id="578" w:author="PR Preview" w:date="2026-01-01T00:00:00Z">
         <w:r>
           <w:rPr>
             <w:b/>
@@ -11323,32 +11811,32 @@
           <w:delText xml:space="preserve">scatter plot</w:delText>
         </w:r>
       </w:del>
-      <w:del w:id="530" w:author="PR Preview" w:date="2026-01-01T00:00:00Z">
+      <w:del w:id="579" w:author="PR Preview" w:date="2026-01-01T00:00:00Z">
         <w:r>
           <w:delText xml:space="preserve"> </w:delText>
         </w:r>
       </w:del>
-      <w:del w:id="531" w:author="PR Preview" w:date="2026-01-01T00:00:00Z">
+      <w:del w:id="580" w:author="PR Preview" w:date="2026-01-01T00:00:00Z">
         <w:r>
           <w:delText xml:space="preserve">displays the joint distribution of two continuous variables</w:delText>
         </w:r>
       </w:del>
-      <w:del w:id="532" w:author="PR Preview" w:date="2026-01-01T00:00:00Z">
+      <w:del w:id="581" w:author="PR Preview" w:date="2026-01-01T00:00:00Z">
         <w:r>
           <w:delText xml:space="preserve"> </w:delText>
         </w:r>
       </w:del>
-      <w:del w:id="533" w:author="PR Preview" w:date="2026-01-01T00:00:00Z">
+      <w:del w:id="582" w:author="PR Preview" w:date="2026-01-01T00:00:00Z">
         <w:r>
           <w:delText xml:space="preserve">by plotting each observation as a point,</w:delText>
         </w:r>
       </w:del>
-      <w:del w:id="534" w:author="PR Preview" w:date="2026-01-01T00:00:00Z">
+      <w:del w:id="583" w:author="PR Preview" w:date="2026-01-01T00:00:00Z">
         <w:r>
           <w:delText xml:space="preserve"> </w:delText>
         </w:r>
       </w:del>
-      <w:del w:id="535" w:author="PR Preview" w:date="2026-01-01T00:00:00Z">
+      <w:del w:id="584" w:author="PR Preview" w:date="2026-01-01T00:00:00Z">
         <w:r>
           <w:delText xml:space="preserve">with one variable on each axis.</w:delText>
         </w:r>
@@ -11358,7 +11846,7 @@
       <w:pPr>
         <w:pStyle w:val="BodyText"/>
       </w:pPr>
-      <w:del w:id="536" w:author="PR Preview" w:date="2026-01-01T00:00:00Z">
+      <w:del w:id="585" w:author="PR Preview" w:date="2026-01-01T00:00:00Z">
         <w:r>
           <w:rPr>
             <w:b/>
@@ -11367,22 +11855,22 @@
           <w:delText xml:space="preserve">Definition 15 (Pearson correlation coefficient)</w:delText>
         </w:r>
       </w:del>
-      <w:del w:id="537" w:author="PR Preview" w:date="2026-01-01T00:00:00Z">
+      <w:del w:id="586" w:author="PR Preview" w:date="2026-01-01T00:00:00Z">
         <w:r>
           <w:delText xml:space="preserve"> </w:delText>
         </w:r>
       </w:del>
-      <w:del w:id="538" w:author="PR Preview" w:date="2026-01-01T00:00:00Z">
+      <w:del w:id="587" w:author="PR Preview" w:date="2026-01-01T00:00:00Z">
         <w:r>
           <w:delText xml:space="preserve">The</w:delText>
         </w:r>
       </w:del>
-      <w:del w:id="539" w:author="PR Preview" w:date="2026-01-01T00:00:00Z">
+      <w:del w:id="588" w:author="PR Preview" w:date="2026-01-01T00:00:00Z">
         <w:r>
           <w:delText xml:space="preserve"> </w:delText>
         </w:r>
       </w:del>
-      <w:del w:id="540" w:author="PR Preview" w:date="2026-01-01T00:00:00Z">
+      <w:del w:id="589" w:author="PR Preview" w:date="2026-01-01T00:00:00Z">
         <w:r>
           <w:rPr>
             <w:b/>
@@ -11391,17 +11879,17 @@
           <w:delText xml:space="preserve">Pearson correlation coefficient</w:delText>
         </w:r>
       </w:del>
-      <w:del w:id="541" w:author="PR Preview" w:date="2026-01-01T00:00:00Z">
+      <w:del w:id="590" w:author="PR Preview" w:date="2026-01-01T00:00:00Z">
         <w:r>
           <w:delText xml:space="preserve"> </w:delText>
         </w:r>
       </w:del>
-      <w:del w:id="542" w:author="PR Preview" w:date="2026-01-01T00:00:00Z">
+      <w:del w:id="591" w:author="PR Preview" w:date="2026-01-01T00:00:00Z">
         <w:r>
           <w:delText xml:space="preserve">of</w:delText>
         </w:r>
       </w:del>
-      <w:del w:id="543" w:author="PR Preview" w:date="2026-01-01T00:00:00Z">
+      <w:del w:id="592" w:author="PR Preview" w:date="2026-01-01T00:00:00Z">
         <w:r>
           <w:delText xml:space="preserve"> </w:delText>
         </w:r>
@@ -11411,17 +11899,17 @@
           <m:t>n</m:t>
         </m:r>
       </m:oMath>
-      <w:del w:id="544" w:author="PR Preview" w:date="2026-01-01T00:00:00Z">
+      <w:del w:id="593" w:author="PR Preview" w:date="2026-01-01T00:00:00Z">
         <w:r>
           <w:delText xml:space="preserve"> </w:delText>
         </w:r>
       </w:del>
-      <w:del w:id="545" w:author="PR Preview" w:date="2026-01-01T00:00:00Z">
+      <w:del w:id="594" w:author="PR Preview" w:date="2026-01-01T00:00:00Z">
         <w:r>
           <w:delText xml:space="preserve">paired observations</w:delText>
         </w:r>
       </w:del>
-      <w:del w:id="546" w:author="PR Preview" w:date="2026-01-01T00:00:00Z">
+      <w:del w:id="595" w:author="PR Preview" w:date="2026-01-01T00:00:00Z">
         <w:r>
           <w:delText xml:space="preserve"> </w:delText>
         </w:r>
@@ -11530,12 +12018,12 @@
           <m:t>)</m:t>
         </m:r>
       </m:oMath>
-      <w:del w:id="547" w:author="PR Preview" w:date="2026-01-01T00:00:00Z">
+      <w:del w:id="596" w:author="PR Preview" w:date="2026-01-01T00:00:00Z">
         <w:r>
           <w:delText xml:space="preserve"> </w:delText>
         </w:r>
       </w:del>
-      <w:del w:id="548" w:author="PR Preview" w:date="2026-01-01T00:00:00Z">
+      <w:del w:id="597" w:author="PR Preview" w:date="2026-01-01T00:00:00Z">
         <w:r>
           <w:delText xml:space="preserve">is:</w:delText>
         </w:r>
@@ -11545,31 +12033,31 @@
       <w:pPr>
         <w:pStyle w:val="FirstParagraph"/>
       </w:pPr>
-      <w:ins w:id="549" w:author="PR Preview" w:date="2026-01-01T00:00:00Z">
+      <w:ins w:id="598" w:author="PR Preview" w:date="2026-01-01T00:00:00Z">
         <w:r>
           <w:rPr>
             <w:b/>
             <w:bCs/>
           </w:rPr>
-          <w:t xml:space="preserve">Definition 16 (Scatter plot)</w:t>
-        </w:r>
-      </w:ins>
-      <w:ins w:id="550" w:author="PR Preview" w:date="2026-01-01T00:00:00Z">
+          <w:t xml:space="preserve">Definition 18 (Scatter plot)</w:t>
+        </w:r>
+      </w:ins>
+      <w:ins w:id="599" w:author="PR Preview" w:date="2026-01-01T00:00:00Z">
         <w:r>
           <w:t xml:space="preserve"> </w:t>
         </w:r>
       </w:ins>
-      <w:ins w:id="551" w:author="PR Preview" w:date="2026-01-01T00:00:00Z">
+      <w:ins w:id="600" w:author="PR Preview" w:date="2026-01-01T00:00:00Z">
         <w:r>
           <w:t xml:space="preserve">A</w:t>
         </w:r>
       </w:ins>
-      <w:ins w:id="552" w:author="PR Preview" w:date="2026-01-01T00:00:00Z">
+      <w:ins w:id="601" w:author="PR Preview" w:date="2026-01-01T00:00:00Z">
         <w:r>
           <w:t xml:space="preserve"> </w:t>
         </w:r>
       </w:ins>
-      <w:ins w:id="553" w:author="PR Preview" w:date="2026-01-01T00:00:00Z">
+      <w:ins w:id="602" w:author="PR Preview" w:date="2026-01-01T00:00:00Z">
         <w:r>
           <w:rPr>
             <w:b/>
@@ -11578,38 +12066,38 @@
           <w:t xml:space="preserve">scatter plot</w:t>
         </w:r>
       </w:ins>
-      <w:ins w:id="554" w:author="PR Preview" w:date="2026-01-01T00:00:00Z">
+      <w:ins w:id="603" w:author="PR Preview" w:date="2026-01-01T00:00:00Z">
         <w:r>
           <w:t xml:space="preserve"> </w:t>
         </w:r>
       </w:ins>
-      <w:ins w:id="555" w:author="PR Preview" w:date="2026-01-01T00:00:00Z">
+      <w:ins w:id="604" w:author="PR Preview" w:date="2026-01-01T00:00:00Z">
         <w:r>
           <w:t xml:space="preserve">displays the joint distribution of two continuous variables</w:t>
         </w:r>
       </w:ins>
-      <w:ins w:id="556" w:author="PR Preview" w:date="2026-01-01T00:00:00Z">
+      <w:ins w:id="605" w:author="PR Preview" w:date="2026-01-01T00:00:00Z">
         <w:r>
           <w:t xml:space="preserve"> </w:t>
         </w:r>
       </w:ins>
-      <w:ins w:id="557" w:author="PR Preview" w:date="2026-01-01T00:00:00Z">
+      <w:ins w:id="606" w:author="PR Preview" w:date="2026-01-01T00:00:00Z">
         <w:r>
           <w:t xml:space="preserve">by plotting each observation as a point,</w:t>
         </w:r>
       </w:ins>
-      <w:ins w:id="558" w:author="PR Preview" w:date="2026-01-01T00:00:00Z">
+      <w:ins w:id="607" w:author="PR Preview" w:date="2026-01-01T00:00:00Z">
         <w:r>
           <w:t xml:space="preserve"> </w:t>
         </w:r>
       </w:ins>
-      <w:ins w:id="559" w:author="PR Preview" w:date="2026-01-01T00:00:00Z">
+      <w:ins w:id="608" w:author="PR Preview" w:date="2026-01-01T00:00:00Z">
         <w:r>
           <w:t xml:space="preserve">with one variable on each axis.</w:t>
         </w:r>
       </w:ins>
     </w:p>
-    <w:bookmarkEnd w:id="78"/>
+    <w:bookmarkEnd w:id="82"/>
     <w:tbl>
       <w:tblPr>
         <w:tblStyle w:val="Table"/>
@@ -11623,7 +12111,7 @@
       <w:tr>
         <w:tc>
           <w:tcPr/>
-          <w:bookmarkStart w:id="82" w:name="fig-scatter-chol-sbp"/>
+          <w:bookmarkStart w:id="86" w:name="fig-scatter-chol-sbp"/>
           <w:p>
             <w:pPr>
               <w:pStyle w:val="SourceCode"/>
@@ -11978,18 +12466,18 @@
                 <wp:inline>
                   <wp:extent cx="4620126" cy="3696101"/>
                   <wp:effectExtent b="0" l="0" r="0" t="0"/>
-                  <wp:docPr descr="" title="" id="80" name="Picture"/>
+                  <wp:docPr descr="" title="" id="84" name="Picture"/>
                   <a:graphic>
                     <a:graphicData uri="http://schemas.openxmlformats.org/drawingml/2006/picture">
                       <pic:pic>
                         <pic:nvPicPr>
-                          <pic:cNvPr descr="exploratory-descriptive_files/figure-docx/unnamed-chunk-13-1.png" id="81" name="Picture"/>
+                          <pic:cNvPr descr="exploratory-descriptive_files/figure-docx/unnamed-chunk-13-1.png" id="85" name="Picture"/>
                           <pic:cNvPicPr>
                             <a:picLocks noChangeArrowheads="1" noChangeAspect="1"/>
                           </pic:cNvPicPr>
                         </pic:nvPicPr>
                         <pic:blipFill>
-                          <a:blip r:embed="rId79"/>
+                          <a:blip r:embed="rId83"/>
                           <a:stretch>
                             <a:fillRect/>
                           </a:stretch>
@@ -12035,40 +12523,40 @@
               <w:t xml:space="preserve">with a least-squares line</w:t>
             </w:r>
           </w:p>
-          <w:bookmarkEnd w:id="82"/>
+          <w:bookmarkEnd w:id="86"/>
         </w:tc>
       </w:tr>
     </w:tbl>
-    <w:bookmarkStart w:id="83" w:name="def-pearson-r"/>
+    <w:bookmarkStart w:id="87" w:name="def-pearson-r"/>
     <w:p>
       <w:pPr>
         <w:pStyle w:val="BodyText"/>
       </w:pPr>
-      <w:ins w:id="560" w:author="PR Preview" w:date="2026-01-01T00:00:00Z">
+      <w:ins w:id="609" w:author="PR Preview" w:date="2026-01-01T00:00:00Z">
         <w:r>
           <w:rPr>
             <w:b/>
             <w:bCs/>
           </w:rPr>
-          <w:t xml:space="preserve">Definition 17 (Pearson correlation coefficient)</w:t>
-        </w:r>
-      </w:ins>
-      <w:ins w:id="561" w:author="PR Preview" w:date="2026-01-01T00:00:00Z">
+          <w:t xml:space="preserve">Definition 19 (Pearson correlation coefficient)</w:t>
+        </w:r>
+      </w:ins>
+      <w:ins w:id="610" w:author="PR Preview" w:date="2026-01-01T00:00:00Z">
         <w:r>
           <w:t xml:space="preserve"> </w:t>
         </w:r>
       </w:ins>
-      <w:ins w:id="562" w:author="PR Preview" w:date="2026-01-01T00:00:00Z">
+      <w:ins w:id="611" w:author="PR Preview" w:date="2026-01-01T00:00:00Z">
         <w:r>
           <w:t xml:space="preserve">The</w:t>
         </w:r>
       </w:ins>
-      <w:ins w:id="563" w:author="PR Preview" w:date="2026-01-01T00:00:00Z">
+      <w:ins w:id="612" w:author="PR Preview" w:date="2026-01-01T00:00:00Z">
         <w:r>
           <w:t xml:space="preserve"> </w:t>
         </w:r>
       </w:ins>
-      <w:ins w:id="564" w:author="PR Preview" w:date="2026-01-01T00:00:00Z">
+      <w:ins w:id="613" w:author="PR Preview" w:date="2026-01-01T00:00:00Z">
         <w:r>
           <w:rPr>
             <w:b/>
@@ -12077,17 +12565,17 @@
           <w:t xml:space="preserve">Pearson correlation coefficient</w:t>
         </w:r>
       </w:ins>
-      <w:ins w:id="565" w:author="PR Preview" w:date="2026-01-01T00:00:00Z">
+      <w:ins w:id="614" w:author="PR Preview" w:date="2026-01-01T00:00:00Z">
         <w:r>
           <w:t xml:space="preserve"> </w:t>
         </w:r>
       </w:ins>
-      <w:ins w:id="566" w:author="PR Preview" w:date="2026-01-01T00:00:00Z">
+      <w:ins w:id="615" w:author="PR Preview" w:date="2026-01-01T00:00:00Z">
         <w:r>
           <w:t xml:space="preserve">of</w:t>
         </w:r>
       </w:ins>
-      <w:ins w:id="567" w:author="PR Preview" w:date="2026-01-01T00:00:00Z">
+      <w:ins w:id="616" w:author="PR Preview" w:date="2026-01-01T00:00:00Z">
         <w:r>
           <w:t xml:space="preserve"> </w:t>
         </w:r>
@@ -12097,17 +12585,17 @@
           <m:t>n</m:t>
         </m:r>
       </m:oMath>
-      <w:ins w:id="568" w:author="PR Preview" w:date="2026-01-01T00:00:00Z">
+      <w:ins w:id="617" w:author="PR Preview" w:date="2026-01-01T00:00:00Z">
         <w:r>
           <w:t xml:space="preserve"> </w:t>
         </w:r>
       </w:ins>
-      <w:ins w:id="569" w:author="PR Preview" w:date="2026-01-01T00:00:00Z">
+      <w:ins w:id="618" w:author="PR Preview" w:date="2026-01-01T00:00:00Z">
         <w:r>
           <w:t xml:space="preserve">paired observations</w:t>
         </w:r>
       </w:ins>
-      <w:ins w:id="570" w:author="PR Preview" w:date="2026-01-01T00:00:00Z">
+      <w:ins w:id="619" w:author="PR Preview" w:date="2026-01-01T00:00:00Z">
         <w:r>
           <w:t xml:space="preserve"> </w:t>
         </w:r>
@@ -12216,12 +12704,12 @@
           <m:t>)</m:t>
         </m:r>
       </m:oMath>
-      <w:ins w:id="571" w:author="PR Preview" w:date="2026-01-01T00:00:00Z">
+      <w:ins w:id="620" w:author="PR Preview" w:date="2026-01-01T00:00:00Z">
         <w:r>
           <w:t xml:space="preserve"> </w:t>
         </w:r>
       </w:ins>
-      <w:ins w:id="572" w:author="PR Preview" w:date="2026-01-01T00:00:00Z">
+      <w:ins w:id="621" w:author="PR Preview" w:date="2026-01-01T00:00:00Z">
         <w:r>
           <w:t xml:space="preserve">is:</w:t>
         </w:r>
@@ -12565,8 +13053,8 @@
         <w:t xml:space="preserve">so that both sums of squares are positive.</w:t>
       </w:r>
     </w:p>
-    <w:bookmarkEnd w:id="83"/>
-    <w:bookmarkStart w:id="84" w:name="thm-pearson-r-range"/>
+    <w:bookmarkEnd w:id="87"/>
+    <w:bookmarkStart w:id="88" w:name="thm-pearson-r-range"/>
     <w:p>
       <w:pPr>
         <w:pStyle w:val="BodyText"/>
@@ -12737,7 +13225,7 @@
         <w:t xml:space="preserve">if and only if they lie on a straight line with negative slope.</w:t>
       </w:r>
     </w:p>
-    <w:bookmarkEnd w:id="84"/>
+    <w:bookmarkEnd w:id="88"/>
     <w:p>
       <w:pPr>
         <w:pStyle w:val="BodyText"/>
@@ -13881,12 +14369,12 @@
         <w:t xml:space="preserve">.</w:t>
       </w:r>
     </w:p>
-    <w:bookmarkStart w:id="85" w:name="exm-pearson-r"/>
+    <w:bookmarkStart w:id="89" w:name="exm-pearson-r"/>
     <w:p>
       <w:pPr>
         <w:pStyle w:val="BodyText"/>
       </w:pPr>
-      <w:del w:id="573" w:author="PR Preview" w:date="2026-01-01T00:00:00Z">
+      <w:del w:id="622" w:author="PR Preview" w:date="2026-01-01T00:00:00Z">
         <w:r>
           <w:rPr>
             <w:b/>
@@ -13895,12 +14383,12 @@
           <w:delText xml:space="preserve">Example 6 (Correlation between cholesterol and blood pressure in the WCGS)</w:delText>
         </w:r>
       </w:del>
-      <w:del w:id="574" w:author="PR Preview" w:date="2026-01-01T00:00:00Z">
+      <w:del w:id="623" w:author="PR Preview" w:date="2026-01-01T00:00:00Z">
         <w:r>
           <w:delText xml:space="preserve"> </w:delText>
         </w:r>
       </w:del>
-      <w:del w:id="575" w:author="PR Preview" w:date="2026-01-01T00:00:00Z">
+      <w:del w:id="624" w:author="PR Preview" w:date="2026-01-01T00:00:00Z">
         <w:r>
           <w:delText xml:space="preserve"> </w:delText>
         </w:r>
@@ -13910,7 +14398,7 @@
       <w:pPr>
         <w:pStyle w:val="BodyText"/>
       </w:pPr>
-      <w:ins w:id="576" w:author="PR Preview" w:date="2026-01-01T00:00:00Z">
+      <w:ins w:id="625" w:author="PR Preview" w:date="2026-01-01T00:00:00Z">
         <w:r>
           <w:rPr>
             <w:b/>
@@ -13919,12 +14407,12 @@
           <w:t xml:space="preserve">Example 7 (Correlation between cholesterol and blood pressure in the WCGS)</w:t>
         </w:r>
       </w:ins>
-      <w:ins w:id="577" w:author="PR Preview" w:date="2026-01-01T00:00:00Z">
+      <w:ins w:id="626" w:author="PR Preview" w:date="2026-01-01T00:00:00Z">
         <w:r>
           <w:t xml:space="preserve"> </w:t>
         </w:r>
       </w:ins>
-      <w:ins w:id="578" w:author="PR Preview" w:date="2026-01-01T00:00:00Z">
+      <w:ins w:id="627" w:author="PR Preview" w:date="2026-01-01T00:00:00Z">
         <w:r>
           <w:t xml:space="preserve"> </w:t>
         </w:r>
@@ -14050,7 +14538,7 @@
         <w:t xml:space="preserve">.</w:t>
       </w:r>
     </w:p>
-    <w:bookmarkEnd w:id="85"/>
+    <w:bookmarkEnd w:id="89"/>
     <w:tbl>
       <w:tblPr>
         <w:tblStyle w:val="Table"/>
@@ -14092,18 +14580,18 @@
                 <wp:inline>
                   <wp:extent cx="152400" cy="152400"/>
                   <wp:effectExtent b="0" l="0" r="0" t="0"/>
-                  <wp:docPr descr="" title="" id="87" name="Picture"/>
+                  <wp:docPr descr="" title="" id="91" name="Picture"/>
                   <a:graphic>
                     <a:graphicData uri="http://schemas.openxmlformats.org/drawingml/2006/picture">
                       <pic:pic>
                         <pic:nvPicPr>
-                          <pic:cNvPr descr="/opt/quarto/share/formats/docx/caution.png" id="88" name="Picture"/>
+                          <pic:cNvPr descr="/opt/quarto/share/formats/docx/caution.png" id="92" name="Picture"/>
                           <pic:cNvPicPr>
                             <a:picLocks noChangeArrowheads="1" noChangeAspect="1"/>
                           </pic:cNvPicPr>
                         </pic:nvPicPr>
                         <pic:blipFill>
-                          <a:blip r:embed="rId86"/>
+                          <a:blip r:embed="rId90"/>
                           <a:stretch>
                             <a:fillRect/>
                           </a:stretch>
@@ -14359,8 +14847,8 @@
         </w:tc>
       </w:tr>
     </w:tbl>
-    <w:bookmarkEnd w:id="89"/>
-    <w:bookmarkStart w:id="99" w:name="X276b94a7d03810956e9ce51874e5dad5aed6d75"/>
+    <w:bookmarkEnd w:id="93"/>
+    <w:bookmarkStart w:id="103" w:name="X276b94a7d03810956e9ce51874e5dad5aed6d75"/>
     <w:p>
       <w:pPr>
         <w:pStyle w:val="Heading3"/>
@@ -14447,7 +14935,7 @@
       <w:tr>
         <w:tc>
           <w:tcPr/>
-          <w:bookmarkStart w:id="93" w:name="fig-box-chol-by-smoke"/>
+          <w:bookmarkStart w:id="97" w:name="fig-box-chol-by-smoke"/>
           <w:p>
             <w:pPr>
               <w:pStyle w:val="SourceCode"/>
@@ -14644,370 +15132,6 @@
                 <w:rStyle w:val="StringTok"/>
               </w:rPr>
               <w:t xml:space="preserve">"Current smoker"</w:t>
-            </w:r>
-            <w:r>
-              <w:rPr>
-                <w:rStyle w:val="NormalTok"/>
-              </w:rPr>
-              <w:t xml:space="preserve">, </w:t>
-            </w:r>
-            <w:r>
-              <w:rPr>
-                <w:rStyle w:val="AttributeTok"/>
-              </w:rPr>
-              <w:t xml:space="preserve">y =</w:t>
-            </w:r>
-            <w:r>
-              <w:rPr>
-                <w:rStyle w:val="NormalTok"/>
-              </w:rPr>
-              <w:t xml:space="preserve"> </w:t>
-            </w:r>
-            <w:r>
-              <w:rPr>
-                <w:rStyle w:val="StringTok"/>
-              </w:rPr>
-              <w:t xml:space="preserve">"Cholesterol (mg/dL)"</w:t>
-            </w:r>
-            <w:r>
-              <w:rPr>
-                <w:rStyle w:val="NormalTok"/>
-              </w:rPr>
-              <w:t xml:space="preserve">) </w:t>
-            </w:r>
-            <w:r>
-              <w:rPr>
-                <w:rStyle w:val="SpecialCharTok"/>
-              </w:rPr>
-              <w:t xml:space="preserve">+</w:t>
-            </w:r>
-            <w:r>
-              <w:br/>
-            </w:r>
-            <w:r>
-              <w:rPr>
-                <w:rStyle w:val="NormalTok"/>
-              </w:rPr>
-              <w:t xml:space="preserve">  ggplot2</w:t>
-            </w:r>
-            <w:r>
-              <w:rPr>
-                <w:rStyle w:val="SpecialCharTok"/>
-              </w:rPr>
-              <w:t xml:space="preserve">::</w:t>
-            </w:r>
-            <w:r>
-              <w:rPr>
-                <w:rStyle w:val="FunctionTok"/>
-              </w:rPr>
-              <w:t xml:space="preserve">theme</w:t>
-            </w:r>
-            <w:r>
-              <w:rPr>
-                <w:rStyle w:val="NormalTok"/>
-              </w:rPr>
-              <w:t xml:space="preserve">(</w:t>
-            </w:r>
-            <w:r>
-              <w:rPr>
-                <w:rStyle w:val="AttributeTok"/>
-              </w:rPr>
-              <w:t xml:space="preserve">legend.position =</w:t>
-            </w:r>
-            <w:r>
-              <w:rPr>
-                <w:rStyle w:val="NormalTok"/>
-              </w:rPr>
-              <w:t xml:space="preserve"> </w:t>
-            </w:r>
-            <w:r>
-              <w:rPr>
-                <w:rStyle w:val="StringTok"/>
-              </w:rPr>
-              <w:t xml:space="preserve">"none"</w:t>
-            </w:r>
-            <w:r>
-              <w:rPr>
-                <w:rStyle w:val="NormalTok"/>
-              </w:rPr>
-              <w:t xml:space="preserve">)</w:t>
-            </w:r>
-          </w:p>
-          <w:p>
-            <w:pPr>
-              <w:jc w:val="center"/>
-            </w:pPr>
-            <w:r>
-              <w:drawing>
-                <wp:inline>
-                  <wp:extent cx="4620126" cy="3696101"/>
-                  <wp:effectExtent b="0" l="0" r="0" t="0"/>
-                  <wp:docPr descr="" title="" id="91" name="Picture"/>
-                  <a:graphic>
-                    <a:graphicData uri="http://schemas.openxmlformats.org/drawingml/2006/picture">
-                      <pic:pic>
-                        <pic:nvPicPr>
-                          <pic:cNvPr descr="exploratory-descriptive_files/figure-docx/unnamed-chunk-14-1.png" id="92" name="Picture"/>
-                          <pic:cNvPicPr>
-                            <a:picLocks noChangeArrowheads="1" noChangeAspect="1"/>
-                          </pic:cNvPicPr>
-                        </pic:nvPicPr>
-                        <pic:blipFill>
-                          <a:blip r:embed="rId90"/>
-                          <a:stretch>
-                            <a:fillRect/>
-                          </a:stretch>
-                        </pic:blipFill>
-                        <pic:spPr bwMode="auto">
-                          <a:xfrm>
-                            <a:off x="0" y="0"/>
-                            <a:ext cx="4620126" cy="3696101"/>
-                          </a:xfrm>
-                          <a:prstGeom prst="rect">
-                            <a:avLst/>
-                          </a:prstGeom>
-                          <a:noFill/>
-                          <a:ln w="9525">
-                            <a:noFill/>
-                            <a:headEnd/>
-                            <a:tailEnd/>
-                          </a:ln>
-                        </pic:spPr>
-                      </pic:pic>
-                    </a:graphicData>
-                  </a:graphic>
-                </wp:inline>
-              </w:drawing>
-            </w:r>
-          </w:p>
-          <w:p>
-            <w:pPr>
-              <w:jc w:val="center"/>
-            </w:pPr>
-            <w:pPr>
-              <w:jc w:val="left"/>
-              <w:spacing w:before="200"/>
-              <w:pStyle w:val="ImageCaption"/>
-            </w:pPr>
-            <w:r>
-              <w:t xml:space="preserve">Figure 7: Box plots of cholesterol by smoking status in the WCGS dataset</w:t>
-            </w:r>
-          </w:p>
-          <w:bookmarkEnd w:id="93"/>
-        </w:tc>
-      </w:tr>
-    </w:tbl>
-    <w:p/>
-    <w:tbl>
-      <w:tblPr>
-        <w:tblStyle w:val="Table"/>
-        <w:tblW w:type="pct" w:w="5000"/>
-        <w:tblLayout w:type="fixed"/>
-        <w:tblLook w:firstRow="0" w:lastRow="0" w:firstColumn="0" w:lastColumn="0" w:noHBand="0" w:noVBand="0" w:val="0000"/>
-      </w:tblPr>
-      <w:tblGrid>
-        <w:gridCol w:w="7920"/>
-      </w:tblGrid>
-      <w:tr>
-        <w:tc>
-          <w:tcPr/>
-          <w:bookmarkStart w:id="97" w:name="fig-box-chol-by-behpat"/>
-          <w:p>
-            <w:pPr>
-              <w:pStyle w:val="SourceCode"/>
-              <w:jc w:val="center"/>
-            </w:pPr>
-            <w:r>
-              <w:rPr>
-                <w:rStyle w:val="NormalTok"/>
-              </w:rPr>
-              <w:t xml:space="preserve">wcgs </w:t>
-            </w:r>
-            <w:r>
-              <w:rPr>
-                <w:rStyle w:val="SpecialCharTok"/>
-              </w:rPr>
-              <w:t xml:space="preserve">|&gt;</w:t>
-            </w:r>
-            <w:r>
-              <w:br/>
-            </w:r>
-            <w:r>
-              <w:rPr>
-                <w:rStyle w:val="NormalTok"/>
-              </w:rPr>
-              <w:t xml:space="preserve">  ggplot2</w:t>
-            </w:r>
-            <w:r>
-              <w:rPr>
-                <w:rStyle w:val="SpecialCharTok"/>
-              </w:rPr>
-              <w:t xml:space="preserve">::</w:t>
-            </w:r>
-            <w:r>
-              <w:rPr>
-                <w:rStyle w:val="FunctionTok"/>
-              </w:rPr>
-              <w:t xml:space="preserve">ggplot</w:t>
-            </w:r>
-            <w:r>
-              <w:rPr>
-                <w:rStyle w:val="NormalTok"/>
-              </w:rPr>
-              <w:t xml:space="preserve">() </w:t>
-            </w:r>
-            <w:r>
-              <w:rPr>
-                <w:rStyle w:val="SpecialCharTok"/>
-              </w:rPr>
-              <w:t xml:space="preserve">+</w:t>
-            </w:r>
-            <w:r>
-              <w:br/>
-            </w:r>
-            <w:r>
-              <w:rPr>
-                <w:rStyle w:val="NormalTok"/>
-              </w:rPr>
-              <w:t xml:space="preserve">  ggplot2</w:t>
-            </w:r>
-            <w:r>
-              <w:rPr>
-                <w:rStyle w:val="SpecialCharTok"/>
-              </w:rPr>
-              <w:t xml:space="preserve">::</w:t>
-            </w:r>
-            <w:r>
-              <w:rPr>
-                <w:rStyle w:val="FunctionTok"/>
-              </w:rPr>
-              <w:t xml:space="preserve">aes</w:t>
-            </w:r>
-            <w:r>
-              <w:rPr>
-                <w:rStyle w:val="NormalTok"/>
-              </w:rPr>
-              <w:t xml:space="preserve">(</w:t>
-            </w:r>
-            <w:r>
-              <w:rPr>
-                <w:rStyle w:val="AttributeTok"/>
-              </w:rPr>
-              <w:t xml:space="preserve">x =</w:t>
-            </w:r>
-            <w:r>
-              <w:rPr>
-                <w:rStyle w:val="NormalTok"/>
-              </w:rPr>
-              <w:t xml:space="preserve"> behpat, </w:t>
-            </w:r>
-            <w:r>
-              <w:rPr>
-                <w:rStyle w:val="AttributeTok"/>
-              </w:rPr>
-              <w:t xml:space="preserve">y =</w:t>
-            </w:r>
-            <w:r>
-              <w:rPr>
-                <w:rStyle w:val="NormalTok"/>
-              </w:rPr>
-              <w:t xml:space="preserve"> chol, </w:t>
-            </w:r>
-            <w:r>
-              <w:rPr>
-                <w:rStyle w:val="AttributeTok"/>
-              </w:rPr>
-              <w:t xml:space="preserve">fill =</w:t>
-            </w:r>
-            <w:r>
-              <w:rPr>
-                <w:rStyle w:val="NormalTok"/>
-              </w:rPr>
-              <w:t xml:space="preserve"> behpat) </w:t>
-            </w:r>
-            <w:r>
-              <w:rPr>
-                <w:rStyle w:val="SpecialCharTok"/>
-              </w:rPr>
-              <w:t xml:space="preserve">+</w:t>
-            </w:r>
-            <w:r>
-              <w:br/>
-            </w:r>
-            <w:r>
-              <w:rPr>
-                <w:rStyle w:val="NormalTok"/>
-              </w:rPr>
-              <w:t xml:space="preserve">  ggplot2</w:t>
-            </w:r>
-            <w:r>
-              <w:rPr>
-                <w:rStyle w:val="SpecialCharTok"/>
-              </w:rPr>
-              <w:t xml:space="preserve">::</w:t>
-            </w:r>
-            <w:r>
-              <w:rPr>
-                <w:rStyle w:val="FunctionTok"/>
-              </w:rPr>
-              <w:t xml:space="preserve">geom_boxplot</w:t>
-            </w:r>
-            <w:r>
-              <w:rPr>
-                <w:rStyle w:val="NormalTok"/>
-              </w:rPr>
-              <w:t xml:space="preserve">() </w:t>
-            </w:r>
-            <w:r>
-              <w:rPr>
-                <w:rStyle w:val="SpecialCharTok"/>
-              </w:rPr>
-              <w:t xml:space="preserve">+</w:t>
-            </w:r>
-            <w:r>
-              <w:br/>
-            </w:r>
-            <w:r>
-              <w:rPr>
-                <w:rStyle w:val="NormalTok"/>
-              </w:rPr>
-              <w:t xml:space="preserve">  ggplot2</w:t>
-            </w:r>
-            <w:r>
-              <w:rPr>
-                <w:rStyle w:val="SpecialCharTok"/>
-              </w:rPr>
-              <w:t xml:space="preserve">::</w:t>
-            </w:r>
-            <w:r>
-              <w:rPr>
-                <w:rStyle w:val="FunctionTok"/>
-              </w:rPr>
-              <w:t xml:space="preserve">labs</w:t>
-            </w:r>
-            <w:r>
-              <w:rPr>
-                <w:rStyle w:val="NormalTok"/>
-              </w:rPr>
-              <w:t xml:space="preserve">(</w:t>
-            </w:r>
-            <w:r>
-              <w:rPr>
-                <w:rStyle w:val="AttributeTok"/>
-              </w:rPr>
-              <w:t xml:space="preserve">x =</w:t>
-            </w:r>
-            <w:r>
-              <w:rPr>
-                <w:rStyle w:val="NormalTok"/>
-              </w:rPr>
-              <w:t xml:space="preserve"> </w:t>
-            </w:r>
-            <w:r>
-              <w:rPr>
-                <w:rStyle w:val="StringTok"/>
-              </w:rPr>
-              <w:t xml:space="preserve">"Behavioral pattern"</w:t>
             </w:r>
             <w:r>
               <w:rPr>
@@ -15111,7 +15235,7 @@
                     <a:graphicData uri="http://schemas.openxmlformats.org/drawingml/2006/picture">
                       <pic:pic>
                         <pic:nvPicPr>
-                          <pic:cNvPr descr="exploratory-descriptive_files/figure-docx/unnamed-chunk-15-1.png" id="96" name="Picture"/>
+                          <pic:cNvPr descr="exploratory-descriptive_files/figure-docx/unnamed-chunk-14-1.png" id="96" name="Picture"/>
                           <pic:cNvPicPr>
                             <a:picLocks noChangeArrowheads="1" noChangeAspect="1"/>
                           </pic:cNvPicPr>
@@ -15154,10 +15278,374 @@
               <w:pStyle w:val="ImageCaption"/>
             </w:pPr>
             <w:r>
-              <w:t xml:space="preserve">Figure 8: Box plots of cholesterol by behavioral pattern in the WCGS dataset</w:t>
+              <w:t xml:space="preserve">Figure 7: Box plots of cholesterol by smoking status in the WCGS dataset</w:t>
             </w:r>
           </w:p>
           <w:bookmarkEnd w:id="97"/>
+        </w:tc>
+      </w:tr>
+    </w:tbl>
+    <w:p/>
+    <w:tbl>
+      <w:tblPr>
+        <w:tblStyle w:val="Table"/>
+        <w:tblW w:type="pct" w:w="5000"/>
+        <w:tblLayout w:type="fixed"/>
+        <w:tblLook w:firstRow="0" w:lastRow="0" w:firstColumn="0" w:lastColumn="0" w:noHBand="0" w:noVBand="0" w:val="0000"/>
+      </w:tblPr>
+      <w:tblGrid>
+        <w:gridCol w:w="7920"/>
+      </w:tblGrid>
+      <w:tr>
+        <w:tc>
+          <w:tcPr/>
+          <w:bookmarkStart w:id="101" w:name="fig-box-chol-by-behpat"/>
+          <w:p>
+            <w:pPr>
+              <w:pStyle w:val="SourceCode"/>
+              <w:jc w:val="center"/>
+            </w:pPr>
+            <w:r>
+              <w:rPr>
+                <w:rStyle w:val="NormalTok"/>
+              </w:rPr>
+              <w:t xml:space="preserve">wcgs </w:t>
+            </w:r>
+            <w:r>
+              <w:rPr>
+                <w:rStyle w:val="SpecialCharTok"/>
+              </w:rPr>
+              <w:t xml:space="preserve">|&gt;</w:t>
+            </w:r>
+            <w:r>
+              <w:br/>
+            </w:r>
+            <w:r>
+              <w:rPr>
+                <w:rStyle w:val="NormalTok"/>
+              </w:rPr>
+              <w:t xml:space="preserve">  ggplot2</w:t>
+            </w:r>
+            <w:r>
+              <w:rPr>
+                <w:rStyle w:val="SpecialCharTok"/>
+              </w:rPr>
+              <w:t xml:space="preserve">::</w:t>
+            </w:r>
+            <w:r>
+              <w:rPr>
+                <w:rStyle w:val="FunctionTok"/>
+              </w:rPr>
+              <w:t xml:space="preserve">ggplot</w:t>
+            </w:r>
+            <w:r>
+              <w:rPr>
+                <w:rStyle w:val="NormalTok"/>
+              </w:rPr>
+              <w:t xml:space="preserve">() </w:t>
+            </w:r>
+            <w:r>
+              <w:rPr>
+                <w:rStyle w:val="SpecialCharTok"/>
+              </w:rPr>
+              <w:t xml:space="preserve">+</w:t>
+            </w:r>
+            <w:r>
+              <w:br/>
+            </w:r>
+            <w:r>
+              <w:rPr>
+                <w:rStyle w:val="NormalTok"/>
+              </w:rPr>
+              <w:t xml:space="preserve">  ggplot2</w:t>
+            </w:r>
+            <w:r>
+              <w:rPr>
+                <w:rStyle w:val="SpecialCharTok"/>
+              </w:rPr>
+              <w:t xml:space="preserve">::</w:t>
+            </w:r>
+            <w:r>
+              <w:rPr>
+                <w:rStyle w:val="FunctionTok"/>
+              </w:rPr>
+              <w:t xml:space="preserve">aes</w:t>
+            </w:r>
+            <w:r>
+              <w:rPr>
+                <w:rStyle w:val="NormalTok"/>
+              </w:rPr>
+              <w:t xml:space="preserve">(</w:t>
+            </w:r>
+            <w:r>
+              <w:rPr>
+                <w:rStyle w:val="AttributeTok"/>
+              </w:rPr>
+              <w:t xml:space="preserve">x =</w:t>
+            </w:r>
+            <w:r>
+              <w:rPr>
+                <w:rStyle w:val="NormalTok"/>
+              </w:rPr>
+              <w:t xml:space="preserve"> behpat, </w:t>
+            </w:r>
+            <w:r>
+              <w:rPr>
+                <w:rStyle w:val="AttributeTok"/>
+              </w:rPr>
+              <w:t xml:space="preserve">y =</w:t>
+            </w:r>
+            <w:r>
+              <w:rPr>
+                <w:rStyle w:val="NormalTok"/>
+              </w:rPr>
+              <w:t xml:space="preserve"> chol, </w:t>
+            </w:r>
+            <w:r>
+              <w:rPr>
+                <w:rStyle w:val="AttributeTok"/>
+              </w:rPr>
+              <w:t xml:space="preserve">fill =</w:t>
+            </w:r>
+            <w:r>
+              <w:rPr>
+                <w:rStyle w:val="NormalTok"/>
+              </w:rPr>
+              <w:t xml:space="preserve"> behpat) </w:t>
+            </w:r>
+            <w:r>
+              <w:rPr>
+                <w:rStyle w:val="SpecialCharTok"/>
+              </w:rPr>
+              <w:t xml:space="preserve">+</w:t>
+            </w:r>
+            <w:r>
+              <w:br/>
+            </w:r>
+            <w:r>
+              <w:rPr>
+                <w:rStyle w:val="NormalTok"/>
+              </w:rPr>
+              <w:t xml:space="preserve">  ggplot2</w:t>
+            </w:r>
+            <w:r>
+              <w:rPr>
+                <w:rStyle w:val="SpecialCharTok"/>
+              </w:rPr>
+              <w:t xml:space="preserve">::</w:t>
+            </w:r>
+            <w:r>
+              <w:rPr>
+                <w:rStyle w:val="FunctionTok"/>
+              </w:rPr>
+              <w:t xml:space="preserve">geom_boxplot</w:t>
+            </w:r>
+            <w:r>
+              <w:rPr>
+                <w:rStyle w:val="NormalTok"/>
+              </w:rPr>
+              <w:t xml:space="preserve">() </w:t>
+            </w:r>
+            <w:r>
+              <w:rPr>
+                <w:rStyle w:val="SpecialCharTok"/>
+              </w:rPr>
+              <w:t xml:space="preserve">+</w:t>
+            </w:r>
+            <w:r>
+              <w:br/>
+            </w:r>
+            <w:r>
+              <w:rPr>
+                <w:rStyle w:val="NormalTok"/>
+              </w:rPr>
+              <w:t xml:space="preserve">  ggplot2</w:t>
+            </w:r>
+            <w:r>
+              <w:rPr>
+                <w:rStyle w:val="SpecialCharTok"/>
+              </w:rPr>
+              <w:t xml:space="preserve">::</w:t>
+            </w:r>
+            <w:r>
+              <w:rPr>
+                <w:rStyle w:val="FunctionTok"/>
+              </w:rPr>
+              <w:t xml:space="preserve">labs</w:t>
+            </w:r>
+            <w:r>
+              <w:rPr>
+                <w:rStyle w:val="NormalTok"/>
+              </w:rPr>
+              <w:t xml:space="preserve">(</w:t>
+            </w:r>
+            <w:r>
+              <w:rPr>
+                <w:rStyle w:val="AttributeTok"/>
+              </w:rPr>
+              <w:t xml:space="preserve">x =</w:t>
+            </w:r>
+            <w:r>
+              <w:rPr>
+                <w:rStyle w:val="NormalTok"/>
+              </w:rPr>
+              <w:t xml:space="preserve"> </w:t>
+            </w:r>
+            <w:r>
+              <w:rPr>
+                <w:rStyle w:val="StringTok"/>
+              </w:rPr>
+              <w:t xml:space="preserve">"Behavioral pattern"</w:t>
+            </w:r>
+            <w:r>
+              <w:rPr>
+                <w:rStyle w:val="NormalTok"/>
+              </w:rPr>
+              <w:t xml:space="preserve">, </w:t>
+            </w:r>
+            <w:r>
+              <w:rPr>
+                <w:rStyle w:val="AttributeTok"/>
+              </w:rPr>
+              <w:t xml:space="preserve">y =</w:t>
+            </w:r>
+            <w:r>
+              <w:rPr>
+                <w:rStyle w:val="NormalTok"/>
+              </w:rPr>
+              <w:t xml:space="preserve"> </w:t>
+            </w:r>
+            <w:r>
+              <w:rPr>
+                <w:rStyle w:val="StringTok"/>
+              </w:rPr>
+              <w:t xml:space="preserve">"Cholesterol (mg/dL)"</w:t>
+            </w:r>
+            <w:r>
+              <w:rPr>
+                <w:rStyle w:val="NormalTok"/>
+              </w:rPr>
+              <w:t xml:space="preserve">) </w:t>
+            </w:r>
+            <w:r>
+              <w:rPr>
+                <w:rStyle w:val="SpecialCharTok"/>
+              </w:rPr>
+              <w:t xml:space="preserve">+</w:t>
+            </w:r>
+            <w:r>
+              <w:br/>
+            </w:r>
+            <w:r>
+              <w:rPr>
+                <w:rStyle w:val="NormalTok"/>
+              </w:rPr>
+              <w:t xml:space="preserve">  ggplot2</w:t>
+            </w:r>
+            <w:r>
+              <w:rPr>
+                <w:rStyle w:val="SpecialCharTok"/>
+              </w:rPr>
+              <w:t xml:space="preserve">::</w:t>
+            </w:r>
+            <w:r>
+              <w:rPr>
+                <w:rStyle w:val="FunctionTok"/>
+              </w:rPr>
+              <w:t xml:space="preserve">theme</w:t>
+            </w:r>
+            <w:r>
+              <w:rPr>
+                <w:rStyle w:val="NormalTok"/>
+              </w:rPr>
+              <w:t xml:space="preserve">(</w:t>
+            </w:r>
+            <w:r>
+              <w:rPr>
+                <w:rStyle w:val="AttributeTok"/>
+              </w:rPr>
+              <w:t xml:space="preserve">legend.position =</w:t>
+            </w:r>
+            <w:r>
+              <w:rPr>
+                <w:rStyle w:val="NormalTok"/>
+              </w:rPr>
+              <w:t xml:space="preserve"> </w:t>
+            </w:r>
+            <w:r>
+              <w:rPr>
+                <w:rStyle w:val="StringTok"/>
+              </w:rPr>
+              <w:t xml:space="preserve">"none"</w:t>
+            </w:r>
+            <w:r>
+              <w:rPr>
+                <w:rStyle w:val="NormalTok"/>
+              </w:rPr>
+              <w:t xml:space="preserve">)</w:t>
+            </w:r>
+          </w:p>
+          <w:p>
+            <w:pPr>
+              <w:jc w:val="center"/>
+            </w:pPr>
+            <w:r>
+              <w:drawing>
+                <wp:inline>
+                  <wp:extent cx="4620126" cy="3696101"/>
+                  <wp:effectExtent b="0" l="0" r="0" t="0"/>
+                  <wp:docPr descr="" title="" id="99" name="Picture"/>
+                  <a:graphic>
+                    <a:graphicData uri="http://schemas.openxmlformats.org/drawingml/2006/picture">
+                      <pic:pic>
+                        <pic:nvPicPr>
+                          <pic:cNvPr descr="exploratory-descriptive_files/figure-docx/unnamed-chunk-15-1.png" id="100" name="Picture"/>
+                          <pic:cNvPicPr>
+                            <a:picLocks noChangeArrowheads="1" noChangeAspect="1"/>
+                          </pic:cNvPicPr>
+                        </pic:nvPicPr>
+                        <pic:blipFill>
+                          <a:blip r:embed="rId98"/>
+                          <a:stretch>
+                            <a:fillRect/>
+                          </a:stretch>
+                        </pic:blipFill>
+                        <pic:spPr bwMode="auto">
+                          <a:xfrm>
+                            <a:off x="0" y="0"/>
+                            <a:ext cx="4620126" cy="3696101"/>
+                          </a:xfrm>
+                          <a:prstGeom prst="rect">
+                            <a:avLst/>
+                          </a:prstGeom>
+                          <a:noFill/>
+                          <a:ln w="9525">
+                            <a:noFill/>
+                            <a:headEnd/>
+                            <a:tailEnd/>
+                          </a:ln>
+                        </pic:spPr>
+                      </pic:pic>
+                    </a:graphicData>
+                  </a:graphic>
+                </wp:inline>
+              </w:drawing>
+            </w:r>
+          </w:p>
+          <w:p>
+            <w:pPr>
+              <w:jc w:val="center"/>
+            </w:pPr>
+            <w:pPr>
+              <w:jc w:val="left"/>
+              <w:spacing w:before="200"/>
+              <w:pStyle w:val="ImageCaption"/>
+            </w:pPr>
+            <w:r>
+              <w:t xml:space="preserve">Figure 8: Box plots of cholesterol by behavioral pattern in the WCGS dataset</w:t>
+            </w:r>
+          </w:p>
+          <w:bookmarkEnd w:id="101"/>
         </w:tc>
       </w:tr>
     </w:tbl>
@@ -15193,7 +15681,7 @@
       <w:tr>
         <w:tc>
           <w:tcPr/>
-          <w:bookmarkStart w:id="98" w:name="tbl-chol-by-chd"/>
+          <w:bookmarkStart w:id="102" w:name="tbl-chol-by-chd"/>
           <w:p>
             <w:pPr>
               <w:jc w:val="center"/>
@@ -16134,12 +16622,12 @@
               </w:tc>
             </w:tr>
           </w:tbl>
-          <w:bookmarkEnd w:id="98"/>
+          <w:bookmarkEnd w:id="102"/>
         </w:tc>
       </w:tr>
     </w:tbl>
-    <w:bookmarkEnd w:id="99"/>
-    <w:bookmarkStart w:id="103" w:name="two-categorical-variables"/>
+    <w:bookmarkEnd w:id="103"/>
+    <w:bookmarkStart w:id="107" w:name="two-categorical-variables"/>
     <w:p>
       <w:pPr>
         <w:pStyle w:val="Heading3"/>
@@ -16148,12 +16636,12 @@
         <w:t xml:space="preserve">4.3 Two categorical variables</w:t>
       </w:r>
     </w:p>
-    <w:bookmarkStart w:id="100" w:name="def-contingency-table"/>
+    <w:bookmarkStart w:id="104" w:name="def-contingency-table"/>
     <w:p>
       <w:pPr>
         <w:pStyle w:val="FirstParagraph"/>
       </w:pPr>
-      <w:del w:id="579" w:author="PR Preview" w:date="2026-01-01T00:00:00Z">
+      <w:del w:id="628" w:author="PR Preview" w:date="2026-01-01T00:00:00Z">
         <w:r>
           <w:rPr>
             <w:b/>
@@ -16162,22 +16650,22 @@
           <w:delText xml:space="preserve">Definition 16 (Contingency table)</w:delText>
         </w:r>
       </w:del>
-      <w:del w:id="580" w:author="PR Preview" w:date="2026-01-01T00:00:00Z">
+      <w:del w:id="629" w:author="PR Preview" w:date="2026-01-01T00:00:00Z">
         <w:r>
           <w:delText xml:space="preserve"> </w:delText>
         </w:r>
       </w:del>
-      <w:del w:id="581" w:author="PR Preview" w:date="2026-01-01T00:00:00Z">
+      <w:del w:id="630" w:author="PR Preview" w:date="2026-01-01T00:00:00Z">
         <w:r>
           <w:delText xml:space="preserve">A</w:delText>
         </w:r>
       </w:del>
-      <w:del w:id="582" w:author="PR Preview" w:date="2026-01-01T00:00:00Z">
+      <w:del w:id="631" w:author="PR Preview" w:date="2026-01-01T00:00:00Z">
         <w:r>
           <w:delText xml:space="preserve"> </w:delText>
         </w:r>
       </w:del>
-      <w:del w:id="583" w:author="PR Preview" w:date="2026-01-01T00:00:00Z">
+      <w:del w:id="632" w:author="PR Preview" w:date="2026-01-01T00:00:00Z">
         <w:r>
           <w:rPr>
             <w:b/>
@@ -16186,22 +16674,22 @@
           <w:delText xml:space="preserve">contingency table</w:delText>
         </w:r>
       </w:del>
-      <w:del w:id="584" w:author="PR Preview" w:date="2026-01-01T00:00:00Z">
+      <w:del w:id="633" w:author="PR Preview" w:date="2026-01-01T00:00:00Z">
         <w:r>
           <w:delText xml:space="preserve"> </w:delText>
         </w:r>
       </w:del>
-      <w:del w:id="585" w:author="PR Preview" w:date="2026-01-01T00:00:00Z">
+      <w:del w:id="634" w:author="PR Preview" w:date="2026-01-01T00:00:00Z">
         <w:r>
           <w:delText xml:space="preserve">(or</w:delText>
         </w:r>
       </w:del>
-      <w:del w:id="586" w:author="PR Preview" w:date="2026-01-01T00:00:00Z">
+      <w:del w:id="635" w:author="PR Preview" w:date="2026-01-01T00:00:00Z">
         <w:r>
           <w:delText xml:space="preserve"> </w:delText>
         </w:r>
       </w:del>
-      <w:del w:id="587" w:author="PR Preview" w:date="2026-01-01T00:00:00Z">
+      <w:del w:id="636" w:author="PR Preview" w:date="2026-01-01T00:00:00Z">
         <w:r>
           <w:rPr>
             <w:b/>
@@ -16210,52 +16698,52 @@
           <w:delText xml:space="preserve">cross-tabulation</w:delText>
         </w:r>
       </w:del>
-      <w:del w:id="588" w:author="PR Preview" w:date="2026-01-01T00:00:00Z">
+      <w:del w:id="637" w:author="PR Preview" w:date="2026-01-01T00:00:00Z">
         <w:r>
           <w:delText xml:space="preserve">) displays</w:delText>
         </w:r>
       </w:del>
-      <w:del w:id="589" w:author="PR Preview" w:date="2026-01-01T00:00:00Z">
+      <w:del w:id="638" w:author="PR Preview" w:date="2026-01-01T00:00:00Z">
         <w:r>
           <w:delText xml:space="preserve"> </w:delText>
         </w:r>
       </w:del>
-      <w:del w:id="590" w:author="PR Preview" w:date="2026-01-01T00:00:00Z">
+      <w:del w:id="639" w:author="PR Preview" w:date="2026-01-01T00:00:00Z">
         <w:r>
           <w:delText xml:space="preserve">the joint frequencies of two categorical variables:</w:delText>
         </w:r>
       </w:del>
-      <w:del w:id="591" w:author="PR Preview" w:date="2026-01-01T00:00:00Z">
+      <w:del w:id="640" w:author="PR Preview" w:date="2026-01-01T00:00:00Z">
         <w:r>
           <w:delText xml:space="preserve"> </w:delText>
         </w:r>
       </w:del>
-      <w:del w:id="592" w:author="PR Preview" w:date="2026-01-01T00:00:00Z">
+      <w:del w:id="641" w:author="PR Preview" w:date="2026-01-01T00:00:00Z">
         <w:r>
           <w:delText xml:space="preserve">each cell counts the observations with one combination of categories.</w:delText>
         </w:r>
       </w:del>
-      <w:del w:id="593" w:author="PR Preview" w:date="2026-01-01T00:00:00Z">
+      <w:del w:id="642" w:author="PR Preview" w:date="2026-01-01T00:00:00Z">
         <w:r>
           <w:delText xml:space="preserve"> </w:delText>
         </w:r>
       </w:del>
-      <w:del w:id="594" w:author="PR Preview" w:date="2026-01-01T00:00:00Z">
+      <w:del w:id="643" w:author="PR Preview" w:date="2026-01-01T00:00:00Z">
         <w:r>
           <w:delText xml:space="preserve">For two binary variables,</w:delText>
         </w:r>
       </w:del>
-      <w:del w:id="595" w:author="PR Preview" w:date="2026-01-01T00:00:00Z">
+      <w:del w:id="644" w:author="PR Preview" w:date="2026-01-01T00:00:00Z">
         <w:r>
           <w:delText xml:space="preserve"> </w:delText>
         </w:r>
       </w:del>
-      <w:del w:id="596" w:author="PR Preview" w:date="2026-01-01T00:00:00Z">
+      <w:del w:id="645" w:author="PR Preview" w:date="2026-01-01T00:00:00Z">
         <w:r>
           <w:delText xml:space="preserve">the contingency table is a</w:delText>
         </w:r>
       </w:del>
-      <w:del w:id="597" w:author="PR Preview" w:date="2026-01-01T00:00:00Z">
+      <w:del w:id="646" w:author="PR Preview" w:date="2026-01-01T00:00:00Z">
         <w:r>
           <w:delText xml:space="preserve"> </w:delText>
         </w:r>
@@ -16274,17 +16762,17 @@
           <m:t>2</m:t>
         </m:r>
       </m:oMath>
-      <w:del w:id="598" w:author="PR Preview" w:date="2026-01-01T00:00:00Z">
+      <w:del w:id="647" w:author="PR Preview" w:date="2026-01-01T00:00:00Z">
         <w:r>
           <w:delText xml:space="preserve"> </w:delText>
         </w:r>
       </w:del>
-      <w:del w:id="599" w:author="PR Preview" w:date="2026-01-01T00:00:00Z">
+      <w:del w:id="648" w:author="PR Preview" w:date="2026-01-01T00:00:00Z">
         <w:r>
           <w:delText xml:space="preserve">table with cells</w:delText>
         </w:r>
       </w:del>
-      <w:del w:id="600" w:author="PR Preview" w:date="2026-01-01T00:00:00Z">
+      <w:del w:id="649" w:author="PR Preview" w:date="2026-01-01T00:00:00Z">
         <w:r>
           <w:delText xml:space="preserve"> </w:delText>
         </w:r>
@@ -16294,12 +16782,12 @@
           <m:t>a</m:t>
         </m:r>
       </m:oMath>
-      <w:del w:id="601" w:author="PR Preview" w:date="2026-01-01T00:00:00Z">
+      <w:del w:id="650" w:author="PR Preview" w:date="2026-01-01T00:00:00Z">
         <w:r>
           <w:delText xml:space="preserve">,</w:delText>
         </w:r>
       </w:del>
-      <w:del w:id="602" w:author="PR Preview" w:date="2026-01-01T00:00:00Z">
+      <w:del w:id="651" w:author="PR Preview" w:date="2026-01-01T00:00:00Z">
         <w:r>
           <w:delText xml:space="preserve"> </w:delText>
         </w:r>
@@ -16309,12 +16797,12 @@
           <m:t>b</m:t>
         </m:r>
       </m:oMath>
-      <w:del w:id="603" w:author="PR Preview" w:date="2026-01-01T00:00:00Z">
+      <w:del w:id="652" w:author="PR Preview" w:date="2026-01-01T00:00:00Z">
         <w:r>
           <w:delText xml:space="preserve">,</w:delText>
         </w:r>
       </w:del>
-      <w:del w:id="604" w:author="PR Preview" w:date="2026-01-01T00:00:00Z">
+      <w:del w:id="653" w:author="PR Preview" w:date="2026-01-01T00:00:00Z">
         <w:r>
           <w:delText xml:space="preserve"> </w:delText>
         </w:r>
@@ -16324,12 +16812,12 @@
           <m:t>c</m:t>
         </m:r>
       </m:oMath>
-      <w:del w:id="605" w:author="PR Preview" w:date="2026-01-01T00:00:00Z">
+      <w:del w:id="654" w:author="PR Preview" w:date="2026-01-01T00:00:00Z">
         <w:r>
           <w:delText xml:space="preserve">, and</w:delText>
         </w:r>
       </w:del>
-      <w:del w:id="606" w:author="PR Preview" w:date="2026-01-01T00:00:00Z">
+      <w:del w:id="655" w:author="PR Preview" w:date="2026-01-01T00:00:00Z">
         <w:r>
           <w:delText xml:space="preserve"> </w:delText>
         </w:r>
@@ -16339,7 +16827,7 @@
           <m:t>d</m:t>
         </m:r>
       </m:oMath>
-      <w:del w:id="607" w:author="PR Preview" w:date="2026-01-01T00:00:00Z">
+      <w:del w:id="656" w:author="PR Preview" w:date="2026-01-01T00:00:00Z">
         <w:r>
           <w:delText xml:space="preserve">:</w:delText>
         </w:r>
@@ -16349,7 +16837,7 @@
       <w:pPr>
         <w:pStyle w:val="BodyText"/>
       </w:pPr>
-      <w:del w:id="608" w:author="PR Preview" w:date="2026-01-01T00:00:00Z">
+      <w:del w:id="657" w:author="PR Preview" w:date="2026-01-01T00:00:00Z">
         <w:r>
           <w:rPr>
             <w:b/>
@@ -16358,12 +16846,12 @@
           <w:delText xml:space="preserve">Example 7 (Smoking and CHD in the WCGS)</w:delText>
         </w:r>
       </w:del>
-      <w:del w:id="609" w:author="PR Preview" w:date="2026-01-01T00:00:00Z">
+      <w:del w:id="658" w:author="PR Preview" w:date="2026-01-01T00:00:00Z">
         <w:r>
           <w:delText xml:space="preserve"> </w:delText>
         </w:r>
       </w:del>
-      <w:del w:id="610" w:author="PR Preview" w:date="2026-01-01T00:00:00Z">
+      <w:del w:id="659" w:author="PR Preview" w:date="2026-01-01T00:00:00Z">
         <w:r>
           <w:delText xml:space="preserve"> </w:delText>
         </w:r>
@@ -16373,31 +16861,31 @@
       <w:pPr>
         <w:pStyle w:val="FirstParagraph"/>
       </w:pPr>
-      <w:ins w:id="611" w:author="PR Preview" w:date="2026-01-01T00:00:00Z">
+      <w:ins w:id="660" w:author="PR Preview" w:date="2026-01-01T00:00:00Z">
         <w:r>
           <w:rPr>
             <w:b/>
             <w:bCs/>
           </w:rPr>
-          <w:t xml:space="preserve">Definition 18 (Contingency table)</w:t>
-        </w:r>
-      </w:ins>
-      <w:ins w:id="612" w:author="PR Preview" w:date="2026-01-01T00:00:00Z">
+          <w:t xml:space="preserve">Definition 20 (Contingency table)</w:t>
+        </w:r>
+      </w:ins>
+      <w:ins w:id="661" w:author="PR Preview" w:date="2026-01-01T00:00:00Z">
         <w:r>
           <w:t xml:space="preserve"> </w:t>
         </w:r>
       </w:ins>
-      <w:ins w:id="613" w:author="PR Preview" w:date="2026-01-01T00:00:00Z">
+      <w:ins w:id="662" w:author="PR Preview" w:date="2026-01-01T00:00:00Z">
         <w:r>
           <w:t xml:space="preserve">A</w:t>
         </w:r>
       </w:ins>
-      <w:ins w:id="614" w:author="PR Preview" w:date="2026-01-01T00:00:00Z">
+      <w:ins w:id="663" w:author="PR Preview" w:date="2026-01-01T00:00:00Z">
         <w:r>
           <w:t xml:space="preserve"> </w:t>
         </w:r>
       </w:ins>
-      <w:ins w:id="615" w:author="PR Preview" w:date="2026-01-01T00:00:00Z">
+      <w:ins w:id="664" w:author="PR Preview" w:date="2026-01-01T00:00:00Z">
         <w:r>
           <w:rPr>
             <w:b/>
@@ -16406,22 +16894,22 @@
           <w:t xml:space="preserve">contingency table</w:t>
         </w:r>
       </w:ins>
-      <w:ins w:id="616" w:author="PR Preview" w:date="2026-01-01T00:00:00Z">
+      <w:ins w:id="665" w:author="PR Preview" w:date="2026-01-01T00:00:00Z">
         <w:r>
           <w:t xml:space="preserve"> </w:t>
         </w:r>
       </w:ins>
-      <w:ins w:id="617" w:author="PR Preview" w:date="2026-01-01T00:00:00Z">
+      <w:ins w:id="666" w:author="PR Preview" w:date="2026-01-01T00:00:00Z">
         <w:r>
           <w:t xml:space="preserve">(or</w:t>
         </w:r>
       </w:ins>
-      <w:ins w:id="618" w:author="PR Preview" w:date="2026-01-01T00:00:00Z">
+      <w:ins w:id="667" w:author="PR Preview" w:date="2026-01-01T00:00:00Z">
         <w:r>
           <w:t xml:space="preserve"> </w:t>
         </w:r>
       </w:ins>
-      <w:ins w:id="619" w:author="PR Preview" w:date="2026-01-01T00:00:00Z">
+      <w:ins w:id="668" w:author="PR Preview" w:date="2026-01-01T00:00:00Z">
         <w:r>
           <w:rPr>
             <w:b/>
@@ -16430,52 +16918,52 @@
           <w:t xml:space="preserve">cross-tabulation</w:t>
         </w:r>
       </w:ins>
-      <w:ins w:id="620" w:author="PR Preview" w:date="2026-01-01T00:00:00Z">
+      <w:ins w:id="669" w:author="PR Preview" w:date="2026-01-01T00:00:00Z">
         <w:r>
           <w:t xml:space="preserve">) displays</w:t>
         </w:r>
       </w:ins>
-      <w:ins w:id="621" w:author="PR Preview" w:date="2026-01-01T00:00:00Z">
+      <w:ins w:id="670" w:author="PR Preview" w:date="2026-01-01T00:00:00Z">
         <w:r>
           <w:t xml:space="preserve"> </w:t>
         </w:r>
       </w:ins>
-      <w:ins w:id="622" w:author="PR Preview" w:date="2026-01-01T00:00:00Z">
+      <w:ins w:id="671" w:author="PR Preview" w:date="2026-01-01T00:00:00Z">
         <w:r>
           <w:t xml:space="preserve">the joint frequencies of two categorical variables:</w:t>
         </w:r>
       </w:ins>
-      <w:ins w:id="623" w:author="PR Preview" w:date="2026-01-01T00:00:00Z">
+      <w:ins w:id="672" w:author="PR Preview" w:date="2026-01-01T00:00:00Z">
         <w:r>
           <w:t xml:space="preserve"> </w:t>
         </w:r>
       </w:ins>
-      <w:ins w:id="624" w:author="PR Preview" w:date="2026-01-01T00:00:00Z">
+      <w:ins w:id="673" w:author="PR Preview" w:date="2026-01-01T00:00:00Z">
         <w:r>
           <w:t xml:space="preserve">each cell counts the observations with one combination of categories.</w:t>
         </w:r>
       </w:ins>
-      <w:ins w:id="625" w:author="PR Preview" w:date="2026-01-01T00:00:00Z">
+      <w:ins w:id="674" w:author="PR Preview" w:date="2026-01-01T00:00:00Z">
         <w:r>
           <w:t xml:space="preserve"> </w:t>
         </w:r>
       </w:ins>
-      <w:ins w:id="626" w:author="PR Preview" w:date="2026-01-01T00:00:00Z">
+      <w:ins w:id="675" w:author="PR Preview" w:date="2026-01-01T00:00:00Z">
         <w:r>
           <w:t xml:space="preserve">For two binary variables,</w:t>
         </w:r>
       </w:ins>
-      <w:ins w:id="627" w:author="PR Preview" w:date="2026-01-01T00:00:00Z">
+      <w:ins w:id="676" w:author="PR Preview" w:date="2026-01-01T00:00:00Z">
         <w:r>
           <w:t xml:space="preserve"> </w:t>
         </w:r>
       </w:ins>
-      <w:ins w:id="628" w:author="PR Preview" w:date="2026-01-01T00:00:00Z">
+      <w:ins w:id="677" w:author="PR Preview" w:date="2026-01-01T00:00:00Z">
         <w:r>
           <w:t xml:space="preserve">the contingency table is a</w:t>
         </w:r>
       </w:ins>
-      <w:ins w:id="629" w:author="PR Preview" w:date="2026-01-01T00:00:00Z">
+      <w:ins w:id="678" w:author="PR Preview" w:date="2026-01-01T00:00:00Z">
         <w:r>
           <w:t xml:space="preserve"> </w:t>
         </w:r>
@@ -16494,17 +16982,17 @@
           <m:t>2</m:t>
         </m:r>
       </m:oMath>
-      <w:ins w:id="630" w:author="PR Preview" w:date="2026-01-01T00:00:00Z">
+      <w:ins w:id="679" w:author="PR Preview" w:date="2026-01-01T00:00:00Z">
         <w:r>
           <w:t xml:space="preserve"> </w:t>
         </w:r>
       </w:ins>
-      <w:ins w:id="631" w:author="PR Preview" w:date="2026-01-01T00:00:00Z">
+      <w:ins w:id="680" w:author="PR Preview" w:date="2026-01-01T00:00:00Z">
         <w:r>
           <w:t xml:space="preserve">table with cells</w:t>
         </w:r>
       </w:ins>
-      <w:ins w:id="632" w:author="PR Preview" w:date="2026-01-01T00:00:00Z">
+      <w:ins w:id="681" w:author="PR Preview" w:date="2026-01-01T00:00:00Z">
         <w:r>
           <w:t xml:space="preserve"> </w:t>
         </w:r>
@@ -16514,12 +17002,12 @@
           <m:t>a</m:t>
         </m:r>
       </m:oMath>
-      <w:ins w:id="633" w:author="PR Preview" w:date="2026-01-01T00:00:00Z">
+      <w:ins w:id="682" w:author="PR Preview" w:date="2026-01-01T00:00:00Z">
         <w:r>
           <w:t xml:space="preserve">,</w:t>
         </w:r>
       </w:ins>
-      <w:ins w:id="634" w:author="PR Preview" w:date="2026-01-01T00:00:00Z">
+      <w:ins w:id="683" w:author="PR Preview" w:date="2026-01-01T00:00:00Z">
         <w:r>
           <w:t xml:space="preserve"> </w:t>
         </w:r>
@@ -16529,12 +17017,12 @@
           <m:t>b</m:t>
         </m:r>
       </m:oMath>
-      <w:ins w:id="635" w:author="PR Preview" w:date="2026-01-01T00:00:00Z">
+      <w:ins w:id="684" w:author="PR Preview" w:date="2026-01-01T00:00:00Z">
         <w:r>
           <w:t xml:space="preserve">,</w:t>
         </w:r>
       </w:ins>
-      <w:ins w:id="636" w:author="PR Preview" w:date="2026-01-01T00:00:00Z">
+      <w:ins w:id="685" w:author="PR Preview" w:date="2026-01-01T00:00:00Z">
         <w:r>
           <w:t xml:space="preserve"> </w:t>
         </w:r>
@@ -16544,12 +17032,12 @@
           <m:t>c</m:t>
         </m:r>
       </m:oMath>
-      <w:ins w:id="637" w:author="PR Preview" w:date="2026-01-01T00:00:00Z">
+      <w:ins w:id="686" w:author="PR Preview" w:date="2026-01-01T00:00:00Z">
         <w:r>
           <w:t xml:space="preserve">, and</w:t>
         </w:r>
       </w:ins>
-      <w:ins w:id="638" w:author="PR Preview" w:date="2026-01-01T00:00:00Z">
+      <w:ins w:id="687" w:author="PR Preview" w:date="2026-01-01T00:00:00Z">
         <w:r>
           <w:t xml:space="preserve"> </w:t>
         </w:r>
@@ -16559,7 +17047,7 @@
           <m:t>d</m:t>
         </m:r>
       </m:oMath>
-      <w:ins w:id="639" w:author="PR Preview" w:date="2026-01-01T00:00:00Z">
+      <w:ins w:id="688" w:author="PR Preview" w:date="2026-01-01T00:00:00Z">
         <w:r>
           <w:t xml:space="preserve">:</w:t>
         </w:r>
@@ -16855,13 +17343,13 @@
         </w:tc>
       </w:tr>
     </w:tbl>
-    <w:bookmarkEnd w:id="100"/>
-    <w:bookmarkStart w:id="102" w:name="exm-contingency-table"/>
+    <w:bookmarkEnd w:id="104"/>
+    <w:bookmarkStart w:id="106" w:name="exm-contingency-table"/>
     <w:p>
       <w:pPr>
         <w:pStyle w:val="BodyText"/>
       </w:pPr>
-      <w:ins w:id="640" w:author="PR Preview" w:date="2026-01-01T00:00:00Z">
+      <w:ins w:id="689" w:author="PR Preview" w:date="2026-01-01T00:00:00Z">
         <w:r>
           <w:rPr>
             <w:b/>
@@ -16870,12 +17358,12 @@
           <w:t xml:space="preserve">Example 8 (Smoking and CHD in the WCGS)</w:t>
         </w:r>
       </w:ins>
-      <w:ins w:id="641" w:author="PR Preview" w:date="2026-01-01T00:00:00Z">
+      <w:ins w:id="690" w:author="PR Preview" w:date="2026-01-01T00:00:00Z">
         <w:r>
           <w:t xml:space="preserve"> </w:t>
         </w:r>
       </w:ins>
-      <w:ins w:id="642" w:author="PR Preview" w:date="2026-01-01T00:00:00Z">
+      <w:ins w:id="691" w:author="PR Preview" w:date="2026-01-01T00:00:00Z">
         <w:r>
           <w:t xml:space="preserve"> </w:t>
         </w:r>
@@ -17186,7 +17674,7 @@
       <w:tr>
         <w:tc>
           <w:tcPr/>
-          <w:bookmarkStart w:id="101" w:name="tbl-gtsummary-smoke-chd"/>
+          <w:bookmarkStart w:id="105" w:name="tbl-gtsummary-smoke-chd"/>
           <w:p>
             <w:pPr>
               <w:jc w:val="center"/>
@@ -17659,14 +18147,14 @@
               </w:tc>
             </w:tr>
           </w:tbl>
-          <w:bookmarkEnd w:id="101"/>
+          <w:bookmarkEnd w:id="105"/>
         </w:tc>
       </w:tr>
     </w:tbl>
-    <w:bookmarkEnd w:id="102"/>
-    <w:bookmarkEnd w:id="103"/>
-    <w:bookmarkEnd w:id="104"/>
-    <w:bookmarkStart w:id="131" w:name="data-transformations"/>
+    <w:bookmarkEnd w:id="106"/>
+    <w:bookmarkEnd w:id="107"/>
+    <w:bookmarkEnd w:id="108"/>
+    <w:bookmarkStart w:id="135" w:name="data-transformations"/>
     <w:p>
       <w:pPr>
         <w:pStyle w:val="Heading2"/>
@@ -17975,7 +18463,7 @@
         <w:t xml:space="preserve">.</w:t>
       </w:r>
     </w:p>
-    <w:bookmarkStart w:id="113" w:name="fig-hist-sbp-log"/>
+    <w:bookmarkStart w:id="117" w:name="fig-hist-sbp-log"/>
     <w:tbl>
       <w:tblPr>
         <w:tblStyle w:val="Table"/>
@@ -18003,7 +18491,7 @@
             <w:tr>
               <w:tc>
                 <w:tcPr/>
-                <w:bookmarkStart w:id="108" w:name="fig-hist-sbp-raw"/>
+                <w:bookmarkStart w:id="112" w:name="fig-hist-sbp-raw"/>
                 <w:p>
                   <w:pPr>
                     <w:pStyle w:val="SourceCode"/>
@@ -18291,18 +18779,18 @@
                       <wp:inline>
                         <wp:extent cx="2971800" cy="2377440"/>
                         <wp:effectExtent b="0" l="0" r="0" t="0"/>
-                        <wp:docPr descr="" title="" id="106" name="Picture"/>
+                        <wp:docPr descr="" title="" id="110" name="Picture"/>
                         <a:graphic>
                           <a:graphicData uri="http://schemas.openxmlformats.org/drawingml/2006/picture">
                             <pic:pic>
                               <pic:nvPicPr>
-                                <pic:cNvPr descr="exploratory-descriptive_files/figure-docx/unnamed-chunk-18-1.png" id="107" name="Picture"/>
+                                <pic:cNvPr descr="exploratory-descriptive_files/figure-docx/unnamed-chunk-18-1.png" id="111" name="Picture"/>
                                 <pic:cNvPicPr>
                                   <a:picLocks noChangeArrowheads="1" noChangeAspect="1"/>
                                 </pic:cNvPicPr>
                               </pic:nvPicPr>
                               <pic:blipFill>
-                                <a:blip r:embed="rId105"/>
+                                <a:blip r:embed="rId109"/>
                                 <a:stretch>
                                   <a:fillRect/>
                                 </a:stretch>
@@ -18343,7 +18831,7 @@
                     <w:t xml:space="preserve">(a) Raw scale</w:t>
                   </w:r>
                 </w:p>
-                <w:bookmarkEnd w:id="108"/>
+                <w:bookmarkEnd w:id="112"/>
               </w:tc>
             </w:tr>
           </w:tbl>
@@ -18393,7 +18881,7 @@
             <w:tr>
               <w:tc>
                 <w:tcPr/>
-                <w:bookmarkStart w:id="112" w:name="fig-hist-sbp-logscale"/>
+                <w:bookmarkStart w:id="116" w:name="fig-hist-sbp-logscale"/>
                 <w:p>
                   <w:pPr>
                     <w:pStyle w:val="SourceCode"/>
@@ -18681,18 +19169,18 @@
                       <wp:inline>
                         <wp:extent cx="2971800" cy="2377440"/>
                         <wp:effectExtent b="0" l="0" r="0" t="0"/>
-                        <wp:docPr descr="" title="" id="110" name="Picture"/>
+                        <wp:docPr descr="" title="" id="114" name="Picture"/>
                         <a:graphic>
                           <a:graphicData uri="http://schemas.openxmlformats.org/drawingml/2006/picture">
                             <pic:pic>
                               <pic:nvPicPr>
-                                <pic:cNvPr descr="exploratory-descriptive_files/figure-docx/unnamed-chunk-19-1.png" id="111" name="Picture"/>
+                                <pic:cNvPr descr="exploratory-descriptive_files/figure-docx/unnamed-chunk-19-1.png" id="115" name="Picture"/>
                                 <pic:cNvPicPr>
                                   <a:picLocks noChangeArrowheads="1" noChangeAspect="1"/>
                                 </pic:cNvPicPr>
                               </pic:nvPicPr>
                               <pic:blipFill>
-                                <a:blip r:embed="rId109"/>
+                                <a:blip r:embed="rId113"/>
                                 <a:stretch>
                                   <a:fillRect/>
                                 </a:stretch>
@@ -18733,7 +19221,7 @@
                     <w:t xml:space="preserve">(b) Log scale</w:t>
                   </w:r>
                 </w:p>
-                <w:bookmarkEnd w:id="112"/>
+                <w:bookmarkEnd w:id="116"/>
               </w:tc>
             </w:tr>
           </w:tbl>
@@ -18753,7 +19241,7 @@
         <w:t xml:space="preserve">Figure 9: Distribution of systolic blood pressure in the WCGS, on two scales</w:t>
       </w:r>
     </w:p>
-    <w:bookmarkEnd w:id="113"/>
+    <w:bookmarkEnd w:id="117"/>
     <w:p>
       <w:pPr>
         <w:pStyle w:val="SourceCode"/>
@@ -19142,7 +19630,7 @@
         <w:t xml:space="preserve">the assumptions of that model and on the scientific question.</w:t>
       </w:r>
     </w:p>
-    <w:bookmarkStart w:id="130" w:name="sec-rescaling"/>
+    <w:bookmarkStart w:id="134" w:name="sec-rescaling"/>
     <w:p>
       <w:pPr>
         <w:pStyle w:val="Heading3"/>
@@ -19151,7 +19639,7 @@
         <w:t xml:space="preserve">5.1 Rescaling a variable</w:t>
       </w:r>
     </w:p>
-    <w:bookmarkStart w:id="114" w:name="exr-standardize"/>
+    <w:bookmarkStart w:id="118" w:name="exr-standardize"/>
     <w:p>
       <w:pPr>
         <w:pStyle w:val="FirstParagraph"/>
@@ -19260,8 +19748,8 @@
         <w:t xml:space="preserve">What are the units of your answer to part 2?</w:t>
       </w:r>
     </w:p>
-    <w:bookmarkEnd w:id="114"/>
-    <w:bookmarkStart w:id="115" w:name="sol-standardize"/>
+    <w:bookmarkEnd w:id="118"/>
+    <w:bookmarkStart w:id="119" w:name="sol-standardize"/>
     <w:p>
       <w:pPr>
         <w:pStyle w:val="FirstParagraph"/>
@@ -19645,13 +20133,13 @@
         <w:t xml:space="preserve">so the answer has no units.</w:t>
       </w:r>
     </w:p>
-    <w:bookmarkEnd w:id="115"/>
-    <w:bookmarkStart w:id="119" w:name="def-standardization"/>
+    <w:bookmarkEnd w:id="119"/>
+    <w:bookmarkStart w:id="123" w:name="def-standardization"/>
     <w:p>
       <w:pPr>
         <w:pStyle w:val="FirstParagraph"/>
       </w:pPr>
-      <w:del w:id="643" w:author="PR Preview" w:date="2026-01-01T00:00:00Z">
+      <w:del w:id="692" w:author="PR Preview" w:date="2026-01-01T00:00:00Z">
         <w:r>
           <w:rPr>
             <w:b/>
@@ -19660,17 +20148,17 @@
           <w:delText xml:space="preserve">Definition 17 (Standardization)</w:delText>
         </w:r>
       </w:del>
-      <w:del w:id="644" w:author="PR Preview" w:date="2026-01-01T00:00:00Z">
+      <w:del w:id="693" w:author="PR Preview" w:date="2026-01-01T00:00:00Z">
         <w:r>
           <w:delText xml:space="preserve"> </w:delText>
         </w:r>
       </w:del>
-      <w:del w:id="645" w:author="PR Preview" w:date="2026-01-01T00:00:00Z">
+      <w:del w:id="694" w:author="PR Preview" w:date="2026-01-01T00:00:00Z">
         <w:r>
           <w:delText xml:space="preserve">Let</w:delText>
         </w:r>
       </w:del>
-      <w:del w:id="646" w:author="PR Preview" w:date="2026-01-01T00:00:00Z">
+      <w:del w:id="695" w:author="PR Preview" w:date="2026-01-01T00:00:00Z">
         <w:r>
           <w:delText xml:space="preserve"> </w:delText>
         </w:r>
@@ -19719,17 +20207,17 @@
           </m:sub>
         </m:sSub>
       </m:oMath>
-      <w:del w:id="647" w:author="PR Preview" w:date="2026-01-01T00:00:00Z">
+      <w:del w:id="696" w:author="PR Preview" w:date="2026-01-01T00:00:00Z">
         <w:r>
           <w:delText xml:space="preserve"> </w:delText>
         </w:r>
       </w:del>
-      <w:del w:id="648" w:author="PR Preview" w:date="2026-01-01T00:00:00Z">
+      <w:del w:id="697" w:author="PR Preview" w:date="2026-01-01T00:00:00Z">
         <w:r>
           <w:delText xml:space="preserve">be</w:delText>
         </w:r>
       </w:del>
-      <w:del w:id="649" w:author="PR Preview" w:date="2026-01-01T00:00:00Z">
+      <w:del w:id="698" w:author="PR Preview" w:date="2026-01-01T00:00:00Z">
         <w:r>
           <w:delText xml:space="preserve"> </w:delText>
         </w:r>
@@ -19748,33 +20236,33 @@
           <m:t>2</m:t>
         </m:r>
       </m:oMath>
-      <w:del w:id="650" w:author="PR Preview" w:date="2026-01-01T00:00:00Z">
+      <w:del w:id="699" w:author="PR Preview" w:date="2026-01-01T00:00:00Z">
         <w:r>
           <w:delText xml:space="preserve"> </w:delText>
         </w:r>
       </w:del>
-      <w:del w:id="651" w:author="PR Preview" w:date="2026-01-01T00:00:00Z">
+      <w:del w:id="700" w:author="PR Preview" w:date="2026-01-01T00:00:00Z">
         <w:r>
           <w:delText xml:space="preserve">observations of a variable</w:delText>
         </w:r>
       </w:del>
-      <w:del w:id="652" w:author="PR Preview" w:date="2026-01-01T00:00:00Z">
+      <w:del w:id="701" w:author="PR Preview" w:date="2026-01-01T00:00:00Z">
         <w:r>
           <w:delText xml:space="preserve"> </w:delText>
         </w:r>
       </w:del>
-      <w:del w:id="653" w:author="PR Preview" w:date="2026-01-01T00:00:00Z">
+      <w:del w:id="702" w:author="PR Preview" w:date="2026-01-01T00:00:00Z">
         <w:r>
           <w:delText xml:space="preserve">with</w:delText>
         </w:r>
       </w:del>
-      <w:del w:id="654" w:author="PR Preview" w:date="2026-01-01T00:00:00Z">
+      <w:del w:id="703" w:author="PR Preview" w:date="2026-01-01T00:00:00Z">
         <w:r>
           <w:delText xml:space="preserve"> </w:delText>
         </w:r>
       </w:del>
       <w:hyperlink w:anchor="def-sample-mean">
-        <w:del w:id="655" w:author="PR Preview" w:date="2026-01-01T00:00:00Z">
+        <w:del w:id="704" w:author="PR Preview" w:date="2026-01-01T00:00:00Z">
           <w:r>
             <w:rPr>
               <w:rStyle w:val="Hyperlink"/>
@@ -19783,7 +20271,7 @@
           </w:r>
         </w:del>
       </w:hyperlink>
-      <w:del w:id="656" w:author="PR Preview" w:date="2026-01-01T00:00:00Z">
+      <w:del w:id="705" w:author="PR Preview" w:date="2026-01-01T00:00:00Z">
         <w:r>
           <w:delText xml:space="preserve"> </w:delText>
         </w:r>
@@ -19800,23 +20288,23 @@
           </m:e>
         </m:acc>
       </m:oMath>
-      <w:del w:id="657" w:author="PR Preview" w:date="2026-01-01T00:00:00Z">
+      <w:del w:id="706" w:author="PR Preview" w:date="2026-01-01T00:00:00Z">
         <w:r>
           <w:delText xml:space="preserve"> </w:delText>
         </w:r>
       </w:del>
-      <w:del w:id="658" w:author="PR Preview" w:date="2026-01-01T00:00:00Z">
+      <w:del w:id="707" w:author="PR Preview" w:date="2026-01-01T00:00:00Z">
         <w:r>
           <w:delText xml:space="preserve">and</w:delText>
         </w:r>
       </w:del>
-      <w:del w:id="659" w:author="PR Preview" w:date="2026-01-01T00:00:00Z">
+      <w:del w:id="708" w:author="PR Preview" w:date="2026-01-01T00:00:00Z">
         <w:r>
           <w:delText xml:space="preserve"> </w:delText>
         </w:r>
       </w:del>
       <w:hyperlink w:anchor="def-sample-sd">
-        <w:del w:id="660" w:author="PR Preview" w:date="2026-01-01T00:00:00Z">
+        <w:del w:id="709" w:author="PR Preview" w:date="2026-01-01T00:00:00Z">
           <w:r>
             <w:rPr>
               <w:rStyle w:val="Hyperlink"/>
@@ -19825,7 +20313,7 @@
           </w:r>
         </w:del>
       </w:hyperlink>
-      <w:del w:id="661" w:author="PR Preview" w:date="2026-01-01T00:00:00Z">
+      <w:del w:id="710" w:author="PR Preview" w:date="2026-01-01T00:00:00Z">
         <w:r>
           <w:delText xml:space="preserve"> </w:delText>
         </w:r>
@@ -19844,27 +20332,27 @@
           <m:t>0</m:t>
         </m:r>
       </m:oMath>
-      <w:del w:id="662" w:author="PR Preview" w:date="2026-01-01T00:00:00Z">
+      <w:del w:id="711" w:author="PR Preview" w:date="2026-01-01T00:00:00Z">
         <w:r>
           <w:delText xml:space="preserve">.</w:delText>
         </w:r>
       </w:del>
-      <w:del w:id="663" w:author="PR Preview" w:date="2026-01-01T00:00:00Z">
+      <w:del w:id="712" w:author="PR Preview" w:date="2026-01-01T00:00:00Z">
         <w:r>
           <w:delText xml:space="preserve"> </w:delText>
         </w:r>
       </w:del>
-      <w:del w:id="664" w:author="PR Preview" w:date="2026-01-01T00:00:00Z">
+      <w:del w:id="713" w:author="PR Preview" w:date="2026-01-01T00:00:00Z">
         <w:r>
           <w:delText xml:space="preserve">The</w:delText>
         </w:r>
       </w:del>
-      <w:del w:id="665" w:author="PR Preview" w:date="2026-01-01T00:00:00Z">
+      <w:del w:id="714" w:author="PR Preview" w:date="2026-01-01T00:00:00Z">
         <w:r>
           <w:delText xml:space="preserve"> </w:delText>
         </w:r>
       </w:del>
-      <w:del w:id="666" w:author="PR Preview" w:date="2026-01-01T00:00:00Z">
+      <w:del w:id="715" w:author="PR Preview" w:date="2026-01-01T00:00:00Z">
         <w:r>
           <w:rPr>
             <w:b/>
@@ -19873,17 +20361,17 @@
           <w:delText xml:space="preserve">standardized value</w:delText>
         </w:r>
       </w:del>
-      <w:del w:id="667" w:author="PR Preview" w:date="2026-01-01T00:00:00Z">
+      <w:del w:id="716" w:author="PR Preview" w:date="2026-01-01T00:00:00Z">
         <w:r>
           <w:delText xml:space="preserve"> </w:delText>
         </w:r>
       </w:del>
-      <w:del w:id="668" w:author="PR Preview" w:date="2026-01-01T00:00:00Z">
+      <w:del w:id="717" w:author="PR Preview" w:date="2026-01-01T00:00:00Z">
         <w:r>
           <w:delText xml:space="preserve">of</w:delText>
         </w:r>
       </w:del>
-      <w:del w:id="669" w:author="PR Preview" w:date="2026-01-01T00:00:00Z">
+      <w:del w:id="718" w:author="PR Preview" w:date="2026-01-01T00:00:00Z">
         <w:r>
           <w:delText xml:space="preserve"> </w:delText>
         </w:r>
@@ -19902,12 +20390,12 @@
           </m:sub>
         </m:sSub>
       </m:oMath>
-      <w:del w:id="670" w:author="PR Preview" w:date="2026-01-01T00:00:00Z">
+      <w:del w:id="719" w:author="PR Preview" w:date="2026-01-01T00:00:00Z">
         <w:r>
           <w:delText xml:space="preserve"> </w:delText>
         </w:r>
       </w:del>
-      <w:del w:id="671" w:author="PR Preview" w:date="2026-01-01T00:00:00Z">
+      <w:del w:id="720" w:author="PR Preview" w:date="2026-01-01T00:00:00Z">
         <w:r>
           <w:delText xml:space="preserve">is</w:delText>
         </w:r>
@@ -19917,26 +20405,26 @@
       <w:pPr>
         <w:pStyle w:val="FirstParagraph"/>
       </w:pPr>
-      <w:ins w:id="672" w:author="PR Preview" w:date="2026-01-01T00:00:00Z">
+      <w:ins w:id="721" w:author="PR Preview" w:date="2026-01-01T00:00:00Z">
         <w:r>
           <w:rPr>
             <w:b/>
             <w:bCs/>
           </w:rPr>
-          <w:t xml:space="preserve">Definition 19 (Standardization)</w:t>
-        </w:r>
-      </w:ins>
-      <w:ins w:id="673" w:author="PR Preview" w:date="2026-01-01T00:00:00Z">
+          <w:t xml:space="preserve">Definition 21 (Standardization)</w:t>
+        </w:r>
+      </w:ins>
+      <w:ins w:id="722" w:author="PR Preview" w:date="2026-01-01T00:00:00Z">
         <w:r>
           <w:t xml:space="preserve"> </w:t>
         </w:r>
       </w:ins>
-      <w:ins w:id="674" w:author="PR Preview" w:date="2026-01-01T00:00:00Z">
+      <w:ins w:id="723" w:author="PR Preview" w:date="2026-01-01T00:00:00Z">
         <w:r>
           <w:t xml:space="preserve">Let</w:t>
         </w:r>
       </w:ins>
-      <w:ins w:id="675" w:author="PR Preview" w:date="2026-01-01T00:00:00Z">
+      <w:ins w:id="724" w:author="PR Preview" w:date="2026-01-01T00:00:00Z">
         <w:r>
           <w:t xml:space="preserve"> </w:t>
         </w:r>
@@ -19985,17 +20473,17 @@
           </m:sub>
         </m:sSub>
       </m:oMath>
-      <w:ins w:id="676" w:author="PR Preview" w:date="2026-01-01T00:00:00Z">
+      <w:ins w:id="725" w:author="PR Preview" w:date="2026-01-01T00:00:00Z">
         <w:r>
           <w:t xml:space="preserve"> </w:t>
         </w:r>
       </w:ins>
-      <w:ins w:id="677" w:author="PR Preview" w:date="2026-01-01T00:00:00Z">
+      <w:ins w:id="726" w:author="PR Preview" w:date="2026-01-01T00:00:00Z">
         <w:r>
           <w:t xml:space="preserve">be</w:t>
         </w:r>
       </w:ins>
-      <w:ins w:id="678" w:author="PR Preview" w:date="2026-01-01T00:00:00Z">
+      <w:ins w:id="727" w:author="PR Preview" w:date="2026-01-01T00:00:00Z">
         <w:r>
           <w:t xml:space="preserve"> </w:t>
         </w:r>
@@ -20014,33 +20502,33 @@
           <m:t>2</m:t>
         </m:r>
       </m:oMath>
-      <w:ins w:id="679" w:author="PR Preview" w:date="2026-01-01T00:00:00Z">
+      <w:ins w:id="728" w:author="PR Preview" w:date="2026-01-01T00:00:00Z">
         <w:r>
           <w:t xml:space="preserve"> </w:t>
         </w:r>
       </w:ins>
-      <w:ins w:id="680" w:author="PR Preview" w:date="2026-01-01T00:00:00Z">
+      <w:ins w:id="729" w:author="PR Preview" w:date="2026-01-01T00:00:00Z">
         <w:r>
           <w:t xml:space="preserve">observations of a variable</w:t>
         </w:r>
       </w:ins>
-      <w:ins w:id="681" w:author="PR Preview" w:date="2026-01-01T00:00:00Z">
+      <w:ins w:id="730" w:author="PR Preview" w:date="2026-01-01T00:00:00Z">
         <w:r>
           <w:t xml:space="preserve"> </w:t>
         </w:r>
       </w:ins>
-      <w:ins w:id="682" w:author="PR Preview" w:date="2026-01-01T00:00:00Z">
+      <w:ins w:id="731" w:author="PR Preview" w:date="2026-01-01T00:00:00Z">
         <w:r>
           <w:t xml:space="preserve">with</w:t>
         </w:r>
       </w:ins>
-      <w:ins w:id="683" w:author="PR Preview" w:date="2026-01-01T00:00:00Z">
+      <w:ins w:id="732" w:author="PR Preview" w:date="2026-01-01T00:00:00Z">
         <w:r>
           <w:t xml:space="preserve"> </w:t>
         </w:r>
       </w:ins>
       <w:hyperlink w:anchor="def-sample-mean">
-        <w:ins w:id="684" w:author="PR Preview" w:date="2026-01-01T00:00:00Z">
+        <w:ins w:id="733" w:author="PR Preview" w:date="2026-01-01T00:00:00Z">
           <w:r>
             <w:rPr>
               <w:rStyle w:val="Hyperlink"/>
@@ -20049,7 +20537,7 @@
           </w:r>
         </w:ins>
       </w:hyperlink>
-      <w:ins w:id="685" w:author="PR Preview" w:date="2026-01-01T00:00:00Z">
+      <w:ins w:id="734" w:author="PR Preview" w:date="2026-01-01T00:00:00Z">
         <w:r>
           <w:t xml:space="preserve"> </w:t>
         </w:r>
@@ -20066,23 +20554,23 @@
           </m:e>
         </m:acc>
       </m:oMath>
-      <w:ins w:id="686" w:author="PR Preview" w:date="2026-01-01T00:00:00Z">
+      <w:ins w:id="735" w:author="PR Preview" w:date="2026-01-01T00:00:00Z">
         <w:r>
           <w:t xml:space="preserve"> </w:t>
         </w:r>
       </w:ins>
-      <w:ins w:id="687" w:author="PR Preview" w:date="2026-01-01T00:00:00Z">
+      <w:ins w:id="736" w:author="PR Preview" w:date="2026-01-01T00:00:00Z">
         <w:r>
           <w:t xml:space="preserve">and</w:t>
         </w:r>
       </w:ins>
-      <w:ins w:id="688" w:author="PR Preview" w:date="2026-01-01T00:00:00Z">
+      <w:ins w:id="737" w:author="PR Preview" w:date="2026-01-01T00:00:00Z">
         <w:r>
           <w:t xml:space="preserve"> </w:t>
         </w:r>
       </w:ins>
       <w:hyperlink w:anchor="def-sample-sd">
-        <w:ins w:id="689" w:author="PR Preview" w:date="2026-01-01T00:00:00Z">
+        <w:ins w:id="738" w:author="PR Preview" w:date="2026-01-01T00:00:00Z">
           <w:r>
             <w:rPr>
               <w:rStyle w:val="Hyperlink"/>
@@ -20091,7 +20579,7 @@
           </w:r>
         </w:ins>
       </w:hyperlink>
-      <w:ins w:id="690" w:author="PR Preview" w:date="2026-01-01T00:00:00Z">
+      <w:ins w:id="739" w:author="PR Preview" w:date="2026-01-01T00:00:00Z">
         <w:r>
           <w:t xml:space="preserve"> </w:t>
         </w:r>
@@ -20110,27 +20598,27 @@
           <m:t>0</m:t>
         </m:r>
       </m:oMath>
-      <w:ins w:id="691" w:author="PR Preview" w:date="2026-01-01T00:00:00Z">
+      <w:ins w:id="740" w:author="PR Preview" w:date="2026-01-01T00:00:00Z">
         <w:r>
           <w:t xml:space="preserve">.</w:t>
         </w:r>
       </w:ins>
-      <w:ins w:id="692" w:author="PR Preview" w:date="2026-01-01T00:00:00Z">
+      <w:ins w:id="741" w:author="PR Preview" w:date="2026-01-01T00:00:00Z">
         <w:r>
           <w:t xml:space="preserve"> </w:t>
         </w:r>
       </w:ins>
-      <w:ins w:id="693" w:author="PR Preview" w:date="2026-01-01T00:00:00Z">
+      <w:ins w:id="742" w:author="PR Preview" w:date="2026-01-01T00:00:00Z">
         <w:r>
           <w:t xml:space="preserve">The</w:t>
         </w:r>
       </w:ins>
-      <w:ins w:id="694" w:author="PR Preview" w:date="2026-01-01T00:00:00Z">
+      <w:ins w:id="743" w:author="PR Preview" w:date="2026-01-01T00:00:00Z">
         <w:r>
           <w:t xml:space="preserve"> </w:t>
         </w:r>
       </w:ins>
-      <w:ins w:id="695" w:author="PR Preview" w:date="2026-01-01T00:00:00Z">
+      <w:ins w:id="744" w:author="PR Preview" w:date="2026-01-01T00:00:00Z">
         <w:r>
           <w:rPr>
             <w:b/>
@@ -20139,17 +20627,17 @@
           <w:t xml:space="preserve">standardized value</w:t>
         </w:r>
       </w:ins>
-      <w:ins w:id="696" w:author="PR Preview" w:date="2026-01-01T00:00:00Z">
+      <w:ins w:id="745" w:author="PR Preview" w:date="2026-01-01T00:00:00Z">
         <w:r>
           <w:t xml:space="preserve"> </w:t>
         </w:r>
       </w:ins>
-      <w:ins w:id="697" w:author="PR Preview" w:date="2026-01-01T00:00:00Z">
+      <w:ins w:id="746" w:author="PR Preview" w:date="2026-01-01T00:00:00Z">
         <w:r>
           <w:t xml:space="preserve">of</w:t>
         </w:r>
       </w:ins>
-      <w:ins w:id="698" w:author="PR Preview" w:date="2026-01-01T00:00:00Z">
+      <w:ins w:id="747" w:author="PR Preview" w:date="2026-01-01T00:00:00Z">
         <w:r>
           <w:t xml:space="preserve"> </w:t>
         </w:r>
@@ -20168,12 +20656,12 @@
           </m:sub>
         </m:sSub>
       </m:oMath>
-      <w:ins w:id="699" w:author="PR Preview" w:date="2026-01-01T00:00:00Z">
+      <w:ins w:id="748" w:author="PR Preview" w:date="2026-01-01T00:00:00Z">
         <w:r>
           <w:t xml:space="preserve"> </w:t>
         </w:r>
       </w:ins>
-      <w:ins w:id="700" w:author="PR Preview" w:date="2026-01-01T00:00:00Z">
+      <w:ins w:id="749" w:author="PR Preview" w:date="2026-01-01T00:00:00Z">
         <w:r>
           <w:t xml:space="preserve">is</w:t>
         </w:r>
@@ -20303,18 +20791,18 @@
                 <wp:inline>
                   <wp:extent cx="152400" cy="152400"/>
                   <wp:effectExtent b="0" l="0" r="0" t="0"/>
-                  <wp:docPr descr="" title="" id="117" name="Picture"/>
+                  <wp:docPr descr="" title="" id="121" name="Picture"/>
                   <a:graphic>
                     <a:graphicData uri="http://schemas.openxmlformats.org/drawingml/2006/picture">
                       <pic:pic>
                         <pic:nvPicPr>
-                          <pic:cNvPr descr="/opt/quarto/share/formats/docx/note.png" id="118" name="Picture"/>
+                          <pic:cNvPr descr="/opt/quarto/share/formats/docx/note.png" id="122" name="Picture"/>
                           <pic:cNvPicPr>
                             <a:picLocks noChangeArrowheads="1" noChangeAspect="1"/>
                           </pic:cNvPicPr>
                         </pic:nvPicPr>
                         <pic:blipFill>
-                          <a:blip r:embed="rId116"/>
+                          <a:blip r:embed="rId120"/>
                           <a:stretch>
                             <a:fillRect/>
                           </a:stretch>
@@ -20408,8 +20896,8 @@
         </w:tc>
       </w:tr>
     </w:tbl>
-    <w:bookmarkEnd w:id="119"/>
-    <w:bookmarkStart w:id="120" w:name="rem-standardization-units"/>
+    <w:bookmarkEnd w:id="123"/>
+    <w:bookmarkStart w:id="124" w:name="rem-standardization-units"/>
     <w:p>
       <w:pPr>
         <w:pStyle w:val="BodyText"/>
@@ -20484,8 +20972,8 @@
         <w:t xml:space="preserve">both become unitless numbers of standard deviations.</w:t>
       </w:r>
     </w:p>
-    <w:bookmarkEnd w:id="120"/>
-    <w:bookmarkStart w:id="123" w:name="thm-standardized-mean-sd"/>
+    <w:bookmarkEnd w:id="124"/>
+    <w:bookmarkStart w:id="127" w:name="thm-standardized-mean-sd"/>
     <w:p>
       <w:pPr>
         <w:pStyle w:val="BodyText"/>
@@ -20683,18 +21171,18 @@
                 <wp:inline>
                   <wp:extent cx="152400" cy="152400"/>
                   <wp:effectExtent b="0" l="0" r="0" t="0"/>
-                  <wp:docPr descr="" title="" id="121" name="Picture"/>
+                  <wp:docPr descr="" title="" id="125" name="Picture"/>
                   <a:graphic>
                     <a:graphicData uri="http://schemas.openxmlformats.org/drawingml/2006/picture">
                       <pic:pic>
                         <pic:nvPicPr>
-                          <pic:cNvPr descr="/opt/quarto/share/formats/docx/note.png" id="122" name="Picture"/>
+                          <pic:cNvPr descr="/opt/quarto/share/formats/docx/note.png" id="126" name="Picture"/>
                           <pic:cNvPicPr>
                             <a:picLocks noChangeArrowheads="1" noChangeAspect="1"/>
                           </pic:cNvPicPr>
                         </pic:nvPicPr>
                         <pic:blipFill>
-                          <a:blip r:embed="rId116"/>
+                          <a:blip r:embed="rId120"/>
                           <a:stretch>
                             <a:fillRect/>
                           </a:stretch>
@@ -20773,7 +21261,7 @@
         </w:tc>
       </w:tr>
     </w:tbl>
-    <w:bookmarkEnd w:id="123"/>
+    <w:bookmarkEnd w:id="127"/>
     <w:p>
       <w:pPr>
         <w:pStyle w:val="BodyText"/>
@@ -21486,12 +21974,12 @@
         <w:t xml:space="preserve">.</w:t>
       </w:r>
     </w:p>
-    <w:bookmarkStart w:id="124" w:name="exm-scale-wcgs"/>
+    <w:bookmarkStart w:id="128" w:name="exm-scale-wcgs"/>
     <w:p>
       <w:pPr>
         <w:pStyle w:val="BodyText"/>
       </w:pPr>
-      <w:del w:id="701" w:author="PR Preview" w:date="2026-01-01T00:00:00Z">
+      <w:del w:id="750" w:author="PR Preview" w:date="2026-01-01T00:00:00Z">
         <w:r>
           <w:rPr>
             <w:b/>
@@ -21500,22 +21988,22 @@
           <w:delText xml:space="preserve">Example 8 (Standardizing cholesterol in R)</w:delText>
         </w:r>
       </w:del>
-      <w:del w:id="702" w:author="PR Preview" w:date="2026-01-01T00:00:00Z">
+      <w:del w:id="751" w:author="PR Preview" w:date="2026-01-01T00:00:00Z">
         <w:r>
           <w:delText xml:space="preserve"> </w:delText>
         </w:r>
       </w:del>
-      <w:del w:id="703" w:author="PR Preview" w:date="2026-01-01T00:00:00Z">
+      <w:del w:id="752" w:author="PR Preview" w:date="2026-01-01T00:00:00Z">
         <w:r>
           <w:delText xml:space="preserve">In R,</w:delText>
         </w:r>
       </w:del>
-      <w:del w:id="704" w:author="PR Preview" w:date="2026-01-01T00:00:00Z">
+      <w:del w:id="753" w:author="PR Preview" w:date="2026-01-01T00:00:00Z">
         <w:r>
           <w:delText xml:space="preserve"> </w:delText>
         </w:r>
       </w:del>
-      <w:del w:id="705" w:author="PR Preview" w:date="2026-01-01T00:00:00Z">
+      <w:del w:id="754" w:author="PR Preview" w:date="2026-01-01T00:00:00Z">
         <w:r>
           <w:rPr>
             <w:rStyle w:val="VerbatimChar"/>
@@ -21523,32 +22011,32 @@
           <w:delText xml:space="preserve">scale()</w:delText>
         </w:r>
       </w:del>
-      <w:del w:id="706" w:author="PR Preview" w:date="2026-01-01T00:00:00Z">
+      <w:del w:id="755" w:author="PR Preview" w:date="2026-01-01T00:00:00Z">
         <w:r>
           <w:delText xml:space="preserve"> </w:delText>
         </w:r>
       </w:del>
-      <w:del w:id="707" w:author="PR Preview" w:date="2026-01-01T00:00:00Z">
+      <w:del w:id="756" w:author="PR Preview" w:date="2026-01-01T00:00:00Z">
         <w:r>
           <w:delText xml:space="preserve">returns the standardized values of a column,</w:delText>
         </w:r>
       </w:del>
-      <w:del w:id="708" w:author="PR Preview" w:date="2026-01-01T00:00:00Z">
+      <w:del w:id="757" w:author="PR Preview" w:date="2026-01-01T00:00:00Z">
         <w:r>
           <w:delText xml:space="preserve"> </w:delText>
         </w:r>
       </w:del>
-      <w:del w:id="709" w:author="PR Preview" w:date="2026-01-01T00:00:00Z">
+      <w:del w:id="758" w:author="PR Preview" w:date="2026-01-01T00:00:00Z">
         <w:r>
           <w:delText xml:space="preserve">as a one-column matrix.</w:delText>
         </w:r>
       </w:del>
-      <w:del w:id="710" w:author="PR Preview" w:date="2026-01-01T00:00:00Z">
+      <w:del w:id="759" w:author="PR Preview" w:date="2026-01-01T00:00:00Z">
         <w:r>
           <w:delText xml:space="preserve"> </w:delText>
         </w:r>
       </w:del>
-      <w:del w:id="711" w:author="PR Preview" w:date="2026-01-01T00:00:00Z">
+      <w:del w:id="760" w:author="PR Preview" w:date="2026-01-01T00:00:00Z">
         <w:r>
           <w:delText xml:space="preserve">For the WCGS cholesterol values:</w:delText>
         </w:r>
@@ -21558,7 +22046,7 @@
       <w:pPr>
         <w:pStyle w:val="BodyText"/>
       </w:pPr>
-      <w:ins w:id="712" w:author="PR Preview" w:date="2026-01-01T00:00:00Z">
+      <w:ins w:id="761" w:author="PR Preview" w:date="2026-01-01T00:00:00Z">
         <w:r>
           <w:rPr>
             <w:b/>
@@ -21567,22 +22055,22 @@
           <w:t xml:space="preserve">Example 9 (Standardizing cholesterol in R)</w:t>
         </w:r>
       </w:ins>
-      <w:ins w:id="713" w:author="PR Preview" w:date="2026-01-01T00:00:00Z">
+      <w:ins w:id="762" w:author="PR Preview" w:date="2026-01-01T00:00:00Z">
         <w:r>
           <w:t xml:space="preserve"> </w:t>
         </w:r>
       </w:ins>
-      <w:ins w:id="714" w:author="PR Preview" w:date="2026-01-01T00:00:00Z">
+      <w:ins w:id="763" w:author="PR Preview" w:date="2026-01-01T00:00:00Z">
         <w:r>
           <w:t xml:space="preserve">In R,</w:t>
         </w:r>
       </w:ins>
-      <w:ins w:id="715" w:author="PR Preview" w:date="2026-01-01T00:00:00Z">
+      <w:ins w:id="764" w:author="PR Preview" w:date="2026-01-01T00:00:00Z">
         <w:r>
           <w:t xml:space="preserve"> </w:t>
         </w:r>
       </w:ins>
-      <w:ins w:id="716" w:author="PR Preview" w:date="2026-01-01T00:00:00Z">
+      <w:ins w:id="765" w:author="PR Preview" w:date="2026-01-01T00:00:00Z">
         <w:r>
           <w:rPr>
             <w:rStyle w:val="VerbatimChar"/>
@@ -21590,32 +22078,32 @@
           <w:t xml:space="preserve">scale()</w:t>
         </w:r>
       </w:ins>
-      <w:ins w:id="717" w:author="PR Preview" w:date="2026-01-01T00:00:00Z">
+      <w:ins w:id="766" w:author="PR Preview" w:date="2026-01-01T00:00:00Z">
         <w:r>
           <w:t xml:space="preserve"> </w:t>
         </w:r>
       </w:ins>
-      <w:ins w:id="718" w:author="PR Preview" w:date="2026-01-01T00:00:00Z">
+      <w:ins w:id="767" w:author="PR Preview" w:date="2026-01-01T00:00:00Z">
         <w:r>
           <w:t xml:space="preserve">returns the standardized values of a column,</w:t>
         </w:r>
       </w:ins>
-      <w:ins w:id="719" w:author="PR Preview" w:date="2026-01-01T00:00:00Z">
+      <w:ins w:id="768" w:author="PR Preview" w:date="2026-01-01T00:00:00Z">
         <w:r>
           <w:t xml:space="preserve"> </w:t>
         </w:r>
       </w:ins>
-      <w:ins w:id="720" w:author="PR Preview" w:date="2026-01-01T00:00:00Z">
+      <w:ins w:id="769" w:author="PR Preview" w:date="2026-01-01T00:00:00Z">
         <w:r>
           <w:t xml:space="preserve">as a one-column matrix.</w:t>
         </w:r>
       </w:ins>
-      <w:ins w:id="721" w:author="PR Preview" w:date="2026-01-01T00:00:00Z">
+      <w:ins w:id="770" w:author="PR Preview" w:date="2026-01-01T00:00:00Z">
         <w:r>
           <w:t xml:space="preserve"> </w:t>
         </w:r>
       </w:ins>
-      <w:ins w:id="722" w:author="PR Preview" w:date="2026-01-01T00:00:00Z">
+      <w:ins w:id="771" w:author="PR Preview" w:date="2026-01-01T00:00:00Z">
         <w:r>
           <w:t xml:space="preserve">For the WCGS cholesterol values:</w:t>
         </w:r>
@@ -21853,13 +22341,13 @@
         <w:t xml:space="preserve">is needed because 12 of the cholesterol values are missing.</w:t>
       </w:r>
     </w:p>
-    <w:bookmarkEnd w:id="124"/>
-    <w:bookmarkStart w:id="127" w:name="def-min-max-scaling"/>
+    <w:bookmarkEnd w:id="128"/>
+    <w:bookmarkStart w:id="131" w:name="def-min-max-scaling"/>
     <w:p>
       <w:pPr>
         <w:pStyle w:val="BodyText"/>
       </w:pPr>
-      <w:del w:id="723" w:author="PR Preview" w:date="2026-01-01T00:00:00Z">
+      <w:del w:id="772" w:author="PR Preview" w:date="2026-01-01T00:00:00Z">
         <w:r>
           <w:rPr>
             <w:b/>
@@ -21868,17 +22356,17 @@
           <w:delText xml:space="preserve">Definition 18 (Min-max scaling)</w:delText>
         </w:r>
       </w:del>
-      <w:del w:id="724" w:author="PR Preview" w:date="2026-01-01T00:00:00Z">
+      <w:del w:id="773" w:author="PR Preview" w:date="2026-01-01T00:00:00Z">
         <w:r>
           <w:delText xml:space="preserve"> </w:delText>
         </w:r>
       </w:del>
-      <w:del w:id="725" w:author="PR Preview" w:date="2026-01-01T00:00:00Z">
+      <w:del w:id="774" w:author="PR Preview" w:date="2026-01-01T00:00:00Z">
         <w:r>
           <w:delText xml:space="preserve">Let</w:delText>
         </w:r>
       </w:del>
-      <w:del w:id="726" w:author="PR Preview" w:date="2026-01-01T00:00:00Z">
+      <w:del w:id="775" w:author="PR Preview" w:date="2026-01-01T00:00:00Z">
         <w:r>
           <w:delText xml:space="preserve"> </w:delText>
         </w:r>
@@ -21927,27 +22415,27 @@
           </m:sub>
         </m:sSub>
       </m:oMath>
-      <w:del w:id="727" w:author="PR Preview" w:date="2026-01-01T00:00:00Z">
+      <w:del w:id="776" w:author="PR Preview" w:date="2026-01-01T00:00:00Z">
         <w:r>
           <w:delText xml:space="preserve"> </w:delText>
         </w:r>
       </w:del>
-      <w:del w:id="728" w:author="PR Preview" w:date="2026-01-01T00:00:00Z">
+      <w:del w:id="777" w:author="PR Preview" w:date="2026-01-01T00:00:00Z">
         <w:r>
           <w:delText xml:space="preserve">be observations of a variable</w:delText>
         </w:r>
       </w:del>
-      <w:del w:id="729" w:author="PR Preview" w:date="2026-01-01T00:00:00Z">
+      <w:del w:id="778" w:author="PR Preview" w:date="2026-01-01T00:00:00Z">
         <w:r>
           <w:delText xml:space="preserve"> </w:delText>
         </w:r>
       </w:del>
-      <w:del w:id="730" w:author="PR Preview" w:date="2026-01-01T00:00:00Z">
+      <w:del w:id="779" w:author="PR Preview" w:date="2026-01-01T00:00:00Z">
         <w:r>
           <w:delText xml:space="preserve">with minimum</w:delText>
         </w:r>
       </w:del>
-      <w:del w:id="731" w:author="PR Preview" w:date="2026-01-01T00:00:00Z">
+      <w:del w:id="780" w:author="PR Preview" w:date="2026-01-01T00:00:00Z">
         <w:r>
           <w:delText xml:space="preserve"> </w:delText>
         </w:r>
@@ -21969,17 +22457,17 @@
           </m:sub>
         </m:sSub>
       </m:oMath>
-      <w:del w:id="732" w:author="PR Preview" w:date="2026-01-01T00:00:00Z">
+      <w:del w:id="781" w:author="PR Preview" w:date="2026-01-01T00:00:00Z">
         <w:r>
           <w:delText xml:space="preserve"> </w:delText>
         </w:r>
       </w:del>
-      <w:del w:id="733" w:author="PR Preview" w:date="2026-01-01T00:00:00Z">
+      <w:del w:id="782" w:author="PR Preview" w:date="2026-01-01T00:00:00Z">
         <w:r>
           <w:delText xml:space="preserve">and maximum</w:delText>
         </w:r>
       </w:del>
-      <w:del w:id="734" w:author="PR Preview" w:date="2026-01-01T00:00:00Z">
+      <w:del w:id="783" w:author="PR Preview" w:date="2026-01-01T00:00:00Z">
         <w:r>
           <w:delText xml:space="preserve"> </w:delText>
         </w:r>
@@ -22022,27 +22510,27 @@
           </m:sub>
         </m:sSub>
       </m:oMath>
-      <w:del w:id="735" w:author="PR Preview" w:date="2026-01-01T00:00:00Z">
+      <w:del w:id="784" w:author="PR Preview" w:date="2026-01-01T00:00:00Z">
         <w:r>
           <w:delText xml:space="preserve">.</w:delText>
         </w:r>
       </w:del>
-      <w:del w:id="736" w:author="PR Preview" w:date="2026-01-01T00:00:00Z">
+      <w:del w:id="785" w:author="PR Preview" w:date="2026-01-01T00:00:00Z">
         <w:r>
           <w:delText xml:space="preserve"> </w:delText>
         </w:r>
       </w:del>
-      <w:del w:id="737" w:author="PR Preview" w:date="2026-01-01T00:00:00Z">
+      <w:del w:id="786" w:author="PR Preview" w:date="2026-01-01T00:00:00Z">
         <w:r>
           <w:delText xml:space="preserve">The</w:delText>
         </w:r>
       </w:del>
-      <w:del w:id="738" w:author="PR Preview" w:date="2026-01-01T00:00:00Z">
+      <w:del w:id="787" w:author="PR Preview" w:date="2026-01-01T00:00:00Z">
         <w:r>
           <w:delText xml:space="preserve"> </w:delText>
         </w:r>
       </w:del>
-      <w:del w:id="739" w:author="PR Preview" w:date="2026-01-01T00:00:00Z">
+      <w:del w:id="788" w:author="PR Preview" w:date="2026-01-01T00:00:00Z">
         <w:r>
           <w:rPr>
             <w:b/>
@@ -22051,17 +22539,17 @@
           <w:delText xml:space="preserve">min-max scaled value</w:delText>
         </w:r>
       </w:del>
-      <w:del w:id="740" w:author="PR Preview" w:date="2026-01-01T00:00:00Z">
+      <w:del w:id="789" w:author="PR Preview" w:date="2026-01-01T00:00:00Z">
         <w:r>
           <w:delText xml:space="preserve"> </w:delText>
         </w:r>
       </w:del>
-      <w:del w:id="741" w:author="PR Preview" w:date="2026-01-01T00:00:00Z">
+      <w:del w:id="790" w:author="PR Preview" w:date="2026-01-01T00:00:00Z">
         <w:r>
           <w:delText xml:space="preserve">of</w:delText>
         </w:r>
       </w:del>
-      <w:del w:id="742" w:author="PR Preview" w:date="2026-01-01T00:00:00Z">
+      <w:del w:id="791" w:author="PR Preview" w:date="2026-01-01T00:00:00Z">
         <w:r>
           <w:delText xml:space="preserve"> </w:delText>
         </w:r>
@@ -22080,12 +22568,12 @@
           </m:sub>
         </m:sSub>
       </m:oMath>
-      <w:del w:id="743" w:author="PR Preview" w:date="2026-01-01T00:00:00Z">
+      <w:del w:id="792" w:author="PR Preview" w:date="2026-01-01T00:00:00Z">
         <w:r>
           <w:delText xml:space="preserve"> </w:delText>
         </w:r>
       </w:del>
-      <w:del w:id="744" w:author="PR Preview" w:date="2026-01-01T00:00:00Z">
+      <w:del w:id="793" w:author="PR Preview" w:date="2026-01-01T00:00:00Z">
         <w:r>
           <w:delText xml:space="preserve">is</w:delText>
         </w:r>
@@ -22095,26 +22583,26 @@
       <w:pPr>
         <w:pStyle w:val="BodyText"/>
       </w:pPr>
-      <w:ins w:id="745" w:author="PR Preview" w:date="2026-01-01T00:00:00Z">
+      <w:ins w:id="794" w:author="PR Preview" w:date="2026-01-01T00:00:00Z">
         <w:r>
           <w:rPr>
             <w:b/>
             <w:bCs/>
           </w:rPr>
-          <w:t xml:space="preserve">Definition 20 (Min-max scaling)</w:t>
-        </w:r>
-      </w:ins>
-      <w:ins w:id="746" w:author="PR Preview" w:date="2026-01-01T00:00:00Z">
+          <w:t xml:space="preserve">Definition 22 (Min-max scaling)</w:t>
+        </w:r>
+      </w:ins>
+      <w:ins w:id="795" w:author="PR Preview" w:date="2026-01-01T00:00:00Z">
         <w:r>
           <w:t xml:space="preserve"> </w:t>
         </w:r>
       </w:ins>
-      <w:ins w:id="747" w:author="PR Preview" w:date="2026-01-01T00:00:00Z">
+      <w:ins w:id="796" w:author="PR Preview" w:date="2026-01-01T00:00:00Z">
         <w:r>
           <w:t xml:space="preserve">Let</w:t>
         </w:r>
       </w:ins>
-      <w:ins w:id="748" w:author="PR Preview" w:date="2026-01-01T00:00:00Z">
+      <w:ins w:id="797" w:author="PR Preview" w:date="2026-01-01T00:00:00Z">
         <w:r>
           <w:t xml:space="preserve"> </w:t>
         </w:r>
@@ -22163,27 +22651,27 @@
           </m:sub>
         </m:sSub>
       </m:oMath>
-      <w:ins w:id="749" w:author="PR Preview" w:date="2026-01-01T00:00:00Z">
+      <w:ins w:id="798" w:author="PR Preview" w:date="2026-01-01T00:00:00Z">
         <w:r>
           <w:t xml:space="preserve"> </w:t>
         </w:r>
       </w:ins>
-      <w:ins w:id="750" w:author="PR Preview" w:date="2026-01-01T00:00:00Z">
+      <w:ins w:id="799" w:author="PR Preview" w:date="2026-01-01T00:00:00Z">
         <w:r>
           <w:t xml:space="preserve">be observations of a variable</w:t>
         </w:r>
       </w:ins>
-      <w:ins w:id="751" w:author="PR Preview" w:date="2026-01-01T00:00:00Z">
+      <w:ins w:id="800" w:author="PR Preview" w:date="2026-01-01T00:00:00Z">
         <w:r>
           <w:t xml:space="preserve"> </w:t>
         </w:r>
       </w:ins>
-      <w:ins w:id="752" w:author="PR Preview" w:date="2026-01-01T00:00:00Z">
+      <w:ins w:id="801" w:author="PR Preview" w:date="2026-01-01T00:00:00Z">
         <w:r>
           <w:t xml:space="preserve">with minimum</w:t>
         </w:r>
       </w:ins>
-      <w:ins w:id="753" w:author="PR Preview" w:date="2026-01-01T00:00:00Z">
+      <w:ins w:id="802" w:author="PR Preview" w:date="2026-01-01T00:00:00Z">
         <w:r>
           <w:t xml:space="preserve"> </w:t>
         </w:r>
@@ -22205,17 +22693,17 @@
           </m:sub>
         </m:sSub>
       </m:oMath>
-      <w:ins w:id="754" w:author="PR Preview" w:date="2026-01-01T00:00:00Z">
+      <w:ins w:id="803" w:author="PR Preview" w:date="2026-01-01T00:00:00Z">
         <w:r>
           <w:t xml:space="preserve"> </w:t>
         </w:r>
       </w:ins>
-      <w:ins w:id="755" w:author="PR Preview" w:date="2026-01-01T00:00:00Z">
+      <w:ins w:id="804" w:author="PR Preview" w:date="2026-01-01T00:00:00Z">
         <w:r>
           <w:t xml:space="preserve">and maximum</w:t>
         </w:r>
       </w:ins>
-      <w:ins w:id="756" w:author="PR Preview" w:date="2026-01-01T00:00:00Z">
+      <w:ins w:id="805" w:author="PR Preview" w:date="2026-01-01T00:00:00Z">
         <w:r>
           <w:t xml:space="preserve"> </w:t>
         </w:r>
@@ -22258,27 +22746,27 @@
           </m:sub>
         </m:sSub>
       </m:oMath>
-      <w:ins w:id="757" w:author="PR Preview" w:date="2026-01-01T00:00:00Z">
+      <w:ins w:id="806" w:author="PR Preview" w:date="2026-01-01T00:00:00Z">
         <w:r>
           <w:t xml:space="preserve">.</w:t>
         </w:r>
       </w:ins>
-      <w:ins w:id="758" w:author="PR Preview" w:date="2026-01-01T00:00:00Z">
+      <w:ins w:id="807" w:author="PR Preview" w:date="2026-01-01T00:00:00Z">
         <w:r>
           <w:t xml:space="preserve"> </w:t>
         </w:r>
       </w:ins>
-      <w:ins w:id="759" w:author="PR Preview" w:date="2026-01-01T00:00:00Z">
+      <w:ins w:id="808" w:author="PR Preview" w:date="2026-01-01T00:00:00Z">
         <w:r>
           <w:t xml:space="preserve">The</w:t>
         </w:r>
       </w:ins>
-      <w:ins w:id="760" w:author="PR Preview" w:date="2026-01-01T00:00:00Z">
+      <w:ins w:id="809" w:author="PR Preview" w:date="2026-01-01T00:00:00Z">
         <w:r>
           <w:t xml:space="preserve"> </w:t>
         </w:r>
       </w:ins>
-      <w:ins w:id="761" w:author="PR Preview" w:date="2026-01-01T00:00:00Z">
+      <w:ins w:id="810" w:author="PR Preview" w:date="2026-01-01T00:00:00Z">
         <w:r>
           <w:rPr>
             <w:b/>
@@ -22287,17 +22775,17 @@
           <w:t xml:space="preserve">min-max scaled value</w:t>
         </w:r>
       </w:ins>
-      <w:ins w:id="762" w:author="PR Preview" w:date="2026-01-01T00:00:00Z">
+      <w:ins w:id="811" w:author="PR Preview" w:date="2026-01-01T00:00:00Z">
         <w:r>
           <w:t xml:space="preserve"> </w:t>
         </w:r>
       </w:ins>
-      <w:ins w:id="763" w:author="PR Preview" w:date="2026-01-01T00:00:00Z">
+      <w:ins w:id="812" w:author="PR Preview" w:date="2026-01-01T00:00:00Z">
         <w:r>
           <w:t xml:space="preserve">of</w:t>
         </w:r>
       </w:ins>
-      <w:ins w:id="764" w:author="PR Preview" w:date="2026-01-01T00:00:00Z">
+      <w:ins w:id="813" w:author="PR Preview" w:date="2026-01-01T00:00:00Z">
         <w:r>
           <w:t xml:space="preserve"> </w:t>
         </w:r>
@@ -22316,12 +22804,12 @@
           </m:sub>
         </m:sSub>
       </m:oMath>
-      <w:ins w:id="765" w:author="PR Preview" w:date="2026-01-01T00:00:00Z">
+      <w:ins w:id="814" w:author="PR Preview" w:date="2026-01-01T00:00:00Z">
         <w:r>
           <w:t xml:space="preserve"> </w:t>
         </w:r>
       </w:ins>
-      <w:ins w:id="766" w:author="PR Preview" w:date="2026-01-01T00:00:00Z">
+      <w:ins w:id="815" w:author="PR Preview" w:date="2026-01-01T00:00:00Z">
         <w:r>
           <w:t xml:space="preserve">is</w:t>
         </w:r>
@@ -22458,18 +22946,18 @@
                 <wp:inline>
                   <wp:extent cx="152400" cy="152400"/>
                   <wp:effectExtent b="0" l="0" r="0" t="0"/>
-                  <wp:docPr descr="" title="" id="125" name="Picture"/>
+                  <wp:docPr descr="" title="" id="129" name="Picture"/>
                   <a:graphic>
                     <a:graphicData uri="http://schemas.openxmlformats.org/drawingml/2006/picture">
                       <pic:pic>
                         <pic:nvPicPr>
-                          <pic:cNvPr descr="/opt/quarto/share/formats/docx/note.png" id="126" name="Picture"/>
+                          <pic:cNvPr descr="/opt/quarto/share/formats/docx/note.png" id="130" name="Picture"/>
                           <pic:cNvPicPr>
                             <a:picLocks noChangeArrowheads="1" noChangeAspect="1"/>
                           </pic:cNvPicPr>
                         </pic:nvPicPr>
                         <pic:blipFill>
-                          <a:blip r:embed="rId116"/>
+                          <a:blip r:embed="rId120"/>
                           <a:stretch>
                             <a:fillRect/>
                           </a:stretch>
@@ -22536,8 +23024,8 @@
         </w:tc>
       </w:tr>
     </w:tbl>
-    <w:bookmarkEnd w:id="127"/>
-    <w:bookmarkStart w:id="128" w:name="rem-min-max-outliers"/>
+    <w:bookmarkEnd w:id="131"/>
+    <w:bookmarkStart w:id="132" w:name="rem-min-max-outliers"/>
     <w:p>
       <w:pPr>
         <w:pStyle w:val="BodyText"/>
@@ -22746,13 +23234,13 @@
         <w:t xml:space="preserve">.</w:t>
       </w:r>
     </w:p>
-    <w:bookmarkEnd w:id="128"/>
-    <w:bookmarkStart w:id="129" w:name="exm-min-max-wcgs"/>
+    <w:bookmarkEnd w:id="132"/>
+    <w:bookmarkStart w:id="133" w:name="exm-min-max-wcgs"/>
     <w:p>
       <w:pPr>
         <w:pStyle w:val="BodyText"/>
       </w:pPr>
-      <w:del w:id="767" w:author="PR Preview" w:date="2026-01-01T00:00:00Z">
+      <w:del w:id="816" w:author="PR Preview" w:date="2026-01-01T00:00:00Z">
         <w:r>
           <w:rPr>
             <w:b/>
@@ -22761,12 +23249,12 @@
           <w:delText xml:space="preserve">Example 9 (Min-max scaling of cholesterol in the WCGS)</w:delText>
         </w:r>
       </w:del>
-      <w:del w:id="768" w:author="PR Preview" w:date="2026-01-01T00:00:00Z">
+      <w:del w:id="817" w:author="PR Preview" w:date="2026-01-01T00:00:00Z">
         <w:r>
           <w:delText xml:space="preserve"> </w:delText>
         </w:r>
       </w:del>
-      <w:del w:id="769" w:author="PR Preview" w:date="2026-01-01T00:00:00Z">
+      <w:del w:id="818" w:author="PR Preview" w:date="2026-01-01T00:00:00Z">
         <w:r>
           <w:delText xml:space="preserve"> </w:delText>
         </w:r>
@@ -22776,7 +23264,7 @@
       <w:pPr>
         <w:pStyle w:val="BodyText"/>
       </w:pPr>
-      <w:ins w:id="770" w:author="PR Preview" w:date="2026-01-01T00:00:00Z">
+      <w:ins w:id="819" w:author="PR Preview" w:date="2026-01-01T00:00:00Z">
         <w:r>
           <w:rPr>
             <w:b/>
@@ -22785,12 +23273,12 @@
           <w:t xml:space="preserve">Example 10 (Min-max scaling of cholesterol in the WCGS)</w:t>
         </w:r>
       </w:ins>
-      <w:ins w:id="771" w:author="PR Preview" w:date="2026-01-01T00:00:00Z">
+      <w:ins w:id="820" w:author="PR Preview" w:date="2026-01-01T00:00:00Z">
         <w:r>
           <w:t xml:space="preserve"> </w:t>
         </w:r>
       </w:ins>
-      <w:ins w:id="772" w:author="PR Preview" w:date="2026-01-01T00:00:00Z">
+      <w:ins w:id="821" w:author="PR Preview" w:date="2026-01-01T00:00:00Z">
         <w:r>
           <w:t xml:space="preserve"> </w:t>
         </w:r>
@@ -23016,10 +23504,10 @@
         <w:t xml:space="preserve">but have no units.</w:t>
       </w:r>
     </w:p>
-    <w:bookmarkEnd w:id="129"/>
-    <w:bookmarkEnd w:id="130"/>
-    <w:bookmarkEnd w:id="131"/>
-    <w:bookmarkStart w:id="133" w:name="an-exploratory-data-analysis-workflow"/>
+    <w:bookmarkEnd w:id="133"/>
+    <w:bookmarkEnd w:id="134"/>
+    <w:bookmarkEnd w:id="135"/>
+    <w:bookmarkStart w:id="137" w:name="an-exploratory-data-analysis-workflow"/>
     <w:p>
       <w:pPr>
         <w:pStyle w:val="Heading2"/>
@@ -23247,7 +23735,7 @@
       <w:tr>
         <w:tc>
           <w:tcPr/>
-          <w:bookmarkStart w:id="132" w:name="tbl-wcgs-all-summary"/>
+          <w:bookmarkStart w:id="136" w:name="tbl-wcgs-all-summary"/>
           <w:p>
             <w:pPr>
               <w:jc w:val="center"/>
@@ -24428,12 +24916,12 @@
               </w:tc>
             </w:tr>
           </w:tbl>
-          <w:bookmarkEnd w:id="132"/>
+          <w:bookmarkEnd w:id="136"/>
         </w:tc>
       </w:tr>
     </w:tbl>
-    <w:bookmarkEnd w:id="133"/>
-    <w:bookmarkStart w:id="142" w:name="references"/>
+    <w:bookmarkEnd w:id="137"/>
+    <w:bookmarkStart w:id="146" w:name="references"/>
     <w:p>
       <w:pPr>
         <w:pStyle w:val="Heading2"/>
@@ -24442,8 +24930,8 @@
         <w:t xml:space="preserve">References</w:t>
       </w:r>
     </w:p>
-    <w:bookmarkStart w:id="141" w:name="refs"/>
-    <w:bookmarkStart w:id="134" w:name="ref-geron2017hands"/>
+    <w:bookmarkStart w:id="145" w:name="refs"/>
+    <w:bookmarkStart w:id="138" w:name="ref-geron2017hands"/>
     <w:p>
       <w:pPr>
         <w:pStyle w:val="Bibliography"/>
@@ -24507,8 +24995,8 @@
         <w:t xml:space="preserve">. 1st ed. O’Reilly Media.</w:t>
       </w:r>
     </w:p>
-    <w:bookmarkEnd w:id="134"/>
-    <w:bookmarkStart w:id="136" w:name="ref-james2021islr2e"/>
+    <w:bookmarkEnd w:id="138"/>
+    <w:bookmarkStart w:id="140" w:name="ref-james2021islr2e"/>
     <w:p>
       <w:pPr>
         <w:pStyle w:val="Bibliography"/>
@@ -24546,7 +25034,7 @@
       <w:r>
         <w:t xml:space="preserve"> </w:t>
       </w:r>
-      <w:hyperlink r:id="rId135">
+      <w:hyperlink r:id="rId139">
         <w:r>
           <w:rPr>
             <w:rStyle w:val="Hyperlink"/>
@@ -24558,8 +25046,8 @@
         <w:t xml:space="preserve">.</w:t>
       </w:r>
     </w:p>
-    <w:bookmarkEnd w:id="136"/>
-    <w:bookmarkStart w:id="138" w:name="ref-rosenman1975coronary"/>
+    <w:bookmarkEnd w:id="140"/>
+    <w:bookmarkStart w:id="142" w:name="ref-rosenman1975coronary"/>
     <w:p>
       <w:pPr>
         <w:pStyle w:val="Bibliography"/>
@@ -24601,7 +25089,7 @@
       <w:r>
         <w:t xml:space="preserve"> </w:t>
       </w:r>
-      <w:hyperlink r:id="rId137">
+      <w:hyperlink r:id="rId141">
         <w:r>
           <w:rPr>
             <w:rStyle w:val="Hyperlink"/>
@@ -24613,8 +25101,8 @@
         <w:t xml:space="preserve">.</w:t>
       </w:r>
     </w:p>
-    <w:bookmarkEnd w:id="138"/>
-    <w:bookmarkStart w:id="140" w:name="ref-vittinghoff2e"/>
+    <w:bookmarkEnd w:id="142"/>
+    <w:bookmarkStart w:id="144" w:name="ref-vittinghoff2e"/>
     <w:p>
       <w:pPr>
         <w:pStyle w:val="Bibliography"/>
@@ -24638,7 +25126,7 @@
       <w:r>
         <w:t xml:space="preserve"> </w:t>
       </w:r>
-      <w:hyperlink r:id="rId139">
+      <w:hyperlink r:id="rId143">
         <w:r>
           <w:rPr>
             <w:rStyle w:val="Hyperlink"/>
@@ -24650,9 +25138,9 @@
         <w:t xml:space="preserve">.</w:t>
       </w:r>
     </w:p>
-    <w:bookmarkEnd w:id="140"/>
-    <w:bookmarkEnd w:id="141"/>
-    <w:bookmarkEnd w:id="142"/>
+    <w:bookmarkEnd w:id="144"/>
+    <w:bookmarkEnd w:id="145"/>
+    <w:bookmarkEnd w:id="146"/>
     <w:sectPr>
       <w:footnotePr>
         <w:numRestart w:val="eachSect"/>

--- a/pr-preview/pr-111/exploratory-descriptive-handout-tracked-changes.docx
+++ b/pr-preview/pr-111/exploratory-descriptive-handout-tracked-changes.docx
@@ -26,7 +26,7 @@
       </w:pPr>
       <w:ins w:id="2" w:author="PR Preview" w:date="2026-01-01T00:00:00Z">
         <w:r>
-          <w:t xml:space="preserve">Last modified: 2026-10-12 15:52:53 (PDT)</w:t>
+          <w:t xml:space="preserve">Last modified: 2026-10-12 17:29:49 (PDT)</w:t>
         </w:r>
       </w:ins>
     </w:p>
@@ -2209,22 +2209,29 @@
         </m:oMathParaPr>
         <m:oMath>
           <m:r>
+            <m:rPr>
+              <m:sty m:val="p"/>
+            </m:rPr>
             <m:t>P</m:t>
           </m:r>
           <m:r>
-            <m:rPr>
-              <m:sty m:val="p"/>
-            </m:rPr>
-            <m:t>(</m:t>
+            <m:t>​</m:t>
           </m:r>
+          <m:d>
+            <m:dPr>
+              <m:begChr m:val="("/>
+              <m:sepChr m:val=""/>
+              <m:endChr m:val=")"/>
+              <m:grow/>
+            </m:dPr>
+            <m:e>
+              <m:r>
+                <m:t>A</m:t>
+              </m:r>
+            </m:e>
+          </m:d>
           <m:r>
-            <m:t>A</m:t>
-          </m:r>
-          <m:r>
-            <m:rPr>
-              <m:sty m:val="p"/>
-            </m:rPr>
-            <m:t>)</m:t>
+            <m:t>​</m:t>
           </m:r>
           <m:limUpp>
             <m:e>
@@ -2325,10 +2332,30 @@
       </w:ins>
       <w:ins w:id="49" w:author="PR Preview" w:date="2026-01-01T00:00:00Z">
         <w:r>
-          <w:t xml:space="preserve">For a finite population of</w:t>
+          <w:t xml:space="preserve">For a finite population</w:t>
         </w:r>
       </w:ins>
       <w:ins w:id="50" w:author="PR Preview" w:date="2026-01-01T00:00:00Z">
+        <w:r>
+          <w:t xml:space="preserve"> </w:t>
+        </w:r>
+      </w:ins>
+      <m:oMath>
+        <m:r>
+          <m:t>U</m:t>
+        </m:r>
+      </m:oMath>
+      <w:ins w:id="51" w:author="PR Preview" w:date="2026-01-01T00:00:00Z">
+        <w:r>
+          <w:t xml:space="preserve"> </w:t>
+        </w:r>
+      </w:ins>
+      <w:ins w:id="52" w:author="PR Preview" w:date="2026-01-01T00:00:00Z">
+        <w:r>
+          <w:t xml:space="preserve">of</w:t>
+        </w:r>
+      </w:ins>
+      <w:ins w:id="53" w:author="PR Preview" w:date="2026-01-01T00:00:00Z">
         <w:r>
           <w:t xml:space="preserve"> </w:t>
         </w:r>
@@ -2338,17 +2365,97 @@
           <m:t>N</m:t>
         </m:r>
       </m:oMath>
-      <w:ins w:id="51" w:author="PR Preview" w:date="2026-01-01T00:00:00Z">
+      <w:ins w:id="54" w:author="PR Preview" w:date="2026-01-01T00:00:00Z">
         <w:r>
           <w:t xml:space="preserve"> </w:t>
         </w:r>
       </w:ins>
-      <w:ins w:id="52" w:author="PR Preview" w:date="2026-01-01T00:00:00Z">
-        <w:r>
-          <w:t xml:space="preserve">units, the random choice gives each unit probability</w:t>
-        </w:r>
-      </w:ins>
-      <w:ins w:id="53" w:author="PR Preview" w:date="2026-01-01T00:00:00Z">
+      <w:ins w:id="55" w:author="PR Preview" w:date="2026-01-01T00:00:00Z">
+        <w:r>
+          <w:t xml:space="preserve">units, with</w:t>
+        </w:r>
+      </w:ins>
+      <w:ins w:id="56" w:author="PR Preview" w:date="2026-01-01T00:00:00Z">
+        <w:r>
+          <w:t xml:space="preserve"> </w:t>
+        </w:r>
+      </w:ins>
+      <m:oMath>
+        <m:r>
+          <m:t>X</m:t>
+        </m:r>
+        <m:r>
+          <m:rPr>
+            <m:sty m:val="p"/>
+          </m:rPr>
+          <m:t>(</m:t>
+        </m:r>
+        <m:r>
+          <m:t>u</m:t>
+        </m:r>
+        <m:r>
+          <m:rPr>
+            <m:sty m:val="p"/>
+          </m:rPr>
+          <m:t>)</m:t>
+        </m:r>
+      </m:oMath>
+      <w:ins w:id="57" w:author="PR Preview" w:date="2026-01-01T00:00:00Z">
+        <w:r>
+          <w:t xml:space="preserve"> </w:t>
+        </w:r>
+      </w:ins>
+      <w:ins w:id="58" w:author="PR Preview" w:date="2026-01-01T00:00:00Z">
+        <w:r>
+          <w:t xml:space="preserve">the value of</w:t>
+        </w:r>
+      </w:ins>
+      <w:ins w:id="59" w:author="PR Preview" w:date="2026-01-01T00:00:00Z">
+        <w:r>
+          <w:t xml:space="preserve"> </w:t>
+        </w:r>
+      </w:ins>
+      <m:oMath>
+        <m:r>
+          <m:t>X</m:t>
+        </m:r>
+      </m:oMath>
+      <w:ins w:id="60" w:author="PR Preview" w:date="2026-01-01T00:00:00Z">
+        <w:r>
+          <w:t xml:space="preserve"> </w:t>
+        </w:r>
+      </w:ins>
+      <w:ins w:id="61" w:author="PR Preview" w:date="2026-01-01T00:00:00Z">
+        <w:r>
+          <w:t xml:space="preserve">for unit</w:t>
+        </w:r>
+      </w:ins>
+      <w:ins w:id="62" w:author="PR Preview" w:date="2026-01-01T00:00:00Z">
+        <w:r>
+          <w:t xml:space="preserve"> </w:t>
+        </w:r>
+      </w:ins>
+      <m:oMath>
+        <m:r>
+          <m:t>u</m:t>
+        </m:r>
+      </m:oMath>
+      <w:ins w:id="63" w:author="PR Preview" w:date="2026-01-01T00:00:00Z">
+        <w:r>
+          <w:t xml:space="preserve">,</w:t>
+        </w:r>
+      </w:ins>
+      <w:ins w:id="64" w:author="PR Preview" w:date="2026-01-01T00:00:00Z">
+        <w:r>
+          <w:t xml:space="preserve"> </w:t>
+        </w:r>
+      </w:ins>
+      <w:ins w:id="65" w:author="PR Preview" w:date="2026-01-01T00:00:00Z">
+        <w:r>
+          <w:t xml:space="preserve">the random choice gives each unit probability</w:t>
+        </w:r>
+      </w:ins>
+      <w:ins w:id="66" w:author="PR Preview" w:date="2026-01-01T00:00:00Z">
         <w:r>
           <w:t xml:space="preserve"> </w:t>
         </w:r>
@@ -2367,7 +2474,7 @@
           <m:t>N</m:t>
         </m:r>
       </m:oMath>
-      <w:ins w:id="54" w:author="PR Preview" w:date="2026-01-01T00:00:00Z">
+      <w:ins w:id="67" w:author="PR Preview" w:date="2026-01-01T00:00:00Z">
         <w:r>
           <w:t xml:space="preserve">, so</w:t>
         </w:r>
@@ -2383,22 +2490,29 @@
         </m:oMathParaPr>
         <m:oMath>
           <m:r>
+            <m:rPr>
+              <m:sty m:val="p"/>
+            </m:rPr>
             <m:t>P</m:t>
           </m:r>
           <m:r>
-            <m:rPr>
-              <m:sty m:val="p"/>
-            </m:rPr>
-            <m:t>(</m:t>
+            <m:t>​</m:t>
           </m:r>
+          <m:d>
+            <m:dPr>
+              <m:begChr m:val="("/>
+              <m:sepChr m:val=""/>
+              <m:endChr m:val=")"/>
+              <m:grow/>
+            </m:dPr>
+            <m:e>
+              <m:r>
+                <m:t>A</m:t>
+              </m:r>
+            </m:e>
+          </m:d>
           <m:r>
-            <m:t>A</m:t>
-          </m:r>
-          <m:r>
-            <m:rPr>
-              <m:sty m:val="p"/>
-            </m:rPr>
-            <m:t>)</m:t>
+            <m:t>​</m:t>
           </m:r>
           <m:r>
             <m:rPr>
@@ -2412,23 +2526,81 @@
             </m:fPr>
             <m:num>
               <m:r>
-                <m:rPr>
-                  <m:nor/>
-                  <m:sty m:val="p"/>
-                </m:rPr>
-                <m:t>number of units in the population with </m:t>
+                <m:t>​</m:t>
               </m:r>
+              <m:d>
+                <m:dPr>
+                  <m:begChr m:val="|"/>
+                  <m:sepChr m:val=""/>
+                  <m:endChr m:val="|"/>
+                  <m:grow/>
+                </m:dPr>
+                <m:e>
+                  <m:r>
+                    <m:t>​</m:t>
+                  </m:r>
+                  <m:d>
+                    <m:dPr>
+                      <m:begChr m:val="{"/>
+                      <m:sepChr m:val=""/>
+                      <m:endChr m:val="}"/>
+                      <m:grow/>
+                    </m:dPr>
+                    <m:e>
+                      <m:r>
+                        <m:t>u</m:t>
+                      </m:r>
+                      <m:r>
+                        <m:rPr>
+                          <m:sty m:val="p"/>
+                        </m:rPr>
+                        <m:t>∈</m:t>
+                      </m:r>
+                      <m:r>
+                        <m:t>U</m:t>
+                      </m:r>
+                      <m:r>
+                        <m:rPr>
+                          <m:sty m:val="p"/>
+                        </m:rPr>
+                        <m:t>:</m:t>
+                      </m:r>
+                      <m:r>
+                        <m:t>X</m:t>
+                      </m:r>
+                      <m:r>
+                        <m:rPr>
+                          <m:sty m:val="p"/>
+                        </m:rPr>
+                        <m:t>(</m:t>
+                      </m:r>
+                      <m:r>
+                        <m:t>u</m:t>
+                      </m:r>
+                      <m:r>
+                        <m:rPr>
+                          <m:sty m:val="p"/>
+                        </m:rPr>
+                        <m:t>)</m:t>
+                      </m:r>
+                      <m:r>
+                        <m:rPr>
+                          <m:sty m:val="p"/>
+                        </m:rPr>
+                        <m:t>∈</m:t>
+                      </m:r>
+                      <m:r>
+                        <m:t>A</m:t>
+                      </m:r>
+                    </m:e>
+                  </m:d>
+                  <m:r>
+                    <m:t>​</m:t>
+                  </m:r>
+                </m:e>
+              </m:d>
               <m:r>
-                <m:t>X</m:t>
-              </m:r>
-              <m:r>
-                <m:rPr>
-                  <m:sty m:val="p"/>
-                </m:rPr>
-                <m:t>∈</m:t>
-              </m:r>
-              <m:r>
-                <m:t>A</m:t>
+                <m:t>​</m:t>
               </m:r>
             </m:num>
             <m:den>
@@ -2450,64 +2622,71 @@
       <w:pPr>
         <w:pStyle w:val="FirstParagraph"/>
       </w:pPr>
-      <w:ins w:id="55" w:author="PR Preview" w:date="2026-01-01T00:00:00Z">
+      <w:ins w:id="68" w:author="PR Preview" w:date="2026-01-01T00:00:00Z">
         <w:r>
           <w:t xml:space="preserve">An infinite population, such as all the coin flips a coin could ever produce,</w:t>
         </w:r>
       </w:ins>
-      <w:ins w:id="56" w:author="PR Preview" w:date="2026-01-01T00:00:00Z">
+      <w:ins w:id="69" w:author="PR Preview" w:date="2026-01-01T00:00:00Z">
         <w:r>
           <w:t xml:space="preserve"> </w:t>
         </w:r>
       </w:ins>
-      <w:ins w:id="57" w:author="PR Preview" w:date="2026-01-01T00:00:00Z">
+      <w:ins w:id="70" w:author="PR Preview" w:date="2026-01-01T00:00:00Z">
         <w:r>
           <w:t xml:space="preserve">is described directly by a distribution.</w:t>
         </w:r>
       </w:ins>
-      <w:ins w:id="58" w:author="PR Preview" w:date="2026-01-01T00:00:00Z">
+      <w:ins w:id="71" w:author="PR Preview" w:date="2026-01-01T00:00:00Z">
         <w:r>
           <w:t xml:space="preserve"> </w:t>
         </w:r>
       </w:ins>
-      <w:ins w:id="59" w:author="PR Preview" w:date="2026-01-01T00:00:00Z">
+      <w:ins w:id="72" w:author="PR Preview" w:date="2026-01-01T00:00:00Z">
         <w:r>
           <w:t xml:space="preserve">The population distribution can equally be described by its</w:t>
         </w:r>
       </w:ins>
-      <w:ins w:id="60" w:author="PR Preview" w:date="2026-01-01T00:00:00Z">
+      <w:ins w:id="73" w:author="PR Preview" w:date="2026-01-01T00:00:00Z">
         <w:r>
           <w:t xml:space="preserve"> </w:t>
         </w:r>
       </w:ins>
-      <w:ins w:id="61" w:author="PR Preview" w:date="2026-01-01T00:00:00Z">
+      <w:ins w:id="74" w:author="PR Preview" w:date="2026-01-01T00:00:00Z">
         <w:r>
           <w:t xml:space="preserve">cumulative distribution function</w:t>
         </w:r>
       </w:ins>
-      <w:ins w:id="62" w:author="PR Preview" w:date="2026-01-01T00:00:00Z">
+      <w:ins w:id="75" w:author="PR Preview" w:date="2026-01-01T00:00:00Z">
         <w:r>
           <w:t xml:space="preserve"> </w:t>
         </w:r>
       </w:ins>
       <m:oMath>
-        <m:r>
-          <m:t>F</m:t>
-        </m:r>
         <m:r>
           <m:rPr>
             <m:sty m:val="p"/>
           </m:rPr>
-          <m:t>(</m:t>
+          <m:t>F</m:t>
         </m:r>
         <m:r>
-          <m:t>t</m:t>
+          <m:t>​</m:t>
         </m:r>
+        <m:d>
+          <m:dPr>
+            <m:begChr m:val="("/>
+            <m:sepChr m:val=""/>
+            <m:endChr m:val=")"/>
+            <m:grow/>
+          </m:dPr>
+          <m:e>
+            <m:r>
+              <m:t>t</m:t>
+            </m:r>
+          </m:e>
+        </m:d>
         <m:r>
-          <m:rPr>
-            <m:sty m:val="p"/>
-          </m:rPr>
-          <m:t>)</m:t>
+          <m:t>​</m:t>
         </m:r>
         <m:r>
           <m:rPr>
@@ -2516,6 +2695,9 @@
           <m:t>=</m:t>
         </m:r>
         <m:r>
+          <m:rPr>
+            <m:sty m:val="p"/>
+          </m:rPr>
           <m:t>P</m:t>
         </m:r>
         <m:r>
@@ -2568,12 +2750,12 @@
           <m:t>​</m:t>
         </m:r>
       </m:oMath>
-      <w:ins w:id="63" w:author="PR Preview" w:date="2026-01-01T00:00:00Z">
+      <w:ins w:id="76" w:author="PR Preview" w:date="2026-01-01T00:00:00Z">
         <w:r>
           <w:t xml:space="preserve"> </w:t>
         </w:r>
       </w:ins>
-      <w:ins w:id="64" w:author="PR Preview" w:date="2026-01-01T00:00:00Z">
+      <w:ins w:id="77" w:author="PR Preview" w:date="2026-01-01T00:00:00Z">
         <w:r>
           <w:t xml:space="preserve">or, when it has one, by its probability mass or density function.</w:t>
         </w:r>
@@ -2584,7 +2766,7 @@
       <w:pPr>
         <w:pStyle w:val="BodyText"/>
       </w:pPr>
-      <w:ins w:id="65" w:author="PR Preview" w:date="2026-01-01T00:00:00Z">
+      <w:ins w:id="78" w:author="PR Preview" w:date="2026-01-01T00:00:00Z">
         <w:r>
           <w:rPr>
             <w:b/>
@@ -2593,22 +2775,22 @@
           <w:t xml:space="preserve">Definition 3 (Sample)</w:t>
         </w:r>
       </w:ins>
-      <w:ins w:id="66" w:author="PR Preview" w:date="2026-01-01T00:00:00Z">
+      <w:ins w:id="79" w:author="PR Preview" w:date="2026-01-01T00:00:00Z">
         <w:r>
           <w:t xml:space="preserve"> </w:t>
         </w:r>
       </w:ins>
-      <w:ins w:id="67" w:author="PR Preview" w:date="2026-01-01T00:00:00Z">
+      <w:ins w:id="80" w:author="PR Preview" w:date="2026-01-01T00:00:00Z">
         <w:r>
           <w:t xml:space="preserve">A</w:t>
         </w:r>
       </w:ins>
-      <w:ins w:id="68" w:author="PR Preview" w:date="2026-01-01T00:00:00Z">
+      <w:ins w:id="81" w:author="PR Preview" w:date="2026-01-01T00:00:00Z">
         <w:r>
           <w:t xml:space="preserve"> </w:t>
         </w:r>
       </w:ins>
-      <w:ins w:id="69" w:author="PR Preview" w:date="2026-01-01T00:00:00Z">
+      <w:ins w:id="82" w:author="PR Preview" w:date="2026-01-01T00:00:00Z">
         <w:r>
           <w:rPr>
             <w:b/>
@@ -2617,17 +2799,17 @@
           <w:t xml:space="preserve">sample</w:t>
         </w:r>
       </w:ins>
-      <w:ins w:id="70" w:author="PR Preview" w:date="2026-01-01T00:00:00Z">
+      <w:ins w:id="83" w:author="PR Preview" w:date="2026-01-01T00:00:00Z">
         <w:r>
           <w:t xml:space="preserve"> </w:t>
         </w:r>
       </w:ins>
-      <w:ins w:id="71" w:author="PR Preview" w:date="2026-01-01T00:00:00Z">
+      <w:ins w:id="84" w:author="PR Preview" w:date="2026-01-01T00:00:00Z">
         <w:r>
           <w:t xml:space="preserve">of size</w:t>
         </w:r>
       </w:ins>
-      <w:ins w:id="72" w:author="PR Preview" w:date="2026-01-01T00:00:00Z">
+      <w:ins w:id="85" w:author="PR Preview" w:date="2026-01-01T00:00:00Z">
         <w:r>
           <w:t xml:space="preserve"> </w:t>
         </w:r>
@@ -2637,17 +2819,17 @@
           <m:t>n</m:t>
         </m:r>
       </m:oMath>
-      <w:ins w:id="73" w:author="PR Preview" w:date="2026-01-01T00:00:00Z">
+      <w:ins w:id="86" w:author="PR Preview" w:date="2026-01-01T00:00:00Z">
         <w:r>
           <w:t xml:space="preserve"> </w:t>
         </w:r>
       </w:ins>
-      <w:ins w:id="74" w:author="PR Preview" w:date="2026-01-01T00:00:00Z">
+      <w:ins w:id="87" w:author="PR Preview" w:date="2026-01-01T00:00:00Z">
         <w:r>
           <w:t xml:space="preserve">is the data</w:t>
         </w:r>
       </w:ins>
-      <w:ins w:id="75" w:author="PR Preview" w:date="2026-01-01T00:00:00Z">
+      <w:ins w:id="88" w:author="PR Preview" w:date="2026-01-01T00:00:00Z">
         <w:r>
           <w:t xml:space="preserve"> </w:t>
         </w:r>
@@ -2696,17 +2878,17 @@
           </m:sub>
         </m:sSub>
       </m:oMath>
-      <w:ins w:id="76" w:author="PR Preview" w:date="2026-01-01T00:00:00Z">
+      <w:ins w:id="89" w:author="PR Preview" w:date="2026-01-01T00:00:00Z">
         <w:r>
           <w:t xml:space="preserve"> </w:t>
         </w:r>
       </w:ins>
-      <w:ins w:id="77" w:author="PR Preview" w:date="2026-01-01T00:00:00Z">
+      <w:ins w:id="90" w:author="PR Preview" w:date="2026-01-01T00:00:00Z">
         <w:r>
           <w:t xml:space="preserve">observed on</w:t>
         </w:r>
       </w:ins>
-      <w:ins w:id="78" w:author="PR Preview" w:date="2026-01-01T00:00:00Z">
+      <w:ins w:id="91" w:author="PR Preview" w:date="2026-01-01T00:00:00Z">
         <w:r>
           <w:t xml:space="preserve"> </w:t>
         </w:r>
@@ -2716,18 +2898,18 @@
           <m:t>n</m:t>
         </m:r>
       </m:oMath>
-      <w:ins w:id="79" w:author="PR Preview" w:date="2026-01-01T00:00:00Z">
+      <w:ins w:id="92" w:author="PR Preview" w:date="2026-01-01T00:00:00Z">
         <w:r>
           <w:t xml:space="preserve"> </w:t>
         </w:r>
       </w:ins>
-      <w:ins w:id="80" w:author="PR Preview" w:date="2026-01-01T00:00:00Z">
+      <w:ins w:id="93" w:author="PR Preview" w:date="2026-01-01T00:00:00Z">
         <w:r>
           <w:t xml:space="preserve">units drawn from a population (</w:t>
         </w:r>
       </w:ins>
       <w:hyperlink w:anchor="def-population">
-        <w:ins w:id="81" w:author="PR Preview" w:date="2026-01-01T00:00:00Z">
+        <w:ins w:id="94" w:author="PR Preview" w:date="2026-01-01T00:00:00Z">
           <w:r>
             <w:rPr>
               <w:rStyle w:val="Hyperlink"/>
@@ -2736,7 +2918,7 @@
           </w:r>
         </w:ins>
       </w:hyperlink>
-      <w:ins w:id="82" w:author="PR Preview" w:date="2026-01-01T00:00:00Z">
+      <w:ins w:id="95" w:author="PR Preview" w:date="2026-01-01T00:00:00Z">
         <w:r>
           <w:t xml:space="preserve">).</w:t>
         </w:r>
@@ -2748,7 +2930,7 @@
       <w:pPr>
         <w:pStyle w:val="BodyText"/>
       </w:pPr>
-      <w:ins w:id="83" w:author="PR Preview" w:date="2026-01-01T00:00:00Z">
+      <w:ins w:id="96" w:author="PR Preview" w:date="2026-01-01T00:00:00Z">
         <w:r>
           <w:rPr>
             <w:b/>
@@ -2757,18 +2939,18 @@
           <w:t xml:space="preserve">Definition 4 (Random sample)</w:t>
         </w:r>
       </w:ins>
-      <w:ins w:id="84" w:author="PR Preview" w:date="2026-01-01T00:00:00Z">
+      <w:ins w:id="97" w:author="PR Preview" w:date="2026-01-01T00:00:00Z">
         <w:r>
           <w:t xml:space="preserve"> </w:t>
         </w:r>
       </w:ins>
-      <w:ins w:id="85" w:author="PR Preview" w:date="2026-01-01T00:00:00Z">
+      <w:ins w:id="98" w:author="PR Preview" w:date="2026-01-01T00:00:00Z">
         <w:r>
           <w:t xml:space="preserve">A sample (</w:t>
         </w:r>
       </w:ins>
       <w:hyperlink w:anchor="def-sample">
-        <w:ins w:id="86" w:author="PR Preview" w:date="2026-01-01T00:00:00Z">
+        <w:ins w:id="99" w:author="PR Preview" w:date="2026-01-01T00:00:00Z">
           <w:r>
             <w:rPr>
               <w:rStyle w:val="Hyperlink"/>
@@ -2777,17 +2959,17 @@
           </w:r>
         </w:ins>
       </w:hyperlink>
-      <w:ins w:id="87" w:author="PR Preview" w:date="2026-01-01T00:00:00Z">
+      <w:ins w:id="100" w:author="PR Preview" w:date="2026-01-01T00:00:00Z">
         <w:r>
           <w:t xml:space="preserve">) is a</w:t>
         </w:r>
       </w:ins>
-      <w:ins w:id="88" w:author="PR Preview" w:date="2026-01-01T00:00:00Z">
+      <w:ins w:id="101" w:author="PR Preview" w:date="2026-01-01T00:00:00Z">
         <w:r>
           <w:t xml:space="preserve"> </w:t>
         </w:r>
       </w:ins>
-      <w:ins w:id="89" w:author="PR Preview" w:date="2026-01-01T00:00:00Z">
+      <w:ins w:id="102" w:author="PR Preview" w:date="2026-01-01T00:00:00Z">
         <w:r>
           <w:rPr>
             <w:b/>
@@ -2796,33 +2978,33 @@
           <w:t xml:space="preserve">random sample</w:t>
         </w:r>
       </w:ins>
-      <w:ins w:id="90" w:author="PR Preview" w:date="2026-01-01T00:00:00Z">
+      <w:ins w:id="103" w:author="PR Preview" w:date="2026-01-01T00:00:00Z">
         <w:r>
           <w:t xml:space="preserve"> </w:t>
         </w:r>
       </w:ins>
-      <w:ins w:id="91" w:author="PR Preview" w:date="2026-01-01T00:00:00Z">
+      <w:ins w:id="104" w:author="PR Preview" w:date="2026-01-01T00:00:00Z">
         <w:r>
           <w:t xml:space="preserve">when the units are chosen by a chance mechanism</w:t>
         </w:r>
       </w:ins>
-      <w:ins w:id="92" w:author="PR Preview" w:date="2026-01-01T00:00:00Z">
+      <w:ins w:id="105" w:author="PR Preview" w:date="2026-01-01T00:00:00Z">
         <w:r>
           <w:t xml:space="preserve"> </w:t>
         </w:r>
       </w:ins>
-      <w:ins w:id="93" w:author="PR Preview" w:date="2026-01-01T00:00:00Z">
+      <w:ins w:id="106" w:author="PR Preview" w:date="2026-01-01T00:00:00Z">
         <w:r>
           <w:t xml:space="preserve">such that the observations are</w:t>
         </w:r>
       </w:ins>
-      <w:ins w:id="94" w:author="PR Preview" w:date="2026-01-01T00:00:00Z">
+      <w:ins w:id="107" w:author="PR Preview" w:date="2026-01-01T00:00:00Z">
         <w:r>
           <w:t xml:space="preserve"> </w:t>
         </w:r>
       </w:ins>
       <w:hyperlink r:id="rId20">
-        <w:ins w:id="95" w:author="PR Preview" w:date="2026-01-01T00:00:00Z">
+        <w:ins w:id="108" w:author="PR Preview" w:date="2026-01-01T00:00:00Z">
           <w:r>
             <w:rPr>
               <w:rStyle w:val="Hyperlink"/>
@@ -2831,18 +3013,18 @@
           </w:r>
         </w:ins>
       </w:hyperlink>
-      <w:ins w:id="96" w:author="PR Preview" w:date="2026-01-01T00:00:00Z">
+      <w:ins w:id="109" w:author="PR Preview" w:date="2026-01-01T00:00:00Z">
         <w:r>
           <w:t xml:space="preserve"> </w:t>
         </w:r>
       </w:ins>
-      <w:ins w:id="97" w:author="PR Preview" w:date="2026-01-01T00:00:00Z">
+      <w:ins w:id="110" w:author="PR Preview" w:date="2026-01-01T00:00:00Z">
         <w:r>
           <w:t xml:space="preserve">draws from the population distribution (</w:t>
         </w:r>
       </w:ins>
       <w:hyperlink w:anchor="def-population-distribution">
-        <w:ins w:id="98" w:author="PR Preview" w:date="2026-01-01T00:00:00Z">
+        <w:ins w:id="111" w:author="PR Preview" w:date="2026-01-01T00:00:00Z">
           <w:r>
             <w:rPr>
               <w:rStyle w:val="Hyperlink"/>
@@ -2851,7 +3033,7 @@
           </w:r>
         </w:ins>
       </w:hyperlink>
-      <w:ins w:id="99" w:author="PR Preview" w:date="2026-01-01T00:00:00Z">
+      <w:ins w:id="112" w:author="PR Preview" w:date="2026-01-01T00:00:00Z">
         <w:r>
           <w:t xml:space="preserve">):</w:t>
         </w:r>
@@ -2918,6 +3100,9 @@
             <m:t> </m:t>
           </m:r>
           <m:r>
+            <m:rPr>
+              <m:sty m:val="p"/>
+            </m:rPr>
             <m:t>P</m:t>
           </m:r>
           <m:r>
@@ -2933,27 +3118,30 @@
       <w:pPr>
         <w:pStyle w:val="FirstParagraph"/>
       </w:pPr>
-      <w:ins w:id="100" w:author="PR Preview" w:date="2026-01-01T00:00:00Z">
+      <w:ins w:id="113" w:author="PR Preview" w:date="2026-01-01T00:00:00Z">
         <w:r>
           <w:t xml:space="preserve">where</w:t>
         </w:r>
       </w:ins>
-      <w:ins w:id="101" w:author="PR Preview" w:date="2026-01-01T00:00:00Z">
+      <w:ins w:id="114" w:author="PR Preview" w:date="2026-01-01T00:00:00Z">
         <w:r>
           <w:t xml:space="preserve"> </w:t>
         </w:r>
       </w:ins>
       <m:oMath>
         <m:r>
+          <m:rPr>
+            <m:sty m:val="p"/>
+          </m:rPr>
           <m:t>P</m:t>
         </m:r>
       </m:oMath>
-      <w:ins w:id="102" w:author="PR Preview" w:date="2026-01-01T00:00:00Z">
+      <w:ins w:id="115" w:author="PR Preview" w:date="2026-01-01T00:00:00Z">
         <w:r>
           <w:t xml:space="preserve"> </w:t>
         </w:r>
       </w:ins>
-      <w:ins w:id="103" w:author="PR Preview" w:date="2026-01-01T00:00:00Z">
+      <w:ins w:id="116" w:author="PR Preview" w:date="2026-01-01T00:00:00Z">
         <w:r>
           <w:t xml:space="preserve">is the population distribution.</w:t>
         </w:r>
@@ -2964,7 +3152,7 @@
       <w:pPr>
         <w:pStyle w:val="BodyText"/>
       </w:pPr>
-      <w:ins w:id="104" w:author="PR Preview" w:date="2026-01-01T00:00:00Z">
+      <w:ins w:id="117" w:author="PR Preview" w:date="2026-01-01T00:00:00Z">
         <w:r>
           <w:rPr>
             <w:i/>
@@ -2973,52 +3161,52 @@
           <w:t xml:space="preserve">Remark</w:t>
         </w:r>
       </w:ins>
-      <w:ins w:id="105" w:author="PR Preview" w:date="2026-01-01T00:00:00Z">
+      <w:ins w:id="118" w:author="PR Preview" w:date="2026-01-01T00:00:00Z">
         <w:r>
           <w:t xml:space="preserve">. </w:t>
         </w:r>
       </w:ins>
-      <w:ins w:id="106" w:author="PR Preview" w:date="2026-01-01T00:00:00Z">
+      <w:ins w:id="119" w:author="PR Preview" w:date="2026-01-01T00:00:00Z">
         <w:r>
           <w:t xml:space="preserve">Drawing without replacement from a finite population gives observations that are only approximately independent,</w:t>
         </w:r>
       </w:ins>
-      <w:ins w:id="107" w:author="PR Preview" w:date="2026-01-01T00:00:00Z">
+      <w:ins w:id="120" w:author="PR Preview" w:date="2026-01-01T00:00:00Z">
         <w:r>
           <w:t xml:space="preserve"> </w:t>
         </w:r>
       </w:ins>
-      <w:ins w:id="108" w:author="PR Preview" w:date="2026-01-01T00:00:00Z">
+      <w:ins w:id="121" w:author="PR Preview" w:date="2026-01-01T00:00:00Z">
         <w:r>
           <w:t xml:space="preserve">and nearly so when the population is much larger than the sample.</w:t>
         </w:r>
       </w:ins>
-      <w:ins w:id="109" w:author="PR Preview" w:date="2026-01-01T00:00:00Z">
+      <w:ins w:id="122" w:author="PR Preview" w:date="2026-01-01T00:00:00Z">
         <w:r>
           <w:t xml:space="preserve"> </w:t>
         </w:r>
       </w:ins>
-      <w:ins w:id="110" w:author="PR Preview" w:date="2026-01-01T00:00:00Z">
+      <w:ins w:id="123" w:author="PR Preview" w:date="2026-01-01T00:00:00Z">
         <w:r>
           <w:t xml:space="preserve">Few real studies draw a perfectly random sample,</w:t>
         </w:r>
       </w:ins>
-      <w:ins w:id="111" w:author="PR Preview" w:date="2026-01-01T00:00:00Z">
+      <w:ins w:id="124" w:author="PR Preview" w:date="2026-01-01T00:00:00Z">
         <w:r>
           <w:t xml:space="preserve"> </w:t>
         </w:r>
       </w:ins>
-      <w:ins w:id="112" w:author="PR Preview" w:date="2026-01-01T00:00:00Z">
+      <w:ins w:id="125" w:author="PR Preview" w:date="2026-01-01T00:00:00Z">
         <w:r>
           <w:t xml:space="preserve">so conclusions about the population rest on how well the sampling mechanism</w:t>
         </w:r>
       </w:ins>
-      <w:ins w:id="113" w:author="PR Preview" w:date="2026-01-01T00:00:00Z">
+      <w:ins w:id="126" w:author="PR Preview" w:date="2026-01-01T00:00:00Z">
         <w:r>
           <w:t xml:space="preserve"> </w:t>
         </w:r>
       </w:ins>
-      <w:ins w:id="114" w:author="PR Preview" w:date="2026-01-01T00:00:00Z">
+      <w:ins w:id="127" w:author="PR Preview" w:date="2026-01-01T00:00:00Z">
         <w:r>
           <w:t xml:space="preserve">approximates one.</w:t>
         </w:r>
@@ -3029,7 +3217,7 @@
       <w:pPr>
         <w:pStyle w:val="BodyText"/>
       </w:pPr>
-      <w:ins w:id="115" w:author="PR Preview" w:date="2026-01-01T00:00:00Z">
+      <w:ins w:id="128" w:author="PR Preview" w:date="2026-01-01T00:00:00Z">
         <w:r>
           <w:rPr>
             <w:b/>
@@ -3038,28 +3226,28 @@
           <w:t xml:space="preserve">Example 1 (Population and sample in the WCGS)</w:t>
         </w:r>
       </w:ins>
-      <w:ins w:id="116" w:author="PR Preview" w:date="2026-01-01T00:00:00Z">
+      <w:ins w:id="129" w:author="PR Preview" w:date="2026-01-01T00:00:00Z">
         <w:r>
           <w:t xml:space="preserve"> </w:t>
         </w:r>
       </w:ins>
-      <w:ins w:id="117" w:author="PR Preview" w:date="2026-01-01T00:00:00Z">
+      <w:ins w:id="130" w:author="PR Preview" w:date="2026-01-01T00:00:00Z">
         <w:r>
           <w:t xml:space="preserve">In 1960, the WCGS recruited employed men aged 39 to 59 years in California.</w:t>
         </w:r>
       </w:ins>
-      <w:ins w:id="118" w:author="PR Preview" w:date="2026-01-01T00:00:00Z">
+      <w:ins w:id="131" w:author="PR Preview" w:date="2026-01-01T00:00:00Z">
         <w:r>
           <w:t xml:space="preserve"> </w:t>
         </w:r>
       </w:ins>
-      <w:ins w:id="119" w:author="PR Preview" w:date="2026-01-01T00:00:00Z">
+      <w:ins w:id="132" w:author="PR Preview" w:date="2026-01-01T00:00:00Z">
         <w:r>
           <w:t xml:space="preserve">Take that group of men as the study’s population (</w:t>
         </w:r>
       </w:ins>
       <w:hyperlink w:anchor="def-population">
-        <w:ins w:id="120" w:author="PR Preview" w:date="2026-01-01T00:00:00Z">
+        <w:ins w:id="133" w:author="PR Preview" w:date="2026-01-01T00:00:00Z">
           <w:r>
             <w:rPr>
               <w:rStyle w:val="Hyperlink"/>
@@ -3068,23 +3256,23 @@
           </w:r>
         </w:ins>
       </w:hyperlink>
-      <w:ins w:id="121" w:author="PR Preview" w:date="2026-01-01T00:00:00Z">
+      <w:ins w:id="134" w:author="PR Preview" w:date="2026-01-01T00:00:00Z">
         <w:r>
           <w:t xml:space="preserve">),</w:t>
         </w:r>
       </w:ins>
-      <w:ins w:id="122" w:author="PR Preview" w:date="2026-01-01T00:00:00Z">
+      <w:ins w:id="135" w:author="PR Preview" w:date="2026-01-01T00:00:00Z">
         <w:r>
           <w:t xml:space="preserve"> </w:t>
         </w:r>
       </w:ins>
-      <w:ins w:id="123" w:author="PR Preview" w:date="2026-01-01T00:00:00Z">
+      <w:ins w:id="136" w:author="PR Preview" w:date="2026-01-01T00:00:00Z">
         <w:r>
           <w:t xml:space="preserve">so the population distribution (</w:t>
         </w:r>
       </w:ins>
       <w:hyperlink w:anchor="def-population-distribution">
-        <w:ins w:id="124" w:author="PR Preview" w:date="2026-01-01T00:00:00Z">
+        <w:ins w:id="137" w:author="PR Preview" w:date="2026-01-01T00:00:00Z">
           <w:r>
             <w:rPr>
               <w:rStyle w:val="Hyperlink"/>
@@ -3093,27 +3281,27 @@
           </w:r>
         </w:ins>
       </w:hyperlink>
-      <w:ins w:id="125" w:author="PR Preview" w:date="2026-01-01T00:00:00Z">
+      <w:ins w:id="138" w:author="PR Preview" w:date="2026-01-01T00:00:00Z">
         <w:r>
           <w:t xml:space="preserve">) of cholesterol is its distribution among those men.</w:t>
         </w:r>
       </w:ins>
-      <w:ins w:id="126" w:author="PR Preview" w:date="2026-01-01T00:00:00Z">
+      <w:ins w:id="139" w:author="PR Preview" w:date="2026-01-01T00:00:00Z">
         <w:r>
           <w:t xml:space="preserve"> </w:t>
         </w:r>
       </w:ins>
-      <w:ins w:id="127" w:author="PR Preview" w:date="2026-01-01T00:00:00Z">
+      <w:ins w:id="140" w:author="PR Preview" w:date="2026-01-01T00:00:00Z">
         <w:r>
           <w:t xml:space="preserve">The</w:t>
         </w:r>
       </w:ins>
-      <w:ins w:id="128" w:author="PR Preview" w:date="2026-01-01T00:00:00Z">
+      <w:ins w:id="141" w:author="PR Preview" w:date="2026-01-01T00:00:00Z">
         <w:r>
           <w:t xml:space="preserve"> </w:t>
         </w:r>
       </w:ins>
-      <w:ins w:id="129" w:author="PR Preview" w:date="2026-01-01T00:00:00Z">
+      <w:ins w:id="142" w:author="PR Preview" w:date="2026-01-01T00:00:00Z">
         <w:r>
           <w:rPr>
             <w:rStyle w:val="VerbatimChar"/>
@@ -3121,18 +3309,18 @@
           <w:t xml:space="preserve">wcgs</w:t>
         </w:r>
       </w:ins>
-      <w:ins w:id="130" w:author="PR Preview" w:date="2026-01-01T00:00:00Z">
+      <w:ins w:id="143" w:author="PR Preview" w:date="2026-01-01T00:00:00Z">
         <w:r>
           <w:t xml:space="preserve"> </w:t>
         </w:r>
       </w:ins>
-      <w:ins w:id="131" w:author="PR Preview" w:date="2026-01-01T00:00:00Z">
+      <w:ins w:id="144" w:author="PR Preview" w:date="2026-01-01T00:00:00Z">
         <w:r>
           <w:t xml:space="preserve">data frame is the sample (</w:t>
         </w:r>
       </w:ins>
       <w:hyperlink w:anchor="def-sample">
-        <w:ins w:id="132" w:author="PR Preview" w:date="2026-01-01T00:00:00Z">
+        <w:ins w:id="145" w:author="PR Preview" w:date="2026-01-01T00:00:00Z">
           <w:r>
             <w:rPr>
               <w:rStyle w:val="Hyperlink"/>
@@ -3141,43 +3329,43 @@
           </w:r>
         </w:ins>
       </w:hyperlink>
-      <w:ins w:id="133" w:author="PR Preview" w:date="2026-01-01T00:00:00Z">
+      <w:ins w:id="146" w:author="PR Preview" w:date="2026-01-01T00:00:00Z">
         <w:r>
           <w:t xml:space="preserve">):</w:t>
         </w:r>
       </w:ins>
-      <w:ins w:id="134" w:author="PR Preview" w:date="2026-01-01T00:00:00Z">
+      <w:ins w:id="147" w:author="PR Preview" w:date="2026-01-01T00:00:00Z">
         <w:r>
           <w:t xml:space="preserve"> </w:t>
         </w:r>
       </w:ins>
-      <w:ins w:id="135" w:author="PR Preview" w:date="2026-01-01T00:00:00Z">
+      <w:ins w:id="148" w:author="PR Preview" w:date="2026-01-01T00:00:00Z">
         <w:r>
           <w:t xml:space="preserve">it holds 3154 of the men in that population.</w:t>
         </w:r>
       </w:ins>
-      <w:ins w:id="136" w:author="PR Preview" w:date="2026-01-01T00:00:00Z">
+      <w:ins w:id="149" w:author="PR Preview" w:date="2026-01-01T00:00:00Z">
         <w:r>
           <w:t xml:space="preserve"> </w:t>
         </w:r>
       </w:ins>
-      <w:ins w:id="137" w:author="PR Preview" w:date="2026-01-01T00:00:00Z">
+      <w:ins w:id="150" w:author="PR Preview" w:date="2026-01-01T00:00:00Z">
         <w:r>
           <w:t xml:space="preserve">The men volunteered, through 10 companies,</w:t>
         </w:r>
       </w:ins>
-      <w:ins w:id="138" w:author="PR Preview" w:date="2026-01-01T00:00:00Z">
+      <w:ins w:id="151" w:author="PR Preview" w:date="2026-01-01T00:00:00Z">
         <w:r>
           <w:t xml:space="preserve"> </w:t>
         </w:r>
       </w:ins>
-      <w:ins w:id="139" w:author="PR Preview" w:date="2026-01-01T00:00:00Z">
+      <w:ins w:id="152" w:author="PR Preview" w:date="2026-01-01T00:00:00Z">
         <w:r>
           <w:t xml:space="preserve">so the sample is not a random sample (</w:t>
         </w:r>
       </w:ins>
       <w:hyperlink w:anchor="def-random-sample">
-        <w:ins w:id="140" w:author="PR Preview" w:date="2026-01-01T00:00:00Z">
+        <w:ins w:id="153" w:author="PR Preview" w:date="2026-01-01T00:00:00Z">
           <w:r>
             <w:rPr>
               <w:rStyle w:val="Hyperlink"/>
@@ -3186,47 +3374,47 @@
           </w:r>
         </w:ins>
       </w:hyperlink>
-      <w:ins w:id="141" w:author="PR Preview" w:date="2026-01-01T00:00:00Z">
+      <w:ins w:id="154" w:author="PR Preview" w:date="2026-01-01T00:00:00Z">
         <w:r>
           <w:t xml:space="preserve">) of the population.</w:t>
         </w:r>
       </w:ins>
-      <w:ins w:id="142" w:author="PR Preview" w:date="2026-01-01T00:00:00Z">
+      <w:ins w:id="155" w:author="PR Preview" w:date="2026-01-01T00:00:00Z">
         <w:r>
           <w:t xml:space="preserve"> </w:t>
         </w:r>
       </w:ins>
-      <w:ins w:id="143" w:author="PR Preview" w:date="2026-01-01T00:00:00Z">
+      <w:ins w:id="156" w:author="PR Preview" w:date="2026-01-01T00:00:00Z">
         <w:r>
           <w:t xml:space="preserve">Its mean cholesterol, 226.4 mg/dL,</w:t>
         </w:r>
       </w:ins>
-      <w:ins w:id="144" w:author="PR Preview" w:date="2026-01-01T00:00:00Z">
+      <w:ins w:id="157" w:author="PR Preview" w:date="2026-01-01T00:00:00Z">
         <w:r>
           <w:t xml:space="preserve"> </w:t>
         </w:r>
       </w:ins>
-      <w:ins w:id="145" w:author="PR Preview" w:date="2026-01-01T00:00:00Z">
+      <w:ins w:id="158" w:author="PR Preview" w:date="2026-01-01T00:00:00Z">
         <w:r>
           <w:t xml:space="preserve">describes these 3154 men exactly,</w:t>
         </w:r>
       </w:ins>
-      <w:ins w:id="146" w:author="PR Preview" w:date="2026-01-01T00:00:00Z">
+      <w:ins w:id="159" w:author="PR Preview" w:date="2026-01-01T00:00:00Z">
         <w:r>
           <w:t xml:space="preserve"> </w:t>
         </w:r>
       </w:ins>
-      <w:ins w:id="147" w:author="PR Preview" w:date="2026-01-01T00:00:00Z">
+      <w:ins w:id="160" w:author="PR Preview" w:date="2026-01-01T00:00:00Z">
         <w:r>
           <w:t xml:space="preserve">but it estimates the population mean well</w:t>
         </w:r>
       </w:ins>
-      <w:ins w:id="148" w:author="PR Preview" w:date="2026-01-01T00:00:00Z">
+      <w:ins w:id="161" w:author="PR Preview" w:date="2026-01-01T00:00:00Z">
         <w:r>
           <w:t xml:space="preserve"> </w:t>
         </w:r>
       </w:ins>
-      <w:ins w:id="149" w:author="PR Preview" w:date="2026-01-01T00:00:00Z">
+      <w:ins w:id="162" w:author="PR Preview" w:date="2026-01-01T00:00:00Z">
         <w:r>
           <w:t xml:space="preserve">only to the extent that the volunteers resemble the rest of the population.</w:t>
         </w:r>
@@ -3258,7 +3446,7 @@
       <w:pPr>
         <w:pStyle w:val="FirstParagraph"/>
       </w:pPr>
-      <w:del w:id="150" w:author="PR Preview" w:date="2026-01-01T00:00:00Z">
+      <w:del w:id="163" w:author="PR Preview" w:date="2026-01-01T00:00:00Z">
         <w:r>
           <w:rPr>
             <w:b/>
@@ -3267,22 +3455,22 @@
           <w:delText xml:space="preserve">Definition 1 (Sample mean)</w:delText>
         </w:r>
       </w:del>
-      <w:del w:id="151" w:author="PR Preview" w:date="2026-01-01T00:00:00Z">
+      <w:del w:id="164" w:author="PR Preview" w:date="2026-01-01T00:00:00Z">
         <w:r>
           <w:delText xml:space="preserve"> </w:delText>
         </w:r>
       </w:del>
-      <w:del w:id="152" w:author="PR Preview" w:date="2026-01-01T00:00:00Z">
+      <w:del w:id="165" w:author="PR Preview" w:date="2026-01-01T00:00:00Z">
         <w:r>
           <w:delText xml:space="preserve">The</w:delText>
         </w:r>
       </w:del>
-      <w:del w:id="153" w:author="PR Preview" w:date="2026-01-01T00:00:00Z">
+      <w:del w:id="166" w:author="PR Preview" w:date="2026-01-01T00:00:00Z">
         <w:r>
           <w:delText xml:space="preserve"> </w:delText>
         </w:r>
       </w:del>
-      <w:del w:id="154" w:author="PR Preview" w:date="2026-01-01T00:00:00Z">
+      <w:del w:id="167" w:author="PR Preview" w:date="2026-01-01T00:00:00Z">
         <w:r>
           <w:rPr>
             <w:b/>
@@ -3291,17 +3479,17 @@
           <w:delText xml:space="preserve">sample mean</w:delText>
         </w:r>
       </w:del>
-      <w:del w:id="155" w:author="PR Preview" w:date="2026-01-01T00:00:00Z">
+      <w:del w:id="168" w:author="PR Preview" w:date="2026-01-01T00:00:00Z">
         <w:r>
           <w:delText xml:space="preserve"> </w:delText>
         </w:r>
       </w:del>
-      <w:del w:id="156" w:author="PR Preview" w:date="2026-01-01T00:00:00Z">
+      <w:del w:id="169" w:author="PR Preview" w:date="2026-01-01T00:00:00Z">
         <w:r>
           <w:delText xml:space="preserve">of</w:delText>
         </w:r>
       </w:del>
-      <w:del w:id="157" w:author="PR Preview" w:date="2026-01-01T00:00:00Z">
+      <w:del w:id="170" w:author="PR Preview" w:date="2026-01-01T00:00:00Z">
         <w:r>
           <w:delText xml:space="preserve"> </w:delText>
         </w:r>
@@ -3311,17 +3499,17 @@
           <m:t>n</m:t>
         </m:r>
       </m:oMath>
-      <w:del w:id="158" w:author="PR Preview" w:date="2026-01-01T00:00:00Z">
+      <w:del w:id="171" w:author="PR Preview" w:date="2026-01-01T00:00:00Z">
         <w:r>
           <w:delText xml:space="preserve"> </w:delText>
         </w:r>
       </w:del>
-      <w:del w:id="159" w:author="PR Preview" w:date="2026-01-01T00:00:00Z">
+      <w:del w:id="172" w:author="PR Preview" w:date="2026-01-01T00:00:00Z">
         <w:r>
           <w:delText xml:space="preserve">observations</w:delText>
         </w:r>
       </w:del>
-      <w:del w:id="160" w:author="PR Preview" w:date="2026-01-01T00:00:00Z">
+      <w:del w:id="173" w:author="PR Preview" w:date="2026-01-01T00:00:00Z">
         <w:r>
           <w:delText xml:space="preserve"> </w:delText>
         </w:r>
@@ -3370,12 +3558,12 @@
           </m:sub>
         </m:sSub>
       </m:oMath>
-      <w:del w:id="161" w:author="PR Preview" w:date="2026-01-01T00:00:00Z">
+      <w:del w:id="174" w:author="PR Preview" w:date="2026-01-01T00:00:00Z">
         <w:r>
           <w:delText xml:space="preserve"> </w:delText>
         </w:r>
       </w:del>
-      <w:del w:id="162" w:author="PR Preview" w:date="2026-01-01T00:00:00Z">
+      <w:del w:id="175" w:author="PR Preview" w:date="2026-01-01T00:00:00Z">
         <w:r>
           <w:delText xml:space="preserve">is:</w:delText>
         </w:r>
@@ -3385,7 +3573,7 @@
       <w:pPr>
         <w:pStyle w:val="FirstParagraph"/>
       </w:pPr>
-      <w:ins w:id="163" w:author="PR Preview" w:date="2026-01-01T00:00:00Z">
+      <w:ins w:id="176" w:author="PR Preview" w:date="2026-01-01T00:00:00Z">
         <w:r>
           <w:rPr>
             <w:b/>
@@ -3394,22 +3582,22 @@
           <w:t xml:space="preserve">Definition 5 (Sample mean)</w:t>
         </w:r>
       </w:ins>
-      <w:ins w:id="164" w:author="PR Preview" w:date="2026-01-01T00:00:00Z">
+      <w:ins w:id="177" w:author="PR Preview" w:date="2026-01-01T00:00:00Z">
         <w:r>
           <w:t xml:space="preserve"> </w:t>
         </w:r>
       </w:ins>
-      <w:ins w:id="165" w:author="PR Preview" w:date="2026-01-01T00:00:00Z">
+      <w:ins w:id="178" w:author="PR Preview" w:date="2026-01-01T00:00:00Z">
         <w:r>
           <w:t xml:space="preserve">The</w:t>
         </w:r>
       </w:ins>
-      <w:ins w:id="166" w:author="PR Preview" w:date="2026-01-01T00:00:00Z">
+      <w:ins w:id="179" w:author="PR Preview" w:date="2026-01-01T00:00:00Z">
         <w:r>
           <w:t xml:space="preserve"> </w:t>
         </w:r>
       </w:ins>
-      <w:ins w:id="167" w:author="PR Preview" w:date="2026-01-01T00:00:00Z">
+      <w:ins w:id="180" w:author="PR Preview" w:date="2026-01-01T00:00:00Z">
         <w:r>
           <w:rPr>
             <w:b/>
@@ -3418,17 +3606,17 @@
           <w:t xml:space="preserve">sample mean</w:t>
         </w:r>
       </w:ins>
-      <w:ins w:id="168" w:author="PR Preview" w:date="2026-01-01T00:00:00Z">
+      <w:ins w:id="181" w:author="PR Preview" w:date="2026-01-01T00:00:00Z">
         <w:r>
           <w:t xml:space="preserve"> </w:t>
         </w:r>
       </w:ins>
-      <w:ins w:id="169" w:author="PR Preview" w:date="2026-01-01T00:00:00Z">
+      <w:ins w:id="182" w:author="PR Preview" w:date="2026-01-01T00:00:00Z">
         <w:r>
           <w:t xml:space="preserve">of</w:t>
         </w:r>
       </w:ins>
-      <w:ins w:id="170" w:author="PR Preview" w:date="2026-01-01T00:00:00Z">
+      <w:ins w:id="183" w:author="PR Preview" w:date="2026-01-01T00:00:00Z">
         <w:r>
           <w:t xml:space="preserve"> </w:t>
         </w:r>
@@ -3438,17 +3626,17 @@
           <m:t>n</m:t>
         </m:r>
       </m:oMath>
-      <w:ins w:id="171" w:author="PR Preview" w:date="2026-01-01T00:00:00Z">
+      <w:ins w:id="184" w:author="PR Preview" w:date="2026-01-01T00:00:00Z">
         <w:r>
           <w:t xml:space="preserve"> </w:t>
         </w:r>
       </w:ins>
-      <w:ins w:id="172" w:author="PR Preview" w:date="2026-01-01T00:00:00Z">
+      <w:ins w:id="185" w:author="PR Preview" w:date="2026-01-01T00:00:00Z">
         <w:r>
           <w:t xml:space="preserve">observations</w:t>
         </w:r>
       </w:ins>
-      <w:ins w:id="173" w:author="PR Preview" w:date="2026-01-01T00:00:00Z">
+      <w:ins w:id="186" w:author="PR Preview" w:date="2026-01-01T00:00:00Z">
         <w:r>
           <w:t xml:space="preserve"> </w:t>
         </w:r>
@@ -3497,12 +3685,12 @@
           </m:sub>
         </m:sSub>
       </m:oMath>
-      <w:ins w:id="174" w:author="PR Preview" w:date="2026-01-01T00:00:00Z">
+      <w:ins w:id="187" w:author="PR Preview" w:date="2026-01-01T00:00:00Z">
         <w:r>
           <w:t xml:space="preserve"> </w:t>
         </w:r>
       </w:ins>
-      <w:ins w:id="175" w:author="PR Preview" w:date="2026-01-01T00:00:00Z">
+      <w:ins w:id="188" w:author="PR Preview" w:date="2026-01-01T00:00:00Z">
         <w:r>
           <w:t xml:space="preserve">is:</w:t>
         </w:r>
@@ -3611,7 +3799,7 @@
       <w:pPr>
         <w:pStyle w:val="FirstParagraph"/>
       </w:pPr>
-      <w:del w:id="176" w:author="PR Preview" w:date="2026-01-01T00:00:00Z">
+      <w:del w:id="189" w:author="PR Preview" w:date="2026-01-01T00:00:00Z">
         <w:r>
           <w:rPr>
             <w:b/>
@@ -3620,17 +3808,17 @@
           <w:delText xml:space="preserve">Example 1 (Mean cholesterol in the WCGS)</w:delText>
         </w:r>
       </w:del>
-      <w:del w:id="177" w:author="PR Preview" w:date="2026-01-01T00:00:00Z">
+      <w:del w:id="190" w:author="PR Preview" w:date="2026-01-01T00:00:00Z">
         <w:r>
           <w:delText xml:space="preserve"> </w:delText>
         </w:r>
       </w:del>
-      <w:del w:id="178" w:author="PR Preview" w:date="2026-01-01T00:00:00Z">
+      <w:del w:id="191" w:author="PR Preview" w:date="2026-01-01T00:00:00Z">
         <w:r>
           <w:delText xml:space="preserve">Total cholesterol (</w:delText>
         </w:r>
       </w:del>
-      <w:del w:id="179" w:author="PR Preview" w:date="2026-01-01T00:00:00Z">
+      <w:del w:id="192" w:author="PR Preview" w:date="2026-01-01T00:00:00Z">
         <w:r>
           <w:rPr>
             <w:rStyle w:val="VerbatimChar"/>
@@ -3638,37 +3826,37 @@
           <w:delText xml:space="preserve">chol</w:delText>
         </w:r>
       </w:del>
-      <w:del w:id="180" w:author="PR Preview" w:date="2026-01-01T00:00:00Z">
+      <w:del w:id="193" w:author="PR Preview" w:date="2026-01-01T00:00:00Z">
         <w:r>
           <w:delText xml:space="preserve">) is missing for</w:delText>
         </w:r>
       </w:del>
-      <w:del w:id="181" w:author="PR Preview" w:date="2026-01-01T00:00:00Z">
+      <w:del w:id="194" w:author="PR Preview" w:date="2026-01-01T00:00:00Z">
         <w:r>
           <w:delText xml:space="preserve"> </w:delText>
         </w:r>
       </w:del>
-      <w:del w:id="182" w:author="PR Preview" w:date="2026-01-01T00:00:00Z">
+      <w:del w:id="195" w:author="PR Preview" w:date="2026-01-01T00:00:00Z">
         <w:r>
           <w:delText xml:space="preserve">12 of the 3154 WCGS participants.</w:delText>
         </w:r>
       </w:del>
-      <w:del w:id="183" w:author="PR Preview" w:date="2026-01-01T00:00:00Z">
+      <w:del w:id="196" w:author="PR Preview" w:date="2026-01-01T00:00:00Z">
         <w:r>
           <w:delText xml:space="preserve"> </w:delText>
         </w:r>
       </w:del>
-      <w:del w:id="184" w:author="PR Preview" w:date="2026-01-01T00:00:00Z">
+      <w:del w:id="197" w:author="PR Preview" w:date="2026-01-01T00:00:00Z">
         <w:r>
           <w:delText xml:space="preserve">The sample mean of the remaining</w:delText>
         </w:r>
       </w:del>
-      <w:del w:id="185" w:author="PR Preview" w:date="2026-01-01T00:00:00Z">
+      <w:del w:id="198" w:author="PR Preview" w:date="2026-01-01T00:00:00Z">
         <w:r>
           <w:delText xml:space="preserve"> </w:delText>
         </w:r>
       </w:del>
-      <w:del w:id="186" w:author="PR Preview" w:date="2026-01-01T00:00:00Z">
+      <w:del w:id="199" w:author="PR Preview" w:date="2026-01-01T00:00:00Z">
         <w:r>
           <w:delText xml:space="preserve">3142 values is:</w:delText>
         </w:r>
@@ -3678,7 +3866,7 @@
       <w:pPr>
         <w:pStyle w:val="FirstParagraph"/>
       </w:pPr>
-      <w:ins w:id="187" w:author="PR Preview" w:date="2026-01-01T00:00:00Z">
+      <w:ins w:id="200" w:author="PR Preview" w:date="2026-01-01T00:00:00Z">
         <w:r>
           <w:rPr>
             <w:b/>
@@ -3687,17 +3875,17 @@
           <w:t xml:space="preserve">Example 2 (Mean cholesterol in the WCGS)</w:t>
         </w:r>
       </w:ins>
-      <w:ins w:id="188" w:author="PR Preview" w:date="2026-01-01T00:00:00Z">
+      <w:ins w:id="201" w:author="PR Preview" w:date="2026-01-01T00:00:00Z">
         <w:r>
           <w:t xml:space="preserve"> </w:t>
         </w:r>
       </w:ins>
-      <w:ins w:id="189" w:author="PR Preview" w:date="2026-01-01T00:00:00Z">
+      <w:ins w:id="202" w:author="PR Preview" w:date="2026-01-01T00:00:00Z">
         <w:r>
           <w:t xml:space="preserve">Total cholesterol (</w:t>
         </w:r>
       </w:ins>
-      <w:ins w:id="190" w:author="PR Preview" w:date="2026-01-01T00:00:00Z">
+      <w:ins w:id="203" w:author="PR Preview" w:date="2026-01-01T00:00:00Z">
         <w:r>
           <w:rPr>
             <w:rStyle w:val="VerbatimChar"/>
@@ -3705,37 +3893,37 @@
           <w:t xml:space="preserve">chol</w:t>
         </w:r>
       </w:ins>
-      <w:ins w:id="191" w:author="PR Preview" w:date="2026-01-01T00:00:00Z">
+      <w:ins w:id="204" w:author="PR Preview" w:date="2026-01-01T00:00:00Z">
         <w:r>
           <w:t xml:space="preserve">) is missing for</w:t>
         </w:r>
       </w:ins>
-      <w:ins w:id="192" w:author="PR Preview" w:date="2026-01-01T00:00:00Z">
+      <w:ins w:id="205" w:author="PR Preview" w:date="2026-01-01T00:00:00Z">
         <w:r>
           <w:t xml:space="preserve"> </w:t>
         </w:r>
       </w:ins>
-      <w:ins w:id="193" w:author="PR Preview" w:date="2026-01-01T00:00:00Z">
+      <w:ins w:id="206" w:author="PR Preview" w:date="2026-01-01T00:00:00Z">
         <w:r>
           <w:t xml:space="preserve">12 of the 3154 WCGS participants.</w:t>
         </w:r>
       </w:ins>
-      <w:ins w:id="194" w:author="PR Preview" w:date="2026-01-01T00:00:00Z">
+      <w:ins w:id="207" w:author="PR Preview" w:date="2026-01-01T00:00:00Z">
         <w:r>
           <w:t xml:space="preserve"> </w:t>
         </w:r>
       </w:ins>
-      <w:ins w:id="195" w:author="PR Preview" w:date="2026-01-01T00:00:00Z">
+      <w:ins w:id="208" w:author="PR Preview" w:date="2026-01-01T00:00:00Z">
         <w:r>
           <w:t xml:space="preserve">The sample mean of the remaining</w:t>
         </w:r>
       </w:ins>
-      <w:ins w:id="196" w:author="PR Preview" w:date="2026-01-01T00:00:00Z">
+      <w:ins w:id="209" w:author="PR Preview" w:date="2026-01-01T00:00:00Z">
         <w:r>
           <w:t xml:space="preserve"> </w:t>
         </w:r>
       </w:ins>
-      <w:ins w:id="197" w:author="PR Preview" w:date="2026-01-01T00:00:00Z">
+      <w:ins w:id="210" w:author="PR Preview" w:date="2026-01-01T00:00:00Z">
         <w:r>
           <w:t xml:space="preserve">3142 values is:</w:t>
         </w:r>
@@ -3809,7 +3997,7 @@
       <w:pPr>
         <w:pStyle w:val="FirstParagraph"/>
       </w:pPr>
-      <w:del w:id="198" w:author="PR Preview" w:date="2026-01-01T00:00:00Z">
+      <w:del w:id="211" w:author="PR Preview" w:date="2026-01-01T00:00:00Z">
         <w:r>
           <w:rPr>
             <w:b/>
@@ -3818,22 +4006,22 @@
           <w:delText xml:space="preserve">Definition 2 (Sample median)</w:delText>
         </w:r>
       </w:del>
-      <w:del w:id="199" w:author="PR Preview" w:date="2026-01-01T00:00:00Z">
+      <w:del w:id="212" w:author="PR Preview" w:date="2026-01-01T00:00:00Z">
         <w:r>
           <w:delText xml:space="preserve"> </w:delText>
         </w:r>
       </w:del>
-      <w:del w:id="200" w:author="PR Preview" w:date="2026-01-01T00:00:00Z">
+      <w:del w:id="213" w:author="PR Preview" w:date="2026-01-01T00:00:00Z">
         <w:r>
           <w:delText xml:space="preserve">The</w:delText>
         </w:r>
       </w:del>
-      <w:del w:id="201" w:author="PR Preview" w:date="2026-01-01T00:00:00Z">
+      <w:del w:id="214" w:author="PR Preview" w:date="2026-01-01T00:00:00Z">
         <w:r>
           <w:delText xml:space="preserve"> </w:delText>
         </w:r>
       </w:del>
-      <w:del w:id="202" w:author="PR Preview" w:date="2026-01-01T00:00:00Z">
+      <w:del w:id="215" w:author="PR Preview" w:date="2026-01-01T00:00:00Z">
         <w:r>
           <w:rPr>
             <w:b/>
@@ -3842,43 +4030,43 @@
           <w:delText xml:space="preserve">sample median</w:delText>
         </w:r>
       </w:del>
-      <w:del w:id="203" w:author="PR Preview" w:date="2026-01-01T00:00:00Z">
+      <w:del w:id="216" w:author="PR Preview" w:date="2026-01-01T00:00:00Z">
         <w:r>
           <w:delText xml:space="preserve"> </w:delText>
         </w:r>
       </w:del>
-      <w:del w:id="204" w:author="PR Preview" w:date="2026-01-01T00:00:00Z">
+      <w:del w:id="217" w:author="PR Preview" w:date="2026-01-01T00:00:00Z">
         <w:r>
           <w:delText xml:space="preserve">is the middle value</w:delText>
         </w:r>
       </w:del>
-      <w:del w:id="205" w:author="PR Preview" w:date="2026-01-01T00:00:00Z">
+      <w:del w:id="218" w:author="PR Preview" w:date="2026-01-01T00:00:00Z">
         <w:r>
           <w:delText xml:space="preserve"> </w:delText>
         </w:r>
       </w:del>
-      <w:del w:id="206" w:author="PR Preview" w:date="2026-01-01T00:00:00Z">
+      <w:del w:id="219" w:author="PR Preview" w:date="2026-01-01T00:00:00Z">
         <w:r>
           <w:delText xml:space="preserve">when the observations are sorted in increasing order.</w:delText>
         </w:r>
       </w:del>
-      <w:del w:id="207" w:author="PR Preview" w:date="2026-01-01T00:00:00Z">
+      <w:del w:id="220" w:author="PR Preview" w:date="2026-01-01T00:00:00Z">
         <w:r>
           <w:delText xml:space="preserve"> </w:delText>
         </w:r>
       </w:del>
-      <w:del w:id="208" w:author="PR Preview" w:date="2026-01-01T00:00:00Z">
+      <w:del w:id="221" w:author="PR Preview" w:date="2026-01-01T00:00:00Z">
         <w:r>
           <w:delText xml:space="preserve">In terms of the</w:delText>
         </w:r>
       </w:del>
-      <w:del w:id="209" w:author="PR Preview" w:date="2026-01-01T00:00:00Z">
+      <w:del w:id="222" w:author="PR Preview" w:date="2026-01-01T00:00:00Z">
         <w:r>
           <w:delText xml:space="preserve"> </w:delText>
         </w:r>
       </w:del>
       <w:hyperlink r:id="rId27">
-        <w:del w:id="210" w:author="PR Preview" w:date="2026-01-01T00:00:00Z">
+        <w:del w:id="223" w:author="PR Preview" w:date="2026-01-01T00:00:00Z">
           <w:r>
             <w:rPr>
               <w:rStyle w:val="Hyperlink"/>
@@ -3887,7 +4075,7 @@
           </w:r>
         </w:del>
       </w:hyperlink>
-      <w:del w:id="211" w:author="PR Preview" w:date="2026-01-01T00:00:00Z">
+      <w:del w:id="224" w:author="PR Preview" w:date="2026-01-01T00:00:00Z">
         <w:r>
           <w:delText xml:space="preserve"> </w:delText>
         </w:r>
@@ -3960,7 +4148,7 @@
           </m:sub>
         </m:sSub>
       </m:oMath>
-      <w:del w:id="212" w:author="PR Preview" w:date="2026-01-01T00:00:00Z">
+      <w:del w:id="225" w:author="PR Preview" w:date="2026-01-01T00:00:00Z">
         <w:r>
           <w:delText xml:space="preserve">:</w:delText>
         </w:r>
@@ -3970,7 +4158,7 @@
       <w:pPr>
         <w:pStyle w:val="FirstParagraph"/>
       </w:pPr>
-      <w:ins w:id="213" w:author="PR Preview" w:date="2026-01-01T00:00:00Z">
+      <w:ins w:id="226" w:author="PR Preview" w:date="2026-01-01T00:00:00Z">
         <w:r>
           <w:rPr>
             <w:b/>
@@ -3979,22 +4167,22 @@
           <w:t xml:space="preserve">Definition 6 (Sample median)</w:t>
         </w:r>
       </w:ins>
-      <w:ins w:id="214" w:author="PR Preview" w:date="2026-01-01T00:00:00Z">
+      <w:ins w:id="227" w:author="PR Preview" w:date="2026-01-01T00:00:00Z">
         <w:r>
           <w:t xml:space="preserve"> </w:t>
         </w:r>
       </w:ins>
-      <w:ins w:id="215" w:author="PR Preview" w:date="2026-01-01T00:00:00Z">
+      <w:ins w:id="228" w:author="PR Preview" w:date="2026-01-01T00:00:00Z">
         <w:r>
           <w:t xml:space="preserve">The</w:t>
         </w:r>
       </w:ins>
-      <w:ins w:id="216" w:author="PR Preview" w:date="2026-01-01T00:00:00Z">
+      <w:ins w:id="229" w:author="PR Preview" w:date="2026-01-01T00:00:00Z">
         <w:r>
           <w:t xml:space="preserve"> </w:t>
         </w:r>
       </w:ins>
-      <w:ins w:id="217" w:author="PR Preview" w:date="2026-01-01T00:00:00Z">
+      <w:ins w:id="230" w:author="PR Preview" w:date="2026-01-01T00:00:00Z">
         <w:r>
           <w:rPr>
             <w:b/>
@@ -4003,43 +4191,43 @@
           <w:t xml:space="preserve">sample median</w:t>
         </w:r>
       </w:ins>
-      <w:ins w:id="218" w:author="PR Preview" w:date="2026-01-01T00:00:00Z">
+      <w:ins w:id="231" w:author="PR Preview" w:date="2026-01-01T00:00:00Z">
         <w:r>
           <w:t xml:space="preserve"> </w:t>
         </w:r>
       </w:ins>
-      <w:ins w:id="219" w:author="PR Preview" w:date="2026-01-01T00:00:00Z">
+      <w:ins w:id="232" w:author="PR Preview" w:date="2026-01-01T00:00:00Z">
         <w:r>
           <w:t xml:space="preserve">is the middle value</w:t>
         </w:r>
       </w:ins>
-      <w:ins w:id="220" w:author="PR Preview" w:date="2026-01-01T00:00:00Z">
+      <w:ins w:id="233" w:author="PR Preview" w:date="2026-01-01T00:00:00Z">
         <w:r>
           <w:t xml:space="preserve"> </w:t>
         </w:r>
       </w:ins>
-      <w:ins w:id="221" w:author="PR Preview" w:date="2026-01-01T00:00:00Z">
+      <w:ins w:id="234" w:author="PR Preview" w:date="2026-01-01T00:00:00Z">
         <w:r>
           <w:t xml:space="preserve">when the observations are sorted in increasing order.</w:t>
         </w:r>
       </w:ins>
-      <w:ins w:id="222" w:author="PR Preview" w:date="2026-01-01T00:00:00Z">
+      <w:ins w:id="235" w:author="PR Preview" w:date="2026-01-01T00:00:00Z">
         <w:r>
           <w:t xml:space="preserve"> </w:t>
         </w:r>
       </w:ins>
-      <w:ins w:id="223" w:author="PR Preview" w:date="2026-01-01T00:00:00Z">
+      <w:ins w:id="236" w:author="PR Preview" w:date="2026-01-01T00:00:00Z">
         <w:r>
           <w:t xml:space="preserve">In terms of the</w:t>
         </w:r>
       </w:ins>
-      <w:ins w:id="224" w:author="PR Preview" w:date="2026-01-01T00:00:00Z">
+      <w:ins w:id="237" w:author="PR Preview" w:date="2026-01-01T00:00:00Z">
         <w:r>
           <w:t xml:space="preserve"> </w:t>
         </w:r>
       </w:ins>
       <w:hyperlink r:id="rId27">
-        <w:ins w:id="225" w:author="PR Preview" w:date="2026-01-01T00:00:00Z">
+        <w:ins w:id="238" w:author="PR Preview" w:date="2026-01-01T00:00:00Z">
           <w:r>
             <w:rPr>
               <w:rStyle w:val="Hyperlink"/>
@@ -4048,7 +4236,7 @@
           </w:r>
         </w:ins>
       </w:hyperlink>
-      <w:ins w:id="226" w:author="PR Preview" w:date="2026-01-01T00:00:00Z">
+      <w:ins w:id="239" w:author="PR Preview" w:date="2026-01-01T00:00:00Z">
         <w:r>
           <w:t xml:space="preserve"> </w:t>
         </w:r>
@@ -4121,7 +4309,7 @@
           </m:sub>
         </m:sSub>
       </m:oMath>
-      <w:ins w:id="227" w:author="PR Preview" w:date="2026-01-01T00:00:00Z">
+      <w:ins w:id="240" w:author="PR Preview" w:date="2026-01-01T00:00:00Z">
         <w:r>
           <w:t xml:space="preserve">:</w:t>
         </w:r>
@@ -4367,7 +4555,7 @@
       <w:pPr>
         <w:pStyle w:val="FirstParagraph"/>
       </w:pPr>
-      <w:del w:id="228" w:author="PR Preview" w:date="2026-01-01T00:00:00Z">
+      <w:del w:id="241" w:author="PR Preview" w:date="2026-01-01T00:00:00Z">
         <w:r>
           <w:rPr>
             <w:b/>
@@ -4376,12 +4564,12 @@
           <w:delText xml:space="preserve">Example 2 (Median cholesterol in the WCGS)</w:delText>
         </w:r>
       </w:del>
-      <w:del w:id="229" w:author="PR Preview" w:date="2026-01-01T00:00:00Z">
+      <w:del w:id="242" w:author="PR Preview" w:date="2026-01-01T00:00:00Z">
         <w:r>
           <w:delText xml:space="preserve"> </w:delText>
         </w:r>
       </w:del>
-      <w:del w:id="230" w:author="PR Preview" w:date="2026-01-01T00:00:00Z">
+      <w:del w:id="243" w:author="PR Preview" w:date="2026-01-01T00:00:00Z">
         <w:r>
           <w:delText xml:space="preserve"> </w:delText>
         </w:r>
@@ -4391,7 +4579,7 @@
       <w:pPr>
         <w:pStyle w:val="FirstParagraph"/>
       </w:pPr>
-      <w:ins w:id="231" w:author="PR Preview" w:date="2026-01-01T00:00:00Z">
+      <w:ins w:id="244" w:author="PR Preview" w:date="2026-01-01T00:00:00Z">
         <w:r>
           <w:rPr>
             <w:b/>
@@ -4400,12 +4588,12 @@
           <w:t xml:space="preserve">Example 3 (Median cholesterol in the WCGS)</w:t>
         </w:r>
       </w:ins>
-      <w:ins w:id="232" w:author="PR Preview" w:date="2026-01-01T00:00:00Z">
+      <w:ins w:id="245" w:author="PR Preview" w:date="2026-01-01T00:00:00Z">
         <w:r>
           <w:t xml:space="preserve"> </w:t>
         </w:r>
       </w:ins>
-      <w:ins w:id="233" w:author="PR Preview" w:date="2026-01-01T00:00:00Z">
+      <w:ins w:id="246" w:author="PR Preview" w:date="2026-01-01T00:00:00Z">
         <w:r>
           <w:t xml:space="preserve"> </w:t>
         </w:r>
@@ -4477,23 +4665,23 @@
       <w:pPr>
         <w:pStyle w:val="FirstParagraph"/>
       </w:pPr>
-      <w:del w:id="234" w:author="PR Preview" w:date="2026-01-01T00:00:00Z">
+      <w:del w:id="247" w:author="PR Preview" w:date="2026-01-01T00:00:00Z">
         <w:r>
           <w:delText xml:space="preserve">The median cholesterol is a little lower than the mean</w:delText>
         </w:r>
       </w:del>
-      <w:del w:id="235" w:author="PR Preview" w:date="2026-01-01T00:00:00Z">
+      <w:del w:id="248" w:author="PR Preview" w:date="2026-01-01T00:00:00Z">
         <w:r>
           <w:delText xml:space="preserve"> </w:delText>
         </w:r>
       </w:del>
-      <w:del w:id="236" w:author="PR Preview" w:date="2026-01-01T00:00:00Z">
+      <w:del w:id="249" w:author="PR Preview" w:date="2026-01-01T00:00:00Z">
         <w:r>
           <w:delText xml:space="preserve">(</w:delText>
         </w:r>
       </w:del>
       <w:hyperlink w:anchor="exm-sample-mean">
-        <w:del w:id="237" w:author="PR Preview" w:date="2026-01-01T00:00:00Z">
+        <w:del w:id="250" w:author="PR Preview" w:date="2026-01-01T00:00:00Z">
           <w:r>
             <w:rPr>
               <w:rStyle w:val="Hyperlink"/>
@@ -4502,57 +4690,57 @@
           </w:r>
         </w:del>
       </w:hyperlink>
-      <w:del w:id="238" w:author="PR Preview" w:date="2026-01-01T00:00:00Z">
+      <w:del w:id="251" w:author="PR Preview" w:date="2026-01-01T00:00:00Z">
         <w:r>
           <w:delText xml:space="preserve">).</w:delText>
         </w:r>
       </w:del>
-      <w:del w:id="239" w:author="PR Preview" w:date="2026-01-01T00:00:00Z">
+      <w:del w:id="252" w:author="PR Preview" w:date="2026-01-01T00:00:00Z">
         <w:r>
           <w:delText xml:space="preserve"> </w:delText>
         </w:r>
       </w:del>
-      <w:del w:id="240" w:author="PR Preview" w:date="2026-01-01T00:00:00Z">
+      <w:del w:id="253" w:author="PR Preview" w:date="2026-01-01T00:00:00Z">
         <w:r>
           <w:delText xml:space="preserve">Cholesterol has a longer right tail than left tail</w:delText>
         </w:r>
       </w:del>
-      <w:del w:id="241" w:author="PR Preview" w:date="2026-01-01T00:00:00Z">
+      <w:del w:id="254" w:author="PR Preview" w:date="2026-01-01T00:00:00Z">
         <w:r>
           <w:delText xml:space="preserve"> </w:delText>
         </w:r>
       </w:del>
-      <w:del w:id="242" w:author="PR Preview" w:date="2026-01-01T00:00:00Z">
+      <w:del w:id="255" w:author="PR Preview" w:date="2026-01-01T00:00:00Z">
         <w:r>
           <w:delText xml:space="preserve">(the maximum is 645 mg/dL),</w:delText>
         </w:r>
       </w:del>
-      <w:del w:id="243" w:author="PR Preview" w:date="2026-01-01T00:00:00Z">
+      <w:del w:id="256" w:author="PR Preview" w:date="2026-01-01T00:00:00Z">
         <w:r>
           <w:delText xml:space="preserve"> </w:delText>
         </w:r>
       </w:del>
-      <w:del w:id="244" w:author="PR Preview" w:date="2026-01-01T00:00:00Z">
+      <w:del w:id="257" w:author="PR Preview" w:date="2026-01-01T00:00:00Z">
         <w:r>
           <w:delText xml:space="preserve">and the large values in that tail pull the mean upward</w:delText>
         </w:r>
       </w:del>
-      <w:del w:id="245" w:author="PR Preview" w:date="2026-01-01T00:00:00Z">
+      <w:del w:id="258" w:author="PR Preview" w:date="2026-01-01T00:00:00Z">
         <w:r>
           <w:delText xml:space="preserve"> </w:delText>
         </w:r>
       </w:del>
-      <w:del w:id="246" w:author="PR Preview" w:date="2026-01-01T00:00:00Z">
+      <w:del w:id="259" w:author="PR Preview" w:date="2026-01-01T00:00:00Z">
         <w:r>
           <w:delText xml:space="preserve">but barely change which value is in the middle.</w:delText>
         </w:r>
       </w:del>
-      <w:del w:id="247" w:author="PR Preview" w:date="2026-01-01T00:00:00Z">
+      <w:del w:id="260" w:author="PR Preview" w:date="2026-01-01T00:00:00Z">
         <w:r>
           <w:delText xml:space="preserve"> </w:delText>
         </w:r>
       </w:del>
-      <w:del w:id="248" w:author="PR Preview" w:date="2026-01-01T00:00:00Z">
+      <w:del w:id="261" w:author="PR Preview" w:date="2026-01-01T00:00:00Z">
         <w:r>
           <w:delText xml:space="preserve">A median is less sensitive to extreme values than a mean.</w:delText>
         </w:r>
@@ -4562,23 +4750,23 @@
       <w:pPr>
         <w:pStyle w:val="FirstParagraph"/>
       </w:pPr>
-      <w:ins w:id="249" w:author="PR Preview" w:date="2026-01-01T00:00:00Z">
+      <w:ins w:id="262" w:author="PR Preview" w:date="2026-01-01T00:00:00Z">
         <w:r>
           <w:t xml:space="preserve">The median cholesterol is a little lower than the mean</w:t>
         </w:r>
       </w:ins>
-      <w:ins w:id="250" w:author="PR Preview" w:date="2026-01-01T00:00:00Z">
+      <w:ins w:id="263" w:author="PR Preview" w:date="2026-01-01T00:00:00Z">
         <w:r>
           <w:t xml:space="preserve"> </w:t>
         </w:r>
       </w:ins>
-      <w:ins w:id="251" w:author="PR Preview" w:date="2026-01-01T00:00:00Z">
+      <w:ins w:id="264" w:author="PR Preview" w:date="2026-01-01T00:00:00Z">
         <w:r>
           <w:t xml:space="preserve">(</w:t>
         </w:r>
       </w:ins>
       <w:hyperlink w:anchor="exm-sample-mean">
-        <w:ins w:id="252" w:author="PR Preview" w:date="2026-01-01T00:00:00Z">
+        <w:ins w:id="265" w:author="PR Preview" w:date="2026-01-01T00:00:00Z">
           <w:r>
             <w:rPr>
               <w:rStyle w:val="Hyperlink"/>
@@ -4587,57 +4775,57 @@
           </w:r>
         </w:ins>
       </w:hyperlink>
-      <w:ins w:id="253" w:author="PR Preview" w:date="2026-01-01T00:00:00Z">
+      <w:ins w:id="266" w:author="PR Preview" w:date="2026-01-01T00:00:00Z">
         <w:r>
           <w:t xml:space="preserve">).</w:t>
         </w:r>
       </w:ins>
-      <w:ins w:id="254" w:author="PR Preview" w:date="2026-01-01T00:00:00Z">
+      <w:ins w:id="267" w:author="PR Preview" w:date="2026-01-01T00:00:00Z">
         <w:r>
           <w:t xml:space="preserve"> </w:t>
         </w:r>
       </w:ins>
-      <w:ins w:id="255" w:author="PR Preview" w:date="2026-01-01T00:00:00Z">
+      <w:ins w:id="268" w:author="PR Preview" w:date="2026-01-01T00:00:00Z">
         <w:r>
           <w:t xml:space="preserve">Cholesterol has a longer right tail than left tail</w:t>
         </w:r>
       </w:ins>
-      <w:ins w:id="256" w:author="PR Preview" w:date="2026-01-01T00:00:00Z">
+      <w:ins w:id="269" w:author="PR Preview" w:date="2026-01-01T00:00:00Z">
         <w:r>
           <w:t xml:space="preserve"> </w:t>
         </w:r>
       </w:ins>
-      <w:ins w:id="257" w:author="PR Preview" w:date="2026-01-01T00:00:00Z">
+      <w:ins w:id="270" w:author="PR Preview" w:date="2026-01-01T00:00:00Z">
         <w:r>
           <w:t xml:space="preserve">(the maximum is 645 mg/dL),</w:t>
         </w:r>
       </w:ins>
-      <w:ins w:id="258" w:author="PR Preview" w:date="2026-01-01T00:00:00Z">
+      <w:ins w:id="271" w:author="PR Preview" w:date="2026-01-01T00:00:00Z">
         <w:r>
           <w:t xml:space="preserve"> </w:t>
         </w:r>
       </w:ins>
-      <w:ins w:id="259" w:author="PR Preview" w:date="2026-01-01T00:00:00Z">
+      <w:ins w:id="272" w:author="PR Preview" w:date="2026-01-01T00:00:00Z">
         <w:r>
           <w:t xml:space="preserve">and the large values in that tail pull the mean upward</w:t>
         </w:r>
       </w:ins>
-      <w:ins w:id="260" w:author="PR Preview" w:date="2026-01-01T00:00:00Z">
+      <w:ins w:id="273" w:author="PR Preview" w:date="2026-01-01T00:00:00Z">
         <w:r>
           <w:t xml:space="preserve"> </w:t>
         </w:r>
       </w:ins>
-      <w:ins w:id="261" w:author="PR Preview" w:date="2026-01-01T00:00:00Z">
+      <w:ins w:id="274" w:author="PR Preview" w:date="2026-01-01T00:00:00Z">
         <w:r>
           <w:t xml:space="preserve">but barely change which value is in the middle.</w:t>
         </w:r>
       </w:ins>
-      <w:ins w:id="262" w:author="PR Preview" w:date="2026-01-01T00:00:00Z">
+      <w:ins w:id="275" w:author="PR Preview" w:date="2026-01-01T00:00:00Z">
         <w:r>
           <w:t xml:space="preserve"> </w:t>
         </w:r>
       </w:ins>
-      <w:ins w:id="263" w:author="PR Preview" w:date="2026-01-01T00:00:00Z">
+      <w:ins w:id="276" w:author="PR Preview" w:date="2026-01-01T00:00:00Z">
         <w:r>
           <w:t xml:space="preserve">A median is less sensitive to extreme values than a mean.</w:t>
         </w:r>
@@ -4659,7 +4847,7 @@
       <w:pPr>
         <w:pStyle w:val="FirstParagraph"/>
       </w:pPr>
-      <w:del w:id="264" w:author="PR Preview" w:date="2026-01-01T00:00:00Z">
+      <w:del w:id="277" w:author="PR Preview" w:date="2026-01-01T00:00:00Z">
         <w:r>
           <w:rPr>
             <w:b/>
@@ -4668,22 +4856,22 @@
           <w:delText xml:space="preserve">Definition 3 (Sample variance)</w:delText>
         </w:r>
       </w:del>
-      <w:del w:id="265" w:author="PR Preview" w:date="2026-01-01T00:00:00Z">
+      <w:del w:id="278" w:author="PR Preview" w:date="2026-01-01T00:00:00Z">
         <w:r>
           <w:delText xml:space="preserve"> </w:delText>
         </w:r>
       </w:del>
-      <w:del w:id="266" w:author="PR Preview" w:date="2026-01-01T00:00:00Z">
+      <w:del w:id="279" w:author="PR Preview" w:date="2026-01-01T00:00:00Z">
         <w:r>
           <w:delText xml:space="preserve">The</w:delText>
         </w:r>
       </w:del>
-      <w:del w:id="267" w:author="PR Preview" w:date="2026-01-01T00:00:00Z">
+      <w:del w:id="280" w:author="PR Preview" w:date="2026-01-01T00:00:00Z">
         <w:r>
           <w:delText xml:space="preserve"> </w:delText>
         </w:r>
       </w:del>
-      <w:del w:id="268" w:author="PR Preview" w:date="2026-01-01T00:00:00Z">
+      <w:del w:id="281" w:author="PR Preview" w:date="2026-01-01T00:00:00Z">
         <w:r>
           <w:rPr>
             <w:b/>
@@ -4692,17 +4880,17 @@
           <w:delText xml:space="preserve">sample variance</w:delText>
         </w:r>
       </w:del>
-      <w:del w:id="269" w:author="PR Preview" w:date="2026-01-01T00:00:00Z">
+      <w:del w:id="282" w:author="PR Preview" w:date="2026-01-01T00:00:00Z">
         <w:r>
           <w:delText xml:space="preserve"> </w:delText>
         </w:r>
       </w:del>
-      <w:del w:id="270" w:author="PR Preview" w:date="2026-01-01T00:00:00Z">
+      <w:del w:id="283" w:author="PR Preview" w:date="2026-01-01T00:00:00Z">
         <w:r>
           <w:delText xml:space="preserve">of</w:delText>
         </w:r>
       </w:del>
-      <w:del w:id="271" w:author="PR Preview" w:date="2026-01-01T00:00:00Z">
+      <w:del w:id="284" w:author="PR Preview" w:date="2026-01-01T00:00:00Z">
         <w:r>
           <w:delText xml:space="preserve"> </w:delText>
         </w:r>
@@ -4721,12 +4909,12 @@
           <m:t>2</m:t>
         </m:r>
       </m:oMath>
-      <w:del w:id="272" w:author="PR Preview" w:date="2026-01-01T00:00:00Z">
+      <w:del w:id="285" w:author="PR Preview" w:date="2026-01-01T00:00:00Z">
         <w:r>
           <w:delText xml:space="preserve"> </w:delText>
         </w:r>
       </w:del>
-      <w:del w:id="273" w:author="PR Preview" w:date="2026-01-01T00:00:00Z">
+      <w:del w:id="286" w:author="PR Preview" w:date="2026-01-01T00:00:00Z">
         <w:r>
           <w:delText xml:space="preserve">observations is:</w:delText>
         </w:r>
@@ -4736,7 +4924,7 @@
       <w:pPr>
         <w:pStyle w:val="FirstParagraph"/>
       </w:pPr>
-      <w:ins w:id="274" w:author="PR Preview" w:date="2026-01-01T00:00:00Z">
+      <w:ins w:id="287" w:author="PR Preview" w:date="2026-01-01T00:00:00Z">
         <w:r>
           <w:rPr>
             <w:b/>
@@ -4745,22 +4933,22 @@
           <w:t xml:space="preserve">Definition 7 (Sample variance)</w:t>
         </w:r>
       </w:ins>
-      <w:ins w:id="275" w:author="PR Preview" w:date="2026-01-01T00:00:00Z">
+      <w:ins w:id="288" w:author="PR Preview" w:date="2026-01-01T00:00:00Z">
         <w:r>
           <w:t xml:space="preserve"> </w:t>
         </w:r>
       </w:ins>
-      <w:ins w:id="276" w:author="PR Preview" w:date="2026-01-01T00:00:00Z">
+      <w:ins w:id="289" w:author="PR Preview" w:date="2026-01-01T00:00:00Z">
         <w:r>
           <w:t xml:space="preserve">The</w:t>
         </w:r>
       </w:ins>
-      <w:ins w:id="277" w:author="PR Preview" w:date="2026-01-01T00:00:00Z">
+      <w:ins w:id="290" w:author="PR Preview" w:date="2026-01-01T00:00:00Z">
         <w:r>
           <w:t xml:space="preserve"> </w:t>
         </w:r>
       </w:ins>
-      <w:ins w:id="278" w:author="PR Preview" w:date="2026-01-01T00:00:00Z">
+      <w:ins w:id="291" w:author="PR Preview" w:date="2026-01-01T00:00:00Z">
         <w:r>
           <w:rPr>
             <w:b/>
@@ -4769,17 +4957,17 @@
           <w:t xml:space="preserve">sample variance</w:t>
         </w:r>
       </w:ins>
-      <w:ins w:id="279" w:author="PR Preview" w:date="2026-01-01T00:00:00Z">
+      <w:ins w:id="292" w:author="PR Preview" w:date="2026-01-01T00:00:00Z">
         <w:r>
           <w:t xml:space="preserve"> </w:t>
         </w:r>
       </w:ins>
-      <w:ins w:id="280" w:author="PR Preview" w:date="2026-01-01T00:00:00Z">
+      <w:ins w:id="293" w:author="PR Preview" w:date="2026-01-01T00:00:00Z">
         <w:r>
           <w:t xml:space="preserve">of</w:t>
         </w:r>
       </w:ins>
-      <w:ins w:id="281" w:author="PR Preview" w:date="2026-01-01T00:00:00Z">
+      <w:ins w:id="294" w:author="PR Preview" w:date="2026-01-01T00:00:00Z">
         <w:r>
           <w:t xml:space="preserve"> </w:t>
         </w:r>
@@ -4798,12 +4986,12 @@
           <m:t>2</m:t>
         </m:r>
       </m:oMath>
-      <w:ins w:id="282" w:author="PR Preview" w:date="2026-01-01T00:00:00Z">
+      <w:ins w:id="295" w:author="PR Preview" w:date="2026-01-01T00:00:00Z">
         <w:r>
           <w:t xml:space="preserve"> </w:t>
         </w:r>
       </w:ins>
-      <w:ins w:id="283" w:author="PR Preview" w:date="2026-01-01T00:00:00Z">
+      <w:ins w:id="296" w:author="PR Preview" w:date="2026-01-01T00:00:00Z">
         <w:r>
           <w:t xml:space="preserve">observations is:</w:t>
         </w:r>
@@ -4960,7 +5148,7 @@
       <w:pPr>
         <w:pStyle w:val="FirstParagraph"/>
       </w:pPr>
-      <w:del w:id="284" w:author="PR Preview" w:date="2026-01-01T00:00:00Z">
+      <w:del w:id="297" w:author="PR Preview" w:date="2026-01-01T00:00:00Z">
         <w:r>
           <w:rPr>
             <w:b/>
@@ -4969,22 +5157,22 @@
           <w:delText xml:space="preserve">Definition 4 (Sample standard deviation)</w:delText>
         </w:r>
       </w:del>
-      <w:del w:id="285" w:author="PR Preview" w:date="2026-01-01T00:00:00Z">
+      <w:del w:id="298" w:author="PR Preview" w:date="2026-01-01T00:00:00Z">
         <w:r>
           <w:delText xml:space="preserve"> </w:delText>
         </w:r>
       </w:del>
-      <w:del w:id="286" w:author="PR Preview" w:date="2026-01-01T00:00:00Z">
+      <w:del w:id="299" w:author="PR Preview" w:date="2026-01-01T00:00:00Z">
         <w:r>
           <w:delText xml:space="preserve">The</w:delText>
         </w:r>
       </w:del>
-      <w:del w:id="287" w:author="PR Preview" w:date="2026-01-01T00:00:00Z">
+      <w:del w:id="300" w:author="PR Preview" w:date="2026-01-01T00:00:00Z">
         <w:r>
           <w:delText xml:space="preserve"> </w:delText>
         </w:r>
       </w:del>
-      <w:del w:id="288" w:author="PR Preview" w:date="2026-01-01T00:00:00Z">
+      <w:del w:id="301" w:author="PR Preview" w:date="2026-01-01T00:00:00Z">
         <w:r>
           <w:rPr>
             <w:b/>
@@ -4993,23 +5181,23 @@
           <w:delText xml:space="preserve">sample standard deviation</w:delText>
         </w:r>
       </w:del>
-      <w:del w:id="289" w:author="PR Preview" w:date="2026-01-01T00:00:00Z">
+      <w:del w:id="302" w:author="PR Preview" w:date="2026-01-01T00:00:00Z">
         <w:r>
           <w:delText xml:space="preserve"> </w:delText>
         </w:r>
       </w:del>
-      <w:del w:id="290" w:author="PR Preview" w:date="2026-01-01T00:00:00Z">
+      <w:del w:id="303" w:author="PR Preview" w:date="2026-01-01T00:00:00Z">
         <w:r>
           <w:delText xml:space="preserve">is the square root of the</w:delText>
         </w:r>
       </w:del>
-      <w:del w:id="291" w:author="PR Preview" w:date="2026-01-01T00:00:00Z">
+      <w:del w:id="304" w:author="PR Preview" w:date="2026-01-01T00:00:00Z">
         <w:r>
           <w:delText xml:space="preserve"> </w:delText>
         </w:r>
       </w:del>
       <w:hyperlink w:anchor="def-sample-variance">
-        <w:del w:id="292" w:author="PR Preview" w:date="2026-01-01T00:00:00Z">
+        <w:del w:id="305" w:author="PR Preview" w:date="2026-01-01T00:00:00Z">
           <w:r>
             <w:rPr>
               <w:rStyle w:val="Hyperlink"/>
@@ -5018,7 +5206,7 @@
           </w:r>
         </w:del>
       </w:hyperlink>
-      <w:del w:id="293" w:author="PR Preview" w:date="2026-01-01T00:00:00Z">
+      <w:del w:id="306" w:author="PR Preview" w:date="2026-01-01T00:00:00Z">
         <w:r>
           <w:delText xml:space="preserve">:</w:delText>
         </w:r>
@@ -5028,7 +5216,7 @@
       <w:pPr>
         <w:pStyle w:val="FirstParagraph"/>
       </w:pPr>
-      <w:ins w:id="294" w:author="PR Preview" w:date="2026-01-01T00:00:00Z">
+      <w:ins w:id="307" w:author="PR Preview" w:date="2026-01-01T00:00:00Z">
         <w:r>
           <w:rPr>
             <w:b/>
@@ -5037,22 +5225,22 @@
           <w:t xml:space="preserve">Definition 8 (Sample standard deviation)</w:t>
         </w:r>
       </w:ins>
-      <w:ins w:id="295" w:author="PR Preview" w:date="2026-01-01T00:00:00Z">
+      <w:ins w:id="308" w:author="PR Preview" w:date="2026-01-01T00:00:00Z">
         <w:r>
           <w:t xml:space="preserve"> </w:t>
         </w:r>
       </w:ins>
-      <w:ins w:id="296" w:author="PR Preview" w:date="2026-01-01T00:00:00Z">
+      <w:ins w:id="309" w:author="PR Preview" w:date="2026-01-01T00:00:00Z">
         <w:r>
           <w:t xml:space="preserve">The</w:t>
         </w:r>
       </w:ins>
-      <w:ins w:id="297" w:author="PR Preview" w:date="2026-01-01T00:00:00Z">
+      <w:ins w:id="310" w:author="PR Preview" w:date="2026-01-01T00:00:00Z">
         <w:r>
           <w:t xml:space="preserve"> </w:t>
         </w:r>
       </w:ins>
-      <w:ins w:id="298" w:author="PR Preview" w:date="2026-01-01T00:00:00Z">
+      <w:ins w:id="311" w:author="PR Preview" w:date="2026-01-01T00:00:00Z">
         <w:r>
           <w:rPr>
             <w:b/>
@@ -5061,23 +5249,23 @@
           <w:t xml:space="preserve">sample standard deviation</w:t>
         </w:r>
       </w:ins>
-      <w:ins w:id="299" w:author="PR Preview" w:date="2026-01-01T00:00:00Z">
+      <w:ins w:id="312" w:author="PR Preview" w:date="2026-01-01T00:00:00Z">
         <w:r>
           <w:t xml:space="preserve"> </w:t>
         </w:r>
       </w:ins>
-      <w:ins w:id="300" w:author="PR Preview" w:date="2026-01-01T00:00:00Z">
+      <w:ins w:id="313" w:author="PR Preview" w:date="2026-01-01T00:00:00Z">
         <w:r>
           <w:t xml:space="preserve">is the square root of the</w:t>
         </w:r>
       </w:ins>
-      <w:ins w:id="301" w:author="PR Preview" w:date="2026-01-01T00:00:00Z">
+      <w:ins w:id="314" w:author="PR Preview" w:date="2026-01-01T00:00:00Z">
         <w:r>
           <w:t xml:space="preserve"> </w:t>
         </w:r>
       </w:ins>
       <w:hyperlink w:anchor="def-sample-variance">
-        <w:ins w:id="302" w:author="PR Preview" w:date="2026-01-01T00:00:00Z">
+        <w:ins w:id="315" w:author="PR Preview" w:date="2026-01-01T00:00:00Z">
           <w:r>
             <w:rPr>
               <w:rStyle w:val="Hyperlink"/>
@@ -5086,7 +5274,7 @@
           </w:r>
         </w:ins>
       </w:hyperlink>
-      <w:ins w:id="303" w:author="PR Preview" w:date="2026-01-01T00:00:00Z">
+      <w:ins w:id="316" w:author="PR Preview" w:date="2026-01-01T00:00:00Z">
         <w:r>
           <w:t xml:space="preserve">:</w:t>
         </w:r>
@@ -5184,7 +5372,7 @@
       <w:pPr>
         <w:pStyle w:val="BodyText"/>
       </w:pPr>
-      <w:del w:id="304" w:author="PR Preview" w:date="2026-01-01T00:00:00Z">
+      <w:del w:id="317" w:author="PR Preview" w:date="2026-01-01T00:00:00Z">
         <w:r>
           <w:rPr>
             <w:b/>
@@ -5193,12 +5381,12 @@
           <w:delText xml:space="preserve">Example 3 (Variance and standard deviation of cholesterol in the WCGS)</w:delText>
         </w:r>
       </w:del>
-      <w:del w:id="305" w:author="PR Preview" w:date="2026-01-01T00:00:00Z">
+      <w:del w:id="318" w:author="PR Preview" w:date="2026-01-01T00:00:00Z">
         <w:r>
           <w:delText xml:space="preserve"> </w:delText>
         </w:r>
       </w:del>
-      <w:del w:id="306" w:author="PR Preview" w:date="2026-01-01T00:00:00Z">
+      <w:del w:id="319" w:author="PR Preview" w:date="2026-01-01T00:00:00Z">
         <w:r>
           <w:delText xml:space="preserve"> </w:delText>
         </w:r>
@@ -5208,7 +5396,7 @@
       <w:pPr>
         <w:pStyle w:val="BodyText"/>
       </w:pPr>
-      <w:ins w:id="307" w:author="PR Preview" w:date="2026-01-01T00:00:00Z">
+      <w:ins w:id="320" w:author="PR Preview" w:date="2026-01-01T00:00:00Z">
         <w:r>
           <w:rPr>
             <w:b/>
@@ -5217,12 +5405,12 @@
           <w:t xml:space="preserve">Example 4 (Variance and standard deviation of cholesterol in the WCGS)</w:t>
         </w:r>
       </w:ins>
-      <w:ins w:id="308" w:author="PR Preview" w:date="2026-01-01T00:00:00Z">
+      <w:ins w:id="321" w:author="PR Preview" w:date="2026-01-01T00:00:00Z">
         <w:r>
           <w:t xml:space="preserve"> </w:t>
         </w:r>
       </w:ins>
-      <w:ins w:id="309" w:author="PR Preview" w:date="2026-01-01T00:00:00Z">
+      <w:ins w:id="322" w:author="PR Preview" w:date="2026-01-01T00:00:00Z">
         <w:r>
           <w:t xml:space="preserve"> </w:t>
         </w:r>
@@ -5385,7 +5573,7 @@
       <w:pPr>
         <w:pStyle w:val="BodyText"/>
       </w:pPr>
-      <w:del w:id="310" w:author="PR Preview" w:date="2026-01-01T00:00:00Z">
+      <w:del w:id="323" w:author="PR Preview" w:date="2026-01-01T00:00:00Z">
         <w:r>
           <w:rPr>
             <w:b/>
@@ -5394,22 +5582,22 @@
           <w:delText xml:space="preserve">Definition 5 (Quartiles)</w:delText>
         </w:r>
       </w:del>
-      <w:del w:id="311" w:author="PR Preview" w:date="2026-01-01T00:00:00Z">
+      <w:del w:id="324" w:author="PR Preview" w:date="2026-01-01T00:00:00Z">
         <w:r>
           <w:delText xml:space="preserve"> </w:delText>
         </w:r>
       </w:del>
-      <w:del w:id="312" w:author="PR Preview" w:date="2026-01-01T00:00:00Z">
+      <w:del w:id="325" w:author="PR Preview" w:date="2026-01-01T00:00:00Z">
         <w:r>
           <w:delText xml:space="preserve">The</w:delText>
         </w:r>
       </w:del>
-      <w:del w:id="313" w:author="PR Preview" w:date="2026-01-01T00:00:00Z">
+      <w:del w:id="326" w:author="PR Preview" w:date="2026-01-01T00:00:00Z">
         <w:r>
           <w:delText xml:space="preserve"> </w:delText>
         </w:r>
       </w:del>
-      <w:del w:id="314" w:author="PR Preview" w:date="2026-01-01T00:00:00Z">
+      <w:del w:id="327" w:author="PR Preview" w:date="2026-01-01T00:00:00Z">
         <w:r>
           <w:rPr>
             <w:b/>
@@ -5418,7 +5606,7 @@
           <w:delText xml:space="preserve">first quartile</w:delText>
         </w:r>
       </w:del>
-      <w:del w:id="315" w:author="PR Preview" w:date="2026-01-01T00:00:00Z">
+      <w:del w:id="328" w:author="PR Preview" w:date="2026-01-01T00:00:00Z">
         <w:r>
           <w:delText xml:space="preserve"> </w:delText>
         </w:r>
@@ -5437,22 +5625,22 @@
           </m:sub>
         </m:sSub>
       </m:oMath>
-      <w:del w:id="316" w:author="PR Preview" w:date="2026-01-01T00:00:00Z">
+      <w:del w:id="329" w:author="PR Preview" w:date="2026-01-01T00:00:00Z">
         <w:r>
           <w:delText xml:space="preserve"> </w:delText>
         </w:r>
       </w:del>
-      <w:del w:id="317" w:author="PR Preview" w:date="2026-01-01T00:00:00Z">
+      <w:del w:id="330" w:author="PR Preview" w:date="2026-01-01T00:00:00Z">
         <w:r>
           <w:delText xml:space="preserve">and the</w:delText>
         </w:r>
       </w:del>
-      <w:del w:id="318" w:author="PR Preview" w:date="2026-01-01T00:00:00Z">
+      <w:del w:id="331" w:author="PR Preview" w:date="2026-01-01T00:00:00Z">
         <w:r>
           <w:delText xml:space="preserve"> </w:delText>
         </w:r>
       </w:del>
-      <w:del w:id="319" w:author="PR Preview" w:date="2026-01-01T00:00:00Z">
+      <w:del w:id="332" w:author="PR Preview" w:date="2026-01-01T00:00:00Z">
         <w:r>
           <w:rPr>
             <w:b/>
@@ -5461,7 +5649,7 @@
           <w:delText xml:space="preserve">third quartile</w:delText>
         </w:r>
       </w:del>
-      <w:del w:id="320" w:author="PR Preview" w:date="2026-01-01T00:00:00Z">
+      <w:del w:id="333" w:author="PR Preview" w:date="2026-01-01T00:00:00Z">
         <w:r>
           <w:delText xml:space="preserve"> </w:delText>
         </w:r>
@@ -5480,28 +5668,28 @@
           </m:sub>
         </m:sSub>
       </m:oMath>
-      <w:del w:id="321" w:author="PR Preview" w:date="2026-01-01T00:00:00Z">
+      <w:del w:id="334" w:author="PR Preview" w:date="2026-01-01T00:00:00Z">
         <w:r>
           <w:delText xml:space="preserve"> </w:delText>
         </w:r>
       </w:del>
-      <w:del w:id="322" w:author="PR Preview" w:date="2026-01-01T00:00:00Z">
+      <w:del w:id="335" w:author="PR Preview" w:date="2026-01-01T00:00:00Z">
         <w:r>
           <w:delText xml:space="preserve">are the sample 0.25 and 0.75 quantiles</w:delText>
         </w:r>
       </w:del>
-      <w:del w:id="323" w:author="PR Preview" w:date="2026-01-01T00:00:00Z">
+      <w:del w:id="336" w:author="PR Preview" w:date="2026-01-01T00:00:00Z">
         <w:r>
           <w:delText xml:space="preserve"> </w:delText>
         </w:r>
       </w:del>
-      <w:del w:id="324" w:author="PR Preview" w:date="2026-01-01T00:00:00Z">
+      <w:del w:id="337" w:author="PR Preview" w:date="2026-01-01T00:00:00Z">
         <w:r>
           <w:delText xml:space="preserve">(</w:delText>
         </w:r>
       </w:del>
       <w:hyperlink r:id="rId35">
-        <w:del w:id="325" w:author="PR Preview" w:date="2026-01-01T00:00:00Z">
+        <w:del w:id="338" w:author="PR Preview" w:date="2026-01-01T00:00:00Z">
           <w:r>
             <w:rPr>
               <w:rStyle w:val="Hyperlink"/>
@@ -5510,17 +5698,17 @@
           </w:r>
         </w:del>
       </w:hyperlink>
-      <w:del w:id="326" w:author="PR Preview" w:date="2026-01-01T00:00:00Z">
+      <w:del w:id="339" w:author="PR Preview" w:date="2026-01-01T00:00:00Z">
         <w:r>
           <w:delText xml:space="preserve">),</w:delText>
         </w:r>
       </w:del>
-      <w:del w:id="327" w:author="PR Preview" w:date="2026-01-01T00:00:00Z">
+      <w:del w:id="340" w:author="PR Preview" w:date="2026-01-01T00:00:00Z">
         <w:r>
           <w:delText xml:space="preserve"> </w:delText>
         </w:r>
       </w:del>
-      <w:del w:id="328" w:author="PR Preview" w:date="2026-01-01T00:00:00Z">
+      <w:del w:id="341" w:author="PR Preview" w:date="2026-01-01T00:00:00Z">
         <w:r>
           <w:delText xml:space="preserve">also called the 25th and 75th percentiles.</w:delText>
         </w:r>
@@ -5530,7 +5718,7 @@
       <w:pPr>
         <w:pStyle w:val="BodyText"/>
       </w:pPr>
-      <w:ins w:id="329" w:author="PR Preview" w:date="2026-01-01T00:00:00Z">
+      <w:ins w:id="342" w:author="PR Preview" w:date="2026-01-01T00:00:00Z">
         <w:r>
           <w:rPr>
             <w:b/>
@@ -5539,22 +5727,22 @@
           <w:t xml:space="preserve">Definition 9 (Quartiles)</w:t>
         </w:r>
       </w:ins>
-      <w:ins w:id="330" w:author="PR Preview" w:date="2026-01-01T00:00:00Z">
+      <w:ins w:id="343" w:author="PR Preview" w:date="2026-01-01T00:00:00Z">
         <w:r>
           <w:t xml:space="preserve"> </w:t>
         </w:r>
       </w:ins>
-      <w:ins w:id="331" w:author="PR Preview" w:date="2026-01-01T00:00:00Z">
+      <w:ins w:id="344" w:author="PR Preview" w:date="2026-01-01T00:00:00Z">
         <w:r>
           <w:t xml:space="preserve">The</w:t>
         </w:r>
       </w:ins>
-      <w:ins w:id="332" w:author="PR Preview" w:date="2026-01-01T00:00:00Z">
+      <w:ins w:id="345" w:author="PR Preview" w:date="2026-01-01T00:00:00Z">
         <w:r>
           <w:t xml:space="preserve"> </w:t>
         </w:r>
       </w:ins>
-      <w:ins w:id="333" w:author="PR Preview" w:date="2026-01-01T00:00:00Z">
+      <w:ins w:id="346" w:author="PR Preview" w:date="2026-01-01T00:00:00Z">
         <w:r>
           <w:rPr>
             <w:b/>
@@ -5563,7 +5751,7 @@
           <w:t xml:space="preserve">first quartile</w:t>
         </w:r>
       </w:ins>
-      <w:ins w:id="334" w:author="PR Preview" w:date="2026-01-01T00:00:00Z">
+      <w:ins w:id="347" w:author="PR Preview" w:date="2026-01-01T00:00:00Z">
         <w:r>
           <w:t xml:space="preserve"> </w:t>
         </w:r>
@@ -5582,22 +5770,22 @@
           </m:sub>
         </m:sSub>
       </m:oMath>
-      <w:ins w:id="335" w:author="PR Preview" w:date="2026-01-01T00:00:00Z">
+      <w:ins w:id="348" w:author="PR Preview" w:date="2026-01-01T00:00:00Z">
         <w:r>
           <w:t xml:space="preserve"> </w:t>
         </w:r>
       </w:ins>
-      <w:ins w:id="336" w:author="PR Preview" w:date="2026-01-01T00:00:00Z">
+      <w:ins w:id="349" w:author="PR Preview" w:date="2026-01-01T00:00:00Z">
         <w:r>
           <w:t xml:space="preserve">and the</w:t>
         </w:r>
       </w:ins>
-      <w:ins w:id="337" w:author="PR Preview" w:date="2026-01-01T00:00:00Z">
+      <w:ins w:id="350" w:author="PR Preview" w:date="2026-01-01T00:00:00Z">
         <w:r>
           <w:t xml:space="preserve"> </w:t>
         </w:r>
       </w:ins>
-      <w:ins w:id="338" w:author="PR Preview" w:date="2026-01-01T00:00:00Z">
+      <w:ins w:id="351" w:author="PR Preview" w:date="2026-01-01T00:00:00Z">
         <w:r>
           <w:rPr>
             <w:b/>
@@ -5606,7 +5794,7 @@
           <w:t xml:space="preserve">third quartile</w:t>
         </w:r>
       </w:ins>
-      <w:ins w:id="339" w:author="PR Preview" w:date="2026-01-01T00:00:00Z">
+      <w:ins w:id="352" w:author="PR Preview" w:date="2026-01-01T00:00:00Z">
         <w:r>
           <w:t xml:space="preserve"> </w:t>
         </w:r>
@@ -5625,28 +5813,28 @@
           </m:sub>
         </m:sSub>
       </m:oMath>
-      <w:ins w:id="340" w:author="PR Preview" w:date="2026-01-01T00:00:00Z">
+      <w:ins w:id="353" w:author="PR Preview" w:date="2026-01-01T00:00:00Z">
         <w:r>
           <w:t xml:space="preserve"> </w:t>
         </w:r>
       </w:ins>
-      <w:ins w:id="341" w:author="PR Preview" w:date="2026-01-01T00:00:00Z">
+      <w:ins w:id="354" w:author="PR Preview" w:date="2026-01-01T00:00:00Z">
         <w:r>
           <w:t xml:space="preserve">are the sample 0.25 and 0.75 quantiles</w:t>
         </w:r>
       </w:ins>
-      <w:ins w:id="342" w:author="PR Preview" w:date="2026-01-01T00:00:00Z">
+      <w:ins w:id="355" w:author="PR Preview" w:date="2026-01-01T00:00:00Z">
         <w:r>
           <w:t xml:space="preserve"> </w:t>
         </w:r>
       </w:ins>
-      <w:ins w:id="343" w:author="PR Preview" w:date="2026-01-01T00:00:00Z">
+      <w:ins w:id="356" w:author="PR Preview" w:date="2026-01-01T00:00:00Z">
         <w:r>
           <w:t xml:space="preserve">(</w:t>
         </w:r>
       </w:ins>
       <w:hyperlink r:id="rId35">
-        <w:ins w:id="344" w:author="PR Preview" w:date="2026-01-01T00:00:00Z">
+        <w:ins w:id="357" w:author="PR Preview" w:date="2026-01-01T00:00:00Z">
           <w:r>
             <w:rPr>
               <w:rStyle w:val="Hyperlink"/>
@@ -5655,17 +5843,17 @@
           </w:r>
         </w:ins>
       </w:hyperlink>
-      <w:ins w:id="345" w:author="PR Preview" w:date="2026-01-01T00:00:00Z">
+      <w:ins w:id="358" w:author="PR Preview" w:date="2026-01-01T00:00:00Z">
         <w:r>
           <w:t xml:space="preserve">),</w:t>
         </w:r>
       </w:ins>
-      <w:ins w:id="346" w:author="PR Preview" w:date="2026-01-01T00:00:00Z">
+      <w:ins w:id="359" w:author="PR Preview" w:date="2026-01-01T00:00:00Z">
         <w:r>
           <w:t xml:space="preserve"> </w:t>
         </w:r>
       </w:ins>
-      <w:ins w:id="347" w:author="PR Preview" w:date="2026-01-01T00:00:00Z">
+      <w:ins w:id="360" w:author="PR Preview" w:date="2026-01-01T00:00:00Z">
         <w:r>
           <w:t xml:space="preserve">also called the 25th and 75th percentiles.</w:t>
         </w:r>
@@ -5797,7 +5985,7 @@
       <w:pPr>
         <w:pStyle w:val="BodyText"/>
       </w:pPr>
-      <w:del w:id="348" w:author="PR Preview" w:date="2026-01-01T00:00:00Z">
+      <w:del w:id="361" w:author="PR Preview" w:date="2026-01-01T00:00:00Z">
         <w:r>
           <w:rPr>
             <w:b/>
@@ -5806,22 +5994,22 @@
           <w:delText xml:space="preserve">Definition 6 (Interquartile range)</w:delText>
         </w:r>
       </w:del>
-      <w:del w:id="349" w:author="PR Preview" w:date="2026-01-01T00:00:00Z">
+      <w:del w:id="362" w:author="PR Preview" w:date="2026-01-01T00:00:00Z">
         <w:r>
           <w:delText xml:space="preserve"> </w:delText>
         </w:r>
       </w:del>
-      <w:del w:id="350" w:author="PR Preview" w:date="2026-01-01T00:00:00Z">
+      <w:del w:id="363" w:author="PR Preview" w:date="2026-01-01T00:00:00Z">
         <w:r>
           <w:delText xml:space="preserve">The</w:delText>
         </w:r>
       </w:del>
-      <w:del w:id="351" w:author="PR Preview" w:date="2026-01-01T00:00:00Z">
+      <w:del w:id="364" w:author="PR Preview" w:date="2026-01-01T00:00:00Z">
         <w:r>
           <w:delText xml:space="preserve"> </w:delText>
         </w:r>
       </w:del>
-      <w:del w:id="352" w:author="PR Preview" w:date="2026-01-01T00:00:00Z">
+      <w:del w:id="365" w:author="PR Preview" w:date="2026-01-01T00:00:00Z">
         <w:r>
           <w:rPr>
             <w:b/>
@@ -5830,33 +6018,33 @@
           <w:delText xml:space="preserve">interquartile range</w:delText>
         </w:r>
       </w:del>
-      <w:del w:id="353" w:author="PR Preview" w:date="2026-01-01T00:00:00Z">
+      <w:del w:id="366" w:author="PR Preview" w:date="2026-01-01T00:00:00Z">
         <w:r>
           <w:delText xml:space="preserve"> </w:delText>
         </w:r>
       </w:del>
-      <w:del w:id="354" w:author="PR Preview" w:date="2026-01-01T00:00:00Z">
+      <w:del w:id="367" w:author="PR Preview" w:date="2026-01-01T00:00:00Z">
         <w:r>
           <w:delText xml:space="preserve">(IQR) is the difference between the</w:delText>
         </w:r>
       </w:del>
-      <w:del w:id="355" w:author="PR Preview" w:date="2026-01-01T00:00:00Z">
+      <w:del w:id="368" w:author="PR Preview" w:date="2026-01-01T00:00:00Z">
         <w:r>
           <w:delText xml:space="preserve"> </w:delText>
         </w:r>
       </w:del>
-      <w:del w:id="356" w:author="PR Preview" w:date="2026-01-01T00:00:00Z">
+      <w:del w:id="369" w:author="PR Preview" w:date="2026-01-01T00:00:00Z">
         <w:r>
           <w:delText xml:space="preserve">third and first</w:delText>
         </w:r>
       </w:del>
-      <w:del w:id="357" w:author="PR Preview" w:date="2026-01-01T00:00:00Z">
+      <w:del w:id="370" w:author="PR Preview" w:date="2026-01-01T00:00:00Z">
         <w:r>
           <w:delText xml:space="preserve"> </w:delText>
         </w:r>
       </w:del>
       <w:hyperlink w:anchor="def-quartiles">
-        <w:del w:id="358" w:author="PR Preview" w:date="2026-01-01T00:00:00Z">
+        <w:del w:id="371" w:author="PR Preview" w:date="2026-01-01T00:00:00Z">
           <w:r>
             <w:rPr>
               <w:rStyle w:val="Hyperlink"/>
@@ -5865,7 +6053,7 @@
           </w:r>
         </w:del>
       </w:hyperlink>
-      <w:del w:id="359" w:author="PR Preview" w:date="2026-01-01T00:00:00Z">
+      <w:del w:id="372" w:author="PR Preview" w:date="2026-01-01T00:00:00Z">
         <w:r>
           <w:delText xml:space="preserve">:</w:delText>
         </w:r>
@@ -5875,7 +6063,7 @@
       <w:pPr>
         <w:pStyle w:val="BodyText"/>
       </w:pPr>
-      <w:ins w:id="360" w:author="PR Preview" w:date="2026-01-01T00:00:00Z">
+      <w:ins w:id="373" w:author="PR Preview" w:date="2026-01-01T00:00:00Z">
         <w:r>
           <w:rPr>
             <w:b/>
@@ -5884,22 +6072,22 @@
           <w:t xml:space="preserve">Definition 10 (Interquartile range)</w:t>
         </w:r>
       </w:ins>
-      <w:ins w:id="361" w:author="PR Preview" w:date="2026-01-01T00:00:00Z">
+      <w:ins w:id="374" w:author="PR Preview" w:date="2026-01-01T00:00:00Z">
         <w:r>
           <w:t xml:space="preserve"> </w:t>
         </w:r>
       </w:ins>
-      <w:ins w:id="362" w:author="PR Preview" w:date="2026-01-01T00:00:00Z">
+      <w:ins w:id="375" w:author="PR Preview" w:date="2026-01-01T00:00:00Z">
         <w:r>
           <w:t xml:space="preserve">The</w:t>
         </w:r>
       </w:ins>
-      <w:ins w:id="363" w:author="PR Preview" w:date="2026-01-01T00:00:00Z">
+      <w:ins w:id="376" w:author="PR Preview" w:date="2026-01-01T00:00:00Z">
         <w:r>
           <w:t xml:space="preserve"> </w:t>
         </w:r>
       </w:ins>
-      <w:ins w:id="364" w:author="PR Preview" w:date="2026-01-01T00:00:00Z">
+      <w:ins w:id="377" w:author="PR Preview" w:date="2026-01-01T00:00:00Z">
         <w:r>
           <w:rPr>
             <w:b/>
@@ -5908,33 +6096,33 @@
           <w:t xml:space="preserve">interquartile range</w:t>
         </w:r>
       </w:ins>
-      <w:ins w:id="365" w:author="PR Preview" w:date="2026-01-01T00:00:00Z">
+      <w:ins w:id="378" w:author="PR Preview" w:date="2026-01-01T00:00:00Z">
         <w:r>
           <w:t xml:space="preserve"> </w:t>
         </w:r>
       </w:ins>
-      <w:ins w:id="366" w:author="PR Preview" w:date="2026-01-01T00:00:00Z">
+      <w:ins w:id="379" w:author="PR Preview" w:date="2026-01-01T00:00:00Z">
         <w:r>
           <w:t xml:space="preserve">(IQR) is the difference between the</w:t>
         </w:r>
       </w:ins>
-      <w:ins w:id="367" w:author="PR Preview" w:date="2026-01-01T00:00:00Z">
+      <w:ins w:id="380" w:author="PR Preview" w:date="2026-01-01T00:00:00Z">
         <w:r>
           <w:t xml:space="preserve"> </w:t>
         </w:r>
       </w:ins>
-      <w:ins w:id="368" w:author="PR Preview" w:date="2026-01-01T00:00:00Z">
+      <w:ins w:id="381" w:author="PR Preview" w:date="2026-01-01T00:00:00Z">
         <w:r>
           <w:t xml:space="preserve">third and first</w:t>
         </w:r>
       </w:ins>
-      <w:ins w:id="369" w:author="PR Preview" w:date="2026-01-01T00:00:00Z">
+      <w:ins w:id="382" w:author="PR Preview" w:date="2026-01-01T00:00:00Z">
         <w:r>
           <w:t xml:space="preserve"> </w:t>
         </w:r>
       </w:ins>
       <w:hyperlink w:anchor="def-quartiles">
-        <w:ins w:id="370" w:author="PR Preview" w:date="2026-01-01T00:00:00Z">
+        <w:ins w:id="383" w:author="PR Preview" w:date="2026-01-01T00:00:00Z">
           <w:r>
             <w:rPr>
               <w:rStyle w:val="Hyperlink"/>
@@ -5943,7 +6131,7 @@
           </w:r>
         </w:ins>
       </w:hyperlink>
-      <w:ins w:id="371" w:author="PR Preview" w:date="2026-01-01T00:00:00Z">
+      <w:ins w:id="384" w:author="PR Preview" w:date="2026-01-01T00:00:00Z">
         <w:r>
           <w:t xml:space="preserve">:</w:t>
         </w:r>
@@ -6023,7 +6211,7 @@
       <w:pPr>
         <w:pStyle w:val="FirstParagraph"/>
       </w:pPr>
-      <w:del w:id="372" w:author="PR Preview" w:date="2026-01-01T00:00:00Z">
+      <w:del w:id="385" w:author="PR Preview" w:date="2026-01-01T00:00:00Z">
         <w:r>
           <w:rPr>
             <w:b/>
@@ -6032,12 +6220,12 @@
           <w:delText xml:space="preserve">Example 4 (Quartiles and IQR of cholesterol in the WCGS)</w:delText>
         </w:r>
       </w:del>
-      <w:del w:id="373" w:author="PR Preview" w:date="2026-01-01T00:00:00Z">
+      <w:del w:id="386" w:author="PR Preview" w:date="2026-01-01T00:00:00Z">
         <w:r>
           <w:delText xml:space="preserve"> </w:delText>
         </w:r>
       </w:del>
-      <w:del w:id="374" w:author="PR Preview" w:date="2026-01-01T00:00:00Z">
+      <w:del w:id="387" w:author="PR Preview" w:date="2026-01-01T00:00:00Z">
         <w:r>
           <w:delText xml:space="preserve"> </w:delText>
         </w:r>
@@ -6047,7 +6235,7 @@
       <w:pPr>
         <w:pStyle w:val="FirstParagraph"/>
       </w:pPr>
-      <w:ins w:id="375" w:author="PR Preview" w:date="2026-01-01T00:00:00Z">
+      <w:ins w:id="388" w:author="PR Preview" w:date="2026-01-01T00:00:00Z">
         <w:r>
           <w:rPr>
             <w:b/>
@@ -6056,12 +6244,12 @@
           <w:t xml:space="preserve">Example 5 (Quartiles and IQR of cholesterol in the WCGS)</w:t>
         </w:r>
       </w:ins>
-      <w:ins w:id="376" w:author="PR Preview" w:date="2026-01-01T00:00:00Z">
+      <w:ins w:id="389" w:author="PR Preview" w:date="2026-01-01T00:00:00Z">
         <w:r>
           <w:t xml:space="preserve"> </w:t>
         </w:r>
       </w:ins>
-      <w:ins w:id="377" w:author="PR Preview" w:date="2026-01-01T00:00:00Z">
+      <w:ins w:id="390" w:author="PR Preview" w:date="2026-01-01T00:00:00Z">
         <w:r>
           <w:t xml:space="preserve"> </w:t>
         </w:r>
@@ -6335,17 +6523,17 @@
       <w:pPr>
         <w:pStyle w:val="FirstParagraph"/>
       </w:pPr>
-      <w:del w:id="378" w:author="PR Preview" w:date="2026-01-01T00:00:00Z">
+      <w:del w:id="391" w:author="PR Preview" w:date="2026-01-01T00:00:00Z">
         <w:r>
           <w:delText xml:space="preserve">The</w:delText>
         </w:r>
       </w:del>
-      <w:del w:id="379" w:author="PR Preview" w:date="2026-01-01T00:00:00Z">
+      <w:del w:id="392" w:author="PR Preview" w:date="2026-01-01T00:00:00Z">
         <w:r>
           <w:delText xml:space="preserve"> </w:delText>
         </w:r>
       </w:del>
-      <w:del w:id="380" w:author="PR Preview" w:date="2026-01-01T00:00:00Z">
+      <w:del w:id="393" w:author="PR Preview" w:date="2026-01-01T00:00:00Z">
         <w:r>
           <w:rPr>
             <w:rStyle w:val="VerbatimChar"/>
@@ -6353,37 +6541,37 @@
           <w:delText xml:space="preserve">summary()</w:delText>
         </w:r>
       </w:del>
-      <w:del w:id="381" w:author="PR Preview" w:date="2026-01-01T00:00:00Z">
+      <w:del w:id="394" w:author="PR Preview" w:date="2026-01-01T00:00:00Z">
         <w:r>
           <w:delText xml:space="preserve"> </w:delText>
         </w:r>
       </w:del>
-      <w:del w:id="382" w:author="PR Preview" w:date="2026-01-01T00:00:00Z">
+      <w:del w:id="395" w:author="PR Preview" w:date="2026-01-01T00:00:00Z">
         <w:r>
           <w:delText xml:space="preserve">function reports the minimum, quartiles, mean, maximum,</w:delText>
         </w:r>
       </w:del>
-      <w:del w:id="383" w:author="PR Preview" w:date="2026-01-01T00:00:00Z">
+      <w:del w:id="396" w:author="PR Preview" w:date="2026-01-01T00:00:00Z">
         <w:r>
           <w:delText xml:space="preserve"> </w:delText>
         </w:r>
       </w:del>
-      <w:del w:id="384" w:author="PR Preview" w:date="2026-01-01T00:00:00Z">
+      <w:del w:id="397" w:author="PR Preview" w:date="2026-01-01T00:00:00Z">
         <w:r>
           <w:delText xml:space="preserve">and number of missing values in one call;</w:delText>
         </w:r>
       </w:del>
-      <w:del w:id="385" w:author="PR Preview" w:date="2026-01-01T00:00:00Z">
+      <w:del w:id="398" w:author="PR Preview" w:date="2026-01-01T00:00:00Z">
         <w:r>
           <w:delText xml:space="preserve"> </w:delText>
         </w:r>
       </w:del>
-      <w:del w:id="386" w:author="PR Preview" w:date="2026-01-01T00:00:00Z">
+      <w:del w:id="399" w:author="PR Preview" w:date="2026-01-01T00:00:00Z">
         <w:r>
           <w:delText xml:space="preserve">its quartiles use R’s default interpolating quantile rule (</w:delText>
         </w:r>
       </w:del>
-      <w:del w:id="387" w:author="PR Preview" w:date="2026-01-01T00:00:00Z">
+      <w:del w:id="400" w:author="PR Preview" w:date="2026-01-01T00:00:00Z">
         <w:r>
           <w:rPr>
             <w:rStyle w:val="VerbatimChar"/>
@@ -6391,28 +6579,28 @@
           <w:delText xml:space="preserve">type = 7</w:delText>
         </w:r>
       </w:del>
-      <w:del w:id="388" w:author="PR Preview" w:date="2026-01-01T00:00:00Z">
+      <w:del w:id="401" w:author="PR Preview" w:date="2026-01-01T00:00:00Z">
         <w:r>
           <w:delText xml:space="preserve">),</w:delText>
         </w:r>
       </w:del>
-      <w:del w:id="389" w:author="PR Preview" w:date="2026-01-01T00:00:00Z">
+      <w:del w:id="402" w:author="PR Preview" w:date="2026-01-01T00:00:00Z">
         <w:r>
           <w:delText xml:space="preserve"> </w:delText>
         </w:r>
       </w:del>
-      <w:del w:id="390" w:author="PR Preview" w:date="2026-01-01T00:00:00Z">
+      <w:del w:id="403" w:author="PR Preview" w:date="2026-01-01T00:00:00Z">
         <w:r>
           <w:delText xml:space="preserve">so they can differ slightly from</w:delText>
         </w:r>
       </w:del>
-      <w:del w:id="391" w:author="PR Preview" w:date="2026-01-01T00:00:00Z">
+      <w:del w:id="404" w:author="PR Preview" w:date="2026-01-01T00:00:00Z">
         <w:r>
           <w:delText xml:space="preserve"> </w:delText>
         </w:r>
       </w:del>
       <w:hyperlink w:anchor="def-quartiles">
-        <w:del w:id="392" w:author="PR Preview" w:date="2026-01-01T00:00:00Z">
+        <w:del w:id="405" w:author="PR Preview" w:date="2026-01-01T00:00:00Z">
           <w:r>
             <w:rPr>
               <w:rStyle w:val="Hyperlink"/>
@@ -6421,7 +6609,7 @@
           </w:r>
         </w:del>
       </w:hyperlink>
-      <w:del w:id="393" w:author="PR Preview" w:date="2026-01-01T00:00:00Z">
+      <w:del w:id="406" w:author="PR Preview" w:date="2026-01-01T00:00:00Z">
         <w:r>
           <w:delText xml:space="preserve">:</w:delText>
         </w:r>
@@ -6431,17 +6619,17 @@
       <w:pPr>
         <w:pStyle w:val="FirstParagraph"/>
       </w:pPr>
-      <w:ins w:id="394" w:author="PR Preview" w:date="2026-01-01T00:00:00Z">
+      <w:ins w:id="407" w:author="PR Preview" w:date="2026-01-01T00:00:00Z">
         <w:r>
           <w:t xml:space="preserve">The</w:t>
         </w:r>
       </w:ins>
-      <w:ins w:id="395" w:author="PR Preview" w:date="2026-01-01T00:00:00Z">
+      <w:ins w:id="408" w:author="PR Preview" w:date="2026-01-01T00:00:00Z">
         <w:r>
           <w:t xml:space="preserve"> </w:t>
         </w:r>
       </w:ins>
-      <w:ins w:id="396" w:author="PR Preview" w:date="2026-01-01T00:00:00Z">
+      <w:ins w:id="409" w:author="PR Preview" w:date="2026-01-01T00:00:00Z">
         <w:r>
           <w:rPr>
             <w:rStyle w:val="VerbatimChar"/>
@@ -6449,37 +6637,37 @@
           <w:t xml:space="preserve">summary()</w:t>
         </w:r>
       </w:ins>
-      <w:ins w:id="397" w:author="PR Preview" w:date="2026-01-01T00:00:00Z">
+      <w:ins w:id="410" w:author="PR Preview" w:date="2026-01-01T00:00:00Z">
         <w:r>
           <w:t xml:space="preserve"> </w:t>
         </w:r>
       </w:ins>
-      <w:ins w:id="398" w:author="PR Preview" w:date="2026-01-01T00:00:00Z">
+      <w:ins w:id="411" w:author="PR Preview" w:date="2026-01-01T00:00:00Z">
         <w:r>
           <w:t xml:space="preserve">function reports the minimum, quartiles, mean, maximum,</w:t>
         </w:r>
       </w:ins>
-      <w:ins w:id="399" w:author="PR Preview" w:date="2026-01-01T00:00:00Z">
+      <w:ins w:id="412" w:author="PR Preview" w:date="2026-01-01T00:00:00Z">
         <w:r>
           <w:t xml:space="preserve"> </w:t>
         </w:r>
       </w:ins>
-      <w:ins w:id="400" w:author="PR Preview" w:date="2026-01-01T00:00:00Z">
+      <w:ins w:id="413" w:author="PR Preview" w:date="2026-01-01T00:00:00Z">
         <w:r>
           <w:t xml:space="preserve">and number of missing values in one call;</w:t>
         </w:r>
       </w:ins>
-      <w:ins w:id="401" w:author="PR Preview" w:date="2026-01-01T00:00:00Z">
+      <w:ins w:id="414" w:author="PR Preview" w:date="2026-01-01T00:00:00Z">
         <w:r>
           <w:t xml:space="preserve"> </w:t>
         </w:r>
       </w:ins>
-      <w:ins w:id="402" w:author="PR Preview" w:date="2026-01-01T00:00:00Z">
+      <w:ins w:id="415" w:author="PR Preview" w:date="2026-01-01T00:00:00Z">
         <w:r>
           <w:t xml:space="preserve">its quartiles use R’s default interpolating quantile rule (</w:t>
         </w:r>
       </w:ins>
-      <w:ins w:id="403" w:author="PR Preview" w:date="2026-01-01T00:00:00Z">
+      <w:ins w:id="416" w:author="PR Preview" w:date="2026-01-01T00:00:00Z">
         <w:r>
           <w:rPr>
             <w:rStyle w:val="VerbatimChar"/>
@@ -6487,28 +6675,28 @@
           <w:t xml:space="preserve">type = 7</w:t>
         </w:r>
       </w:ins>
-      <w:ins w:id="404" w:author="PR Preview" w:date="2026-01-01T00:00:00Z">
+      <w:ins w:id="417" w:author="PR Preview" w:date="2026-01-01T00:00:00Z">
         <w:r>
           <w:t xml:space="preserve">),</w:t>
         </w:r>
       </w:ins>
-      <w:ins w:id="405" w:author="PR Preview" w:date="2026-01-01T00:00:00Z">
+      <w:ins w:id="418" w:author="PR Preview" w:date="2026-01-01T00:00:00Z">
         <w:r>
           <w:t xml:space="preserve"> </w:t>
         </w:r>
       </w:ins>
-      <w:ins w:id="406" w:author="PR Preview" w:date="2026-01-01T00:00:00Z">
+      <w:ins w:id="419" w:author="PR Preview" w:date="2026-01-01T00:00:00Z">
         <w:r>
           <w:t xml:space="preserve">so they can differ slightly from</w:t>
         </w:r>
       </w:ins>
-      <w:ins w:id="407" w:author="PR Preview" w:date="2026-01-01T00:00:00Z">
+      <w:ins w:id="420" w:author="PR Preview" w:date="2026-01-01T00:00:00Z">
         <w:r>
           <w:t xml:space="preserve"> </w:t>
         </w:r>
       </w:ins>
       <w:hyperlink w:anchor="def-quartiles">
-        <w:ins w:id="408" w:author="PR Preview" w:date="2026-01-01T00:00:00Z">
+        <w:ins w:id="421" w:author="PR Preview" w:date="2026-01-01T00:00:00Z">
           <w:r>
             <w:rPr>
               <w:rStyle w:val="Hyperlink"/>
@@ -6517,7 +6705,7 @@
           </w:r>
         </w:ins>
       </w:hyperlink>
-      <w:ins w:id="409" w:author="PR Preview" w:date="2026-01-01T00:00:00Z">
+      <w:ins w:id="422" w:author="PR Preview" w:date="2026-01-01T00:00:00Z">
         <w:r>
           <w:t xml:space="preserve">:</w:t>
         </w:r>
@@ -7363,7 +7551,7 @@
       <w:pPr>
         <w:pStyle w:val="FirstParagraph"/>
       </w:pPr>
-      <w:del w:id="410" w:author="PR Preview" w:date="2026-01-01T00:00:00Z">
+      <w:del w:id="423" w:author="PR Preview" w:date="2026-01-01T00:00:00Z">
         <w:r>
           <w:rPr>
             <w:b/>
@@ -7372,42 +7560,42 @@
           <w:delText xml:space="preserve">Definition 7 (Sample proportion)</w:delText>
         </w:r>
       </w:del>
-      <w:del w:id="411" w:author="PR Preview" w:date="2026-01-01T00:00:00Z">
+      <w:del w:id="424" w:author="PR Preview" w:date="2026-01-01T00:00:00Z">
         <w:r>
           <w:delText xml:space="preserve"> </w:delText>
         </w:r>
       </w:del>
-      <w:del w:id="412" w:author="PR Preview" w:date="2026-01-01T00:00:00Z">
+      <w:del w:id="425" w:author="PR Preview" w:date="2026-01-01T00:00:00Z">
         <w:r>
           <w:delText xml:space="preserve">For a binary variable with values coded 1 (</w:delText>
         </w:r>
       </w:del>
-      <w:del w:id="413" w:author="PR Preview" w:date="2026-01-01T00:00:00Z">
+      <w:del w:id="426" w:author="PR Preview" w:date="2026-01-01T00:00:00Z">
         <w:r>
           <w:delText xml:space="preserve">“success”</w:delText>
         </w:r>
       </w:del>
-      <w:del w:id="414" w:author="PR Preview" w:date="2026-01-01T00:00:00Z">
+      <w:del w:id="427" w:author="PR Preview" w:date="2026-01-01T00:00:00Z">
         <w:r>
           <w:delText xml:space="preserve">) and 0,</w:delText>
         </w:r>
       </w:del>
-      <w:del w:id="415" w:author="PR Preview" w:date="2026-01-01T00:00:00Z">
+      <w:del w:id="428" w:author="PR Preview" w:date="2026-01-01T00:00:00Z">
         <w:r>
           <w:delText xml:space="preserve"> </w:delText>
         </w:r>
       </w:del>
-      <w:del w:id="416" w:author="PR Preview" w:date="2026-01-01T00:00:00Z">
+      <w:del w:id="429" w:author="PR Preview" w:date="2026-01-01T00:00:00Z">
         <w:r>
           <w:delText xml:space="preserve">the</w:delText>
         </w:r>
       </w:del>
-      <w:del w:id="417" w:author="PR Preview" w:date="2026-01-01T00:00:00Z">
+      <w:del w:id="430" w:author="PR Preview" w:date="2026-01-01T00:00:00Z">
         <w:r>
           <w:delText xml:space="preserve"> </w:delText>
         </w:r>
       </w:del>
-      <w:del w:id="418" w:author="PR Preview" w:date="2026-01-01T00:00:00Z">
+      <w:del w:id="431" w:author="PR Preview" w:date="2026-01-01T00:00:00Z">
         <w:r>
           <w:rPr>
             <w:b/>
@@ -7416,12 +7604,12 @@
           <w:delText xml:space="preserve">sample proportion</w:delText>
         </w:r>
       </w:del>
-      <w:del w:id="419" w:author="PR Preview" w:date="2026-01-01T00:00:00Z">
+      <w:del w:id="432" w:author="PR Preview" w:date="2026-01-01T00:00:00Z">
         <w:r>
           <w:delText xml:space="preserve"> </w:delText>
         </w:r>
       </w:del>
-      <w:del w:id="420" w:author="PR Preview" w:date="2026-01-01T00:00:00Z">
+      <w:del w:id="433" w:author="PR Preview" w:date="2026-01-01T00:00:00Z">
         <w:r>
           <w:delText xml:space="preserve">of successes is:</w:delText>
         </w:r>
@@ -7431,7 +7619,7 @@
       <w:pPr>
         <w:pStyle w:val="FirstParagraph"/>
       </w:pPr>
-      <w:ins w:id="421" w:author="PR Preview" w:date="2026-01-01T00:00:00Z">
+      <w:ins w:id="434" w:author="PR Preview" w:date="2026-01-01T00:00:00Z">
         <w:r>
           <w:rPr>
             <w:b/>
@@ -7440,42 +7628,42 @@
           <w:t xml:space="preserve">Definition 11 (Sample proportion)</w:t>
         </w:r>
       </w:ins>
-      <w:ins w:id="422" w:author="PR Preview" w:date="2026-01-01T00:00:00Z">
+      <w:ins w:id="435" w:author="PR Preview" w:date="2026-01-01T00:00:00Z">
         <w:r>
           <w:t xml:space="preserve"> </w:t>
         </w:r>
       </w:ins>
-      <w:ins w:id="423" w:author="PR Preview" w:date="2026-01-01T00:00:00Z">
+      <w:ins w:id="436" w:author="PR Preview" w:date="2026-01-01T00:00:00Z">
         <w:r>
           <w:t xml:space="preserve">For a binary variable with values coded 1 (</w:t>
         </w:r>
       </w:ins>
-      <w:ins w:id="424" w:author="PR Preview" w:date="2026-01-01T00:00:00Z">
+      <w:ins w:id="437" w:author="PR Preview" w:date="2026-01-01T00:00:00Z">
         <w:r>
           <w:t xml:space="preserve">“success”</w:t>
         </w:r>
       </w:ins>
-      <w:ins w:id="425" w:author="PR Preview" w:date="2026-01-01T00:00:00Z">
+      <w:ins w:id="438" w:author="PR Preview" w:date="2026-01-01T00:00:00Z">
         <w:r>
           <w:t xml:space="preserve">) and 0,</w:t>
         </w:r>
       </w:ins>
-      <w:ins w:id="426" w:author="PR Preview" w:date="2026-01-01T00:00:00Z">
+      <w:ins w:id="439" w:author="PR Preview" w:date="2026-01-01T00:00:00Z">
         <w:r>
           <w:t xml:space="preserve"> </w:t>
         </w:r>
       </w:ins>
-      <w:ins w:id="427" w:author="PR Preview" w:date="2026-01-01T00:00:00Z">
+      <w:ins w:id="440" w:author="PR Preview" w:date="2026-01-01T00:00:00Z">
         <w:r>
           <w:t xml:space="preserve">the</w:t>
         </w:r>
       </w:ins>
-      <w:ins w:id="428" w:author="PR Preview" w:date="2026-01-01T00:00:00Z">
+      <w:ins w:id="441" w:author="PR Preview" w:date="2026-01-01T00:00:00Z">
         <w:r>
           <w:t xml:space="preserve"> </w:t>
         </w:r>
       </w:ins>
-      <w:ins w:id="429" w:author="PR Preview" w:date="2026-01-01T00:00:00Z">
+      <w:ins w:id="442" w:author="PR Preview" w:date="2026-01-01T00:00:00Z">
         <w:r>
           <w:rPr>
             <w:b/>
@@ -7484,12 +7672,12 @@
           <w:t xml:space="preserve">sample proportion</w:t>
         </w:r>
       </w:ins>
-      <w:ins w:id="430" w:author="PR Preview" w:date="2026-01-01T00:00:00Z">
+      <w:ins w:id="443" w:author="PR Preview" w:date="2026-01-01T00:00:00Z">
         <w:r>
           <w:t xml:space="preserve"> </w:t>
         </w:r>
       </w:ins>
-      <w:ins w:id="431" w:author="PR Preview" w:date="2026-01-01T00:00:00Z">
+      <w:ins w:id="444" w:author="PR Preview" w:date="2026-01-01T00:00:00Z">
         <w:r>
           <w:t xml:space="preserve">of successes is:</w:t>
         </w:r>
@@ -7593,7 +7781,7 @@
       <w:pPr>
         <w:pStyle w:val="BodyText"/>
       </w:pPr>
-      <w:del w:id="432" w:author="PR Preview" w:date="2026-01-01T00:00:00Z">
+      <w:del w:id="445" w:author="PR Preview" w:date="2026-01-01T00:00:00Z">
         <w:r>
           <w:rPr>
             <w:b/>
@@ -7602,12 +7790,12 @@
           <w:delText xml:space="preserve">Example 5 (Proportion of WCGS participants with a CHD event)</w:delText>
         </w:r>
       </w:del>
-      <w:del w:id="433" w:author="PR Preview" w:date="2026-01-01T00:00:00Z">
+      <w:del w:id="446" w:author="PR Preview" w:date="2026-01-01T00:00:00Z">
         <w:r>
           <w:delText xml:space="preserve"> </w:delText>
         </w:r>
       </w:del>
-      <w:del w:id="434" w:author="PR Preview" w:date="2026-01-01T00:00:00Z">
+      <w:del w:id="447" w:author="PR Preview" w:date="2026-01-01T00:00:00Z">
         <w:r>
           <w:delText xml:space="preserve"> </w:delText>
         </w:r>
@@ -7617,7 +7805,7 @@
       <w:pPr>
         <w:pStyle w:val="BodyText"/>
       </w:pPr>
-      <w:ins w:id="435" w:author="PR Preview" w:date="2026-01-01T00:00:00Z">
+      <w:ins w:id="448" w:author="PR Preview" w:date="2026-01-01T00:00:00Z">
         <w:r>
           <w:rPr>
             <w:b/>
@@ -7626,12 +7814,12 @@
           <w:t xml:space="preserve">Example 6 (Proportion of WCGS participants with a CHD event)</w:t>
         </w:r>
       </w:ins>
-      <w:ins w:id="436" w:author="PR Preview" w:date="2026-01-01T00:00:00Z">
+      <w:ins w:id="449" w:author="PR Preview" w:date="2026-01-01T00:00:00Z">
         <w:r>
           <w:t xml:space="preserve"> </w:t>
         </w:r>
       </w:ins>
-      <w:ins w:id="437" w:author="PR Preview" w:date="2026-01-01T00:00:00Z">
+      <w:ins w:id="450" w:author="PR Preview" w:date="2026-01-01T00:00:00Z">
         <w:r>
           <w:t xml:space="preserve"> </w:t>
         </w:r>
@@ -8880,7 +9068,7 @@
       <w:pPr>
         <w:pStyle w:val="FirstParagraph"/>
       </w:pPr>
-      <w:del w:id="438" w:author="PR Preview" w:date="2026-01-01T00:00:00Z">
+      <w:del w:id="451" w:author="PR Preview" w:date="2026-01-01T00:00:00Z">
         <w:r>
           <w:rPr>
             <w:b/>
@@ -8889,22 +9077,22 @@
           <w:delText xml:space="preserve">Definition 8 (Histogram)</w:delText>
         </w:r>
       </w:del>
-      <w:del w:id="439" w:author="PR Preview" w:date="2026-01-01T00:00:00Z">
+      <w:del w:id="452" w:author="PR Preview" w:date="2026-01-01T00:00:00Z">
         <w:r>
           <w:delText xml:space="preserve"> </w:delText>
         </w:r>
       </w:del>
-      <w:del w:id="440" w:author="PR Preview" w:date="2026-01-01T00:00:00Z">
+      <w:del w:id="453" w:author="PR Preview" w:date="2026-01-01T00:00:00Z">
         <w:r>
           <w:delText xml:space="preserve">A</w:delText>
         </w:r>
       </w:del>
-      <w:del w:id="441" w:author="PR Preview" w:date="2026-01-01T00:00:00Z">
+      <w:del w:id="454" w:author="PR Preview" w:date="2026-01-01T00:00:00Z">
         <w:r>
           <w:delText xml:space="preserve"> </w:delText>
         </w:r>
       </w:del>
-      <w:del w:id="442" w:author="PR Preview" w:date="2026-01-01T00:00:00Z">
+      <w:del w:id="455" w:author="PR Preview" w:date="2026-01-01T00:00:00Z">
         <w:r>
           <w:rPr>
             <w:b/>
@@ -8913,42 +9101,42 @@
           <w:delText xml:space="preserve">histogram</w:delText>
         </w:r>
       </w:del>
-      <w:del w:id="443" w:author="PR Preview" w:date="2026-01-01T00:00:00Z">
+      <w:del w:id="456" w:author="PR Preview" w:date="2026-01-01T00:00:00Z">
         <w:r>
           <w:delText xml:space="preserve"> </w:delText>
         </w:r>
       </w:del>
-      <w:del w:id="444" w:author="PR Preview" w:date="2026-01-01T00:00:00Z">
+      <w:del w:id="457" w:author="PR Preview" w:date="2026-01-01T00:00:00Z">
         <w:r>
           <w:delText xml:space="preserve">displays the distribution of a continuous variable</w:delText>
         </w:r>
       </w:del>
-      <w:del w:id="445" w:author="PR Preview" w:date="2026-01-01T00:00:00Z">
+      <w:del w:id="458" w:author="PR Preview" w:date="2026-01-01T00:00:00Z">
         <w:r>
           <w:delText xml:space="preserve"> </w:delText>
         </w:r>
       </w:del>
-      <w:del w:id="446" w:author="PR Preview" w:date="2026-01-01T00:00:00Z">
+      <w:del w:id="459" w:author="PR Preview" w:date="2026-01-01T00:00:00Z">
         <w:r>
           <w:delText xml:space="preserve">by dividing the variable’s range into intervals</w:delText>
         </w:r>
       </w:del>
-      <w:del w:id="447" w:author="PR Preview" w:date="2026-01-01T00:00:00Z">
+      <w:del w:id="460" w:author="PR Preview" w:date="2026-01-01T00:00:00Z">
         <w:r>
           <w:delText xml:space="preserve"> </w:delText>
         </w:r>
       </w:del>
-      <w:del w:id="448" w:author="PR Preview" w:date="2026-01-01T00:00:00Z">
+      <w:del w:id="461" w:author="PR Preview" w:date="2026-01-01T00:00:00Z">
         <w:r>
           <w:delText xml:space="preserve">and drawing a bar over each interval</w:delText>
         </w:r>
       </w:del>
-      <w:del w:id="449" w:author="PR Preview" w:date="2026-01-01T00:00:00Z">
+      <w:del w:id="462" w:author="PR Preview" w:date="2026-01-01T00:00:00Z">
         <w:r>
           <w:delText xml:space="preserve"> </w:delText>
         </w:r>
       </w:del>
-      <w:del w:id="450" w:author="PR Preview" w:date="2026-01-01T00:00:00Z">
+      <w:del w:id="463" w:author="PR Preview" w:date="2026-01-01T00:00:00Z">
         <w:r>
           <w:delText xml:space="preserve">whose height is the number (or proportion) of observations in that interval.</w:delText>
         </w:r>
@@ -8958,7 +9146,7 @@
       <w:pPr>
         <w:pStyle w:val="BodyText"/>
       </w:pPr>
-      <w:del w:id="451" w:author="PR Preview" w:date="2026-01-01T00:00:00Z">
+      <w:del w:id="464" w:author="PR Preview" w:date="2026-01-01T00:00:00Z">
         <w:r>
           <w:rPr>
             <w:b/>
@@ -8967,22 +9155,22 @@
           <w:delText xml:space="preserve">Definition 9 (Bin)</w:delText>
         </w:r>
       </w:del>
-      <w:del w:id="452" w:author="PR Preview" w:date="2026-01-01T00:00:00Z">
+      <w:del w:id="465" w:author="PR Preview" w:date="2026-01-01T00:00:00Z">
         <w:r>
           <w:delText xml:space="preserve"> </w:delText>
         </w:r>
       </w:del>
-      <w:del w:id="453" w:author="PR Preview" w:date="2026-01-01T00:00:00Z">
+      <w:del w:id="466" w:author="PR Preview" w:date="2026-01-01T00:00:00Z">
         <w:r>
           <w:delText xml:space="preserve">A</w:delText>
         </w:r>
       </w:del>
-      <w:del w:id="454" w:author="PR Preview" w:date="2026-01-01T00:00:00Z">
+      <w:del w:id="467" w:author="PR Preview" w:date="2026-01-01T00:00:00Z">
         <w:r>
           <w:delText xml:space="preserve"> </w:delText>
         </w:r>
       </w:del>
-      <w:del w:id="455" w:author="PR Preview" w:date="2026-01-01T00:00:00Z">
+      <w:del w:id="468" w:author="PR Preview" w:date="2026-01-01T00:00:00Z">
         <w:r>
           <w:rPr>
             <w:b/>
@@ -8991,12 +9179,12 @@
           <w:delText xml:space="preserve">bin</w:delText>
         </w:r>
       </w:del>
-      <w:del w:id="456" w:author="PR Preview" w:date="2026-01-01T00:00:00Z">
+      <w:del w:id="469" w:author="PR Preview" w:date="2026-01-01T00:00:00Z">
         <w:r>
           <w:delText xml:space="preserve"> </w:delText>
         </w:r>
       </w:del>
-      <w:del w:id="457" w:author="PR Preview" w:date="2026-01-01T00:00:00Z">
+      <w:del w:id="470" w:author="PR Preview" w:date="2026-01-01T00:00:00Z">
         <w:r>
           <w:delText xml:space="preserve">of a histogram is one of its intervals.</w:delText>
         </w:r>
@@ -9006,7 +9194,7 @@
       <w:pPr>
         <w:pStyle w:val="FirstParagraph"/>
       </w:pPr>
-      <w:ins w:id="458" w:author="PR Preview" w:date="2026-01-01T00:00:00Z">
+      <w:ins w:id="471" w:author="PR Preview" w:date="2026-01-01T00:00:00Z">
         <w:r>
           <w:rPr>
             <w:b/>
@@ -9015,22 +9203,22 @@
           <w:t xml:space="preserve">Definition 12 (Histogram)</w:t>
         </w:r>
       </w:ins>
-      <w:ins w:id="459" w:author="PR Preview" w:date="2026-01-01T00:00:00Z">
+      <w:ins w:id="472" w:author="PR Preview" w:date="2026-01-01T00:00:00Z">
         <w:r>
           <w:t xml:space="preserve"> </w:t>
         </w:r>
       </w:ins>
-      <w:ins w:id="460" w:author="PR Preview" w:date="2026-01-01T00:00:00Z">
+      <w:ins w:id="473" w:author="PR Preview" w:date="2026-01-01T00:00:00Z">
         <w:r>
           <w:t xml:space="preserve">A</w:t>
         </w:r>
       </w:ins>
-      <w:ins w:id="461" w:author="PR Preview" w:date="2026-01-01T00:00:00Z">
+      <w:ins w:id="474" w:author="PR Preview" w:date="2026-01-01T00:00:00Z">
         <w:r>
           <w:t xml:space="preserve"> </w:t>
         </w:r>
       </w:ins>
-      <w:ins w:id="462" w:author="PR Preview" w:date="2026-01-01T00:00:00Z">
+      <w:ins w:id="475" w:author="PR Preview" w:date="2026-01-01T00:00:00Z">
         <w:r>
           <w:rPr>
             <w:b/>
@@ -9039,42 +9227,42 @@
           <w:t xml:space="preserve">histogram</w:t>
         </w:r>
       </w:ins>
-      <w:ins w:id="463" w:author="PR Preview" w:date="2026-01-01T00:00:00Z">
+      <w:ins w:id="476" w:author="PR Preview" w:date="2026-01-01T00:00:00Z">
         <w:r>
           <w:t xml:space="preserve"> </w:t>
         </w:r>
       </w:ins>
-      <w:ins w:id="464" w:author="PR Preview" w:date="2026-01-01T00:00:00Z">
+      <w:ins w:id="477" w:author="PR Preview" w:date="2026-01-01T00:00:00Z">
         <w:r>
           <w:t xml:space="preserve">displays the distribution of a continuous variable</w:t>
         </w:r>
       </w:ins>
-      <w:ins w:id="465" w:author="PR Preview" w:date="2026-01-01T00:00:00Z">
+      <w:ins w:id="478" w:author="PR Preview" w:date="2026-01-01T00:00:00Z">
         <w:r>
           <w:t xml:space="preserve"> </w:t>
         </w:r>
       </w:ins>
-      <w:ins w:id="466" w:author="PR Preview" w:date="2026-01-01T00:00:00Z">
+      <w:ins w:id="479" w:author="PR Preview" w:date="2026-01-01T00:00:00Z">
         <w:r>
           <w:t xml:space="preserve">by dividing the variable’s range into intervals</w:t>
         </w:r>
       </w:ins>
-      <w:ins w:id="467" w:author="PR Preview" w:date="2026-01-01T00:00:00Z">
+      <w:ins w:id="480" w:author="PR Preview" w:date="2026-01-01T00:00:00Z">
         <w:r>
           <w:t xml:space="preserve"> </w:t>
         </w:r>
       </w:ins>
-      <w:ins w:id="468" w:author="PR Preview" w:date="2026-01-01T00:00:00Z">
+      <w:ins w:id="481" w:author="PR Preview" w:date="2026-01-01T00:00:00Z">
         <w:r>
           <w:t xml:space="preserve">and drawing a bar over each interval</w:t>
         </w:r>
       </w:ins>
-      <w:ins w:id="469" w:author="PR Preview" w:date="2026-01-01T00:00:00Z">
+      <w:ins w:id="482" w:author="PR Preview" w:date="2026-01-01T00:00:00Z">
         <w:r>
           <w:t xml:space="preserve"> </w:t>
         </w:r>
       </w:ins>
-      <w:ins w:id="470" w:author="PR Preview" w:date="2026-01-01T00:00:00Z">
+      <w:ins w:id="483" w:author="PR Preview" w:date="2026-01-01T00:00:00Z">
         <w:r>
           <w:t xml:space="preserve">whose height is the number (or proportion) of observations in that interval.</w:t>
         </w:r>
@@ -9086,7 +9274,7 @@
       <w:pPr>
         <w:pStyle w:val="BodyText"/>
       </w:pPr>
-      <w:ins w:id="471" w:author="PR Preview" w:date="2026-01-01T00:00:00Z">
+      <w:ins w:id="484" w:author="PR Preview" w:date="2026-01-01T00:00:00Z">
         <w:r>
           <w:rPr>
             <w:b/>
@@ -9095,22 +9283,22 @@
           <w:t xml:space="preserve">Definition 13 (Bin)</w:t>
         </w:r>
       </w:ins>
-      <w:ins w:id="472" w:author="PR Preview" w:date="2026-01-01T00:00:00Z">
+      <w:ins w:id="485" w:author="PR Preview" w:date="2026-01-01T00:00:00Z">
         <w:r>
           <w:t xml:space="preserve"> </w:t>
         </w:r>
       </w:ins>
-      <w:ins w:id="473" w:author="PR Preview" w:date="2026-01-01T00:00:00Z">
+      <w:ins w:id="486" w:author="PR Preview" w:date="2026-01-01T00:00:00Z">
         <w:r>
           <w:t xml:space="preserve">A</w:t>
         </w:r>
       </w:ins>
-      <w:ins w:id="474" w:author="PR Preview" w:date="2026-01-01T00:00:00Z">
+      <w:ins w:id="487" w:author="PR Preview" w:date="2026-01-01T00:00:00Z">
         <w:r>
           <w:t xml:space="preserve"> </w:t>
         </w:r>
       </w:ins>
-      <w:ins w:id="475" w:author="PR Preview" w:date="2026-01-01T00:00:00Z">
+      <w:ins w:id="488" w:author="PR Preview" w:date="2026-01-01T00:00:00Z">
         <w:r>
           <w:rPr>
             <w:b/>
@@ -9119,12 +9307,12 @@
           <w:t xml:space="preserve">bin</w:t>
         </w:r>
       </w:ins>
-      <w:ins w:id="476" w:author="PR Preview" w:date="2026-01-01T00:00:00Z">
+      <w:ins w:id="489" w:author="PR Preview" w:date="2026-01-01T00:00:00Z">
         <w:r>
           <w:t xml:space="preserve"> </w:t>
         </w:r>
       </w:ins>
-      <w:ins w:id="477" w:author="PR Preview" w:date="2026-01-01T00:00:00Z">
+      <w:ins w:id="490" w:author="PR Preview" w:date="2026-01-01T00:00:00Z">
         <w:r>
           <w:t xml:space="preserve">of a histogram is one of its intervals.</w:t>
         </w:r>
@@ -9543,7 +9731,7 @@
       <w:pPr>
         <w:pStyle w:val="FirstParagraph"/>
       </w:pPr>
-      <w:del w:id="478" w:author="PR Preview" w:date="2026-01-01T00:00:00Z">
+      <w:del w:id="491" w:author="PR Preview" w:date="2026-01-01T00:00:00Z">
         <w:r>
           <w:rPr>
             <w:b/>
@@ -9552,22 +9740,22 @@
           <w:delText xml:space="preserve">Definition 10 (Density plot)</w:delText>
         </w:r>
       </w:del>
-      <w:del w:id="479" w:author="PR Preview" w:date="2026-01-01T00:00:00Z">
+      <w:del w:id="492" w:author="PR Preview" w:date="2026-01-01T00:00:00Z">
         <w:r>
           <w:delText xml:space="preserve"> </w:delText>
         </w:r>
       </w:del>
-      <w:del w:id="480" w:author="PR Preview" w:date="2026-01-01T00:00:00Z">
+      <w:del w:id="493" w:author="PR Preview" w:date="2026-01-01T00:00:00Z">
         <w:r>
           <w:delText xml:space="preserve">A</w:delText>
         </w:r>
       </w:del>
-      <w:del w:id="481" w:author="PR Preview" w:date="2026-01-01T00:00:00Z">
+      <w:del w:id="494" w:author="PR Preview" w:date="2026-01-01T00:00:00Z">
         <w:r>
           <w:delText xml:space="preserve"> </w:delText>
         </w:r>
       </w:del>
-      <w:del w:id="482" w:author="PR Preview" w:date="2026-01-01T00:00:00Z">
+      <w:del w:id="495" w:author="PR Preview" w:date="2026-01-01T00:00:00Z">
         <w:r>
           <w:rPr>
             <w:b/>
@@ -9576,32 +9764,32 @@
           <w:delText xml:space="preserve">density plot</w:delText>
         </w:r>
       </w:del>
-      <w:del w:id="483" w:author="PR Preview" w:date="2026-01-01T00:00:00Z">
+      <w:del w:id="496" w:author="PR Preview" w:date="2026-01-01T00:00:00Z">
         <w:r>
           <w:delText xml:space="preserve"> </w:delText>
         </w:r>
       </w:del>
-      <w:del w:id="484" w:author="PR Preview" w:date="2026-01-01T00:00:00Z">
+      <w:del w:id="497" w:author="PR Preview" w:date="2026-01-01T00:00:00Z">
         <w:r>
           <w:delText xml:space="preserve">draws a smooth curve</w:delText>
         </w:r>
       </w:del>
-      <w:del w:id="485" w:author="PR Preview" w:date="2026-01-01T00:00:00Z">
+      <w:del w:id="498" w:author="PR Preview" w:date="2026-01-01T00:00:00Z">
         <w:r>
           <w:delText xml:space="preserve"> </w:delText>
         </w:r>
       </w:del>
-      <w:del w:id="486" w:author="PR Preview" w:date="2026-01-01T00:00:00Z">
+      <w:del w:id="499" w:author="PR Preview" w:date="2026-01-01T00:00:00Z">
         <w:r>
           <w:delText xml:space="preserve">that estimates the probability density of a continuous variable,</w:delText>
         </w:r>
       </w:del>
-      <w:del w:id="487" w:author="PR Preview" w:date="2026-01-01T00:00:00Z">
+      <w:del w:id="500" w:author="PR Preview" w:date="2026-01-01T00:00:00Z">
         <w:r>
           <w:delText xml:space="preserve"> </w:delText>
         </w:r>
       </w:del>
-      <w:del w:id="488" w:author="PR Preview" w:date="2026-01-01T00:00:00Z">
+      <w:del w:id="501" w:author="PR Preview" w:date="2026-01-01T00:00:00Z">
         <w:r>
           <w:delText xml:space="preserve">scaled so that the area under the curve is 1.</w:delText>
         </w:r>
@@ -9611,7 +9799,7 @@
       <w:pPr>
         <w:pStyle w:val="FirstParagraph"/>
       </w:pPr>
-      <w:ins w:id="489" w:author="PR Preview" w:date="2026-01-01T00:00:00Z">
+      <w:ins w:id="502" w:author="PR Preview" w:date="2026-01-01T00:00:00Z">
         <w:r>
           <w:rPr>
             <w:b/>
@@ -9620,22 +9808,22 @@
           <w:t xml:space="preserve">Definition 14 (Density plot)</w:t>
         </w:r>
       </w:ins>
-      <w:ins w:id="490" w:author="PR Preview" w:date="2026-01-01T00:00:00Z">
+      <w:ins w:id="503" w:author="PR Preview" w:date="2026-01-01T00:00:00Z">
         <w:r>
           <w:t xml:space="preserve"> </w:t>
         </w:r>
       </w:ins>
-      <w:ins w:id="491" w:author="PR Preview" w:date="2026-01-01T00:00:00Z">
+      <w:ins w:id="504" w:author="PR Preview" w:date="2026-01-01T00:00:00Z">
         <w:r>
           <w:t xml:space="preserve">A</w:t>
         </w:r>
       </w:ins>
-      <w:ins w:id="492" w:author="PR Preview" w:date="2026-01-01T00:00:00Z">
+      <w:ins w:id="505" w:author="PR Preview" w:date="2026-01-01T00:00:00Z">
         <w:r>
           <w:t xml:space="preserve"> </w:t>
         </w:r>
       </w:ins>
-      <w:ins w:id="493" w:author="PR Preview" w:date="2026-01-01T00:00:00Z">
+      <w:ins w:id="506" w:author="PR Preview" w:date="2026-01-01T00:00:00Z">
         <w:r>
           <w:rPr>
             <w:b/>
@@ -9644,32 +9832,32 @@
           <w:t xml:space="preserve">density plot</w:t>
         </w:r>
       </w:ins>
-      <w:ins w:id="494" w:author="PR Preview" w:date="2026-01-01T00:00:00Z">
+      <w:ins w:id="507" w:author="PR Preview" w:date="2026-01-01T00:00:00Z">
         <w:r>
           <w:t xml:space="preserve"> </w:t>
         </w:r>
       </w:ins>
-      <w:ins w:id="495" w:author="PR Preview" w:date="2026-01-01T00:00:00Z">
+      <w:ins w:id="508" w:author="PR Preview" w:date="2026-01-01T00:00:00Z">
         <w:r>
           <w:t xml:space="preserve">draws a smooth curve</w:t>
         </w:r>
       </w:ins>
-      <w:ins w:id="496" w:author="PR Preview" w:date="2026-01-01T00:00:00Z">
+      <w:ins w:id="509" w:author="PR Preview" w:date="2026-01-01T00:00:00Z">
         <w:r>
           <w:t xml:space="preserve"> </w:t>
         </w:r>
       </w:ins>
-      <w:ins w:id="497" w:author="PR Preview" w:date="2026-01-01T00:00:00Z">
+      <w:ins w:id="510" w:author="PR Preview" w:date="2026-01-01T00:00:00Z">
         <w:r>
           <w:t xml:space="preserve">that estimates the probability density of a continuous variable,</w:t>
         </w:r>
       </w:ins>
-      <w:ins w:id="498" w:author="PR Preview" w:date="2026-01-01T00:00:00Z">
+      <w:ins w:id="511" w:author="PR Preview" w:date="2026-01-01T00:00:00Z">
         <w:r>
           <w:t xml:space="preserve"> </w:t>
         </w:r>
       </w:ins>
-      <w:ins w:id="499" w:author="PR Preview" w:date="2026-01-01T00:00:00Z">
+      <w:ins w:id="512" w:author="PR Preview" w:date="2026-01-01T00:00:00Z">
         <w:r>
           <w:t xml:space="preserve">scaled so that the area under the curve is 1.</w:t>
         </w:r>
@@ -10021,7 +10209,7 @@
       <w:pPr>
         <w:pStyle w:val="FirstParagraph"/>
       </w:pPr>
-      <w:del w:id="500" w:author="PR Preview" w:date="2026-01-01T00:00:00Z">
+      <w:del w:id="513" w:author="PR Preview" w:date="2026-01-01T00:00:00Z">
         <w:r>
           <w:rPr>
             <w:b/>
@@ -10030,22 +10218,22 @@
           <w:delText xml:space="preserve">Definition 11 (Box plot)</w:delText>
         </w:r>
       </w:del>
-      <w:del w:id="501" w:author="PR Preview" w:date="2026-01-01T00:00:00Z">
+      <w:del w:id="514" w:author="PR Preview" w:date="2026-01-01T00:00:00Z">
         <w:r>
           <w:delText xml:space="preserve"> </w:delText>
         </w:r>
       </w:del>
-      <w:del w:id="502" w:author="PR Preview" w:date="2026-01-01T00:00:00Z">
+      <w:del w:id="515" w:author="PR Preview" w:date="2026-01-01T00:00:00Z">
         <w:r>
           <w:delText xml:space="preserve">A</w:delText>
         </w:r>
       </w:del>
-      <w:del w:id="503" w:author="PR Preview" w:date="2026-01-01T00:00:00Z">
+      <w:del w:id="516" w:author="PR Preview" w:date="2026-01-01T00:00:00Z">
         <w:r>
           <w:delText xml:space="preserve"> </w:delText>
         </w:r>
       </w:del>
-      <w:del w:id="504" w:author="PR Preview" w:date="2026-01-01T00:00:00Z">
+      <w:del w:id="517" w:author="PR Preview" w:date="2026-01-01T00:00:00Z">
         <w:r>
           <w:rPr>
             <w:b/>
@@ -10054,22 +10242,22 @@
           <w:delText xml:space="preserve">box plot</w:delText>
         </w:r>
       </w:del>
-      <w:del w:id="505" w:author="PR Preview" w:date="2026-01-01T00:00:00Z">
+      <w:del w:id="518" w:author="PR Preview" w:date="2026-01-01T00:00:00Z">
         <w:r>
           <w:delText xml:space="preserve"> </w:delText>
         </w:r>
       </w:del>
-      <w:del w:id="506" w:author="PR Preview" w:date="2026-01-01T00:00:00Z">
+      <w:del w:id="519" w:author="PR Preview" w:date="2026-01-01T00:00:00Z">
         <w:r>
           <w:delText xml:space="preserve">(or box-and-whisker plot) summarizes the distribution</w:delText>
         </w:r>
       </w:del>
-      <w:del w:id="507" w:author="PR Preview" w:date="2026-01-01T00:00:00Z">
+      <w:del w:id="520" w:author="PR Preview" w:date="2026-01-01T00:00:00Z">
         <w:r>
           <w:delText xml:space="preserve"> </w:delText>
         </w:r>
       </w:del>
-      <w:del w:id="508" w:author="PR Preview" w:date="2026-01-01T00:00:00Z">
+      <w:del w:id="521" w:author="PR Preview" w:date="2026-01-01T00:00:00Z">
         <w:r>
           <w:delText xml:space="preserve">of a continuous variable:</w:delText>
         </w:r>
@@ -10079,7 +10267,7 @@
       <w:pPr>
         <w:pStyle w:val="FirstParagraph"/>
       </w:pPr>
-      <w:ins w:id="509" w:author="PR Preview" w:date="2026-01-01T00:00:00Z">
+      <w:ins w:id="522" w:author="PR Preview" w:date="2026-01-01T00:00:00Z">
         <w:r>
           <w:rPr>
             <w:b/>
@@ -10088,22 +10276,22 @@
           <w:t xml:space="preserve">Definition 15 (Box plot)</w:t>
         </w:r>
       </w:ins>
-      <w:ins w:id="510" w:author="PR Preview" w:date="2026-01-01T00:00:00Z">
+      <w:ins w:id="523" w:author="PR Preview" w:date="2026-01-01T00:00:00Z">
         <w:r>
           <w:t xml:space="preserve"> </w:t>
         </w:r>
       </w:ins>
-      <w:ins w:id="511" w:author="PR Preview" w:date="2026-01-01T00:00:00Z">
+      <w:ins w:id="524" w:author="PR Preview" w:date="2026-01-01T00:00:00Z">
         <w:r>
           <w:t xml:space="preserve">A</w:t>
         </w:r>
       </w:ins>
-      <w:ins w:id="512" w:author="PR Preview" w:date="2026-01-01T00:00:00Z">
+      <w:ins w:id="525" w:author="PR Preview" w:date="2026-01-01T00:00:00Z">
         <w:r>
           <w:t xml:space="preserve"> </w:t>
         </w:r>
       </w:ins>
-      <w:ins w:id="513" w:author="PR Preview" w:date="2026-01-01T00:00:00Z">
+      <w:ins w:id="526" w:author="PR Preview" w:date="2026-01-01T00:00:00Z">
         <w:r>
           <w:rPr>
             <w:b/>
@@ -10112,22 +10300,22 @@
           <w:t xml:space="preserve">box plot</w:t>
         </w:r>
       </w:ins>
-      <w:ins w:id="514" w:author="PR Preview" w:date="2026-01-01T00:00:00Z">
+      <w:ins w:id="527" w:author="PR Preview" w:date="2026-01-01T00:00:00Z">
         <w:r>
           <w:t xml:space="preserve"> </w:t>
         </w:r>
       </w:ins>
-      <w:ins w:id="515" w:author="PR Preview" w:date="2026-01-01T00:00:00Z">
+      <w:ins w:id="528" w:author="PR Preview" w:date="2026-01-01T00:00:00Z">
         <w:r>
           <w:t xml:space="preserve">(or box-and-whisker plot) summarizes the distribution</w:t>
         </w:r>
       </w:ins>
-      <w:ins w:id="516" w:author="PR Preview" w:date="2026-01-01T00:00:00Z">
+      <w:ins w:id="529" w:author="PR Preview" w:date="2026-01-01T00:00:00Z">
         <w:r>
           <w:t xml:space="preserve"> </w:t>
         </w:r>
       </w:ins>
-      <w:ins w:id="517" w:author="PR Preview" w:date="2026-01-01T00:00:00Z">
+      <w:ins w:id="530" w:author="PR Preview" w:date="2026-01-01T00:00:00Z">
         <w:r>
           <w:t xml:space="preserve">of a continuous variable:</w:t>
         </w:r>
@@ -10715,7 +10903,7 @@
       <w:pPr>
         <w:pStyle w:val="FirstParagraph"/>
       </w:pPr>
-      <w:del w:id="518" w:author="PR Preview" w:date="2026-01-01T00:00:00Z">
+      <w:del w:id="531" w:author="PR Preview" w:date="2026-01-01T00:00:00Z">
         <w:r>
           <w:rPr>
             <w:b/>
@@ -10724,22 +10912,22 @@
           <w:delText xml:space="preserve">Definition 12 (Bar chart)</w:delText>
         </w:r>
       </w:del>
-      <w:del w:id="519" w:author="PR Preview" w:date="2026-01-01T00:00:00Z">
+      <w:del w:id="532" w:author="PR Preview" w:date="2026-01-01T00:00:00Z">
         <w:r>
           <w:delText xml:space="preserve"> </w:delText>
         </w:r>
       </w:del>
-      <w:del w:id="520" w:author="PR Preview" w:date="2026-01-01T00:00:00Z">
+      <w:del w:id="533" w:author="PR Preview" w:date="2026-01-01T00:00:00Z">
         <w:r>
           <w:delText xml:space="preserve">A</w:delText>
         </w:r>
       </w:del>
-      <w:del w:id="521" w:author="PR Preview" w:date="2026-01-01T00:00:00Z">
+      <w:del w:id="534" w:author="PR Preview" w:date="2026-01-01T00:00:00Z">
         <w:r>
           <w:delText xml:space="preserve"> </w:delText>
         </w:r>
       </w:del>
-      <w:del w:id="522" w:author="PR Preview" w:date="2026-01-01T00:00:00Z">
+      <w:del w:id="535" w:author="PR Preview" w:date="2026-01-01T00:00:00Z">
         <w:r>
           <w:rPr>
             <w:b/>
@@ -10748,32 +10936,32 @@
           <w:delText xml:space="preserve">bar chart</w:delText>
         </w:r>
       </w:del>
-      <w:del w:id="523" w:author="PR Preview" w:date="2026-01-01T00:00:00Z">
+      <w:del w:id="536" w:author="PR Preview" w:date="2026-01-01T00:00:00Z">
         <w:r>
           <w:delText xml:space="preserve"> </w:delText>
         </w:r>
       </w:del>
-      <w:del w:id="524" w:author="PR Preview" w:date="2026-01-01T00:00:00Z">
+      <w:del w:id="537" w:author="PR Preview" w:date="2026-01-01T00:00:00Z">
         <w:r>
           <w:delText xml:space="preserve">displays the number or proportion of observations</w:delText>
         </w:r>
       </w:del>
-      <w:del w:id="525" w:author="PR Preview" w:date="2026-01-01T00:00:00Z">
+      <w:del w:id="538" w:author="PR Preview" w:date="2026-01-01T00:00:00Z">
         <w:r>
           <w:delText xml:space="preserve"> </w:delText>
         </w:r>
       </w:del>
-      <w:del w:id="526" w:author="PR Preview" w:date="2026-01-01T00:00:00Z">
+      <w:del w:id="539" w:author="PR Preview" w:date="2026-01-01T00:00:00Z">
         <w:r>
           <w:delText xml:space="preserve">in each category of a categorical variable,</w:delText>
         </w:r>
       </w:del>
-      <w:del w:id="527" w:author="PR Preview" w:date="2026-01-01T00:00:00Z">
+      <w:del w:id="540" w:author="PR Preview" w:date="2026-01-01T00:00:00Z">
         <w:r>
           <w:delText xml:space="preserve"> </w:delText>
         </w:r>
       </w:del>
-      <w:del w:id="528" w:author="PR Preview" w:date="2026-01-01T00:00:00Z">
+      <w:del w:id="541" w:author="PR Preview" w:date="2026-01-01T00:00:00Z">
         <w:r>
           <w:delText xml:space="preserve">as one bar per category.</w:delText>
         </w:r>
@@ -10783,7 +10971,7 @@
       <w:pPr>
         <w:pStyle w:val="FirstParagraph"/>
       </w:pPr>
-      <w:ins w:id="529" w:author="PR Preview" w:date="2026-01-01T00:00:00Z">
+      <w:ins w:id="542" w:author="PR Preview" w:date="2026-01-01T00:00:00Z">
         <w:r>
           <w:rPr>
             <w:b/>
@@ -10792,22 +10980,22 @@
           <w:t xml:space="preserve">Definition 16 (Bar chart)</w:t>
         </w:r>
       </w:ins>
-      <w:ins w:id="530" w:author="PR Preview" w:date="2026-01-01T00:00:00Z">
+      <w:ins w:id="543" w:author="PR Preview" w:date="2026-01-01T00:00:00Z">
         <w:r>
           <w:t xml:space="preserve"> </w:t>
         </w:r>
       </w:ins>
-      <w:ins w:id="531" w:author="PR Preview" w:date="2026-01-01T00:00:00Z">
+      <w:ins w:id="544" w:author="PR Preview" w:date="2026-01-01T00:00:00Z">
         <w:r>
           <w:t xml:space="preserve">A</w:t>
         </w:r>
       </w:ins>
-      <w:ins w:id="532" w:author="PR Preview" w:date="2026-01-01T00:00:00Z">
+      <w:ins w:id="545" w:author="PR Preview" w:date="2026-01-01T00:00:00Z">
         <w:r>
           <w:t xml:space="preserve"> </w:t>
         </w:r>
       </w:ins>
-      <w:ins w:id="533" w:author="PR Preview" w:date="2026-01-01T00:00:00Z">
+      <w:ins w:id="546" w:author="PR Preview" w:date="2026-01-01T00:00:00Z">
         <w:r>
           <w:rPr>
             <w:b/>
@@ -10816,32 +11004,32 @@
           <w:t xml:space="preserve">bar chart</w:t>
         </w:r>
       </w:ins>
-      <w:ins w:id="534" w:author="PR Preview" w:date="2026-01-01T00:00:00Z">
+      <w:ins w:id="547" w:author="PR Preview" w:date="2026-01-01T00:00:00Z">
         <w:r>
           <w:t xml:space="preserve"> </w:t>
         </w:r>
       </w:ins>
-      <w:ins w:id="535" w:author="PR Preview" w:date="2026-01-01T00:00:00Z">
+      <w:ins w:id="548" w:author="PR Preview" w:date="2026-01-01T00:00:00Z">
         <w:r>
           <w:t xml:space="preserve">displays the number or proportion of observations</w:t>
         </w:r>
       </w:ins>
-      <w:ins w:id="536" w:author="PR Preview" w:date="2026-01-01T00:00:00Z">
+      <w:ins w:id="549" w:author="PR Preview" w:date="2026-01-01T00:00:00Z">
         <w:r>
           <w:t xml:space="preserve"> </w:t>
         </w:r>
       </w:ins>
-      <w:ins w:id="537" w:author="PR Preview" w:date="2026-01-01T00:00:00Z">
+      <w:ins w:id="550" w:author="PR Preview" w:date="2026-01-01T00:00:00Z">
         <w:r>
           <w:t xml:space="preserve">in each category of a categorical variable,</w:t>
         </w:r>
       </w:ins>
-      <w:ins w:id="538" w:author="PR Preview" w:date="2026-01-01T00:00:00Z">
+      <w:ins w:id="551" w:author="PR Preview" w:date="2026-01-01T00:00:00Z">
         <w:r>
           <w:t xml:space="preserve"> </w:t>
         </w:r>
       </w:ins>
-      <w:ins w:id="539" w:author="PR Preview" w:date="2026-01-01T00:00:00Z">
+      <w:ins w:id="552" w:author="PR Preview" w:date="2026-01-01T00:00:00Z">
         <w:r>
           <w:t xml:space="preserve">as one bar per category.</w:t>
         </w:r>
@@ -11169,7 +11357,7 @@
       <w:pPr>
         <w:pStyle w:val="FirstParagraph"/>
       </w:pPr>
-      <w:del w:id="540" w:author="PR Preview" w:date="2026-01-01T00:00:00Z">
+      <w:del w:id="553" w:author="PR Preview" w:date="2026-01-01T00:00:00Z">
         <w:r>
           <w:rPr>
             <w:b/>
@@ -11178,22 +11366,22 @@
           <w:delText xml:space="preserve">Definition 13 (Normal quantile-quantile plot)</w:delText>
         </w:r>
       </w:del>
-      <w:del w:id="541" w:author="PR Preview" w:date="2026-01-01T00:00:00Z">
+      <w:del w:id="554" w:author="PR Preview" w:date="2026-01-01T00:00:00Z">
         <w:r>
           <w:delText xml:space="preserve"> </w:delText>
         </w:r>
       </w:del>
-      <w:del w:id="542" w:author="PR Preview" w:date="2026-01-01T00:00:00Z">
+      <w:del w:id="555" w:author="PR Preview" w:date="2026-01-01T00:00:00Z">
         <w:r>
           <w:delText xml:space="preserve">A</w:delText>
         </w:r>
       </w:del>
-      <w:del w:id="543" w:author="PR Preview" w:date="2026-01-01T00:00:00Z">
+      <w:del w:id="556" w:author="PR Preview" w:date="2026-01-01T00:00:00Z">
         <w:r>
           <w:delText xml:space="preserve"> </w:delText>
         </w:r>
       </w:del>
-      <w:del w:id="544" w:author="PR Preview" w:date="2026-01-01T00:00:00Z">
+      <w:del w:id="557" w:author="PR Preview" w:date="2026-01-01T00:00:00Z">
         <w:r>
           <w:rPr>
             <w:b/>
@@ -11202,28 +11390,28 @@
           <w:delText xml:space="preserve">normal quantile-quantile (Q-Q) plot</w:delText>
         </w:r>
       </w:del>
-      <w:del w:id="545" w:author="PR Preview" w:date="2026-01-01T00:00:00Z">
+      <w:del w:id="558" w:author="PR Preview" w:date="2026-01-01T00:00:00Z">
         <w:r>
           <w:delText xml:space="preserve"> </w:delText>
         </w:r>
       </w:del>
-      <w:del w:id="546" w:author="PR Preview" w:date="2026-01-01T00:00:00Z">
+      <w:del w:id="559" w:author="PR Preview" w:date="2026-01-01T00:00:00Z">
         <w:r>
           <w:delText xml:space="preserve">plots the sorted observations</w:delText>
         </w:r>
       </w:del>
-      <w:del w:id="547" w:author="PR Preview" w:date="2026-01-01T00:00:00Z">
+      <w:del w:id="560" w:author="PR Preview" w:date="2026-01-01T00:00:00Z">
         <w:r>
           <w:delText xml:space="preserve"> </w:delText>
         </w:r>
       </w:del>
-      <w:del w:id="548" w:author="PR Preview" w:date="2026-01-01T00:00:00Z">
+      <w:del w:id="561" w:author="PR Preview" w:date="2026-01-01T00:00:00Z">
         <w:r>
           <w:delText xml:space="preserve">(</w:delText>
         </w:r>
       </w:del>
       <w:hyperlink r:id="rId27">
-        <w:del w:id="549" w:author="PR Preview" w:date="2026-01-01T00:00:00Z">
+        <w:del w:id="562" w:author="PR Preview" w:date="2026-01-01T00:00:00Z">
           <w:r>
             <w:rPr>
               <w:rStyle w:val="Hyperlink"/>
@@ -11232,37 +11420,37 @@
           </w:r>
         </w:del>
       </w:hyperlink>
-      <w:del w:id="550" w:author="PR Preview" w:date="2026-01-01T00:00:00Z">
+      <w:del w:id="563" w:author="PR Preview" w:date="2026-01-01T00:00:00Z">
         <w:r>
           <w:delText xml:space="preserve">)</w:delText>
         </w:r>
       </w:del>
-      <w:del w:id="551" w:author="PR Preview" w:date="2026-01-01T00:00:00Z">
+      <w:del w:id="564" w:author="PR Preview" w:date="2026-01-01T00:00:00Z">
         <w:r>
           <w:delText xml:space="preserve"> </w:delText>
         </w:r>
       </w:del>
-      <w:del w:id="552" w:author="PR Preview" w:date="2026-01-01T00:00:00Z">
+      <w:del w:id="565" w:author="PR Preview" w:date="2026-01-01T00:00:00Z">
         <w:r>
           <w:delText xml:space="preserve">against the corresponding quantiles of a standard Gaussian distribution.</w:delText>
         </w:r>
       </w:del>
-      <w:del w:id="553" w:author="PR Preview" w:date="2026-01-01T00:00:00Z">
+      <w:del w:id="566" w:author="PR Preview" w:date="2026-01-01T00:00:00Z">
         <w:r>
           <w:delText xml:space="preserve"> </w:delText>
         </w:r>
       </w:del>
-      <w:del w:id="554" w:author="PR Preview" w:date="2026-01-01T00:00:00Z">
+      <w:del w:id="567" w:author="PR Preview" w:date="2026-01-01T00:00:00Z">
         <w:r>
           <w:delText xml:space="preserve">If the variable is approximately Gaussian,</w:delText>
         </w:r>
       </w:del>
-      <w:del w:id="555" w:author="PR Preview" w:date="2026-01-01T00:00:00Z">
+      <w:del w:id="568" w:author="PR Preview" w:date="2026-01-01T00:00:00Z">
         <w:r>
           <w:delText xml:space="preserve"> </w:delText>
         </w:r>
       </w:del>
-      <w:del w:id="556" w:author="PR Preview" w:date="2026-01-01T00:00:00Z">
+      <w:del w:id="569" w:author="PR Preview" w:date="2026-01-01T00:00:00Z">
         <w:r>
           <w:delText xml:space="preserve">the points fall close to a straight line.</w:delText>
         </w:r>
@@ -11272,7 +11460,7 @@
       <w:pPr>
         <w:pStyle w:val="FirstParagraph"/>
       </w:pPr>
-      <w:ins w:id="557" w:author="PR Preview" w:date="2026-01-01T00:00:00Z">
+      <w:ins w:id="570" w:author="PR Preview" w:date="2026-01-01T00:00:00Z">
         <w:r>
           <w:rPr>
             <w:b/>
@@ -11281,22 +11469,22 @@
           <w:t xml:space="preserve">Definition 17 (Normal quantile-quantile plot)</w:t>
         </w:r>
       </w:ins>
-      <w:ins w:id="558" w:author="PR Preview" w:date="2026-01-01T00:00:00Z">
+      <w:ins w:id="571" w:author="PR Preview" w:date="2026-01-01T00:00:00Z">
         <w:r>
           <w:t xml:space="preserve"> </w:t>
         </w:r>
       </w:ins>
-      <w:ins w:id="559" w:author="PR Preview" w:date="2026-01-01T00:00:00Z">
+      <w:ins w:id="572" w:author="PR Preview" w:date="2026-01-01T00:00:00Z">
         <w:r>
           <w:t xml:space="preserve">A</w:t>
         </w:r>
       </w:ins>
-      <w:ins w:id="560" w:author="PR Preview" w:date="2026-01-01T00:00:00Z">
+      <w:ins w:id="573" w:author="PR Preview" w:date="2026-01-01T00:00:00Z">
         <w:r>
           <w:t xml:space="preserve"> </w:t>
         </w:r>
       </w:ins>
-      <w:ins w:id="561" w:author="PR Preview" w:date="2026-01-01T00:00:00Z">
+      <w:ins w:id="574" w:author="PR Preview" w:date="2026-01-01T00:00:00Z">
         <w:r>
           <w:rPr>
             <w:b/>
@@ -11305,28 +11493,28 @@
           <w:t xml:space="preserve">normal quantile-quantile (Q-Q) plot</w:t>
         </w:r>
       </w:ins>
-      <w:ins w:id="562" w:author="PR Preview" w:date="2026-01-01T00:00:00Z">
+      <w:ins w:id="575" w:author="PR Preview" w:date="2026-01-01T00:00:00Z">
         <w:r>
           <w:t xml:space="preserve"> </w:t>
         </w:r>
       </w:ins>
-      <w:ins w:id="563" w:author="PR Preview" w:date="2026-01-01T00:00:00Z">
+      <w:ins w:id="576" w:author="PR Preview" w:date="2026-01-01T00:00:00Z">
         <w:r>
           <w:t xml:space="preserve">plots the sorted observations</w:t>
         </w:r>
       </w:ins>
-      <w:ins w:id="564" w:author="PR Preview" w:date="2026-01-01T00:00:00Z">
+      <w:ins w:id="577" w:author="PR Preview" w:date="2026-01-01T00:00:00Z">
         <w:r>
           <w:t xml:space="preserve"> </w:t>
         </w:r>
       </w:ins>
-      <w:ins w:id="565" w:author="PR Preview" w:date="2026-01-01T00:00:00Z">
+      <w:ins w:id="578" w:author="PR Preview" w:date="2026-01-01T00:00:00Z">
         <w:r>
           <w:t xml:space="preserve">(</w:t>
         </w:r>
       </w:ins>
       <w:hyperlink r:id="rId27">
-        <w:ins w:id="566" w:author="PR Preview" w:date="2026-01-01T00:00:00Z">
+        <w:ins w:id="579" w:author="PR Preview" w:date="2026-01-01T00:00:00Z">
           <w:r>
             <w:rPr>
               <w:rStyle w:val="Hyperlink"/>
@@ -11335,37 +11523,37 @@
           </w:r>
         </w:ins>
       </w:hyperlink>
-      <w:ins w:id="567" w:author="PR Preview" w:date="2026-01-01T00:00:00Z">
+      <w:ins w:id="580" w:author="PR Preview" w:date="2026-01-01T00:00:00Z">
         <w:r>
           <w:t xml:space="preserve">)</w:t>
         </w:r>
       </w:ins>
-      <w:ins w:id="568" w:author="PR Preview" w:date="2026-01-01T00:00:00Z">
+      <w:ins w:id="581" w:author="PR Preview" w:date="2026-01-01T00:00:00Z">
         <w:r>
           <w:t xml:space="preserve"> </w:t>
         </w:r>
       </w:ins>
-      <w:ins w:id="569" w:author="PR Preview" w:date="2026-01-01T00:00:00Z">
+      <w:ins w:id="582" w:author="PR Preview" w:date="2026-01-01T00:00:00Z">
         <w:r>
           <w:t xml:space="preserve">against the corresponding quantiles of a standard Gaussian distribution.</w:t>
         </w:r>
       </w:ins>
-      <w:ins w:id="570" w:author="PR Preview" w:date="2026-01-01T00:00:00Z">
+      <w:ins w:id="583" w:author="PR Preview" w:date="2026-01-01T00:00:00Z">
         <w:r>
           <w:t xml:space="preserve"> </w:t>
         </w:r>
       </w:ins>
-      <w:ins w:id="571" w:author="PR Preview" w:date="2026-01-01T00:00:00Z">
+      <w:ins w:id="584" w:author="PR Preview" w:date="2026-01-01T00:00:00Z">
         <w:r>
           <w:t xml:space="preserve">If the variable is approximately Gaussian,</w:t>
         </w:r>
       </w:ins>
-      <w:ins w:id="572" w:author="PR Preview" w:date="2026-01-01T00:00:00Z">
+      <w:ins w:id="585" w:author="PR Preview" w:date="2026-01-01T00:00:00Z">
         <w:r>
           <w:t xml:space="preserve"> </w:t>
         </w:r>
       </w:ins>
-      <w:ins w:id="573" w:author="PR Preview" w:date="2026-01-01T00:00:00Z">
+      <w:ins w:id="586" w:author="PR Preview" w:date="2026-01-01T00:00:00Z">
         <w:r>
           <w:t xml:space="preserve">the points fall close to a straight line.</w:t>
         </w:r>
@@ -11778,7 +11966,7 @@
       <w:pPr>
         <w:pStyle w:val="FirstParagraph"/>
       </w:pPr>
-      <w:del w:id="574" w:author="PR Preview" w:date="2026-01-01T00:00:00Z">
+      <w:del w:id="587" w:author="PR Preview" w:date="2026-01-01T00:00:00Z">
         <w:r>
           <w:rPr>
             <w:b/>
@@ -11787,22 +11975,22 @@
           <w:delText xml:space="preserve">Definition 14 (Scatter plot)</w:delText>
         </w:r>
       </w:del>
-      <w:del w:id="575" w:author="PR Preview" w:date="2026-01-01T00:00:00Z">
+      <w:del w:id="588" w:author="PR Preview" w:date="2026-01-01T00:00:00Z">
         <w:r>
           <w:delText xml:space="preserve"> </w:delText>
         </w:r>
       </w:del>
-      <w:del w:id="576" w:author="PR Preview" w:date="2026-01-01T00:00:00Z">
+      <w:del w:id="589" w:author="PR Preview" w:date="2026-01-01T00:00:00Z">
         <w:r>
           <w:delText xml:space="preserve">A</w:delText>
         </w:r>
       </w:del>
-      <w:del w:id="577" w:author="PR Preview" w:date="2026-01-01T00:00:00Z">
+      <w:del w:id="590" w:author="PR Preview" w:date="2026-01-01T00:00:00Z">
         <w:r>
           <w:delText xml:space="preserve"> </w:delText>
         </w:r>
       </w:del>
-      <w:del w:id="578" w:author="PR Preview" w:date="2026-01-01T00:00:00Z">
+      <w:del w:id="591" w:author="PR Preview" w:date="2026-01-01T00:00:00Z">
         <w:r>
           <w:rPr>
             <w:b/>
@@ -11811,32 +11999,32 @@
           <w:delText xml:space="preserve">scatter plot</w:delText>
         </w:r>
       </w:del>
-      <w:del w:id="579" w:author="PR Preview" w:date="2026-01-01T00:00:00Z">
+      <w:del w:id="592" w:author="PR Preview" w:date="2026-01-01T00:00:00Z">
         <w:r>
           <w:delText xml:space="preserve"> </w:delText>
         </w:r>
       </w:del>
-      <w:del w:id="580" w:author="PR Preview" w:date="2026-01-01T00:00:00Z">
+      <w:del w:id="593" w:author="PR Preview" w:date="2026-01-01T00:00:00Z">
         <w:r>
           <w:delText xml:space="preserve">displays the joint distribution of two continuous variables</w:delText>
         </w:r>
       </w:del>
-      <w:del w:id="581" w:author="PR Preview" w:date="2026-01-01T00:00:00Z">
+      <w:del w:id="594" w:author="PR Preview" w:date="2026-01-01T00:00:00Z">
         <w:r>
           <w:delText xml:space="preserve"> </w:delText>
         </w:r>
       </w:del>
-      <w:del w:id="582" w:author="PR Preview" w:date="2026-01-01T00:00:00Z">
+      <w:del w:id="595" w:author="PR Preview" w:date="2026-01-01T00:00:00Z">
         <w:r>
           <w:delText xml:space="preserve">by plotting each observation as a point,</w:delText>
         </w:r>
       </w:del>
-      <w:del w:id="583" w:author="PR Preview" w:date="2026-01-01T00:00:00Z">
+      <w:del w:id="596" w:author="PR Preview" w:date="2026-01-01T00:00:00Z">
         <w:r>
           <w:delText xml:space="preserve"> </w:delText>
         </w:r>
       </w:del>
-      <w:del w:id="584" w:author="PR Preview" w:date="2026-01-01T00:00:00Z">
+      <w:del w:id="597" w:author="PR Preview" w:date="2026-01-01T00:00:00Z">
         <w:r>
           <w:delText xml:space="preserve">with one variable on each axis.</w:delText>
         </w:r>
@@ -11846,7 +12034,7 @@
       <w:pPr>
         <w:pStyle w:val="BodyText"/>
       </w:pPr>
-      <w:del w:id="585" w:author="PR Preview" w:date="2026-01-01T00:00:00Z">
+      <w:del w:id="598" w:author="PR Preview" w:date="2026-01-01T00:00:00Z">
         <w:r>
           <w:rPr>
             <w:b/>
@@ -11855,22 +12043,22 @@
           <w:delText xml:space="preserve">Definition 15 (Pearson correlation coefficient)</w:delText>
         </w:r>
       </w:del>
-      <w:del w:id="586" w:author="PR Preview" w:date="2026-01-01T00:00:00Z">
+      <w:del w:id="599" w:author="PR Preview" w:date="2026-01-01T00:00:00Z">
         <w:r>
           <w:delText xml:space="preserve"> </w:delText>
         </w:r>
       </w:del>
-      <w:del w:id="587" w:author="PR Preview" w:date="2026-01-01T00:00:00Z">
+      <w:del w:id="600" w:author="PR Preview" w:date="2026-01-01T00:00:00Z">
         <w:r>
           <w:delText xml:space="preserve">The</w:delText>
         </w:r>
       </w:del>
-      <w:del w:id="588" w:author="PR Preview" w:date="2026-01-01T00:00:00Z">
+      <w:del w:id="601" w:author="PR Preview" w:date="2026-01-01T00:00:00Z">
         <w:r>
           <w:delText xml:space="preserve"> </w:delText>
         </w:r>
       </w:del>
-      <w:del w:id="589" w:author="PR Preview" w:date="2026-01-01T00:00:00Z">
+      <w:del w:id="602" w:author="PR Preview" w:date="2026-01-01T00:00:00Z">
         <w:r>
           <w:rPr>
             <w:b/>
@@ -11879,17 +12067,17 @@
           <w:delText xml:space="preserve">Pearson correlation coefficient</w:delText>
         </w:r>
       </w:del>
-      <w:del w:id="590" w:author="PR Preview" w:date="2026-01-01T00:00:00Z">
+      <w:del w:id="603" w:author="PR Preview" w:date="2026-01-01T00:00:00Z">
         <w:r>
           <w:delText xml:space="preserve"> </w:delText>
         </w:r>
       </w:del>
-      <w:del w:id="591" w:author="PR Preview" w:date="2026-01-01T00:00:00Z">
+      <w:del w:id="604" w:author="PR Preview" w:date="2026-01-01T00:00:00Z">
         <w:r>
           <w:delText xml:space="preserve">of</w:delText>
         </w:r>
       </w:del>
-      <w:del w:id="592" w:author="PR Preview" w:date="2026-01-01T00:00:00Z">
+      <w:del w:id="605" w:author="PR Preview" w:date="2026-01-01T00:00:00Z">
         <w:r>
           <w:delText xml:space="preserve"> </w:delText>
         </w:r>
@@ -11899,17 +12087,17 @@
           <m:t>n</m:t>
         </m:r>
       </m:oMath>
-      <w:del w:id="593" w:author="PR Preview" w:date="2026-01-01T00:00:00Z">
+      <w:del w:id="606" w:author="PR Preview" w:date="2026-01-01T00:00:00Z">
         <w:r>
           <w:delText xml:space="preserve"> </w:delText>
         </w:r>
       </w:del>
-      <w:del w:id="594" w:author="PR Preview" w:date="2026-01-01T00:00:00Z">
+      <w:del w:id="607" w:author="PR Preview" w:date="2026-01-01T00:00:00Z">
         <w:r>
           <w:delText xml:space="preserve">paired observations</w:delText>
         </w:r>
       </w:del>
-      <w:del w:id="595" w:author="PR Preview" w:date="2026-01-01T00:00:00Z">
+      <w:del w:id="608" w:author="PR Preview" w:date="2026-01-01T00:00:00Z">
         <w:r>
           <w:delText xml:space="preserve"> </w:delText>
         </w:r>
@@ -12018,12 +12206,12 @@
           <m:t>)</m:t>
         </m:r>
       </m:oMath>
-      <w:del w:id="596" w:author="PR Preview" w:date="2026-01-01T00:00:00Z">
+      <w:del w:id="609" w:author="PR Preview" w:date="2026-01-01T00:00:00Z">
         <w:r>
           <w:delText xml:space="preserve"> </w:delText>
         </w:r>
       </w:del>
-      <w:del w:id="597" w:author="PR Preview" w:date="2026-01-01T00:00:00Z">
+      <w:del w:id="610" w:author="PR Preview" w:date="2026-01-01T00:00:00Z">
         <w:r>
           <w:delText xml:space="preserve">is:</w:delText>
         </w:r>
@@ -12033,7 +12221,7 @@
       <w:pPr>
         <w:pStyle w:val="FirstParagraph"/>
       </w:pPr>
-      <w:ins w:id="598" w:author="PR Preview" w:date="2026-01-01T00:00:00Z">
+      <w:ins w:id="611" w:author="PR Preview" w:date="2026-01-01T00:00:00Z">
         <w:r>
           <w:rPr>
             <w:b/>
@@ -12042,22 +12230,22 @@
           <w:t xml:space="preserve">Definition 18 (Scatter plot)</w:t>
         </w:r>
       </w:ins>
-      <w:ins w:id="599" w:author="PR Preview" w:date="2026-01-01T00:00:00Z">
+      <w:ins w:id="612" w:author="PR Preview" w:date="2026-01-01T00:00:00Z">
         <w:r>
           <w:t xml:space="preserve"> </w:t>
         </w:r>
       </w:ins>
-      <w:ins w:id="600" w:author="PR Preview" w:date="2026-01-01T00:00:00Z">
+      <w:ins w:id="613" w:author="PR Preview" w:date="2026-01-01T00:00:00Z">
         <w:r>
           <w:t xml:space="preserve">A</w:t>
         </w:r>
       </w:ins>
-      <w:ins w:id="601" w:author="PR Preview" w:date="2026-01-01T00:00:00Z">
+      <w:ins w:id="614" w:author="PR Preview" w:date="2026-01-01T00:00:00Z">
         <w:r>
           <w:t xml:space="preserve"> </w:t>
         </w:r>
       </w:ins>
-      <w:ins w:id="602" w:author="PR Preview" w:date="2026-01-01T00:00:00Z">
+      <w:ins w:id="615" w:author="PR Preview" w:date="2026-01-01T00:00:00Z">
         <w:r>
           <w:rPr>
             <w:b/>
@@ -12066,32 +12254,32 @@
           <w:t xml:space="preserve">scatter plot</w:t>
         </w:r>
       </w:ins>
-      <w:ins w:id="603" w:author="PR Preview" w:date="2026-01-01T00:00:00Z">
+      <w:ins w:id="616" w:author="PR Preview" w:date="2026-01-01T00:00:00Z">
         <w:r>
           <w:t xml:space="preserve"> </w:t>
         </w:r>
       </w:ins>
-      <w:ins w:id="604" w:author="PR Preview" w:date="2026-01-01T00:00:00Z">
+      <w:ins w:id="617" w:author="PR Preview" w:date="2026-01-01T00:00:00Z">
         <w:r>
           <w:t xml:space="preserve">displays the joint distribution of two continuous variables</w:t>
         </w:r>
       </w:ins>
-      <w:ins w:id="605" w:author="PR Preview" w:date="2026-01-01T00:00:00Z">
+      <w:ins w:id="618" w:author="PR Preview" w:date="2026-01-01T00:00:00Z">
         <w:r>
           <w:t xml:space="preserve"> </w:t>
         </w:r>
       </w:ins>
-      <w:ins w:id="606" w:author="PR Preview" w:date="2026-01-01T00:00:00Z">
+      <w:ins w:id="619" w:author="PR Preview" w:date="2026-01-01T00:00:00Z">
         <w:r>
           <w:t xml:space="preserve">by plotting each observation as a point,</w:t>
         </w:r>
       </w:ins>
-      <w:ins w:id="607" w:author="PR Preview" w:date="2026-01-01T00:00:00Z">
+      <w:ins w:id="620" w:author="PR Preview" w:date="2026-01-01T00:00:00Z">
         <w:r>
           <w:t xml:space="preserve"> </w:t>
         </w:r>
       </w:ins>
-      <w:ins w:id="608" w:author="PR Preview" w:date="2026-01-01T00:00:00Z">
+      <w:ins w:id="621" w:author="PR Preview" w:date="2026-01-01T00:00:00Z">
         <w:r>
           <w:t xml:space="preserve">with one variable on each axis.</w:t>
         </w:r>
@@ -12532,7 +12720,7 @@
       <w:pPr>
         <w:pStyle w:val="BodyText"/>
       </w:pPr>
-      <w:ins w:id="609" w:author="PR Preview" w:date="2026-01-01T00:00:00Z">
+      <w:ins w:id="622" w:author="PR Preview" w:date="2026-01-01T00:00:00Z">
         <w:r>
           <w:rPr>
             <w:b/>
@@ -12541,22 +12729,22 @@
           <w:t xml:space="preserve">Definition 19 (Pearson correlation coefficient)</w:t>
         </w:r>
       </w:ins>
-      <w:ins w:id="610" w:author="PR Preview" w:date="2026-01-01T00:00:00Z">
+      <w:ins w:id="623" w:author="PR Preview" w:date="2026-01-01T00:00:00Z">
         <w:r>
           <w:t xml:space="preserve"> </w:t>
         </w:r>
       </w:ins>
-      <w:ins w:id="611" w:author="PR Preview" w:date="2026-01-01T00:00:00Z">
+      <w:ins w:id="624" w:author="PR Preview" w:date="2026-01-01T00:00:00Z">
         <w:r>
           <w:t xml:space="preserve">The</w:t>
         </w:r>
       </w:ins>
-      <w:ins w:id="612" w:author="PR Preview" w:date="2026-01-01T00:00:00Z">
+      <w:ins w:id="625" w:author="PR Preview" w:date="2026-01-01T00:00:00Z">
         <w:r>
           <w:t xml:space="preserve"> </w:t>
         </w:r>
       </w:ins>
-      <w:ins w:id="613" w:author="PR Preview" w:date="2026-01-01T00:00:00Z">
+      <w:ins w:id="626" w:author="PR Preview" w:date="2026-01-01T00:00:00Z">
         <w:r>
           <w:rPr>
             <w:b/>
@@ -12565,17 +12753,17 @@
           <w:t xml:space="preserve">Pearson correlation coefficient</w:t>
         </w:r>
       </w:ins>
-      <w:ins w:id="614" w:author="PR Preview" w:date="2026-01-01T00:00:00Z">
+      <w:ins w:id="627" w:author="PR Preview" w:date="2026-01-01T00:00:00Z">
         <w:r>
           <w:t xml:space="preserve"> </w:t>
         </w:r>
       </w:ins>
-      <w:ins w:id="615" w:author="PR Preview" w:date="2026-01-01T00:00:00Z">
+      <w:ins w:id="628" w:author="PR Preview" w:date="2026-01-01T00:00:00Z">
         <w:r>
           <w:t xml:space="preserve">of</w:t>
         </w:r>
       </w:ins>
-      <w:ins w:id="616" w:author="PR Preview" w:date="2026-01-01T00:00:00Z">
+      <w:ins w:id="629" w:author="PR Preview" w:date="2026-01-01T00:00:00Z">
         <w:r>
           <w:t xml:space="preserve"> </w:t>
         </w:r>
@@ -12585,17 +12773,17 @@
           <m:t>n</m:t>
         </m:r>
       </m:oMath>
-      <w:ins w:id="617" w:author="PR Preview" w:date="2026-01-01T00:00:00Z">
+      <w:ins w:id="630" w:author="PR Preview" w:date="2026-01-01T00:00:00Z">
         <w:r>
           <w:t xml:space="preserve"> </w:t>
         </w:r>
       </w:ins>
-      <w:ins w:id="618" w:author="PR Preview" w:date="2026-01-01T00:00:00Z">
+      <w:ins w:id="631" w:author="PR Preview" w:date="2026-01-01T00:00:00Z">
         <w:r>
           <w:t xml:space="preserve">paired observations</w:t>
         </w:r>
       </w:ins>
-      <w:ins w:id="619" w:author="PR Preview" w:date="2026-01-01T00:00:00Z">
+      <w:ins w:id="632" w:author="PR Preview" w:date="2026-01-01T00:00:00Z">
         <w:r>
           <w:t xml:space="preserve"> </w:t>
         </w:r>
@@ -12704,12 +12892,12 @@
           <m:t>)</m:t>
         </m:r>
       </m:oMath>
-      <w:ins w:id="620" w:author="PR Preview" w:date="2026-01-01T00:00:00Z">
+      <w:ins w:id="633" w:author="PR Preview" w:date="2026-01-01T00:00:00Z">
         <w:r>
           <w:t xml:space="preserve"> </w:t>
         </w:r>
       </w:ins>
-      <w:ins w:id="621" w:author="PR Preview" w:date="2026-01-01T00:00:00Z">
+      <w:ins w:id="634" w:author="PR Preview" w:date="2026-01-01T00:00:00Z">
         <w:r>
           <w:t xml:space="preserve">is:</w:t>
         </w:r>
@@ -14374,7 +14562,7 @@
       <w:pPr>
         <w:pStyle w:val="BodyText"/>
       </w:pPr>
-      <w:del w:id="622" w:author="PR Preview" w:date="2026-01-01T00:00:00Z">
+      <w:del w:id="635" w:author="PR Preview" w:date="2026-01-01T00:00:00Z">
         <w:r>
           <w:rPr>
             <w:b/>
@@ -14383,12 +14571,12 @@
           <w:delText xml:space="preserve">Example 6 (Correlation between cholesterol and blood pressure in the WCGS)</w:delText>
         </w:r>
       </w:del>
-      <w:del w:id="623" w:author="PR Preview" w:date="2026-01-01T00:00:00Z">
+      <w:del w:id="636" w:author="PR Preview" w:date="2026-01-01T00:00:00Z">
         <w:r>
           <w:delText xml:space="preserve"> </w:delText>
         </w:r>
       </w:del>
-      <w:del w:id="624" w:author="PR Preview" w:date="2026-01-01T00:00:00Z">
+      <w:del w:id="637" w:author="PR Preview" w:date="2026-01-01T00:00:00Z">
         <w:r>
           <w:delText xml:space="preserve"> </w:delText>
         </w:r>
@@ -14398,7 +14586,7 @@
       <w:pPr>
         <w:pStyle w:val="BodyText"/>
       </w:pPr>
-      <w:ins w:id="625" w:author="PR Preview" w:date="2026-01-01T00:00:00Z">
+      <w:ins w:id="638" w:author="PR Preview" w:date="2026-01-01T00:00:00Z">
         <w:r>
           <w:rPr>
             <w:b/>
@@ -14407,12 +14595,12 @@
           <w:t xml:space="preserve">Example 7 (Correlation between cholesterol and blood pressure in the WCGS)</w:t>
         </w:r>
       </w:ins>
-      <w:ins w:id="626" w:author="PR Preview" w:date="2026-01-01T00:00:00Z">
+      <w:ins w:id="639" w:author="PR Preview" w:date="2026-01-01T00:00:00Z">
         <w:r>
           <w:t xml:space="preserve"> </w:t>
         </w:r>
       </w:ins>
-      <w:ins w:id="627" w:author="PR Preview" w:date="2026-01-01T00:00:00Z">
+      <w:ins w:id="640" w:author="PR Preview" w:date="2026-01-01T00:00:00Z">
         <w:r>
           <w:t xml:space="preserve"> </w:t>
         </w:r>
@@ -16641,7 +16829,7 @@
       <w:pPr>
         <w:pStyle w:val="FirstParagraph"/>
       </w:pPr>
-      <w:del w:id="628" w:author="PR Preview" w:date="2026-01-01T00:00:00Z">
+      <w:del w:id="641" w:author="PR Preview" w:date="2026-01-01T00:00:00Z">
         <w:r>
           <w:rPr>
             <w:b/>
@@ -16650,22 +16838,22 @@
           <w:delText xml:space="preserve">Definition 16 (Contingency table)</w:delText>
         </w:r>
       </w:del>
-      <w:del w:id="629" w:author="PR Preview" w:date="2026-01-01T00:00:00Z">
+      <w:del w:id="642" w:author="PR Preview" w:date="2026-01-01T00:00:00Z">
         <w:r>
           <w:delText xml:space="preserve"> </w:delText>
         </w:r>
       </w:del>
-      <w:del w:id="630" w:author="PR Preview" w:date="2026-01-01T00:00:00Z">
+      <w:del w:id="643" w:author="PR Preview" w:date="2026-01-01T00:00:00Z">
         <w:r>
           <w:delText xml:space="preserve">A</w:delText>
         </w:r>
       </w:del>
-      <w:del w:id="631" w:author="PR Preview" w:date="2026-01-01T00:00:00Z">
+      <w:del w:id="644" w:author="PR Preview" w:date="2026-01-01T00:00:00Z">
         <w:r>
           <w:delText xml:space="preserve"> </w:delText>
         </w:r>
       </w:del>
-      <w:del w:id="632" w:author="PR Preview" w:date="2026-01-01T00:00:00Z">
+      <w:del w:id="645" w:author="PR Preview" w:date="2026-01-01T00:00:00Z">
         <w:r>
           <w:rPr>
             <w:b/>
@@ -16674,22 +16862,22 @@
           <w:delText xml:space="preserve">contingency table</w:delText>
         </w:r>
       </w:del>
-      <w:del w:id="633" w:author="PR Preview" w:date="2026-01-01T00:00:00Z">
+      <w:del w:id="646" w:author="PR Preview" w:date="2026-01-01T00:00:00Z">
         <w:r>
           <w:delText xml:space="preserve"> </w:delText>
         </w:r>
       </w:del>
-      <w:del w:id="634" w:author="PR Preview" w:date="2026-01-01T00:00:00Z">
+      <w:del w:id="647" w:author="PR Preview" w:date="2026-01-01T00:00:00Z">
         <w:r>
           <w:delText xml:space="preserve">(or</w:delText>
         </w:r>
       </w:del>
-      <w:del w:id="635" w:author="PR Preview" w:date="2026-01-01T00:00:00Z">
+      <w:del w:id="648" w:author="PR Preview" w:date="2026-01-01T00:00:00Z">
         <w:r>
           <w:delText xml:space="preserve"> </w:delText>
         </w:r>
       </w:del>
-      <w:del w:id="636" w:author="PR Preview" w:date="2026-01-01T00:00:00Z">
+      <w:del w:id="649" w:author="PR Preview" w:date="2026-01-01T00:00:00Z">
         <w:r>
           <w:rPr>
             <w:b/>
@@ -16698,52 +16886,52 @@
           <w:delText xml:space="preserve">cross-tabulation</w:delText>
         </w:r>
       </w:del>
-      <w:del w:id="637" w:author="PR Preview" w:date="2026-01-01T00:00:00Z">
+      <w:del w:id="650" w:author="PR Preview" w:date="2026-01-01T00:00:00Z">
         <w:r>
           <w:delText xml:space="preserve">) displays</w:delText>
         </w:r>
       </w:del>
-      <w:del w:id="638" w:author="PR Preview" w:date="2026-01-01T00:00:00Z">
+      <w:del w:id="651" w:author="PR Preview" w:date="2026-01-01T00:00:00Z">
         <w:r>
           <w:delText xml:space="preserve"> </w:delText>
         </w:r>
       </w:del>
-      <w:del w:id="639" w:author="PR Preview" w:date="2026-01-01T00:00:00Z">
+      <w:del w:id="652" w:author="PR Preview" w:date="2026-01-01T00:00:00Z">
         <w:r>
           <w:delText xml:space="preserve">the joint frequencies of two categorical variables:</w:delText>
         </w:r>
       </w:del>
-      <w:del w:id="640" w:author="PR Preview" w:date="2026-01-01T00:00:00Z">
+      <w:del w:id="653" w:author="PR Preview" w:date="2026-01-01T00:00:00Z">
         <w:r>
           <w:delText xml:space="preserve"> </w:delText>
         </w:r>
       </w:del>
-      <w:del w:id="641" w:author="PR Preview" w:date="2026-01-01T00:00:00Z">
+      <w:del w:id="654" w:author="PR Preview" w:date="2026-01-01T00:00:00Z">
         <w:r>
           <w:delText xml:space="preserve">each cell counts the observations with one combination of categories.</w:delText>
         </w:r>
       </w:del>
-      <w:del w:id="642" w:author="PR Preview" w:date="2026-01-01T00:00:00Z">
+      <w:del w:id="655" w:author="PR Preview" w:date="2026-01-01T00:00:00Z">
         <w:r>
           <w:delText xml:space="preserve"> </w:delText>
         </w:r>
       </w:del>
-      <w:del w:id="643" w:author="PR Preview" w:date="2026-01-01T00:00:00Z">
+      <w:del w:id="656" w:author="PR Preview" w:date="2026-01-01T00:00:00Z">
         <w:r>
           <w:delText xml:space="preserve">For two binary variables,</w:delText>
         </w:r>
       </w:del>
-      <w:del w:id="644" w:author="PR Preview" w:date="2026-01-01T00:00:00Z">
+      <w:del w:id="657" w:author="PR Preview" w:date="2026-01-01T00:00:00Z">
         <w:r>
           <w:delText xml:space="preserve"> </w:delText>
         </w:r>
       </w:del>
-      <w:del w:id="645" w:author="PR Preview" w:date="2026-01-01T00:00:00Z">
+      <w:del w:id="658" w:author="PR Preview" w:date="2026-01-01T00:00:00Z">
         <w:r>
           <w:delText xml:space="preserve">the contingency table is a</w:delText>
         </w:r>
       </w:del>
-      <w:del w:id="646" w:author="PR Preview" w:date="2026-01-01T00:00:00Z">
+      <w:del w:id="659" w:author="PR Preview" w:date="2026-01-01T00:00:00Z">
         <w:r>
           <w:delText xml:space="preserve"> </w:delText>
         </w:r>
@@ -16762,17 +16950,17 @@
           <m:t>2</m:t>
         </m:r>
       </m:oMath>
-      <w:del w:id="647" w:author="PR Preview" w:date="2026-01-01T00:00:00Z">
+      <w:del w:id="660" w:author="PR Preview" w:date="2026-01-01T00:00:00Z">
         <w:r>
           <w:delText xml:space="preserve"> </w:delText>
         </w:r>
       </w:del>
-      <w:del w:id="648" w:author="PR Preview" w:date="2026-01-01T00:00:00Z">
+      <w:del w:id="661" w:author="PR Preview" w:date="2026-01-01T00:00:00Z">
         <w:r>
           <w:delText xml:space="preserve">table with cells</w:delText>
         </w:r>
       </w:del>
-      <w:del w:id="649" w:author="PR Preview" w:date="2026-01-01T00:00:00Z">
+      <w:del w:id="662" w:author="PR Preview" w:date="2026-01-01T00:00:00Z">
         <w:r>
           <w:delText xml:space="preserve"> </w:delText>
         </w:r>
@@ -16782,12 +16970,12 @@
           <m:t>a</m:t>
         </m:r>
       </m:oMath>
-      <w:del w:id="650" w:author="PR Preview" w:date="2026-01-01T00:00:00Z">
+      <w:del w:id="663" w:author="PR Preview" w:date="2026-01-01T00:00:00Z">
         <w:r>
           <w:delText xml:space="preserve">,</w:delText>
         </w:r>
       </w:del>
-      <w:del w:id="651" w:author="PR Preview" w:date="2026-01-01T00:00:00Z">
+      <w:del w:id="664" w:author="PR Preview" w:date="2026-01-01T00:00:00Z">
         <w:r>
           <w:delText xml:space="preserve"> </w:delText>
         </w:r>
@@ -16797,12 +16985,12 @@
           <m:t>b</m:t>
         </m:r>
       </m:oMath>
-      <w:del w:id="652" w:author="PR Preview" w:date="2026-01-01T00:00:00Z">
+      <w:del w:id="665" w:author="PR Preview" w:date="2026-01-01T00:00:00Z">
         <w:r>
           <w:delText xml:space="preserve">,</w:delText>
         </w:r>
       </w:del>
-      <w:del w:id="653" w:author="PR Preview" w:date="2026-01-01T00:00:00Z">
+      <w:del w:id="666" w:author="PR Preview" w:date="2026-01-01T00:00:00Z">
         <w:r>
           <w:delText xml:space="preserve"> </w:delText>
         </w:r>
@@ -16812,12 +17000,12 @@
           <m:t>c</m:t>
         </m:r>
       </m:oMath>
-      <w:del w:id="654" w:author="PR Preview" w:date="2026-01-01T00:00:00Z">
+      <w:del w:id="667" w:author="PR Preview" w:date="2026-01-01T00:00:00Z">
         <w:r>
           <w:delText xml:space="preserve">, and</w:delText>
         </w:r>
       </w:del>
-      <w:del w:id="655" w:author="PR Preview" w:date="2026-01-01T00:00:00Z">
+      <w:del w:id="668" w:author="PR Preview" w:date="2026-01-01T00:00:00Z">
         <w:r>
           <w:delText xml:space="preserve"> </w:delText>
         </w:r>
@@ -16827,7 +17015,7 @@
           <m:t>d</m:t>
         </m:r>
       </m:oMath>
-      <w:del w:id="656" w:author="PR Preview" w:date="2026-01-01T00:00:00Z">
+      <w:del w:id="669" w:author="PR Preview" w:date="2026-01-01T00:00:00Z">
         <w:r>
           <w:delText xml:space="preserve">:</w:delText>
         </w:r>
@@ -16837,7 +17025,7 @@
       <w:pPr>
         <w:pStyle w:val="BodyText"/>
       </w:pPr>
-      <w:del w:id="657" w:author="PR Preview" w:date="2026-01-01T00:00:00Z">
+      <w:del w:id="670" w:author="PR Preview" w:date="2026-01-01T00:00:00Z">
         <w:r>
           <w:rPr>
             <w:b/>
@@ -16846,12 +17034,12 @@
           <w:delText xml:space="preserve">Example 7 (Smoking and CHD in the WCGS)</w:delText>
         </w:r>
       </w:del>
-      <w:del w:id="658" w:author="PR Preview" w:date="2026-01-01T00:00:00Z">
+      <w:del w:id="671" w:author="PR Preview" w:date="2026-01-01T00:00:00Z">
         <w:r>
           <w:delText xml:space="preserve"> </w:delText>
         </w:r>
       </w:del>
-      <w:del w:id="659" w:author="PR Preview" w:date="2026-01-01T00:00:00Z">
+      <w:del w:id="672" w:author="PR Preview" w:date="2026-01-01T00:00:00Z">
         <w:r>
           <w:delText xml:space="preserve"> </w:delText>
         </w:r>
@@ -16861,7 +17049,7 @@
       <w:pPr>
         <w:pStyle w:val="FirstParagraph"/>
       </w:pPr>
-      <w:ins w:id="660" w:author="PR Preview" w:date="2026-01-01T00:00:00Z">
+      <w:ins w:id="673" w:author="PR Preview" w:date="2026-01-01T00:00:00Z">
         <w:r>
           <w:rPr>
             <w:b/>
@@ -16870,22 +17058,22 @@
           <w:t xml:space="preserve">Definition 20 (Contingency table)</w:t>
         </w:r>
       </w:ins>
-      <w:ins w:id="661" w:author="PR Preview" w:date="2026-01-01T00:00:00Z">
+      <w:ins w:id="674" w:author="PR Preview" w:date="2026-01-01T00:00:00Z">
         <w:r>
           <w:t xml:space="preserve"> </w:t>
         </w:r>
       </w:ins>
-      <w:ins w:id="662" w:author="PR Preview" w:date="2026-01-01T00:00:00Z">
+      <w:ins w:id="675" w:author="PR Preview" w:date="2026-01-01T00:00:00Z">
         <w:r>
           <w:t xml:space="preserve">A</w:t>
         </w:r>
       </w:ins>
-      <w:ins w:id="663" w:author="PR Preview" w:date="2026-01-01T00:00:00Z">
+      <w:ins w:id="676" w:author="PR Preview" w:date="2026-01-01T00:00:00Z">
         <w:r>
           <w:t xml:space="preserve"> </w:t>
         </w:r>
       </w:ins>
-      <w:ins w:id="664" w:author="PR Preview" w:date="2026-01-01T00:00:00Z">
+      <w:ins w:id="677" w:author="PR Preview" w:date="2026-01-01T00:00:00Z">
         <w:r>
           <w:rPr>
             <w:b/>
@@ -16894,22 +17082,22 @@
           <w:t xml:space="preserve">contingency table</w:t>
         </w:r>
       </w:ins>
-      <w:ins w:id="665" w:author="PR Preview" w:date="2026-01-01T00:00:00Z">
+      <w:ins w:id="678" w:author="PR Preview" w:date="2026-01-01T00:00:00Z">
         <w:r>
           <w:t xml:space="preserve"> </w:t>
         </w:r>
       </w:ins>
-      <w:ins w:id="666" w:author="PR Preview" w:date="2026-01-01T00:00:00Z">
+      <w:ins w:id="679" w:author="PR Preview" w:date="2026-01-01T00:00:00Z">
         <w:r>
           <w:t xml:space="preserve">(or</w:t>
         </w:r>
       </w:ins>
-      <w:ins w:id="667" w:author="PR Preview" w:date="2026-01-01T00:00:00Z">
+      <w:ins w:id="680" w:author="PR Preview" w:date="2026-01-01T00:00:00Z">
         <w:r>
           <w:t xml:space="preserve"> </w:t>
         </w:r>
       </w:ins>
-      <w:ins w:id="668" w:author="PR Preview" w:date="2026-01-01T00:00:00Z">
+      <w:ins w:id="681" w:author="PR Preview" w:date="2026-01-01T00:00:00Z">
         <w:r>
           <w:rPr>
             <w:b/>
@@ -16918,52 +17106,52 @@
           <w:t xml:space="preserve">cross-tabulation</w:t>
         </w:r>
       </w:ins>
-      <w:ins w:id="669" w:author="PR Preview" w:date="2026-01-01T00:00:00Z">
+      <w:ins w:id="682" w:author="PR Preview" w:date="2026-01-01T00:00:00Z">
         <w:r>
           <w:t xml:space="preserve">) displays</w:t>
         </w:r>
       </w:ins>
-      <w:ins w:id="670" w:author="PR Preview" w:date="2026-01-01T00:00:00Z">
+      <w:ins w:id="683" w:author="PR Preview" w:date="2026-01-01T00:00:00Z">
         <w:r>
           <w:t xml:space="preserve"> </w:t>
         </w:r>
       </w:ins>
-      <w:ins w:id="671" w:author="PR Preview" w:date="2026-01-01T00:00:00Z">
+      <w:ins w:id="684" w:author="PR Preview" w:date="2026-01-01T00:00:00Z">
         <w:r>
           <w:t xml:space="preserve">the joint frequencies of two categorical variables:</w:t>
         </w:r>
       </w:ins>
-      <w:ins w:id="672" w:author="PR Preview" w:date="2026-01-01T00:00:00Z">
+      <w:ins w:id="685" w:author="PR Preview" w:date="2026-01-01T00:00:00Z">
         <w:r>
           <w:t xml:space="preserve"> </w:t>
         </w:r>
       </w:ins>
-      <w:ins w:id="673" w:author="PR Preview" w:date="2026-01-01T00:00:00Z">
+      <w:ins w:id="686" w:author="PR Preview" w:date="2026-01-01T00:00:00Z">
         <w:r>
           <w:t xml:space="preserve">each cell counts the observations with one combination of categories.</w:t>
         </w:r>
       </w:ins>
-      <w:ins w:id="674" w:author="PR Preview" w:date="2026-01-01T00:00:00Z">
+      <w:ins w:id="687" w:author="PR Preview" w:date="2026-01-01T00:00:00Z">
         <w:r>
           <w:t xml:space="preserve"> </w:t>
         </w:r>
       </w:ins>
-      <w:ins w:id="675" w:author="PR Preview" w:date="2026-01-01T00:00:00Z">
+      <w:ins w:id="688" w:author="PR Preview" w:date="2026-01-01T00:00:00Z">
         <w:r>
           <w:t xml:space="preserve">For two binary variables,</w:t>
         </w:r>
       </w:ins>
-      <w:ins w:id="676" w:author="PR Preview" w:date="2026-01-01T00:00:00Z">
+      <w:ins w:id="689" w:author="PR Preview" w:date="2026-01-01T00:00:00Z">
         <w:r>
           <w:t xml:space="preserve"> </w:t>
         </w:r>
       </w:ins>
-      <w:ins w:id="677" w:author="PR Preview" w:date="2026-01-01T00:00:00Z">
+      <w:ins w:id="690" w:author="PR Preview" w:date="2026-01-01T00:00:00Z">
         <w:r>
           <w:t xml:space="preserve">the contingency table is a</w:t>
         </w:r>
       </w:ins>
-      <w:ins w:id="678" w:author="PR Preview" w:date="2026-01-01T00:00:00Z">
+      <w:ins w:id="691" w:author="PR Preview" w:date="2026-01-01T00:00:00Z">
         <w:r>
           <w:t xml:space="preserve"> </w:t>
         </w:r>
@@ -16982,17 +17170,17 @@
           <m:t>2</m:t>
         </m:r>
       </m:oMath>
-      <w:ins w:id="679" w:author="PR Preview" w:date="2026-01-01T00:00:00Z">
+      <w:ins w:id="692" w:author="PR Preview" w:date="2026-01-01T00:00:00Z">
         <w:r>
           <w:t xml:space="preserve"> </w:t>
         </w:r>
       </w:ins>
-      <w:ins w:id="680" w:author="PR Preview" w:date="2026-01-01T00:00:00Z">
+      <w:ins w:id="693" w:author="PR Preview" w:date="2026-01-01T00:00:00Z">
         <w:r>
           <w:t xml:space="preserve">table with cells</w:t>
         </w:r>
       </w:ins>
-      <w:ins w:id="681" w:author="PR Preview" w:date="2026-01-01T00:00:00Z">
+      <w:ins w:id="694" w:author="PR Preview" w:date="2026-01-01T00:00:00Z">
         <w:r>
           <w:t xml:space="preserve"> </w:t>
         </w:r>
@@ -17002,12 +17190,12 @@
           <m:t>a</m:t>
         </m:r>
       </m:oMath>
-      <w:ins w:id="682" w:author="PR Preview" w:date="2026-01-01T00:00:00Z">
+      <w:ins w:id="695" w:author="PR Preview" w:date="2026-01-01T00:00:00Z">
         <w:r>
           <w:t xml:space="preserve">,</w:t>
         </w:r>
       </w:ins>
-      <w:ins w:id="683" w:author="PR Preview" w:date="2026-01-01T00:00:00Z">
+      <w:ins w:id="696" w:author="PR Preview" w:date="2026-01-01T00:00:00Z">
         <w:r>
           <w:t xml:space="preserve"> </w:t>
         </w:r>
@@ -17017,12 +17205,12 @@
           <m:t>b</m:t>
         </m:r>
       </m:oMath>
-      <w:ins w:id="684" w:author="PR Preview" w:date="2026-01-01T00:00:00Z">
+      <w:ins w:id="697" w:author="PR Preview" w:date="2026-01-01T00:00:00Z">
         <w:r>
           <w:t xml:space="preserve">,</w:t>
         </w:r>
       </w:ins>
-      <w:ins w:id="685" w:author="PR Preview" w:date="2026-01-01T00:00:00Z">
+      <w:ins w:id="698" w:author="PR Preview" w:date="2026-01-01T00:00:00Z">
         <w:r>
           <w:t xml:space="preserve"> </w:t>
         </w:r>
@@ -17032,12 +17220,12 @@
           <m:t>c</m:t>
         </m:r>
       </m:oMath>
-      <w:ins w:id="686" w:author="PR Preview" w:date="2026-01-01T00:00:00Z">
+      <w:ins w:id="699" w:author="PR Preview" w:date="2026-01-01T00:00:00Z">
         <w:r>
           <w:t xml:space="preserve">, and</w:t>
         </w:r>
       </w:ins>
-      <w:ins w:id="687" w:author="PR Preview" w:date="2026-01-01T00:00:00Z">
+      <w:ins w:id="700" w:author="PR Preview" w:date="2026-01-01T00:00:00Z">
         <w:r>
           <w:t xml:space="preserve"> </w:t>
         </w:r>
@@ -17047,7 +17235,7 @@
           <m:t>d</m:t>
         </m:r>
       </m:oMath>
-      <w:ins w:id="688" w:author="PR Preview" w:date="2026-01-01T00:00:00Z">
+      <w:ins w:id="701" w:author="PR Preview" w:date="2026-01-01T00:00:00Z">
         <w:r>
           <w:t xml:space="preserve">:</w:t>
         </w:r>
@@ -17349,7 +17537,7 @@
       <w:pPr>
         <w:pStyle w:val="BodyText"/>
       </w:pPr>
-      <w:ins w:id="689" w:author="PR Preview" w:date="2026-01-01T00:00:00Z">
+      <w:ins w:id="702" w:author="PR Preview" w:date="2026-01-01T00:00:00Z">
         <w:r>
           <w:rPr>
             <w:b/>
@@ -17358,12 +17546,12 @@
           <w:t xml:space="preserve">Example 8 (Smoking and CHD in the WCGS)</w:t>
         </w:r>
       </w:ins>
-      <w:ins w:id="690" w:author="PR Preview" w:date="2026-01-01T00:00:00Z">
+      <w:ins w:id="703" w:author="PR Preview" w:date="2026-01-01T00:00:00Z">
         <w:r>
           <w:t xml:space="preserve"> </w:t>
         </w:r>
       </w:ins>
-      <w:ins w:id="691" w:author="PR Preview" w:date="2026-01-01T00:00:00Z">
+      <w:ins w:id="704" w:author="PR Preview" w:date="2026-01-01T00:00:00Z">
         <w:r>
           <w:t xml:space="preserve"> </w:t>
         </w:r>
@@ -20139,7 +20327,7 @@
       <w:pPr>
         <w:pStyle w:val="FirstParagraph"/>
       </w:pPr>
-      <w:del w:id="692" w:author="PR Preview" w:date="2026-01-01T00:00:00Z">
+      <w:del w:id="705" w:author="PR Preview" w:date="2026-01-01T00:00:00Z">
         <w:r>
           <w:rPr>
             <w:b/>
@@ -20148,17 +20336,17 @@
           <w:delText xml:space="preserve">Definition 17 (Standardization)</w:delText>
         </w:r>
       </w:del>
-      <w:del w:id="693" w:author="PR Preview" w:date="2026-01-01T00:00:00Z">
+      <w:del w:id="706" w:author="PR Preview" w:date="2026-01-01T00:00:00Z">
         <w:r>
           <w:delText xml:space="preserve"> </w:delText>
         </w:r>
       </w:del>
-      <w:del w:id="694" w:author="PR Preview" w:date="2026-01-01T00:00:00Z">
+      <w:del w:id="707" w:author="PR Preview" w:date="2026-01-01T00:00:00Z">
         <w:r>
           <w:delText xml:space="preserve">Let</w:delText>
         </w:r>
       </w:del>
-      <w:del w:id="695" w:author="PR Preview" w:date="2026-01-01T00:00:00Z">
+      <w:del w:id="708" w:author="PR Preview" w:date="2026-01-01T00:00:00Z">
         <w:r>
           <w:delText xml:space="preserve"> </w:delText>
         </w:r>
@@ -20207,17 +20395,17 @@
           </m:sub>
         </m:sSub>
       </m:oMath>
-      <w:del w:id="696" w:author="PR Preview" w:date="2026-01-01T00:00:00Z">
+      <w:del w:id="709" w:author="PR Preview" w:date="2026-01-01T00:00:00Z">
         <w:r>
           <w:delText xml:space="preserve"> </w:delText>
         </w:r>
       </w:del>
-      <w:del w:id="697" w:author="PR Preview" w:date="2026-01-01T00:00:00Z">
+      <w:del w:id="710" w:author="PR Preview" w:date="2026-01-01T00:00:00Z">
         <w:r>
           <w:delText xml:space="preserve">be</w:delText>
         </w:r>
       </w:del>
-      <w:del w:id="698" w:author="PR Preview" w:date="2026-01-01T00:00:00Z">
+      <w:del w:id="711" w:author="PR Preview" w:date="2026-01-01T00:00:00Z">
         <w:r>
           <w:delText xml:space="preserve"> </w:delText>
         </w:r>
@@ -20236,33 +20424,33 @@
           <m:t>2</m:t>
         </m:r>
       </m:oMath>
-      <w:del w:id="699" w:author="PR Preview" w:date="2026-01-01T00:00:00Z">
+      <w:del w:id="712" w:author="PR Preview" w:date="2026-01-01T00:00:00Z">
         <w:r>
           <w:delText xml:space="preserve"> </w:delText>
         </w:r>
       </w:del>
-      <w:del w:id="700" w:author="PR Preview" w:date="2026-01-01T00:00:00Z">
+      <w:del w:id="713" w:author="PR Preview" w:date="2026-01-01T00:00:00Z">
         <w:r>
           <w:delText xml:space="preserve">observations of a variable</w:delText>
         </w:r>
       </w:del>
-      <w:del w:id="701" w:author="PR Preview" w:date="2026-01-01T00:00:00Z">
+      <w:del w:id="714" w:author="PR Preview" w:date="2026-01-01T00:00:00Z">
         <w:r>
           <w:delText xml:space="preserve"> </w:delText>
         </w:r>
       </w:del>
-      <w:del w:id="702" w:author="PR Preview" w:date="2026-01-01T00:00:00Z">
+      <w:del w:id="715" w:author="PR Preview" w:date="2026-01-01T00:00:00Z">
         <w:r>
           <w:delText xml:space="preserve">with</w:delText>
         </w:r>
       </w:del>
-      <w:del w:id="703" w:author="PR Preview" w:date="2026-01-01T00:00:00Z">
+      <w:del w:id="716" w:author="PR Preview" w:date="2026-01-01T00:00:00Z">
         <w:r>
           <w:delText xml:space="preserve"> </w:delText>
         </w:r>
       </w:del>
       <w:hyperlink w:anchor="def-sample-mean">
-        <w:del w:id="704" w:author="PR Preview" w:date="2026-01-01T00:00:00Z">
+        <w:del w:id="717" w:author="PR Preview" w:date="2026-01-01T00:00:00Z">
           <w:r>
             <w:rPr>
               <w:rStyle w:val="Hyperlink"/>
@@ -20271,7 +20459,7 @@
           </w:r>
         </w:del>
       </w:hyperlink>
-      <w:del w:id="705" w:author="PR Preview" w:date="2026-01-01T00:00:00Z">
+      <w:del w:id="718" w:author="PR Preview" w:date="2026-01-01T00:00:00Z">
         <w:r>
           <w:delText xml:space="preserve"> </w:delText>
         </w:r>
@@ -20288,23 +20476,23 @@
           </m:e>
         </m:acc>
       </m:oMath>
-      <w:del w:id="706" w:author="PR Preview" w:date="2026-01-01T00:00:00Z">
+      <w:del w:id="719" w:author="PR Preview" w:date="2026-01-01T00:00:00Z">
         <w:r>
           <w:delText xml:space="preserve"> </w:delText>
         </w:r>
       </w:del>
-      <w:del w:id="707" w:author="PR Preview" w:date="2026-01-01T00:00:00Z">
+      <w:del w:id="720" w:author="PR Preview" w:date="2026-01-01T00:00:00Z">
         <w:r>
           <w:delText xml:space="preserve">and</w:delText>
         </w:r>
       </w:del>
-      <w:del w:id="708" w:author="PR Preview" w:date="2026-01-01T00:00:00Z">
+      <w:del w:id="721" w:author="PR Preview" w:date="2026-01-01T00:00:00Z">
         <w:r>
           <w:delText xml:space="preserve"> </w:delText>
         </w:r>
       </w:del>
       <w:hyperlink w:anchor="def-sample-sd">
-        <w:del w:id="709" w:author="PR Preview" w:date="2026-01-01T00:00:00Z">
+        <w:del w:id="722" w:author="PR Preview" w:date="2026-01-01T00:00:00Z">
           <w:r>
             <w:rPr>
               <w:rStyle w:val="Hyperlink"/>
@@ -20313,7 +20501,7 @@
           </w:r>
         </w:del>
       </w:hyperlink>
-      <w:del w:id="710" w:author="PR Preview" w:date="2026-01-01T00:00:00Z">
+      <w:del w:id="723" w:author="PR Preview" w:date="2026-01-01T00:00:00Z">
         <w:r>
           <w:delText xml:space="preserve"> </w:delText>
         </w:r>
@@ -20332,27 +20520,27 @@
           <m:t>0</m:t>
         </m:r>
       </m:oMath>
-      <w:del w:id="711" w:author="PR Preview" w:date="2026-01-01T00:00:00Z">
+      <w:del w:id="724" w:author="PR Preview" w:date="2026-01-01T00:00:00Z">
         <w:r>
           <w:delText xml:space="preserve">.</w:delText>
         </w:r>
       </w:del>
-      <w:del w:id="712" w:author="PR Preview" w:date="2026-01-01T00:00:00Z">
+      <w:del w:id="725" w:author="PR Preview" w:date="2026-01-01T00:00:00Z">
         <w:r>
           <w:delText xml:space="preserve"> </w:delText>
         </w:r>
       </w:del>
-      <w:del w:id="713" w:author="PR Preview" w:date="2026-01-01T00:00:00Z">
+      <w:del w:id="726" w:author="PR Preview" w:date="2026-01-01T00:00:00Z">
         <w:r>
           <w:delText xml:space="preserve">The</w:delText>
         </w:r>
       </w:del>
-      <w:del w:id="714" w:author="PR Preview" w:date="2026-01-01T00:00:00Z">
+      <w:del w:id="727" w:author="PR Preview" w:date="2026-01-01T00:00:00Z">
         <w:r>
           <w:delText xml:space="preserve"> </w:delText>
         </w:r>
       </w:del>
-      <w:del w:id="715" w:author="PR Preview" w:date="2026-01-01T00:00:00Z">
+      <w:del w:id="728" w:author="PR Preview" w:date="2026-01-01T00:00:00Z">
         <w:r>
           <w:rPr>
             <w:b/>
@@ -20361,17 +20549,17 @@
           <w:delText xml:space="preserve">standardized value</w:delText>
         </w:r>
       </w:del>
-      <w:del w:id="716" w:author="PR Preview" w:date="2026-01-01T00:00:00Z">
+      <w:del w:id="729" w:author="PR Preview" w:date="2026-01-01T00:00:00Z">
         <w:r>
           <w:delText xml:space="preserve"> </w:delText>
         </w:r>
       </w:del>
-      <w:del w:id="717" w:author="PR Preview" w:date="2026-01-01T00:00:00Z">
+      <w:del w:id="730" w:author="PR Preview" w:date="2026-01-01T00:00:00Z">
         <w:r>
           <w:delText xml:space="preserve">of</w:delText>
         </w:r>
       </w:del>
-      <w:del w:id="718" w:author="PR Preview" w:date="2026-01-01T00:00:00Z">
+      <w:del w:id="731" w:author="PR Preview" w:date="2026-01-01T00:00:00Z">
         <w:r>
           <w:delText xml:space="preserve"> </w:delText>
         </w:r>
@@ -20390,12 +20578,12 @@
           </m:sub>
         </m:sSub>
       </m:oMath>
-      <w:del w:id="719" w:author="PR Preview" w:date="2026-01-01T00:00:00Z">
+      <w:del w:id="732" w:author="PR Preview" w:date="2026-01-01T00:00:00Z">
         <w:r>
           <w:delText xml:space="preserve"> </w:delText>
         </w:r>
       </w:del>
-      <w:del w:id="720" w:author="PR Preview" w:date="2026-01-01T00:00:00Z">
+      <w:del w:id="733" w:author="PR Preview" w:date="2026-01-01T00:00:00Z">
         <w:r>
           <w:delText xml:space="preserve">is</w:delText>
         </w:r>
@@ -20405,7 +20593,7 @@
       <w:pPr>
         <w:pStyle w:val="FirstParagraph"/>
       </w:pPr>
-      <w:ins w:id="721" w:author="PR Preview" w:date="2026-01-01T00:00:00Z">
+      <w:ins w:id="734" w:author="PR Preview" w:date="2026-01-01T00:00:00Z">
         <w:r>
           <w:rPr>
             <w:b/>
@@ -20414,17 +20602,17 @@
           <w:t xml:space="preserve">Definition 21 (Standardization)</w:t>
         </w:r>
       </w:ins>
-      <w:ins w:id="722" w:author="PR Preview" w:date="2026-01-01T00:00:00Z">
+      <w:ins w:id="735" w:author="PR Preview" w:date="2026-01-01T00:00:00Z">
         <w:r>
           <w:t xml:space="preserve"> </w:t>
         </w:r>
       </w:ins>
-      <w:ins w:id="723" w:author="PR Preview" w:date="2026-01-01T00:00:00Z">
+      <w:ins w:id="736" w:author="PR Preview" w:date="2026-01-01T00:00:00Z">
         <w:r>
           <w:t xml:space="preserve">Let</w:t>
         </w:r>
       </w:ins>
-      <w:ins w:id="724" w:author="PR Preview" w:date="2026-01-01T00:00:00Z">
+      <w:ins w:id="737" w:author="PR Preview" w:date="2026-01-01T00:00:00Z">
         <w:r>
           <w:t xml:space="preserve"> </w:t>
         </w:r>
@@ -20473,17 +20661,17 @@
           </m:sub>
         </m:sSub>
       </m:oMath>
-      <w:ins w:id="725" w:author="PR Preview" w:date="2026-01-01T00:00:00Z">
+      <w:ins w:id="738" w:author="PR Preview" w:date="2026-01-01T00:00:00Z">
         <w:r>
           <w:t xml:space="preserve"> </w:t>
         </w:r>
       </w:ins>
-      <w:ins w:id="726" w:author="PR Preview" w:date="2026-01-01T00:00:00Z">
+      <w:ins w:id="739" w:author="PR Preview" w:date="2026-01-01T00:00:00Z">
         <w:r>
           <w:t xml:space="preserve">be</w:t>
         </w:r>
       </w:ins>
-      <w:ins w:id="727" w:author="PR Preview" w:date="2026-01-01T00:00:00Z">
+      <w:ins w:id="740" w:author="PR Preview" w:date="2026-01-01T00:00:00Z">
         <w:r>
           <w:t xml:space="preserve"> </w:t>
         </w:r>
@@ -20502,33 +20690,33 @@
           <m:t>2</m:t>
         </m:r>
       </m:oMath>
-      <w:ins w:id="728" w:author="PR Preview" w:date="2026-01-01T00:00:00Z">
+      <w:ins w:id="741" w:author="PR Preview" w:date="2026-01-01T00:00:00Z">
         <w:r>
           <w:t xml:space="preserve"> </w:t>
         </w:r>
       </w:ins>
-      <w:ins w:id="729" w:author="PR Preview" w:date="2026-01-01T00:00:00Z">
+      <w:ins w:id="742" w:author="PR Preview" w:date="2026-01-01T00:00:00Z">
         <w:r>
           <w:t xml:space="preserve">observations of a variable</w:t>
         </w:r>
       </w:ins>
-      <w:ins w:id="730" w:author="PR Preview" w:date="2026-01-01T00:00:00Z">
+      <w:ins w:id="743" w:author="PR Preview" w:date="2026-01-01T00:00:00Z">
         <w:r>
           <w:t xml:space="preserve"> </w:t>
         </w:r>
       </w:ins>
-      <w:ins w:id="731" w:author="PR Preview" w:date="2026-01-01T00:00:00Z">
+      <w:ins w:id="744" w:author="PR Preview" w:date="2026-01-01T00:00:00Z">
         <w:r>
           <w:t xml:space="preserve">with</w:t>
         </w:r>
       </w:ins>
-      <w:ins w:id="732" w:author="PR Preview" w:date="2026-01-01T00:00:00Z">
+      <w:ins w:id="745" w:author="PR Preview" w:date="2026-01-01T00:00:00Z">
         <w:r>
           <w:t xml:space="preserve"> </w:t>
         </w:r>
       </w:ins>
       <w:hyperlink w:anchor="def-sample-mean">
-        <w:ins w:id="733" w:author="PR Preview" w:date="2026-01-01T00:00:00Z">
+        <w:ins w:id="746" w:author="PR Preview" w:date="2026-01-01T00:00:00Z">
           <w:r>
             <w:rPr>
               <w:rStyle w:val="Hyperlink"/>
@@ -20537,7 +20725,7 @@
           </w:r>
         </w:ins>
       </w:hyperlink>
-      <w:ins w:id="734" w:author="PR Preview" w:date="2026-01-01T00:00:00Z">
+      <w:ins w:id="747" w:author="PR Preview" w:date="2026-01-01T00:00:00Z">
         <w:r>
           <w:t xml:space="preserve"> </w:t>
         </w:r>
@@ -20554,23 +20742,23 @@
           </m:e>
         </m:acc>
       </m:oMath>
-      <w:ins w:id="735" w:author="PR Preview" w:date="2026-01-01T00:00:00Z">
+      <w:ins w:id="748" w:author="PR Preview" w:date="2026-01-01T00:00:00Z">
         <w:r>
           <w:t xml:space="preserve"> </w:t>
         </w:r>
       </w:ins>
-      <w:ins w:id="736" w:author="PR Preview" w:date="2026-01-01T00:00:00Z">
+      <w:ins w:id="749" w:author="PR Preview" w:date="2026-01-01T00:00:00Z">
         <w:r>
           <w:t xml:space="preserve">and</w:t>
         </w:r>
       </w:ins>
-      <w:ins w:id="737" w:author="PR Preview" w:date="2026-01-01T00:00:00Z">
+      <w:ins w:id="750" w:author="PR Preview" w:date="2026-01-01T00:00:00Z">
         <w:r>
           <w:t xml:space="preserve"> </w:t>
         </w:r>
       </w:ins>
       <w:hyperlink w:anchor="def-sample-sd">
-        <w:ins w:id="738" w:author="PR Preview" w:date="2026-01-01T00:00:00Z">
+        <w:ins w:id="751" w:author="PR Preview" w:date="2026-01-01T00:00:00Z">
           <w:r>
             <w:rPr>
               <w:rStyle w:val="Hyperlink"/>
@@ -20579,7 +20767,7 @@
           </w:r>
         </w:ins>
       </w:hyperlink>
-      <w:ins w:id="739" w:author="PR Preview" w:date="2026-01-01T00:00:00Z">
+      <w:ins w:id="752" w:author="PR Preview" w:date="2026-01-01T00:00:00Z">
         <w:r>
           <w:t xml:space="preserve"> </w:t>
         </w:r>
@@ -20598,27 +20786,27 @@
           <m:t>0</m:t>
         </m:r>
       </m:oMath>
-      <w:ins w:id="740" w:author="PR Preview" w:date="2026-01-01T00:00:00Z">
+      <w:ins w:id="753" w:author="PR Preview" w:date="2026-01-01T00:00:00Z">
         <w:r>
           <w:t xml:space="preserve">.</w:t>
         </w:r>
       </w:ins>
-      <w:ins w:id="741" w:author="PR Preview" w:date="2026-01-01T00:00:00Z">
+      <w:ins w:id="754" w:author="PR Preview" w:date="2026-01-01T00:00:00Z">
         <w:r>
           <w:t xml:space="preserve"> </w:t>
         </w:r>
       </w:ins>
-      <w:ins w:id="742" w:author="PR Preview" w:date="2026-01-01T00:00:00Z">
+      <w:ins w:id="755" w:author="PR Preview" w:date="2026-01-01T00:00:00Z">
         <w:r>
           <w:t xml:space="preserve">The</w:t>
         </w:r>
       </w:ins>
-      <w:ins w:id="743" w:author="PR Preview" w:date="2026-01-01T00:00:00Z">
+      <w:ins w:id="756" w:author="PR Preview" w:date="2026-01-01T00:00:00Z">
         <w:r>
           <w:t xml:space="preserve"> </w:t>
         </w:r>
       </w:ins>
-      <w:ins w:id="744" w:author="PR Preview" w:date="2026-01-01T00:00:00Z">
+      <w:ins w:id="757" w:author="PR Preview" w:date="2026-01-01T00:00:00Z">
         <w:r>
           <w:rPr>
             <w:b/>
@@ -20627,17 +20815,17 @@
           <w:t xml:space="preserve">standardized value</w:t>
         </w:r>
       </w:ins>
-      <w:ins w:id="745" w:author="PR Preview" w:date="2026-01-01T00:00:00Z">
+      <w:ins w:id="758" w:author="PR Preview" w:date="2026-01-01T00:00:00Z">
         <w:r>
           <w:t xml:space="preserve"> </w:t>
         </w:r>
       </w:ins>
-      <w:ins w:id="746" w:author="PR Preview" w:date="2026-01-01T00:00:00Z">
+      <w:ins w:id="759" w:author="PR Preview" w:date="2026-01-01T00:00:00Z">
         <w:r>
           <w:t xml:space="preserve">of</w:t>
         </w:r>
       </w:ins>
-      <w:ins w:id="747" w:author="PR Preview" w:date="2026-01-01T00:00:00Z">
+      <w:ins w:id="760" w:author="PR Preview" w:date="2026-01-01T00:00:00Z">
         <w:r>
           <w:t xml:space="preserve"> </w:t>
         </w:r>
@@ -20656,12 +20844,12 @@
           </m:sub>
         </m:sSub>
       </m:oMath>
-      <w:ins w:id="748" w:author="PR Preview" w:date="2026-01-01T00:00:00Z">
+      <w:ins w:id="761" w:author="PR Preview" w:date="2026-01-01T00:00:00Z">
         <w:r>
           <w:t xml:space="preserve"> </w:t>
         </w:r>
       </w:ins>
-      <w:ins w:id="749" w:author="PR Preview" w:date="2026-01-01T00:00:00Z">
+      <w:ins w:id="762" w:author="PR Preview" w:date="2026-01-01T00:00:00Z">
         <w:r>
           <w:t xml:space="preserve">is</w:t>
         </w:r>
@@ -21979,7 +22167,7 @@
       <w:pPr>
         <w:pStyle w:val="BodyText"/>
       </w:pPr>
-      <w:del w:id="750" w:author="PR Preview" w:date="2026-01-01T00:00:00Z">
+      <w:del w:id="763" w:author="PR Preview" w:date="2026-01-01T00:00:00Z">
         <w:r>
           <w:rPr>
             <w:b/>
@@ -21988,22 +22176,22 @@
           <w:delText xml:space="preserve">Example 8 (Standardizing cholesterol in R)</w:delText>
         </w:r>
       </w:del>
-      <w:del w:id="751" w:author="PR Preview" w:date="2026-01-01T00:00:00Z">
+      <w:del w:id="764" w:author="PR Preview" w:date="2026-01-01T00:00:00Z">
         <w:r>
           <w:delText xml:space="preserve"> </w:delText>
         </w:r>
       </w:del>
-      <w:del w:id="752" w:author="PR Preview" w:date="2026-01-01T00:00:00Z">
+      <w:del w:id="765" w:author="PR Preview" w:date="2026-01-01T00:00:00Z">
         <w:r>
           <w:delText xml:space="preserve">In R,</w:delText>
         </w:r>
       </w:del>
-      <w:del w:id="753" w:author="PR Preview" w:date="2026-01-01T00:00:00Z">
+      <w:del w:id="766" w:author="PR Preview" w:date="2026-01-01T00:00:00Z">
         <w:r>
           <w:delText xml:space="preserve"> </w:delText>
         </w:r>
       </w:del>
-      <w:del w:id="754" w:author="PR Preview" w:date="2026-01-01T00:00:00Z">
+      <w:del w:id="767" w:author="PR Preview" w:date="2026-01-01T00:00:00Z">
         <w:r>
           <w:rPr>
             <w:rStyle w:val="VerbatimChar"/>
@@ -22011,32 +22199,32 @@
           <w:delText xml:space="preserve">scale()</w:delText>
         </w:r>
       </w:del>
-      <w:del w:id="755" w:author="PR Preview" w:date="2026-01-01T00:00:00Z">
+      <w:del w:id="768" w:author="PR Preview" w:date="2026-01-01T00:00:00Z">
         <w:r>
           <w:delText xml:space="preserve"> </w:delText>
         </w:r>
       </w:del>
-      <w:del w:id="756" w:author="PR Preview" w:date="2026-01-01T00:00:00Z">
+      <w:del w:id="769" w:author="PR Preview" w:date="2026-01-01T00:00:00Z">
         <w:r>
           <w:delText xml:space="preserve">returns the standardized values of a column,</w:delText>
         </w:r>
       </w:del>
-      <w:del w:id="757" w:author="PR Preview" w:date="2026-01-01T00:00:00Z">
+      <w:del w:id="770" w:author="PR Preview" w:date="2026-01-01T00:00:00Z">
         <w:r>
           <w:delText xml:space="preserve"> </w:delText>
         </w:r>
       </w:del>
-      <w:del w:id="758" w:author="PR Preview" w:date="2026-01-01T00:00:00Z">
+      <w:del w:id="771" w:author="PR Preview" w:date="2026-01-01T00:00:00Z">
         <w:r>
           <w:delText xml:space="preserve">as a one-column matrix.</w:delText>
         </w:r>
       </w:del>
-      <w:del w:id="759" w:author="PR Preview" w:date="2026-01-01T00:00:00Z">
+      <w:del w:id="772" w:author="PR Preview" w:date="2026-01-01T00:00:00Z">
         <w:r>
           <w:delText xml:space="preserve"> </w:delText>
         </w:r>
       </w:del>
-      <w:del w:id="760" w:author="PR Preview" w:date="2026-01-01T00:00:00Z">
+      <w:del w:id="773" w:author="PR Preview" w:date="2026-01-01T00:00:00Z">
         <w:r>
           <w:delText xml:space="preserve">For the WCGS cholesterol values:</w:delText>
         </w:r>
@@ -22046,7 +22234,7 @@
       <w:pPr>
         <w:pStyle w:val="BodyText"/>
       </w:pPr>
-      <w:ins w:id="761" w:author="PR Preview" w:date="2026-01-01T00:00:00Z">
+      <w:ins w:id="774" w:author="PR Preview" w:date="2026-01-01T00:00:00Z">
         <w:r>
           <w:rPr>
             <w:b/>
@@ -22055,22 +22243,22 @@
           <w:t xml:space="preserve">Example 9 (Standardizing cholesterol in R)</w:t>
         </w:r>
       </w:ins>
-      <w:ins w:id="762" w:author="PR Preview" w:date="2026-01-01T00:00:00Z">
+      <w:ins w:id="775" w:author="PR Preview" w:date="2026-01-01T00:00:00Z">
         <w:r>
           <w:t xml:space="preserve"> </w:t>
         </w:r>
       </w:ins>
-      <w:ins w:id="763" w:author="PR Preview" w:date="2026-01-01T00:00:00Z">
+      <w:ins w:id="776" w:author="PR Preview" w:date="2026-01-01T00:00:00Z">
         <w:r>
           <w:t xml:space="preserve">In R,</w:t>
         </w:r>
       </w:ins>
-      <w:ins w:id="764" w:author="PR Preview" w:date="2026-01-01T00:00:00Z">
+      <w:ins w:id="777" w:author="PR Preview" w:date="2026-01-01T00:00:00Z">
         <w:r>
           <w:t xml:space="preserve"> </w:t>
         </w:r>
       </w:ins>
-      <w:ins w:id="765" w:author="PR Preview" w:date="2026-01-01T00:00:00Z">
+      <w:ins w:id="778" w:author="PR Preview" w:date="2026-01-01T00:00:00Z">
         <w:r>
           <w:rPr>
             <w:rStyle w:val="VerbatimChar"/>
@@ -22078,32 +22266,32 @@
           <w:t xml:space="preserve">scale()</w:t>
         </w:r>
       </w:ins>
-      <w:ins w:id="766" w:author="PR Preview" w:date="2026-01-01T00:00:00Z">
+      <w:ins w:id="779" w:author="PR Preview" w:date="2026-01-01T00:00:00Z">
         <w:r>
           <w:t xml:space="preserve"> </w:t>
         </w:r>
       </w:ins>
-      <w:ins w:id="767" w:author="PR Preview" w:date="2026-01-01T00:00:00Z">
+      <w:ins w:id="780" w:author="PR Preview" w:date="2026-01-01T00:00:00Z">
         <w:r>
           <w:t xml:space="preserve">returns the standardized values of a column,</w:t>
         </w:r>
       </w:ins>
-      <w:ins w:id="768" w:author="PR Preview" w:date="2026-01-01T00:00:00Z">
+      <w:ins w:id="781" w:author="PR Preview" w:date="2026-01-01T00:00:00Z">
         <w:r>
           <w:t xml:space="preserve"> </w:t>
         </w:r>
       </w:ins>
-      <w:ins w:id="769" w:author="PR Preview" w:date="2026-01-01T00:00:00Z">
+      <w:ins w:id="782" w:author="PR Preview" w:date="2026-01-01T00:00:00Z">
         <w:r>
           <w:t xml:space="preserve">as a one-column matrix.</w:t>
         </w:r>
       </w:ins>
-      <w:ins w:id="770" w:author="PR Preview" w:date="2026-01-01T00:00:00Z">
+      <w:ins w:id="783" w:author="PR Preview" w:date="2026-01-01T00:00:00Z">
         <w:r>
           <w:t xml:space="preserve"> </w:t>
         </w:r>
       </w:ins>
-      <w:ins w:id="771" w:author="PR Preview" w:date="2026-01-01T00:00:00Z">
+      <w:ins w:id="784" w:author="PR Preview" w:date="2026-01-01T00:00:00Z">
         <w:r>
           <w:t xml:space="preserve">For the WCGS cholesterol values:</w:t>
         </w:r>
@@ -22347,7 +22535,7 @@
       <w:pPr>
         <w:pStyle w:val="BodyText"/>
       </w:pPr>
-      <w:del w:id="772" w:author="PR Preview" w:date="2026-01-01T00:00:00Z">
+      <w:del w:id="785" w:author="PR Preview" w:date="2026-01-01T00:00:00Z">
         <w:r>
           <w:rPr>
             <w:b/>
@@ -22356,17 +22544,17 @@
           <w:delText xml:space="preserve">Definition 18 (Min-max scaling)</w:delText>
         </w:r>
       </w:del>
-      <w:del w:id="773" w:author="PR Preview" w:date="2026-01-01T00:00:00Z">
+      <w:del w:id="786" w:author="PR Preview" w:date="2026-01-01T00:00:00Z">
         <w:r>
           <w:delText xml:space="preserve"> </w:delText>
         </w:r>
       </w:del>
-      <w:del w:id="774" w:author="PR Preview" w:date="2026-01-01T00:00:00Z">
+      <w:del w:id="787" w:author="PR Preview" w:date="2026-01-01T00:00:00Z">
         <w:r>
           <w:delText xml:space="preserve">Let</w:delText>
         </w:r>
       </w:del>
-      <w:del w:id="775" w:author="PR Preview" w:date="2026-01-01T00:00:00Z">
+      <w:del w:id="788" w:author="PR Preview" w:date="2026-01-01T00:00:00Z">
         <w:r>
           <w:delText xml:space="preserve"> </w:delText>
         </w:r>
@@ -22415,27 +22603,27 @@
           </m:sub>
         </m:sSub>
       </m:oMath>
-      <w:del w:id="776" w:author="PR Preview" w:date="2026-01-01T00:00:00Z">
+      <w:del w:id="789" w:author="PR Preview" w:date="2026-01-01T00:00:00Z">
         <w:r>
           <w:delText xml:space="preserve"> </w:delText>
         </w:r>
       </w:del>
-      <w:del w:id="777" w:author="PR Preview" w:date="2026-01-01T00:00:00Z">
+      <w:del w:id="790" w:author="PR Preview" w:date="2026-01-01T00:00:00Z">
         <w:r>
           <w:delText xml:space="preserve">be observations of a variable</w:delText>
         </w:r>
       </w:del>
-      <w:del w:id="778" w:author="PR Preview" w:date="2026-01-01T00:00:00Z">
+      <w:del w:id="791" w:author="PR Preview" w:date="2026-01-01T00:00:00Z">
         <w:r>
           <w:delText xml:space="preserve"> </w:delText>
         </w:r>
       </w:del>
-      <w:del w:id="779" w:author="PR Preview" w:date="2026-01-01T00:00:00Z">
+      <w:del w:id="792" w:author="PR Preview" w:date="2026-01-01T00:00:00Z">
         <w:r>
           <w:delText xml:space="preserve">with minimum</w:delText>
         </w:r>
       </w:del>
-      <w:del w:id="780" w:author="PR Preview" w:date="2026-01-01T00:00:00Z">
+      <w:del w:id="793" w:author="PR Preview" w:date="2026-01-01T00:00:00Z">
         <w:r>
           <w:delText xml:space="preserve"> </w:delText>
         </w:r>
@@ -22457,17 +22645,17 @@
           </m:sub>
         </m:sSub>
       </m:oMath>
-      <w:del w:id="781" w:author="PR Preview" w:date="2026-01-01T00:00:00Z">
+      <w:del w:id="794" w:author="PR Preview" w:date="2026-01-01T00:00:00Z">
         <w:r>
           <w:delText xml:space="preserve"> </w:delText>
         </w:r>
       </w:del>
-      <w:del w:id="782" w:author="PR Preview" w:date="2026-01-01T00:00:00Z">
+      <w:del w:id="795" w:author="PR Preview" w:date="2026-01-01T00:00:00Z">
         <w:r>
           <w:delText xml:space="preserve">and maximum</w:delText>
         </w:r>
       </w:del>
-      <w:del w:id="783" w:author="PR Preview" w:date="2026-01-01T00:00:00Z">
+      <w:del w:id="796" w:author="PR Preview" w:date="2026-01-01T00:00:00Z">
         <w:r>
           <w:delText xml:space="preserve"> </w:delText>
         </w:r>
@@ -22510,27 +22698,27 @@
           </m:sub>
         </m:sSub>
       </m:oMath>
-      <w:del w:id="784" w:author="PR Preview" w:date="2026-01-01T00:00:00Z">
+      <w:del w:id="797" w:author="PR Preview" w:date="2026-01-01T00:00:00Z">
         <w:r>
           <w:delText xml:space="preserve">.</w:delText>
         </w:r>
       </w:del>
-      <w:del w:id="785" w:author="PR Preview" w:date="2026-01-01T00:00:00Z">
+      <w:del w:id="798" w:author="PR Preview" w:date="2026-01-01T00:00:00Z">
         <w:r>
           <w:delText xml:space="preserve"> </w:delText>
         </w:r>
       </w:del>
-      <w:del w:id="786" w:author="PR Preview" w:date="2026-01-01T00:00:00Z">
+      <w:del w:id="799" w:author="PR Preview" w:date="2026-01-01T00:00:00Z">
         <w:r>
           <w:delText xml:space="preserve">The</w:delText>
         </w:r>
       </w:del>
-      <w:del w:id="787" w:author="PR Preview" w:date="2026-01-01T00:00:00Z">
+      <w:del w:id="800" w:author="PR Preview" w:date="2026-01-01T00:00:00Z">
         <w:r>
           <w:delText xml:space="preserve"> </w:delText>
         </w:r>
       </w:del>
-      <w:del w:id="788" w:author="PR Preview" w:date="2026-01-01T00:00:00Z">
+      <w:del w:id="801" w:author="PR Preview" w:date="2026-01-01T00:00:00Z">
         <w:r>
           <w:rPr>
             <w:b/>
@@ -22539,17 +22727,17 @@
           <w:delText xml:space="preserve">min-max scaled value</w:delText>
         </w:r>
       </w:del>
-      <w:del w:id="789" w:author="PR Preview" w:date="2026-01-01T00:00:00Z">
+      <w:del w:id="802" w:author="PR Preview" w:date="2026-01-01T00:00:00Z">
         <w:r>
           <w:delText xml:space="preserve"> </w:delText>
         </w:r>
       </w:del>
-      <w:del w:id="790" w:author="PR Preview" w:date="2026-01-01T00:00:00Z">
+      <w:del w:id="803" w:author="PR Preview" w:date="2026-01-01T00:00:00Z">
         <w:r>
           <w:delText xml:space="preserve">of</w:delText>
         </w:r>
       </w:del>
-      <w:del w:id="791" w:author="PR Preview" w:date="2026-01-01T00:00:00Z">
+      <w:del w:id="804" w:author="PR Preview" w:date="2026-01-01T00:00:00Z">
         <w:r>
           <w:delText xml:space="preserve"> </w:delText>
         </w:r>
@@ -22568,12 +22756,12 @@
           </m:sub>
         </m:sSub>
       </m:oMath>
-      <w:del w:id="792" w:author="PR Preview" w:date="2026-01-01T00:00:00Z">
+      <w:del w:id="805" w:author="PR Preview" w:date="2026-01-01T00:00:00Z">
         <w:r>
           <w:delText xml:space="preserve"> </w:delText>
         </w:r>
       </w:del>
-      <w:del w:id="793" w:author="PR Preview" w:date="2026-01-01T00:00:00Z">
+      <w:del w:id="806" w:author="PR Preview" w:date="2026-01-01T00:00:00Z">
         <w:r>
           <w:delText xml:space="preserve">is</w:delText>
         </w:r>
@@ -22583,7 +22771,7 @@
       <w:pPr>
         <w:pStyle w:val="BodyText"/>
       </w:pPr>
-      <w:ins w:id="794" w:author="PR Preview" w:date="2026-01-01T00:00:00Z">
+      <w:ins w:id="807" w:author="PR Preview" w:date="2026-01-01T00:00:00Z">
         <w:r>
           <w:rPr>
             <w:b/>
@@ -22592,17 +22780,17 @@
           <w:t xml:space="preserve">Definition 22 (Min-max scaling)</w:t>
         </w:r>
       </w:ins>
-      <w:ins w:id="795" w:author="PR Preview" w:date="2026-01-01T00:00:00Z">
+      <w:ins w:id="808" w:author="PR Preview" w:date="2026-01-01T00:00:00Z">
         <w:r>
           <w:t xml:space="preserve"> </w:t>
         </w:r>
       </w:ins>
-      <w:ins w:id="796" w:author="PR Preview" w:date="2026-01-01T00:00:00Z">
+      <w:ins w:id="809" w:author="PR Preview" w:date="2026-01-01T00:00:00Z">
         <w:r>
           <w:t xml:space="preserve">Let</w:t>
         </w:r>
       </w:ins>
-      <w:ins w:id="797" w:author="PR Preview" w:date="2026-01-01T00:00:00Z">
+      <w:ins w:id="810" w:author="PR Preview" w:date="2026-01-01T00:00:00Z">
         <w:r>
           <w:t xml:space="preserve"> </w:t>
         </w:r>
@@ -22651,27 +22839,27 @@
           </m:sub>
         </m:sSub>
       </m:oMath>
-      <w:ins w:id="798" w:author="PR Preview" w:date="2026-01-01T00:00:00Z">
+      <w:ins w:id="811" w:author="PR Preview" w:date="2026-01-01T00:00:00Z">
         <w:r>
           <w:t xml:space="preserve"> </w:t>
         </w:r>
       </w:ins>
-      <w:ins w:id="799" w:author="PR Preview" w:date="2026-01-01T00:00:00Z">
+      <w:ins w:id="812" w:author="PR Preview" w:date="2026-01-01T00:00:00Z">
         <w:r>
           <w:t xml:space="preserve">be observations of a variable</w:t>
         </w:r>
       </w:ins>
-      <w:ins w:id="800" w:author="PR Preview" w:date="2026-01-01T00:00:00Z">
+      <w:ins w:id="813" w:author="PR Preview" w:date="2026-01-01T00:00:00Z">
         <w:r>
           <w:t xml:space="preserve"> </w:t>
         </w:r>
       </w:ins>
-      <w:ins w:id="801" w:author="PR Preview" w:date="2026-01-01T00:00:00Z">
+      <w:ins w:id="814" w:author="PR Preview" w:date="2026-01-01T00:00:00Z">
         <w:r>
           <w:t xml:space="preserve">with minimum</w:t>
         </w:r>
       </w:ins>
-      <w:ins w:id="802" w:author="PR Preview" w:date="2026-01-01T00:00:00Z">
+      <w:ins w:id="815" w:author="PR Preview" w:date="2026-01-01T00:00:00Z">
         <w:r>
           <w:t xml:space="preserve"> </w:t>
         </w:r>
@@ -22693,17 +22881,17 @@
           </m:sub>
         </m:sSub>
       </m:oMath>
-      <w:ins w:id="803" w:author="PR Preview" w:date="2026-01-01T00:00:00Z">
+      <w:ins w:id="816" w:author="PR Preview" w:date="2026-01-01T00:00:00Z">
         <w:r>
           <w:t xml:space="preserve"> </w:t>
         </w:r>
       </w:ins>
-      <w:ins w:id="804" w:author="PR Preview" w:date="2026-01-01T00:00:00Z">
+      <w:ins w:id="817" w:author="PR Preview" w:date="2026-01-01T00:00:00Z">
         <w:r>
           <w:t xml:space="preserve">and maximum</w:t>
         </w:r>
       </w:ins>
-      <w:ins w:id="805" w:author="PR Preview" w:date="2026-01-01T00:00:00Z">
+      <w:ins w:id="818" w:author="PR Preview" w:date="2026-01-01T00:00:00Z">
         <w:r>
           <w:t xml:space="preserve"> </w:t>
         </w:r>
@@ -22746,27 +22934,27 @@
           </m:sub>
         </m:sSub>
       </m:oMath>
-      <w:ins w:id="806" w:author="PR Preview" w:date="2026-01-01T00:00:00Z">
+      <w:ins w:id="819" w:author="PR Preview" w:date="2026-01-01T00:00:00Z">
         <w:r>
           <w:t xml:space="preserve">.</w:t>
         </w:r>
       </w:ins>
-      <w:ins w:id="807" w:author="PR Preview" w:date="2026-01-01T00:00:00Z">
+      <w:ins w:id="820" w:author="PR Preview" w:date="2026-01-01T00:00:00Z">
         <w:r>
           <w:t xml:space="preserve"> </w:t>
         </w:r>
       </w:ins>
-      <w:ins w:id="808" w:author="PR Preview" w:date="2026-01-01T00:00:00Z">
+      <w:ins w:id="821" w:author="PR Preview" w:date="2026-01-01T00:00:00Z">
         <w:r>
           <w:t xml:space="preserve">The</w:t>
         </w:r>
       </w:ins>
-      <w:ins w:id="809" w:author="PR Preview" w:date="2026-01-01T00:00:00Z">
+      <w:ins w:id="822" w:author="PR Preview" w:date="2026-01-01T00:00:00Z">
         <w:r>
           <w:t xml:space="preserve"> </w:t>
         </w:r>
       </w:ins>
-      <w:ins w:id="810" w:author="PR Preview" w:date="2026-01-01T00:00:00Z">
+      <w:ins w:id="823" w:author="PR Preview" w:date="2026-01-01T00:00:00Z">
         <w:r>
           <w:rPr>
             <w:b/>
@@ -22775,17 +22963,17 @@
           <w:t xml:space="preserve">min-max scaled value</w:t>
         </w:r>
       </w:ins>
-      <w:ins w:id="811" w:author="PR Preview" w:date="2026-01-01T00:00:00Z">
+      <w:ins w:id="824" w:author="PR Preview" w:date="2026-01-01T00:00:00Z">
         <w:r>
           <w:t xml:space="preserve"> </w:t>
         </w:r>
       </w:ins>
-      <w:ins w:id="812" w:author="PR Preview" w:date="2026-01-01T00:00:00Z">
+      <w:ins w:id="825" w:author="PR Preview" w:date="2026-01-01T00:00:00Z">
         <w:r>
           <w:t xml:space="preserve">of</w:t>
         </w:r>
       </w:ins>
-      <w:ins w:id="813" w:author="PR Preview" w:date="2026-01-01T00:00:00Z">
+      <w:ins w:id="826" w:author="PR Preview" w:date="2026-01-01T00:00:00Z">
         <w:r>
           <w:t xml:space="preserve"> </w:t>
         </w:r>
@@ -22804,12 +22992,12 @@
           </m:sub>
         </m:sSub>
       </m:oMath>
-      <w:ins w:id="814" w:author="PR Preview" w:date="2026-01-01T00:00:00Z">
+      <w:ins w:id="827" w:author="PR Preview" w:date="2026-01-01T00:00:00Z">
         <w:r>
           <w:t xml:space="preserve"> </w:t>
         </w:r>
       </w:ins>
-      <w:ins w:id="815" w:author="PR Preview" w:date="2026-01-01T00:00:00Z">
+      <w:ins w:id="828" w:author="PR Preview" w:date="2026-01-01T00:00:00Z">
         <w:r>
           <w:t xml:space="preserve">is</w:t>
         </w:r>
@@ -23240,7 +23428,7 @@
       <w:pPr>
         <w:pStyle w:val="BodyText"/>
       </w:pPr>
-      <w:del w:id="816" w:author="PR Preview" w:date="2026-01-01T00:00:00Z">
+      <w:del w:id="829" w:author="PR Preview" w:date="2026-01-01T00:00:00Z">
         <w:r>
           <w:rPr>
             <w:b/>
@@ -23249,12 +23437,12 @@
           <w:delText xml:space="preserve">Example 9 (Min-max scaling of cholesterol in the WCGS)</w:delText>
         </w:r>
       </w:del>
-      <w:del w:id="817" w:author="PR Preview" w:date="2026-01-01T00:00:00Z">
+      <w:del w:id="830" w:author="PR Preview" w:date="2026-01-01T00:00:00Z">
         <w:r>
           <w:delText xml:space="preserve"> </w:delText>
         </w:r>
       </w:del>
-      <w:del w:id="818" w:author="PR Preview" w:date="2026-01-01T00:00:00Z">
+      <w:del w:id="831" w:author="PR Preview" w:date="2026-01-01T00:00:00Z">
         <w:r>
           <w:delText xml:space="preserve"> </w:delText>
         </w:r>
@@ -23264,7 +23452,7 @@
       <w:pPr>
         <w:pStyle w:val="BodyText"/>
       </w:pPr>
-      <w:ins w:id="819" w:author="PR Preview" w:date="2026-01-01T00:00:00Z">
+      <w:ins w:id="832" w:author="PR Preview" w:date="2026-01-01T00:00:00Z">
         <w:r>
           <w:rPr>
             <w:b/>
@@ -23273,12 +23461,12 @@
           <w:t xml:space="preserve">Example 10 (Min-max scaling of cholesterol in the WCGS)</w:t>
         </w:r>
       </w:ins>
-      <w:ins w:id="820" w:author="PR Preview" w:date="2026-01-01T00:00:00Z">
+      <w:ins w:id="833" w:author="PR Preview" w:date="2026-01-01T00:00:00Z">
         <w:r>
           <w:t xml:space="preserve"> </w:t>
         </w:r>
       </w:ins>
-      <w:ins w:id="821" w:author="PR Preview" w:date="2026-01-01T00:00:00Z">
+      <w:ins w:id="834" w:author="PR Preview" w:date="2026-01-01T00:00:00Z">
         <w:r>
           <w:t xml:space="preserve"> </w:t>
         </w:r>

--- a/pr-preview/pr-111/exploratory-descriptive-handout-tracked-changes.docx
+++ b/pr-preview/pr-111/exploratory-descriptive-handout-tracked-changes.docx
@@ -16,7 +16,7 @@
       </w:pPr>
       <w:del w:id="1" w:author="PR Preview" w:date="2026-01-01T00:00:00Z">
         <w:r>
-          <w:delText xml:space="preserve">Last modified: 2026-10-11 00:38:03 (PDT)</w:delText>
+          <w:delText xml:space="preserve">Last modified: 2026-10-12 20:15:07 (PDT)</w:delText>
         </w:r>
       </w:del>
     </w:p>
@@ -26,7 +26,7 @@
       </w:pPr>
       <w:ins w:id="2" w:author="PR Preview" w:date="2026-01-01T00:00:00Z">
         <w:r>
-          <w:t xml:space="preserve">Last modified: 2026-10-12 17:29:49 (PDT)</w:t>
+          <w:t xml:space="preserve">Last modified: 2026-10-12 20:15:17 (PDT)</w:t>
         </w:r>
       </w:ins>
     </w:p>
